--- a/Strategies/Report_Strategy_1_MM_Hysteresis.docx
+++ b/Strategies/Report_Strategy_1_MM_Hysteresis.docx
@@ -5057,7 +5057,6 @@
         <w:rPr>
           <w:lang w:val="en-US"/>
         </w:rPr>
-        <w:lastRenderedPageBreak/>
         <w:t>Python returns</w:t>
       </w:r>
     </w:p>
@@ -5155,6 +5154,7 @@
           <w:noProof/>
           <w:lang w:val="en-US"/>
         </w:rPr>
+        <w:lastRenderedPageBreak/>
         <w:drawing>
           <wp:inline distT="0" distB="0" distL="0" distR="0" wp14:anchorId="6C4F0518" wp14:editId="21D5A736">
             <wp:extent cx="5731510" cy="3364230"/>
@@ -5572,7 +5572,6 @@
           <w:noProof/>
           <w:lang w:val="en-US"/>
         </w:rPr>
-        <w:lastRenderedPageBreak/>
         <w:drawing>
           <wp:inline distT="0" distB="0" distL="0" distR="0" wp14:anchorId="6E82D886" wp14:editId="408C9CCD">
             <wp:extent cx="5731510" cy="2665730"/>
@@ -5749,8 +5748,65 @@
         <w:rPr>
           <w:lang w:val="en-US"/>
         </w:rPr>
+        <w:lastRenderedPageBreak/>
         <w:t>Conclusions</w:t>
       </w:r>
+    </w:p>
+    <w:p>
+      <w:pPr>
+        <w:rPr>
+          <w:lang w:val="en-US"/>
+        </w:rPr>
+      </w:pPr>
+      <w:r>
+        <w:rPr>
+          <w:noProof/>
+          <w:lang w:val="en-US"/>
+        </w:rPr>
+        <w:drawing>
+          <wp:inline distT="0" distB="0" distL="0" distR="0" wp14:anchorId="03EE1EAF" wp14:editId="52349DD9">
+            <wp:extent cx="4398818" cy="3299357"/>
+            <wp:effectExtent l="0" t="0" r="1905" b="0"/>
+            <wp:docPr id="28" name="Image 28"/>
+            <wp:cNvGraphicFramePr>
+              <a:graphicFrameLocks xmlns:a="http://schemas.openxmlformats.org/drawingml/2006/main" noChangeAspect="1"/>
+            </wp:cNvGraphicFramePr>
+            <a:graphic xmlns:a="http://schemas.openxmlformats.org/drawingml/2006/main">
+              <a:graphicData uri="http://schemas.openxmlformats.org/drawingml/2006/picture">
+                <pic:pic xmlns:pic="http://schemas.openxmlformats.org/drawingml/2006/picture">
+                  <pic:nvPicPr>
+                    <pic:cNvPr id="28" name="All_returns.png"/>
+                    <pic:cNvPicPr/>
+                  </pic:nvPicPr>
+                  <pic:blipFill>
+                    <a:blip r:embed="rId31">
+                      <a:extLst>
+                        <a:ext uri="{28A0092B-C50C-407E-A947-70E740481C1C}">
+                          <a14:useLocalDpi xmlns:a14="http://schemas.microsoft.com/office/drawing/2010/main" val="0"/>
+                        </a:ext>
+                      </a:extLst>
+                    </a:blip>
+                    <a:stretch>
+                      <a:fillRect/>
+                    </a:stretch>
+                  </pic:blipFill>
+                  <pic:spPr>
+                    <a:xfrm>
+                      <a:off x="0" y="0"/>
+                      <a:ext cx="4403865" cy="3303143"/>
+                    </a:xfrm>
+                    <a:prstGeom prst="rect">
+                      <a:avLst/>
+                    </a:prstGeom>
+                  </pic:spPr>
+                </pic:pic>
+              </a:graphicData>
+            </a:graphic>
+          </wp:inline>
+        </w:drawing>
+      </w:r>
+      <w:bookmarkStart w:id="0" w:name="_GoBack"/>
+      <w:bookmarkEnd w:id="0"/>
     </w:p>
     <w:p>
       <w:pPr>
@@ -5878,8 +5934,6 @@
           <w:lang w:val="en-US"/>
         </w:rPr>
       </w:pPr>
-      <w:bookmarkStart w:id="0" w:name="_GoBack"/>
-      <w:bookmarkEnd w:id="0"/>
     </w:p>
     <w:p>
       <w:pPr>
@@ -5911,7 +5965,7 @@
         </w:rPr>
         <w:t>Because an exponential moving average (EMA) uses an exponentially weighted multiplier to give more weight to recent prices, some believe it is a better indicator of a </w:t>
       </w:r>
-      <w:hyperlink r:id="rId31" w:history="1">
+      <w:hyperlink r:id="rId32" w:history="1">
         <w:r>
           <w:rPr>
             <w:lang w:val="en-US"/>
@@ -5925,7 +5979,7 @@
         </w:rPr>
         <w:t> compared to a WMA or SMA. Some believe that the EMA is more responsive to changes in </w:t>
       </w:r>
-      <w:hyperlink r:id="rId32" w:history="1">
+      <w:hyperlink r:id="rId33" w:history="1">
         <w:r>
           <w:rPr>
             <w:lang w:val="en-US"/>
@@ -5939,7 +5993,7 @@
         </w:rPr>
         <w:t>. On the other hand, the more basic smoothing provided by the SMA may render it more effective for finding simple support and resistance areas on a chart. In general, moving averages smooth price data that can otherwise be visually </w:t>
       </w:r>
-      <w:hyperlink r:id="rId33" w:history="1">
+      <w:hyperlink r:id="rId34" w:history="1">
         <w:r>
           <w:rPr>
             <w:lang w:val="en-US"/>
@@ -5989,7 +6043,6 @@
         <w:rPr>
           <w:lang w:val="en-US"/>
         </w:rPr>
-        <w:lastRenderedPageBreak/>
         <w:t>Implementation</w:t>
       </w:r>
     </w:p>
@@ -6191,6 +6244,7 @@
         <w:rPr>
           <w:lang w:val="en-US"/>
         </w:rPr>
+        <w:lastRenderedPageBreak/>
         <w:t>Close Long</w:t>
       </w:r>
     </w:p>
@@ -7326,6 +7380,7 @@
           <w:rFonts w:ascii="Arial" w:hAnsi="Arial" w:cs="Arial"/>
           <w:lang w:val="en-US"/>
         </w:rPr>
+        <w:lastRenderedPageBreak/>
         <w:t>Conclusions</w:t>
       </w:r>
     </w:p>
@@ -9599,7 +9654,7 @@
 </file>
 
 <file path=customXml/itemProps1.xml><?xml version="1.0" encoding="utf-8"?>
-<ds:datastoreItem xmlns:ds="http://schemas.openxmlformats.org/officeDocument/2006/customXml" ds:itemID="{7032BC85-F45B-4AED-BA8C-E0E6E10CEEDD}">
+<ds:datastoreItem xmlns:ds="http://schemas.openxmlformats.org/officeDocument/2006/customXml" ds:itemID="{6615E79E-729C-4FB5-A758-3891DFBCA392}">
   <ds:schemaRefs>
     <ds:schemaRef ds:uri="http://schemas.openxmlformats.org/officeDocument/2006/bibliography"/>
   </ds:schemaRefs>

--- a/Strategies/Report_Strategy_1_MM_Hysteresis.docx
+++ b/Strategies/Report_Strategy_1_MM_Hysteresis.docx
@@ -196,6 +196,7 @@
         </w:rPr>
         <w:t xml:space="preserve">o </w:t>
       </w:r>
+      <w:proofErr w:type="spellStart"/>
       <w:r>
         <w:rPr>
           <w:rFonts w:ascii="Arial" w:hAnsi="Arial" w:cs="Arial"/>
@@ -206,6 +207,7 @@
         </w:rPr>
         <w:t>whispays</w:t>
       </w:r>
+      <w:proofErr w:type="spellEnd"/>
       <w:r>
         <w:rPr>
           <w:rFonts w:ascii="Arial" w:hAnsi="Arial" w:cs="Arial"/>
@@ -249,7 +251,27 @@
           <w:szCs w:val="18"/>
           <w:lang w:val="en-US"/>
         </w:rPr>
-        <w:t xml:space="preserve"> at reducing whispays. The reasoning is the following : </w:t>
+        <w:t xml:space="preserve"> at reducing </w:t>
+      </w:r>
+      <w:proofErr w:type="spellStart"/>
+      <w:r>
+        <w:rPr>
+          <w:rFonts w:ascii="Arial" w:hAnsi="Arial" w:cs="Arial"/>
+          <w:sz w:val="18"/>
+          <w:szCs w:val="18"/>
+          <w:lang w:val="en-US"/>
+        </w:rPr>
+        <w:t>whispays</w:t>
+      </w:r>
+      <w:proofErr w:type="spellEnd"/>
+      <w:r>
+        <w:rPr>
+          <w:rFonts w:ascii="Arial" w:hAnsi="Arial" w:cs="Arial"/>
+          <w:sz w:val="18"/>
+          <w:szCs w:val="18"/>
+          <w:lang w:val="en-US"/>
+        </w:rPr>
+        <w:t xml:space="preserve">. The reasoning is the following : </w:t>
       </w:r>
     </w:p>
     <w:p>
@@ -266,6 +288,7 @@
           <w:lang w:val="en-US"/>
         </w:rPr>
       </w:pPr>
+      <w:proofErr w:type="spellStart"/>
       <w:r>
         <w:rPr>
           <w:rFonts w:ascii="Arial" w:hAnsi="Arial" w:cs="Arial"/>
@@ -273,7 +296,17 @@
           <w:szCs w:val="18"/>
           <w:lang w:val="en-US"/>
         </w:rPr>
-        <w:t>Whispay are indicative of not really strong trend, easily reversible leading to fast signal</w:t>
+        <w:t>Whispay</w:t>
+      </w:r>
+      <w:proofErr w:type="spellEnd"/>
+      <w:r>
+        <w:rPr>
+          <w:rFonts w:ascii="Arial" w:hAnsi="Arial" w:cs="Arial"/>
+          <w:sz w:val="18"/>
+          <w:szCs w:val="18"/>
+          <w:lang w:val="en-US"/>
+        </w:rPr>
+        <w:t xml:space="preserve"> are indicative of not really strong trend, easily reversible leading to fast signal</w:t>
       </w:r>
     </w:p>
     <w:p>
@@ -1103,6 +1136,7 @@
               </w:rPr>
               <w:t>Hysteresis</w:t>
             </w:r>
+            <w:proofErr w:type="spellStart"/>
             <w:r>
               <w:rPr>
                 <w:rFonts w:ascii="Arial" w:hAnsi="Arial" w:cs="Arial"/>
@@ -1113,6 +1147,7 @@
               </w:rPr>
               <w:t>MaxBackWardUse</w:t>
             </w:r>
+            <w:proofErr w:type="spellEnd"/>
           </w:p>
         </w:tc>
         <w:tc>
@@ -1357,6 +1392,30 @@
     </w:p>
     <w:p>
       <w:pPr>
+        <w:pStyle w:val="Paragraphedeliste"/>
+        <w:numPr>
+          <w:ilvl w:val="0"/>
+          <w:numId w:val="7"/>
+        </w:numPr>
+        <w:rPr>
+          <w:rFonts w:ascii="Arial" w:hAnsi="Arial" w:cs="Arial"/>
+          <w:sz w:val="18"/>
+          <w:szCs w:val="18"/>
+          <w:lang w:val="en-US"/>
+        </w:rPr>
+      </w:pPr>
+      <w:r>
+        <w:rPr>
+          <w:rFonts w:ascii="Arial" w:hAnsi="Arial" w:cs="Arial"/>
+          <w:sz w:val="18"/>
+          <w:szCs w:val="18"/>
+          <w:lang w:val="en-US"/>
+        </w:rPr>
+        <w:t>EURUSD;GBPUSD;AUDUSD;AUDJPY;GBPAUD;GBPJPY</w:t>
+      </w:r>
+    </w:p>
+    <w:p>
+      <w:pPr>
         <w:pStyle w:val="Titre1"/>
         <w:numPr>
           <w:ilvl w:val="0"/>
@@ -1419,6 +1478,7 @@
         </w:rPr>
         <w:t xml:space="preserve">as </w:t>
       </w:r>
+      <w:proofErr w:type="spellStart"/>
       <m:oMath>
         <m:r>
           <m:rPr>
@@ -1428,7 +1488,18 @@
             <w:rFonts w:ascii="Arial" w:hAnsi="Arial" w:cs="Arial"/>
             <w:lang w:val="en-US"/>
           </w:rPr>
-          <m:t>Hyst(t)</m:t>
+          <m:t>Hyst</m:t>
+        </m:r>
+        <w:proofErr w:type="spellEnd"/>
+        <m:r>
+          <m:rPr>
+            <m:nor/>
+          </m:rPr>
+          <w:rPr>
+            <w:rFonts w:ascii="Arial" w:hAnsi="Arial" w:cs="Arial"/>
+            <w:lang w:val="en-US"/>
+          </w:rPr>
+          <m:t>(t)</m:t>
         </m:r>
         <m:r>
           <w:rPr>
@@ -1643,6 +1714,7 @@
         </w:rPr>
         <w:t>Hysteresis</w:t>
       </w:r>
+      <w:proofErr w:type="spellStart"/>
       <w:r>
         <w:rPr>
           <w:rFonts w:ascii="Arial" w:hAnsi="Arial" w:cs="Arial"/>
@@ -1655,6 +1727,7 @@
         </w:rPr>
         <w:t>MaxBackWardUse</w:t>
       </w:r>
+      <w:proofErr w:type="spellEnd"/>
       <w:r>
         <w:rPr>
           <w:rFonts w:ascii="Arial" w:hAnsi="Arial" w:cs="Arial"/>
@@ -2454,8 +2527,16 @@
         <w:rPr>
           <w:lang w:val="en-US"/>
         </w:rPr>
-        <w:t xml:space="preserve"> Misc</w:t>
-      </w:r>
+        <w:t xml:space="preserve"> </w:t>
+      </w:r>
+      <w:proofErr w:type="spellStart"/>
+      <w:r>
+        <w:rPr>
+          <w:lang w:val="en-US"/>
+        </w:rPr>
+        <w:t>Misc</w:t>
+      </w:r>
+      <w:proofErr w:type="spellEnd"/>
     </w:p>
     <w:p>
       <w:pPr>
@@ -2819,7 +2900,23 @@
           <w:rFonts w:ascii="Arial" w:hAnsi="Arial" w:cs="Arial"/>
           <w:lang w:val="en-US"/>
         </w:rPr>
-        <w:t>Leaving too early due to prie compression</w:t>
+        <w:t xml:space="preserve">Leaving too early due to </w:t>
+      </w:r>
+      <w:proofErr w:type="spellStart"/>
+      <w:r>
+        <w:rPr>
+          <w:rFonts w:ascii="Arial" w:hAnsi="Arial" w:cs="Arial"/>
+          <w:lang w:val="en-US"/>
+        </w:rPr>
+        <w:t>prie</w:t>
+      </w:r>
+      <w:proofErr w:type="spellEnd"/>
+      <w:r>
+        <w:rPr>
+          <w:rFonts w:ascii="Arial" w:hAnsi="Arial" w:cs="Arial"/>
+          <w:lang w:val="en-US"/>
+        </w:rPr>
+        <w:t xml:space="preserve"> compression</w:t>
       </w:r>
     </w:p>
     <w:p>
@@ -3948,7 +4045,29 @@
                 <w:szCs w:val="16"/>
                 <w:lang w:val="en-US"/>
               </w:rPr>
-              <w:t>Correlation (Profits,MFE):</w:t>
+              <w:t>Correlation (</w:t>
+            </w:r>
+            <w:proofErr w:type="spellStart"/>
+            <w:r>
+              <w:rPr>
+                <w:rFonts w:ascii="Arial" w:eastAsia="Times New Roman" w:hAnsi="Arial" w:cs="Arial"/>
+                <w:color w:val="000000"/>
+                <w:sz w:val="16"/>
+                <w:szCs w:val="16"/>
+                <w:lang w:val="en-US"/>
+              </w:rPr>
+              <w:t>Profits,MFE</w:t>
+            </w:r>
+            <w:proofErr w:type="spellEnd"/>
+            <w:r>
+              <w:rPr>
+                <w:rFonts w:ascii="Arial" w:eastAsia="Times New Roman" w:hAnsi="Arial" w:cs="Arial"/>
+                <w:color w:val="000000"/>
+                <w:sz w:val="16"/>
+                <w:szCs w:val="16"/>
+                <w:lang w:val="en-US"/>
+              </w:rPr>
+              <w:t>):</w:t>
             </w:r>
           </w:p>
         </w:tc>
@@ -4011,7 +4130,29 @@
                 <w:szCs w:val="16"/>
                 <w:lang w:val="en-US"/>
               </w:rPr>
-              <w:t>Correlation (Profits,MAE):</w:t>
+              <w:t>Correlation (</w:t>
+            </w:r>
+            <w:proofErr w:type="spellStart"/>
+            <w:r>
+              <w:rPr>
+                <w:rFonts w:ascii="Arial" w:eastAsia="Times New Roman" w:hAnsi="Arial" w:cs="Arial"/>
+                <w:color w:val="000000"/>
+                <w:sz w:val="16"/>
+                <w:szCs w:val="16"/>
+                <w:lang w:val="en-US"/>
+              </w:rPr>
+              <w:t>Profits,MAE</w:t>
+            </w:r>
+            <w:proofErr w:type="spellEnd"/>
+            <w:r>
+              <w:rPr>
+                <w:rFonts w:ascii="Arial" w:eastAsia="Times New Roman" w:hAnsi="Arial" w:cs="Arial"/>
+                <w:color w:val="000000"/>
+                <w:sz w:val="16"/>
+                <w:szCs w:val="16"/>
+                <w:lang w:val="en-US"/>
+              </w:rPr>
+              <w:t>):</w:t>
             </w:r>
           </w:p>
         </w:tc>
@@ -5080,7 +5221,29 @@
                 <w:szCs w:val="16"/>
                 <w:lang w:val="en-US"/>
               </w:rPr>
-              <w:t>Correlation (Profits,MFE):</w:t>
+              <w:t>Correlation (</w:t>
+            </w:r>
+            <w:proofErr w:type="spellStart"/>
+            <w:r>
+              <w:rPr>
+                <w:rFonts w:ascii="Arial" w:eastAsia="Times New Roman" w:hAnsi="Arial" w:cs="Arial"/>
+                <w:color w:val="000000"/>
+                <w:sz w:val="16"/>
+                <w:szCs w:val="16"/>
+                <w:lang w:val="en-US"/>
+              </w:rPr>
+              <w:t>Profits,MFE</w:t>
+            </w:r>
+            <w:proofErr w:type="spellEnd"/>
+            <w:r>
+              <w:rPr>
+                <w:rFonts w:ascii="Arial" w:eastAsia="Times New Roman" w:hAnsi="Arial" w:cs="Arial"/>
+                <w:color w:val="000000"/>
+                <w:sz w:val="16"/>
+                <w:szCs w:val="16"/>
+                <w:lang w:val="en-US"/>
+              </w:rPr>
+              <w:t>):</w:t>
             </w:r>
           </w:p>
         </w:tc>
@@ -5144,7 +5307,29 @@
                 <w:szCs w:val="16"/>
                 <w:lang w:val="en-US"/>
               </w:rPr>
-              <w:t>Correlation (Profits,MAE):</w:t>
+              <w:t>Correlation (</w:t>
+            </w:r>
+            <w:proofErr w:type="spellStart"/>
+            <w:r>
+              <w:rPr>
+                <w:rFonts w:ascii="Arial" w:eastAsia="Times New Roman" w:hAnsi="Arial" w:cs="Arial"/>
+                <w:color w:val="000000"/>
+                <w:sz w:val="16"/>
+                <w:szCs w:val="16"/>
+                <w:lang w:val="en-US"/>
+              </w:rPr>
+              <w:t>Profits,MAE</w:t>
+            </w:r>
+            <w:proofErr w:type="spellEnd"/>
+            <w:r>
+              <w:rPr>
+                <w:rFonts w:ascii="Arial" w:eastAsia="Times New Roman" w:hAnsi="Arial" w:cs="Arial"/>
+                <w:color w:val="000000"/>
+                <w:sz w:val="16"/>
+                <w:szCs w:val="16"/>
+                <w:lang w:val="en-US"/>
+              </w:rPr>
+              <w:t>):</w:t>
             </w:r>
           </w:p>
         </w:tc>
@@ -6593,7 +6778,23 @@
           <w:rFonts w:ascii="Arial" w:hAnsi="Arial" w:cs="Arial"/>
           <w:lang w:val="en-US"/>
         </w:rPr>
-        <w:t>Catches trendes and can stay up on it</w:t>
+        <w:t xml:space="preserve">Catches </w:t>
+      </w:r>
+      <w:proofErr w:type="spellStart"/>
+      <w:r>
+        <w:rPr>
+          <w:rFonts w:ascii="Arial" w:hAnsi="Arial" w:cs="Arial"/>
+          <w:lang w:val="en-US"/>
+        </w:rPr>
+        <w:t>trendes</w:t>
+      </w:r>
+      <w:proofErr w:type="spellEnd"/>
+      <w:r>
+        <w:rPr>
+          <w:rFonts w:ascii="Arial" w:hAnsi="Arial" w:cs="Arial"/>
+          <w:lang w:val="en-US"/>
+        </w:rPr>
+        <w:t xml:space="preserve"> and can stay up on it</w:t>
       </w:r>
     </w:p>
     <w:p>
@@ -6613,7 +6814,23 @@
           <w:rFonts w:ascii="Arial" w:hAnsi="Arial" w:cs="Arial"/>
           <w:lang w:val="en-US"/>
         </w:rPr>
-        <w:t>Not enough big trendes in H1, too many range periods</w:t>
+        <w:t xml:space="preserve">Not enough big </w:t>
+      </w:r>
+      <w:proofErr w:type="spellStart"/>
+      <w:r>
+        <w:rPr>
+          <w:rFonts w:ascii="Arial" w:hAnsi="Arial" w:cs="Arial"/>
+          <w:lang w:val="en-US"/>
+        </w:rPr>
+        <w:t>trendes</w:t>
+      </w:r>
+      <w:proofErr w:type="spellEnd"/>
+      <w:r>
+        <w:rPr>
+          <w:rFonts w:ascii="Arial" w:hAnsi="Arial" w:cs="Arial"/>
+          <w:lang w:val="en-US"/>
+        </w:rPr>
+        <w:t xml:space="preserve"> in H1, too many range periods</w:t>
       </w:r>
     </w:p>
     <w:p>
@@ -6653,7 +6870,23 @@
           <w:rFonts w:ascii="Arial" w:hAnsi="Arial" w:cs="Arial"/>
           <w:lang w:val="en-US"/>
         </w:rPr>
-        <w:t>Usable for high period (D1 ,etc)</w:t>
+        <w:t>Usable for high period (D1 ,</w:t>
+      </w:r>
+      <w:proofErr w:type="spellStart"/>
+      <w:r>
+        <w:rPr>
+          <w:rFonts w:ascii="Arial" w:hAnsi="Arial" w:cs="Arial"/>
+          <w:lang w:val="en-US"/>
+        </w:rPr>
+        <w:t>etc</w:t>
+      </w:r>
+      <w:proofErr w:type="spellEnd"/>
+      <w:r>
+        <w:rPr>
+          <w:rFonts w:ascii="Arial" w:hAnsi="Arial" w:cs="Arial"/>
+          <w:lang w:val="en-US"/>
+        </w:rPr>
+        <w:t>)</w:t>
       </w:r>
     </w:p>
     <w:p>
@@ -7055,7 +7288,27 @@
           <w:szCs w:val="28"/>
           <w:lang w:val="en-US"/>
         </w:rPr>
-        <w:t>30 procent reject with previous year</w:t>
+        <w:t xml:space="preserve">30 </w:t>
+      </w:r>
+      <w:proofErr w:type="spellStart"/>
+      <w:r>
+        <w:rPr>
+          <w:rFonts w:ascii="Arial" w:hAnsi="Arial" w:cs="Arial"/>
+          <w:sz w:val="28"/>
+          <w:szCs w:val="28"/>
+          <w:lang w:val="en-US"/>
+        </w:rPr>
+        <w:t>procent</w:t>
+      </w:r>
+      <w:proofErr w:type="spellEnd"/>
+      <w:r>
+        <w:rPr>
+          <w:rFonts w:ascii="Arial" w:hAnsi="Arial" w:cs="Arial"/>
+          <w:sz w:val="28"/>
+          <w:szCs w:val="28"/>
+          <w:lang w:val="en-US"/>
+        </w:rPr>
+        <w:t xml:space="preserve"> reject with previous year</w:t>
       </w:r>
     </w:p>
     <w:p>
@@ -7105,8 +7358,30 @@
         <w:rPr>
           <w:lang w:val="en-US"/>
         </w:rPr>
-        <w:t>n the previous section, we saw dynamic hysteresis (i.e based on the maximum of MA differences) is often not enough to avoid whispays</w:t>
-      </w:r>
+        <w:t>n the previous section, we saw dynamic hysteresis (</w:t>
+      </w:r>
+      <w:proofErr w:type="spellStart"/>
+      <w:r>
+        <w:rPr>
+          <w:lang w:val="en-US"/>
+        </w:rPr>
+        <w:t>i.e</w:t>
+      </w:r>
+      <w:proofErr w:type="spellEnd"/>
+      <w:r>
+        <w:rPr>
+          <w:lang w:val="en-US"/>
+        </w:rPr>
+        <w:t xml:space="preserve"> based on the maximum of MA differences) is often not enough to avoid </w:t>
+      </w:r>
+      <w:proofErr w:type="spellStart"/>
+      <w:r>
+        <w:rPr>
+          <w:lang w:val="en-US"/>
+        </w:rPr>
+        <w:t>whispays</w:t>
+      </w:r>
+      <w:proofErr w:type="spellEnd"/>
     </w:p>
     <w:p>
       <w:pPr>
@@ -7277,6 +7552,7 @@
           <w:lang w:val="en-US"/>
         </w:rPr>
       </w:pPr>
+      <w:proofErr w:type="spellStart"/>
       <m:oMath>
         <m:r>
           <m:rPr>
@@ -7286,7 +7562,18 @@
             <w:rFonts w:ascii="Arial" w:hAnsi="Arial" w:cs="Arial"/>
             <w:lang w:val="en-US"/>
           </w:rPr>
-          <m:t>Hyst(t)</m:t>
+          <m:t>Hyst</m:t>
+        </m:r>
+        <w:proofErr w:type="spellEnd"/>
+        <m:r>
+          <m:rPr>
+            <m:nor/>
+          </m:rPr>
+          <w:rPr>
+            <w:rFonts w:ascii="Arial" w:hAnsi="Arial" w:cs="Arial"/>
+            <w:lang w:val="en-US"/>
+          </w:rPr>
+          <m:t>(t)</m:t>
         </m:r>
         <m:r>
           <w:rPr>
@@ -7340,49 +7627,7 @@
                     <w:rFonts w:ascii="Cambria Math" w:hAnsi="Cambria Math" w:cs="Arial"/>
                     <w:lang w:val="en-US"/>
                   </w:rPr>
-                  <m:t>i</m:t>
-                </m:r>
-                <m:r>
-                  <w:rPr>
-                    <w:rFonts w:ascii="Cambria Math" w:hAnsi="Cambria Math" w:cs="Arial"/>
-                    <w:lang w:val="en-US"/>
-                  </w:rPr>
-                  <m:t>=</m:t>
-                </m:r>
-                <m:r>
-                  <w:rPr>
-                    <w:rFonts w:ascii="Cambria Math" w:hAnsi="Cambria Math" w:cs="Arial"/>
-                    <w:lang w:val="en-US"/>
-                  </w:rPr>
-                  <m:t>t</m:t>
-                </m:r>
-                <m:r>
-                  <w:rPr>
-                    <w:rFonts w:ascii="Cambria Math" w:hAnsi="Cambria Math" w:cs="Arial"/>
-                    <w:lang w:val="en-US"/>
-                  </w:rPr>
-                  <m:t>-1,…,</m:t>
-                </m:r>
-                <m:r>
-                  <w:rPr>
-                    <w:rFonts w:ascii="Cambria Math" w:hAnsi="Cambria Math" w:cs="Arial"/>
-                    <w:lang w:val="en-US"/>
-                  </w:rPr>
-                  <m:t>t</m:t>
-                </m:r>
-                <m:r>
-                  <w:rPr>
-                    <w:rFonts w:ascii="Cambria Math" w:hAnsi="Cambria Math" w:cs="Arial"/>
-                    <w:lang w:val="en-US"/>
-                  </w:rPr>
-                  <m:t>-</m:t>
-                </m:r>
-                <m:r>
-                  <w:rPr>
-                    <w:rFonts w:ascii="Cambria Math" w:hAnsi="Cambria Math" w:cs="Arial"/>
-                    <w:lang w:val="en-US"/>
-                  </w:rPr>
-                  <m:t>N</m:t>
+                  <m:t>i=t-1,…,t-N</m:t>
                 </m:r>
                 <m:ctrlPr>
                   <w:rPr>
@@ -7442,28 +7687,7 @@
                 <w:rFonts w:ascii="Cambria Math" w:hAnsi="Cambria Math" w:cs="Arial"/>
                 <w:lang w:val="en-US"/>
               </w:rPr>
-              <m:t>(</m:t>
-            </m:r>
-            <m:r>
-              <w:rPr>
-                <w:rFonts w:ascii="Cambria Math" w:hAnsi="Cambria Math" w:cs="Arial"/>
-                <w:lang w:val="en-US"/>
-              </w:rPr>
-              <m:t>i</m:t>
-            </m:r>
-            <m:r>
-              <w:rPr>
-                <w:rFonts w:ascii="Cambria Math" w:hAnsi="Cambria Math" w:cs="Arial"/>
-                <w:lang w:val="en-US"/>
-              </w:rPr>
-              <m:t>)-</m:t>
-            </m:r>
-            <m:r>
-              <w:rPr>
-                <w:rFonts w:ascii="Cambria Math" w:hAnsi="Cambria Math" w:cs="Arial"/>
-                <w:lang w:val="en-US"/>
-              </w:rPr>
-              <m:t>M</m:t>
+              <m:t>(i)-M</m:t>
             </m:r>
             <m:sSub>
               <m:sSubPr>
@@ -7778,7 +8002,27 @@
         <w:rPr>
           <w:lang w:val="en-US"/>
         </w:rPr>
-        <w:t>30 procent reject with previous year</w:t>
+        <w:t>6</w:t>
+      </w:r>
+      <w:r>
+        <w:rPr>
+          <w:lang w:val="en-US"/>
+        </w:rPr>
+        <w:t xml:space="preserve">0 </w:t>
+      </w:r>
+      <w:proofErr w:type="spellStart"/>
+      <w:r>
+        <w:rPr>
+          <w:lang w:val="en-US"/>
+        </w:rPr>
+        <w:t>procent</w:t>
+      </w:r>
+      <w:proofErr w:type="spellEnd"/>
+      <w:r>
+        <w:rPr>
+          <w:lang w:val="en-US"/>
+        </w:rPr>
+        <w:t xml:space="preserve"> reject with previous year</w:t>
       </w:r>
     </w:p>
     <w:p>
@@ -8160,6 +8404,7 @@
           <w:szCs w:val="22"/>
           <w:lang w:val="en-US"/>
         </w:rPr>
+        <w:lastRenderedPageBreak/>
         <w:t>Python SL/TP Histogram</w:t>
       </w:r>
     </w:p>
@@ -8382,7 +8627,6 @@
           <w:rFonts w:ascii="Arial" w:hAnsi="Arial" w:cs="Arial"/>
           <w:lang w:val="en-US"/>
         </w:rPr>
-        <w:lastRenderedPageBreak/>
         <w:t>W1</w:t>
       </w:r>
     </w:p>
@@ -8543,6 +8787,16 @@
     </w:p>
     <w:p>
       <w:pPr>
+        <w:pStyle w:val="Titre4"/>
+        <w:ind w:left="1440"/>
+        <w:rPr>
+          <w:rFonts w:ascii="Arial" w:hAnsi="Arial" w:cs="Arial"/>
+          <w:lang w:val="en-US"/>
+        </w:rPr>
+      </w:pPr>
+    </w:p>
+    <w:p>
+      <w:pPr>
         <w:pStyle w:val="Titre3"/>
         <w:numPr>
           <w:ilvl w:val="2"/>
@@ -8556,19 +8810,27 @@
         <w:rPr>
           <w:lang w:val="en-US"/>
         </w:rPr>
-        <w:t xml:space="preserve">30 procent reject with </w:t>
-      </w:r>
-      <w:r>
-        <w:rPr>
-          <w:lang w:val="en-US"/>
-        </w:rPr>
-        <w:t>all</w:t>
-      </w:r>
-      <w:r>
-        <w:rPr>
-          <w:lang w:val="en-US"/>
-        </w:rPr>
-        <w:t xml:space="preserve"> year</w:t>
+        <w:t xml:space="preserve">60  </w:t>
+      </w:r>
+      <w:proofErr w:type="spellStart"/>
+      <w:r>
+        <w:rPr>
+          <w:lang w:val="en-US"/>
+        </w:rPr>
+        <w:t>procent</w:t>
+      </w:r>
+      <w:proofErr w:type="spellEnd"/>
+      <w:r>
+        <w:rPr>
+          <w:lang w:val="en-US"/>
+        </w:rPr>
+        <w:t xml:space="preserve"> reject with </w:t>
+      </w:r>
+      <w:r>
+        <w:rPr>
+          <w:lang w:val="en-US"/>
+        </w:rPr>
+        <w:t>cumulative</w:t>
       </w:r>
     </w:p>
     <w:p>
@@ -9071,6 +9333,7 @@
           <w:szCs w:val="22"/>
           <w:lang w:val="en-US"/>
         </w:rPr>
+        <w:lastRenderedPageBreak/>
         <w:t>Python returns</w:t>
       </w:r>
     </w:p>
@@ -9305,43 +9568,6 @@
     </w:p>
     <w:p>
       <w:pPr>
-        <w:pStyle w:val="Paragraphedeliste"/>
-        <w:numPr>
-          <w:ilvl w:val="4"/>
-          <w:numId w:val="1"/>
-        </w:numPr>
-        <w:ind w:left="2448"/>
-        <w:rPr>
-          <w:rFonts w:ascii="Arial" w:eastAsiaTheme="majorEastAsia" w:hAnsi="Arial" w:cs="Arial"/>
-          <w:color w:val="70AD47" w:themeColor="accent6"/>
-          <w:sz w:val="22"/>
-          <w:szCs w:val="22"/>
-          <w:lang w:val="en-US"/>
-        </w:rPr>
-      </w:pPr>
-      <w:r>
-        <w:rPr>
-          <w:rFonts w:ascii="Arial" w:eastAsiaTheme="majorEastAsia" w:hAnsi="Arial" w:cs="Arial"/>
-          <w:color w:val="70AD47" w:themeColor="accent6"/>
-          <w:sz w:val="22"/>
-          <w:szCs w:val="22"/>
-          <w:lang w:val="en-US"/>
-        </w:rPr>
-        <w:t>Python trade duration</w:t>
-      </w:r>
-    </w:p>
-    <w:p>
-      <w:pPr>
-        <w:pStyle w:val="Titre4"/>
-        <w:ind w:left="1440"/>
-        <w:rPr>
-          <w:rFonts w:ascii="Arial" w:hAnsi="Arial" w:cs="Arial"/>
-          <w:lang w:val="en-US"/>
-        </w:rPr>
-      </w:pPr>
-    </w:p>
-    <w:p>
-      <w:pPr>
         <w:pStyle w:val="Titre3"/>
         <w:numPr>
           <w:ilvl w:val="2"/>
@@ -9355,13 +9581,21 @@
         <w:rPr>
           <w:lang w:val="en-US"/>
         </w:rPr>
-        <w:t xml:space="preserve">60 </w:t>
-      </w:r>
-      <w:r>
-        <w:rPr>
-          <w:lang w:val="en-US"/>
-        </w:rPr>
-        <w:t xml:space="preserve"> procent reject with previous year</w:t>
+        <w:t xml:space="preserve">30 </w:t>
+      </w:r>
+      <w:proofErr w:type="spellStart"/>
+      <w:r>
+        <w:rPr>
+          <w:lang w:val="en-US"/>
+        </w:rPr>
+        <w:t>procent</w:t>
+      </w:r>
+      <w:proofErr w:type="spellEnd"/>
+      <w:r>
+        <w:rPr>
+          <w:lang w:val="en-US"/>
+        </w:rPr>
+        <w:t xml:space="preserve"> cumulative with SL/TP</w:t>
       </w:r>
     </w:p>
     <w:p>
@@ -9689,6 +9923,356 @@
           <w:szCs w:val="22"/>
           <w:lang w:val="en-US"/>
         </w:rPr>
+        <w:t>Python returns</w:t>
+      </w:r>
+    </w:p>
+    <w:p>
+      <w:pPr>
+        <w:pStyle w:val="Paragraphedeliste"/>
+        <w:numPr>
+          <w:ilvl w:val="4"/>
+          <w:numId w:val="1"/>
+        </w:numPr>
+        <w:ind w:left="2448"/>
+        <w:rPr>
+          <w:rFonts w:ascii="Arial" w:eastAsiaTheme="majorEastAsia" w:hAnsi="Arial" w:cs="Arial"/>
+          <w:color w:val="70AD47" w:themeColor="accent6"/>
+          <w:sz w:val="22"/>
+          <w:szCs w:val="22"/>
+          <w:lang w:val="en-US"/>
+        </w:rPr>
+      </w:pPr>
+      <w:r>
+        <w:rPr>
+          <w:rFonts w:ascii="Arial" w:eastAsiaTheme="majorEastAsia" w:hAnsi="Arial" w:cs="Arial"/>
+          <w:color w:val="70AD47" w:themeColor="accent6"/>
+          <w:sz w:val="22"/>
+          <w:szCs w:val="22"/>
+          <w:lang w:val="en-US"/>
+        </w:rPr>
+        <w:t>Python correlations</w:t>
+      </w:r>
+    </w:p>
+    <w:p>
+      <w:pPr>
+        <w:pStyle w:val="Paragraphedeliste"/>
+        <w:numPr>
+          <w:ilvl w:val="4"/>
+          <w:numId w:val="1"/>
+        </w:numPr>
+        <w:ind w:left="2448"/>
+        <w:rPr>
+          <w:rFonts w:ascii="Arial" w:eastAsiaTheme="majorEastAsia" w:hAnsi="Arial" w:cs="Arial"/>
+          <w:color w:val="70AD47" w:themeColor="accent6"/>
+          <w:sz w:val="22"/>
+          <w:szCs w:val="22"/>
+          <w:lang w:val="en-US"/>
+        </w:rPr>
+      </w:pPr>
+      <w:r>
+        <w:rPr>
+          <w:rFonts w:ascii="Arial" w:eastAsiaTheme="majorEastAsia" w:hAnsi="Arial" w:cs="Arial"/>
+          <w:color w:val="70AD47" w:themeColor="accent6"/>
+          <w:sz w:val="22"/>
+          <w:szCs w:val="22"/>
+          <w:lang w:val="en-US"/>
+        </w:rPr>
+        <w:t>Python SL/TP Histogram</w:t>
+      </w:r>
+    </w:p>
+    <w:p>
+      <w:pPr>
+        <w:pStyle w:val="Paragraphedeliste"/>
+        <w:numPr>
+          <w:ilvl w:val="4"/>
+          <w:numId w:val="1"/>
+        </w:numPr>
+        <w:ind w:left="2448"/>
+        <w:rPr>
+          <w:rFonts w:ascii="Arial" w:eastAsiaTheme="majorEastAsia" w:hAnsi="Arial" w:cs="Arial"/>
+          <w:color w:val="70AD47" w:themeColor="accent6"/>
+          <w:sz w:val="22"/>
+          <w:szCs w:val="22"/>
+          <w:lang w:val="en-US"/>
+        </w:rPr>
+      </w:pPr>
+      <w:r>
+        <w:rPr>
+          <w:rFonts w:ascii="Arial" w:eastAsiaTheme="majorEastAsia" w:hAnsi="Arial" w:cs="Arial"/>
+          <w:color w:val="70AD47" w:themeColor="accent6"/>
+          <w:sz w:val="22"/>
+          <w:szCs w:val="22"/>
+          <w:lang w:val="en-US"/>
+        </w:rPr>
+        <w:t>Python trade duration</w:t>
+      </w:r>
+    </w:p>
+    <w:p>
+      <w:pPr>
+        <w:pStyle w:val="Titre4"/>
+        <w:numPr>
+          <w:ilvl w:val="3"/>
+          <w:numId w:val="1"/>
+        </w:numPr>
+        <w:rPr>
+          <w:rFonts w:ascii="Arial" w:hAnsi="Arial" w:cs="Arial"/>
+          <w:lang w:val="en-US"/>
+        </w:rPr>
+      </w:pPr>
+      <w:r>
+        <w:rPr>
+          <w:rFonts w:ascii="Arial" w:hAnsi="Arial" w:cs="Arial"/>
+          <w:lang w:val="en-US"/>
+        </w:rPr>
+        <w:t>D1</w:t>
+      </w:r>
+    </w:p>
+    <w:p>
+      <w:pPr>
+        <w:pStyle w:val="Titre4"/>
+        <w:numPr>
+          <w:ilvl w:val="4"/>
+          <w:numId w:val="1"/>
+        </w:numPr>
+        <w:rPr>
+          <w:rFonts w:ascii="Arial" w:hAnsi="Arial" w:cs="Arial"/>
+          <w:lang w:val="en-US"/>
+        </w:rPr>
+      </w:pPr>
+      <w:r>
+        <w:rPr>
+          <w:rFonts w:ascii="Arial" w:hAnsi="Arial" w:cs="Arial"/>
+          <w:lang w:val="en-US"/>
+        </w:rPr>
+        <w:t>Returns</w:t>
+      </w:r>
+    </w:p>
+    <w:p>
+      <w:pPr>
+        <w:pStyle w:val="Paragraphedeliste"/>
+        <w:numPr>
+          <w:ilvl w:val="4"/>
+          <w:numId w:val="1"/>
+        </w:numPr>
+        <w:ind w:left="2448"/>
+        <w:rPr>
+          <w:rFonts w:ascii="Arial" w:eastAsiaTheme="majorEastAsia" w:hAnsi="Arial" w:cs="Arial"/>
+          <w:color w:val="70AD47" w:themeColor="accent6"/>
+          <w:sz w:val="22"/>
+          <w:szCs w:val="22"/>
+          <w:lang w:val="en-US"/>
+        </w:rPr>
+      </w:pPr>
+      <w:r>
+        <w:rPr>
+          <w:rFonts w:ascii="Arial" w:eastAsiaTheme="majorEastAsia" w:hAnsi="Arial" w:cs="Arial"/>
+          <w:color w:val="70AD47" w:themeColor="accent6"/>
+          <w:sz w:val="22"/>
+          <w:szCs w:val="22"/>
+          <w:lang w:val="en-US"/>
+        </w:rPr>
+        <w:t>Mql5 returns</w:t>
+      </w:r>
+    </w:p>
+    <w:p>
+      <w:pPr>
+        <w:pStyle w:val="Paragraphedeliste"/>
+        <w:numPr>
+          <w:ilvl w:val="4"/>
+          <w:numId w:val="1"/>
+        </w:numPr>
+        <w:ind w:left="2448"/>
+        <w:rPr>
+          <w:rFonts w:ascii="Arial" w:eastAsiaTheme="majorEastAsia" w:hAnsi="Arial" w:cs="Arial"/>
+          <w:color w:val="70AD47" w:themeColor="accent6"/>
+          <w:sz w:val="22"/>
+          <w:szCs w:val="22"/>
+          <w:lang w:val="en-US"/>
+        </w:rPr>
+      </w:pPr>
+      <w:r>
+        <w:rPr>
+          <w:rFonts w:ascii="Arial" w:eastAsiaTheme="majorEastAsia" w:hAnsi="Arial" w:cs="Arial"/>
+          <w:color w:val="70AD47" w:themeColor="accent6"/>
+          <w:sz w:val="22"/>
+          <w:szCs w:val="22"/>
+          <w:lang w:val="en-US"/>
+        </w:rPr>
+        <w:t>Python returns</w:t>
+      </w:r>
+    </w:p>
+    <w:p>
+      <w:pPr>
+        <w:pStyle w:val="Paragraphedeliste"/>
+        <w:numPr>
+          <w:ilvl w:val="4"/>
+          <w:numId w:val="1"/>
+        </w:numPr>
+        <w:ind w:left="2448"/>
+        <w:rPr>
+          <w:rFonts w:ascii="Arial" w:eastAsiaTheme="majorEastAsia" w:hAnsi="Arial" w:cs="Arial"/>
+          <w:color w:val="70AD47" w:themeColor="accent6"/>
+          <w:sz w:val="22"/>
+          <w:szCs w:val="22"/>
+          <w:lang w:val="en-US"/>
+        </w:rPr>
+      </w:pPr>
+      <w:r>
+        <w:rPr>
+          <w:rFonts w:ascii="Arial" w:eastAsiaTheme="majorEastAsia" w:hAnsi="Arial" w:cs="Arial"/>
+          <w:color w:val="70AD47" w:themeColor="accent6"/>
+          <w:sz w:val="22"/>
+          <w:szCs w:val="22"/>
+          <w:lang w:val="en-US"/>
+        </w:rPr>
+        <w:t>Python correlations</w:t>
+      </w:r>
+    </w:p>
+    <w:p>
+      <w:pPr>
+        <w:pStyle w:val="Paragraphedeliste"/>
+        <w:numPr>
+          <w:ilvl w:val="4"/>
+          <w:numId w:val="1"/>
+        </w:numPr>
+        <w:ind w:left="2448"/>
+        <w:rPr>
+          <w:rFonts w:ascii="Arial" w:eastAsiaTheme="majorEastAsia" w:hAnsi="Arial" w:cs="Arial"/>
+          <w:color w:val="70AD47" w:themeColor="accent6"/>
+          <w:sz w:val="22"/>
+          <w:szCs w:val="22"/>
+          <w:lang w:val="en-US"/>
+        </w:rPr>
+      </w:pPr>
+      <w:r>
+        <w:rPr>
+          <w:rFonts w:ascii="Arial" w:eastAsiaTheme="majorEastAsia" w:hAnsi="Arial" w:cs="Arial"/>
+          <w:color w:val="70AD47" w:themeColor="accent6"/>
+          <w:sz w:val="22"/>
+          <w:szCs w:val="22"/>
+          <w:lang w:val="en-US"/>
+        </w:rPr>
+        <w:t>Python SL/TP Histogram</w:t>
+      </w:r>
+    </w:p>
+    <w:p>
+      <w:pPr>
+        <w:pStyle w:val="Paragraphedeliste"/>
+        <w:numPr>
+          <w:ilvl w:val="4"/>
+          <w:numId w:val="1"/>
+        </w:numPr>
+        <w:ind w:left="2448"/>
+        <w:rPr>
+          <w:rFonts w:ascii="Arial" w:eastAsiaTheme="majorEastAsia" w:hAnsi="Arial" w:cs="Arial"/>
+          <w:color w:val="70AD47" w:themeColor="accent6"/>
+          <w:sz w:val="22"/>
+          <w:szCs w:val="22"/>
+          <w:lang w:val="en-US"/>
+        </w:rPr>
+      </w:pPr>
+      <w:r>
+        <w:rPr>
+          <w:rFonts w:ascii="Arial" w:eastAsiaTheme="majorEastAsia" w:hAnsi="Arial" w:cs="Arial"/>
+          <w:color w:val="70AD47" w:themeColor="accent6"/>
+          <w:sz w:val="22"/>
+          <w:szCs w:val="22"/>
+          <w:lang w:val="en-US"/>
+        </w:rPr>
+        <w:t>Python trade duration</w:t>
+      </w:r>
+    </w:p>
+    <w:p>
+      <w:pPr>
+        <w:pStyle w:val="Titre4"/>
+        <w:numPr>
+          <w:ilvl w:val="3"/>
+          <w:numId w:val="1"/>
+        </w:numPr>
+        <w:rPr>
+          <w:rFonts w:ascii="Arial" w:hAnsi="Arial" w:cs="Arial"/>
+          <w:lang w:val="en-US"/>
+        </w:rPr>
+      </w:pPr>
+      <w:r>
+        <w:rPr>
+          <w:rFonts w:ascii="Arial" w:hAnsi="Arial" w:cs="Arial"/>
+          <w:lang w:val="en-US"/>
+        </w:rPr>
+        <w:t>W1</w:t>
+      </w:r>
+    </w:p>
+    <w:p>
+      <w:pPr>
+        <w:pStyle w:val="Titre4"/>
+        <w:numPr>
+          <w:ilvl w:val="4"/>
+          <w:numId w:val="1"/>
+        </w:numPr>
+        <w:rPr>
+          <w:rFonts w:ascii="Arial" w:hAnsi="Arial" w:cs="Arial"/>
+          <w:lang w:val="en-US"/>
+        </w:rPr>
+      </w:pPr>
+      <w:r>
+        <w:rPr>
+          <w:rFonts w:ascii="Arial" w:hAnsi="Arial" w:cs="Arial"/>
+          <w:lang w:val="en-US"/>
+        </w:rPr>
+        <w:t>Returns</w:t>
+      </w:r>
+    </w:p>
+    <w:p>
+      <w:pPr>
+        <w:pStyle w:val="Paragraphedeliste"/>
+        <w:numPr>
+          <w:ilvl w:val="4"/>
+          <w:numId w:val="1"/>
+        </w:numPr>
+        <w:ind w:left="2448"/>
+        <w:rPr>
+          <w:rFonts w:ascii="Arial" w:eastAsiaTheme="majorEastAsia" w:hAnsi="Arial" w:cs="Arial"/>
+          <w:color w:val="70AD47" w:themeColor="accent6"/>
+          <w:sz w:val="22"/>
+          <w:szCs w:val="22"/>
+          <w:lang w:val="en-US"/>
+        </w:rPr>
+      </w:pPr>
+      <w:r>
+        <w:rPr>
+          <w:rFonts w:ascii="Arial" w:eastAsiaTheme="majorEastAsia" w:hAnsi="Arial" w:cs="Arial"/>
+          <w:color w:val="70AD47" w:themeColor="accent6"/>
+          <w:sz w:val="22"/>
+          <w:szCs w:val="22"/>
+          <w:lang w:val="en-US"/>
+        </w:rPr>
+        <w:t>Mql5 returns</w:t>
+      </w:r>
+    </w:p>
+    <w:p>
+      <w:pPr>
+        <w:pStyle w:val="Paragraphedeliste"/>
+        <w:numPr>
+          <w:ilvl w:val="4"/>
+          <w:numId w:val="1"/>
+        </w:numPr>
+        <w:ind w:left="2448"/>
+        <w:rPr>
+          <w:rFonts w:ascii="Arial" w:eastAsiaTheme="majorEastAsia" w:hAnsi="Arial" w:cs="Arial"/>
+          <w:color w:val="70AD47" w:themeColor="accent6"/>
+          <w:sz w:val="22"/>
+          <w:szCs w:val="22"/>
+          <w:lang w:val="en-US"/>
+        </w:rPr>
+      </w:pPr>
+      <w:r>
+        <w:rPr>
+          <w:rFonts w:ascii="Arial" w:eastAsiaTheme="majorEastAsia" w:hAnsi="Arial" w:cs="Arial"/>
+          <w:color w:val="70AD47" w:themeColor="accent6"/>
+          <w:sz w:val="22"/>
+          <w:szCs w:val="22"/>
+          <w:lang w:val="en-US"/>
+        </w:rPr>
         <w:lastRenderedPageBreak/>
         <w:t>Python returns</w:t>
       </w:r>
@@ -9749,6 +10333,144 @@
     </w:p>
     <w:p>
       <w:pPr>
+        <w:pStyle w:val="Titre3"/>
+        <w:numPr>
+          <w:ilvl w:val="2"/>
+          <w:numId w:val="1"/>
+        </w:numPr>
+        <w:rPr>
+          <w:lang w:val="en-US"/>
+        </w:rPr>
+      </w:pPr>
+      <w:r>
+        <w:rPr>
+          <w:lang w:val="en-US"/>
+        </w:rPr>
+        <w:t xml:space="preserve">30 </w:t>
+      </w:r>
+      <w:proofErr w:type="spellStart"/>
+      <w:r>
+        <w:rPr>
+          <w:lang w:val="en-US"/>
+        </w:rPr>
+        <w:t>procent</w:t>
+      </w:r>
+      <w:proofErr w:type="spellEnd"/>
+      <w:r>
+        <w:rPr>
+          <w:lang w:val="en-US"/>
+        </w:rPr>
+        <w:t xml:space="preserve"> cumulative with SL/</w:t>
+      </w:r>
+      <w:r>
+        <w:rPr>
+          <w:lang w:val="en-US"/>
+        </w:rPr>
+        <w:t>no TP</w:t>
+      </w:r>
+    </w:p>
+    <w:p>
+      <w:pPr>
+        <w:pStyle w:val="Titre4"/>
+        <w:ind w:left="2232"/>
+        <w:rPr>
+          <w:rFonts w:ascii="Arial" w:hAnsi="Arial" w:cs="Arial"/>
+          <w:lang w:val="en-US"/>
+        </w:rPr>
+      </w:pPr>
+      <w:r>
+        <w:rPr>
+          <w:rFonts w:ascii="Arial" w:hAnsi="Arial" w:cs="Arial"/>
+          <w:lang w:val="en-US"/>
+        </w:rPr>
+        <w:t>PLOT Profits vs Maximum excursion</w:t>
+      </w:r>
+    </w:p>
+    <w:p>
+      <w:pPr>
+        <w:rPr>
+          <w:lang w:val="en-US"/>
+        </w:rPr>
+      </w:pPr>
+    </w:p>
+    <w:p>
+      <w:pPr>
+        <w:rPr>
+          <w:lang w:val="en-US"/>
+        </w:rPr>
+      </w:pPr>
+    </w:p>
+    <w:p>
+      <w:pPr>
+        <w:rPr>
+          <w:lang w:val="en-US"/>
+        </w:rPr>
+      </w:pPr>
+    </w:p>
+    <w:p>
+      <w:pPr>
+        <w:pStyle w:val="Titre4"/>
+        <w:numPr>
+          <w:ilvl w:val="3"/>
+          <w:numId w:val="1"/>
+        </w:numPr>
+        <w:rPr>
+          <w:rFonts w:ascii="Arial" w:hAnsi="Arial" w:cs="Arial"/>
+          <w:lang w:val="en-US"/>
+        </w:rPr>
+      </w:pPr>
+      <w:r>
+        <w:rPr>
+          <w:rFonts w:ascii="Arial" w:hAnsi="Arial" w:cs="Arial"/>
+          <w:lang w:val="en-US"/>
+        </w:rPr>
+        <w:t>Implementation</w:t>
+      </w:r>
+    </w:p>
+    <w:p>
+      <w:pPr>
+        <w:ind w:left="216"/>
+        <w:rPr>
+          <w:lang w:val="en-US"/>
+        </w:rPr>
+      </w:pPr>
+      <w:r>
+        <w:rPr>
+          <w:lang w:val="en-US"/>
+        </w:rPr>
+        <w:t>See X</w:t>
+      </w:r>
+    </w:p>
+    <w:p>
+      <w:pPr>
+        <w:ind w:left="216"/>
+        <w:rPr>
+          <w:lang w:val="en-US"/>
+        </w:rPr>
+      </w:pPr>
+    </w:p>
+    <w:p>
+      <w:pPr>
+        <w:pStyle w:val="Titre4"/>
+        <w:numPr>
+          <w:ilvl w:val="3"/>
+          <w:numId w:val="1"/>
+        </w:numPr>
+        <w:rPr>
+          <w:rFonts w:ascii="Arial" w:hAnsi="Arial" w:cs="Arial"/>
+          <w:lang w:val="en-US"/>
+        </w:rPr>
+      </w:pPr>
+      <w:r>
+        <w:rPr>
+          <w:rFonts w:ascii="Arial" w:hAnsi="Arial" w:cs="Arial"/>
+          <w:lang w:val="en-US"/>
+        </w:rPr>
+        <w:t>H1</w:t>
+      </w:r>
+    </w:p>
+    <w:p>
+      <w:pPr>
         <w:pStyle w:val="Paragraphedeliste"/>
         <w:numPr>
           <w:ilvl w:val="4"/>
@@ -9771,6 +10493,141 @@
           <w:szCs w:val="22"/>
           <w:lang w:val="en-US"/>
         </w:rPr>
+        <w:t>Returns</w:t>
+      </w:r>
+    </w:p>
+    <w:p>
+      <w:pPr>
+        <w:pStyle w:val="Paragraphedeliste"/>
+        <w:numPr>
+          <w:ilvl w:val="4"/>
+          <w:numId w:val="1"/>
+        </w:numPr>
+        <w:ind w:left="2448"/>
+        <w:rPr>
+          <w:rFonts w:ascii="Arial" w:eastAsiaTheme="majorEastAsia" w:hAnsi="Arial" w:cs="Arial"/>
+          <w:color w:val="70AD47" w:themeColor="accent6"/>
+          <w:sz w:val="22"/>
+          <w:szCs w:val="22"/>
+          <w:lang w:val="en-US"/>
+        </w:rPr>
+      </w:pPr>
+      <w:r>
+        <w:rPr>
+          <w:rFonts w:ascii="Arial" w:eastAsiaTheme="majorEastAsia" w:hAnsi="Arial" w:cs="Arial"/>
+          <w:color w:val="70AD47" w:themeColor="accent6"/>
+          <w:sz w:val="22"/>
+          <w:szCs w:val="22"/>
+          <w:lang w:val="en-US"/>
+        </w:rPr>
+        <w:t>Mql5 returns</w:t>
+      </w:r>
+    </w:p>
+    <w:p>
+      <w:pPr>
+        <w:pStyle w:val="Paragraphedeliste"/>
+        <w:numPr>
+          <w:ilvl w:val="4"/>
+          <w:numId w:val="1"/>
+        </w:numPr>
+        <w:ind w:left="2448"/>
+        <w:rPr>
+          <w:rFonts w:ascii="Arial" w:eastAsiaTheme="majorEastAsia" w:hAnsi="Arial" w:cs="Arial"/>
+          <w:color w:val="70AD47" w:themeColor="accent6"/>
+          <w:sz w:val="22"/>
+          <w:szCs w:val="22"/>
+          <w:lang w:val="en-US"/>
+        </w:rPr>
+      </w:pPr>
+      <w:r>
+        <w:rPr>
+          <w:rFonts w:ascii="Arial" w:eastAsiaTheme="majorEastAsia" w:hAnsi="Arial" w:cs="Arial"/>
+          <w:color w:val="70AD47" w:themeColor="accent6"/>
+          <w:sz w:val="22"/>
+          <w:szCs w:val="22"/>
+          <w:lang w:val="en-US"/>
+        </w:rPr>
+        <w:t>Python returns</w:t>
+      </w:r>
+    </w:p>
+    <w:p>
+      <w:pPr>
+        <w:pStyle w:val="Paragraphedeliste"/>
+        <w:numPr>
+          <w:ilvl w:val="4"/>
+          <w:numId w:val="1"/>
+        </w:numPr>
+        <w:ind w:left="2448"/>
+        <w:rPr>
+          <w:rFonts w:ascii="Arial" w:eastAsiaTheme="majorEastAsia" w:hAnsi="Arial" w:cs="Arial"/>
+          <w:color w:val="70AD47" w:themeColor="accent6"/>
+          <w:sz w:val="22"/>
+          <w:szCs w:val="22"/>
+          <w:lang w:val="en-US"/>
+        </w:rPr>
+      </w:pPr>
+      <w:r>
+        <w:rPr>
+          <w:rFonts w:ascii="Arial" w:eastAsiaTheme="majorEastAsia" w:hAnsi="Arial" w:cs="Arial"/>
+          <w:color w:val="70AD47" w:themeColor="accent6"/>
+          <w:sz w:val="22"/>
+          <w:szCs w:val="22"/>
+          <w:lang w:val="en-US"/>
+        </w:rPr>
+        <w:t>Python correlations</w:t>
+      </w:r>
+    </w:p>
+    <w:p>
+      <w:pPr>
+        <w:pStyle w:val="Paragraphedeliste"/>
+        <w:numPr>
+          <w:ilvl w:val="4"/>
+          <w:numId w:val="1"/>
+        </w:numPr>
+        <w:ind w:left="2448"/>
+        <w:rPr>
+          <w:rFonts w:ascii="Arial" w:eastAsiaTheme="majorEastAsia" w:hAnsi="Arial" w:cs="Arial"/>
+          <w:color w:val="70AD47" w:themeColor="accent6"/>
+          <w:sz w:val="22"/>
+          <w:szCs w:val="22"/>
+          <w:lang w:val="en-US"/>
+        </w:rPr>
+      </w:pPr>
+      <w:r>
+        <w:rPr>
+          <w:rFonts w:ascii="Arial" w:eastAsiaTheme="majorEastAsia" w:hAnsi="Arial" w:cs="Arial"/>
+          <w:color w:val="70AD47" w:themeColor="accent6"/>
+          <w:sz w:val="22"/>
+          <w:szCs w:val="22"/>
+          <w:lang w:val="en-US"/>
+        </w:rPr>
+        <w:t>Python SL/TP Histogram</w:t>
+      </w:r>
+    </w:p>
+    <w:p>
+      <w:pPr>
+        <w:pStyle w:val="Paragraphedeliste"/>
+        <w:numPr>
+          <w:ilvl w:val="4"/>
+          <w:numId w:val="1"/>
+        </w:numPr>
+        <w:ind w:left="2448"/>
+        <w:rPr>
+          <w:rFonts w:ascii="Arial" w:eastAsiaTheme="majorEastAsia" w:hAnsi="Arial" w:cs="Arial"/>
+          <w:color w:val="70AD47" w:themeColor="accent6"/>
+          <w:sz w:val="22"/>
+          <w:szCs w:val="22"/>
+          <w:lang w:val="en-US"/>
+        </w:rPr>
+      </w:pPr>
+      <w:r>
+        <w:rPr>
+          <w:rFonts w:ascii="Arial" w:eastAsiaTheme="majorEastAsia" w:hAnsi="Arial" w:cs="Arial"/>
+          <w:color w:val="70AD47" w:themeColor="accent6"/>
+          <w:sz w:val="22"/>
+          <w:szCs w:val="22"/>
+          <w:lang w:val="en-US"/>
+        </w:rPr>
         <w:t>Python trade duration</w:t>
       </w:r>
     </w:p>
@@ -9791,6 +10648,181 @@
           <w:rFonts w:ascii="Arial" w:hAnsi="Arial" w:cs="Arial"/>
           <w:lang w:val="en-US"/>
         </w:rPr>
+        <w:t>H4</w:t>
+      </w:r>
+    </w:p>
+    <w:p>
+      <w:pPr>
+        <w:pStyle w:val="Titre4"/>
+        <w:numPr>
+          <w:ilvl w:val="4"/>
+          <w:numId w:val="1"/>
+        </w:numPr>
+        <w:rPr>
+          <w:rFonts w:ascii="Arial" w:hAnsi="Arial" w:cs="Arial"/>
+          <w:lang w:val="en-US"/>
+        </w:rPr>
+      </w:pPr>
+      <w:r>
+        <w:rPr>
+          <w:rFonts w:ascii="Arial" w:hAnsi="Arial" w:cs="Arial"/>
+          <w:lang w:val="en-US"/>
+        </w:rPr>
+        <w:t>Returns</w:t>
+      </w:r>
+    </w:p>
+    <w:p>
+      <w:pPr>
+        <w:pStyle w:val="Paragraphedeliste"/>
+        <w:numPr>
+          <w:ilvl w:val="4"/>
+          <w:numId w:val="1"/>
+        </w:numPr>
+        <w:ind w:left="2448"/>
+        <w:rPr>
+          <w:rFonts w:ascii="Arial" w:eastAsiaTheme="majorEastAsia" w:hAnsi="Arial" w:cs="Arial"/>
+          <w:color w:val="70AD47" w:themeColor="accent6"/>
+          <w:sz w:val="22"/>
+          <w:szCs w:val="22"/>
+          <w:lang w:val="en-US"/>
+        </w:rPr>
+      </w:pPr>
+      <w:r>
+        <w:rPr>
+          <w:rFonts w:ascii="Arial" w:eastAsiaTheme="majorEastAsia" w:hAnsi="Arial" w:cs="Arial"/>
+          <w:color w:val="70AD47" w:themeColor="accent6"/>
+          <w:sz w:val="22"/>
+          <w:szCs w:val="22"/>
+          <w:lang w:val="en-US"/>
+        </w:rPr>
+        <w:t>Mql5 returns</w:t>
+      </w:r>
+    </w:p>
+    <w:p>
+      <w:pPr>
+        <w:pStyle w:val="Paragraphedeliste"/>
+        <w:numPr>
+          <w:ilvl w:val="4"/>
+          <w:numId w:val="1"/>
+        </w:numPr>
+        <w:ind w:left="2448"/>
+        <w:rPr>
+          <w:rFonts w:ascii="Arial" w:eastAsiaTheme="majorEastAsia" w:hAnsi="Arial" w:cs="Arial"/>
+          <w:color w:val="70AD47" w:themeColor="accent6"/>
+          <w:sz w:val="22"/>
+          <w:szCs w:val="22"/>
+          <w:lang w:val="en-US"/>
+        </w:rPr>
+      </w:pPr>
+      <w:r>
+        <w:rPr>
+          <w:rFonts w:ascii="Arial" w:eastAsiaTheme="majorEastAsia" w:hAnsi="Arial" w:cs="Arial"/>
+          <w:color w:val="70AD47" w:themeColor="accent6"/>
+          <w:sz w:val="22"/>
+          <w:szCs w:val="22"/>
+          <w:lang w:val="en-US"/>
+        </w:rPr>
+        <w:t>Python returns</w:t>
+      </w:r>
+    </w:p>
+    <w:p>
+      <w:pPr>
+        <w:pStyle w:val="Paragraphedeliste"/>
+        <w:numPr>
+          <w:ilvl w:val="4"/>
+          <w:numId w:val="1"/>
+        </w:numPr>
+        <w:ind w:left="2448"/>
+        <w:rPr>
+          <w:rFonts w:ascii="Arial" w:eastAsiaTheme="majorEastAsia" w:hAnsi="Arial" w:cs="Arial"/>
+          <w:color w:val="70AD47" w:themeColor="accent6"/>
+          <w:sz w:val="22"/>
+          <w:szCs w:val="22"/>
+          <w:lang w:val="en-US"/>
+        </w:rPr>
+      </w:pPr>
+      <w:r>
+        <w:rPr>
+          <w:rFonts w:ascii="Arial" w:eastAsiaTheme="majorEastAsia" w:hAnsi="Arial" w:cs="Arial"/>
+          <w:color w:val="70AD47" w:themeColor="accent6"/>
+          <w:sz w:val="22"/>
+          <w:szCs w:val="22"/>
+          <w:lang w:val="en-US"/>
+        </w:rPr>
+        <w:t>Python correlations</w:t>
+      </w:r>
+    </w:p>
+    <w:p>
+      <w:pPr>
+        <w:pStyle w:val="Paragraphedeliste"/>
+        <w:numPr>
+          <w:ilvl w:val="4"/>
+          <w:numId w:val="1"/>
+        </w:numPr>
+        <w:ind w:left="2448"/>
+        <w:rPr>
+          <w:rFonts w:ascii="Arial" w:eastAsiaTheme="majorEastAsia" w:hAnsi="Arial" w:cs="Arial"/>
+          <w:color w:val="70AD47" w:themeColor="accent6"/>
+          <w:sz w:val="22"/>
+          <w:szCs w:val="22"/>
+          <w:lang w:val="en-US"/>
+        </w:rPr>
+      </w:pPr>
+      <w:r>
+        <w:rPr>
+          <w:rFonts w:ascii="Arial" w:eastAsiaTheme="majorEastAsia" w:hAnsi="Arial" w:cs="Arial"/>
+          <w:color w:val="70AD47" w:themeColor="accent6"/>
+          <w:sz w:val="22"/>
+          <w:szCs w:val="22"/>
+          <w:lang w:val="en-US"/>
+        </w:rPr>
+        <w:t>Python SL/TP Histogram</w:t>
+      </w:r>
+    </w:p>
+    <w:p>
+      <w:pPr>
+        <w:pStyle w:val="Paragraphedeliste"/>
+        <w:numPr>
+          <w:ilvl w:val="4"/>
+          <w:numId w:val="1"/>
+        </w:numPr>
+        <w:ind w:left="2448"/>
+        <w:rPr>
+          <w:rFonts w:ascii="Arial" w:eastAsiaTheme="majorEastAsia" w:hAnsi="Arial" w:cs="Arial"/>
+          <w:color w:val="70AD47" w:themeColor="accent6"/>
+          <w:sz w:val="22"/>
+          <w:szCs w:val="22"/>
+          <w:lang w:val="en-US"/>
+        </w:rPr>
+      </w:pPr>
+      <w:r>
+        <w:rPr>
+          <w:rFonts w:ascii="Arial" w:eastAsiaTheme="majorEastAsia" w:hAnsi="Arial" w:cs="Arial"/>
+          <w:color w:val="70AD47" w:themeColor="accent6"/>
+          <w:sz w:val="22"/>
+          <w:szCs w:val="22"/>
+          <w:lang w:val="en-US"/>
+        </w:rPr>
+        <w:t>Python trade duration</w:t>
+      </w:r>
+    </w:p>
+    <w:p>
+      <w:pPr>
+        <w:pStyle w:val="Titre4"/>
+        <w:numPr>
+          <w:ilvl w:val="3"/>
+          <w:numId w:val="1"/>
+        </w:numPr>
+        <w:rPr>
+          <w:rFonts w:ascii="Arial" w:hAnsi="Arial" w:cs="Arial"/>
+          <w:lang w:val="en-US"/>
+        </w:rPr>
+      </w:pPr>
+      <w:r>
+        <w:rPr>
+          <w:rFonts w:ascii="Arial" w:hAnsi="Arial" w:cs="Arial"/>
+          <w:lang w:val="en-US"/>
+        </w:rPr>
         <w:t>D1</w:t>
       </w:r>
     </w:p>
@@ -10112,35 +11144,140 @@
         <w:rPr>
           <w:lang w:val="en-US"/>
         </w:rPr>
-        <w:t xml:space="preserve">60 </w:t>
-      </w:r>
-      <w:r>
-        <w:rPr>
-          <w:lang w:val="en-US"/>
-        </w:rPr>
-        <w:t xml:space="preserve"> procent reject with </w:t>
-      </w:r>
-      <w:r>
-        <w:rPr>
-          <w:lang w:val="en-US"/>
-        </w:rPr>
-        <w:t>all previous</w:t>
-      </w:r>
+        <w:lastRenderedPageBreak/>
+        <w:t xml:space="preserve">30 </w:t>
+      </w:r>
+      <w:proofErr w:type="spellStart"/>
+      <w:r>
+        <w:rPr>
+          <w:lang w:val="en-US"/>
+        </w:rPr>
+        <w:t>procent</w:t>
+      </w:r>
+      <w:proofErr w:type="spellEnd"/>
+      <w:r>
+        <w:rPr>
+          <w:lang w:val="en-US"/>
+        </w:rPr>
+        <w:t xml:space="preserve"> cumulative with SL/</w:t>
+      </w:r>
+      <w:r>
+        <w:rPr>
+          <w:lang w:val="en-US"/>
+        </w:rPr>
+        <w:t>wide</w:t>
+      </w:r>
+      <w:r>
+        <w:rPr>
+          <w:lang w:val="en-US"/>
+        </w:rPr>
+        <w:t xml:space="preserve"> TP</w:t>
+      </w:r>
+    </w:p>
+    <w:p>
+      <w:pPr>
+        <w:pStyle w:val="Titre4"/>
+        <w:ind w:left="2232"/>
+        <w:rPr>
+          <w:rFonts w:ascii="Arial" w:hAnsi="Arial" w:cs="Arial"/>
+          <w:lang w:val="en-US"/>
+        </w:rPr>
+      </w:pPr>
+      <w:r>
+        <w:rPr>
+          <w:rFonts w:ascii="Arial" w:hAnsi="Arial" w:cs="Arial"/>
+          <w:lang w:val="en-US"/>
+        </w:rPr>
+        <w:t>PLOT Profits vs Maximum excursion</w:t>
+      </w:r>
+    </w:p>
+    <w:p>
+      <w:pPr>
+        <w:rPr>
+          <w:lang w:val="en-US"/>
+        </w:rPr>
+      </w:pPr>
+      <w:r>
+        <w:rPr>
+          <w:lang w:val="en-US"/>
+        </w:rPr>
+        <w:tab/>
+      </w:r>
+      <w:r>
+        <w:rPr>
+          <w:lang w:val="en-US"/>
+        </w:rPr>
+        <w:tab/>
+      </w:r>
+      <w:r>
+        <w:rPr>
+          <w:lang w:val="en-US"/>
+        </w:rPr>
+        <w:tab/>
+        <w:t>Sensitivity analysis how to ?</w:t>
+      </w:r>
+    </w:p>
+    <w:p>
+      <w:pPr>
+        <w:rPr>
+          <w:lang w:val="en-US"/>
+        </w:rPr>
+      </w:pPr>
+    </w:p>
+    <w:p>
+      <w:pPr>
+        <w:rPr>
+          <w:lang w:val="en-US"/>
+        </w:rPr>
+      </w:pPr>
       <w:bookmarkStart w:id="0" w:name="_GoBack"/>
       <w:bookmarkEnd w:id="0"/>
-      <w:r>
-        <w:rPr>
-          <w:lang w:val="en-US"/>
-        </w:rPr>
-        <w:t xml:space="preserve"> year</w:t>
-      </w:r>
+    </w:p>
+    <w:p>
+      <w:pPr>
+        <w:rPr>
+          <w:lang w:val="en-US"/>
+        </w:rPr>
+      </w:pPr>
     </w:p>
     <w:p>
       <w:pPr>
         <w:pStyle w:val="Titre4"/>
-        <w:ind w:left="2232"/>
-        <w:rPr>
-          <w:rFonts w:ascii="Arial" w:hAnsi="Arial" w:cs="Arial"/>
+        <w:numPr>
+          <w:ilvl w:val="3"/>
+          <w:numId w:val="1"/>
+        </w:numPr>
+        <w:rPr>
+          <w:rFonts w:ascii="Arial" w:hAnsi="Arial" w:cs="Arial"/>
+          <w:lang w:val="en-US"/>
+        </w:rPr>
+      </w:pPr>
+      <w:r>
+        <w:rPr>
+          <w:rFonts w:ascii="Arial" w:hAnsi="Arial" w:cs="Arial"/>
+          <w:lang w:val="en-US"/>
+        </w:rPr>
+        <w:t>Implementation</w:t>
+      </w:r>
+    </w:p>
+    <w:p>
+      <w:pPr>
+        <w:ind w:left="216"/>
+        <w:rPr>
+          <w:lang w:val="en-US"/>
+        </w:rPr>
+      </w:pPr>
+      <w:r>
+        <w:rPr>
+          <w:lang w:val="en-US"/>
+        </w:rPr>
+        <w:t>See X</w:t>
+      </w:r>
+    </w:p>
+    <w:p>
+      <w:pPr>
+        <w:ind w:left="216"/>
+        <w:rPr>
           <w:lang w:val="en-US"/>
         </w:rPr>
       </w:pPr>
@@ -10162,719 +11299,2072 @@
           <w:rFonts w:ascii="Arial" w:hAnsi="Arial" w:cs="Arial"/>
           <w:lang w:val="en-US"/>
         </w:rPr>
+        <w:t>H1</w:t>
+      </w:r>
+    </w:p>
+    <w:p>
+      <w:pPr>
+        <w:pStyle w:val="Paragraphedeliste"/>
+        <w:numPr>
+          <w:ilvl w:val="4"/>
+          <w:numId w:val="1"/>
+        </w:numPr>
+        <w:ind w:left="2448"/>
+        <w:rPr>
+          <w:rFonts w:ascii="Arial" w:eastAsiaTheme="majorEastAsia" w:hAnsi="Arial" w:cs="Arial"/>
+          <w:color w:val="70AD47" w:themeColor="accent6"/>
+          <w:sz w:val="22"/>
+          <w:szCs w:val="22"/>
+          <w:lang w:val="en-US"/>
+        </w:rPr>
+      </w:pPr>
+      <w:r>
+        <w:rPr>
+          <w:rFonts w:ascii="Arial" w:eastAsiaTheme="majorEastAsia" w:hAnsi="Arial" w:cs="Arial"/>
+          <w:color w:val="70AD47" w:themeColor="accent6"/>
+          <w:sz w:val="22"/>
+          <w:szCs w:val="22"/>
+          <w:lang w:val="en-US"/>
+        </w:rPr>
+        <w:t>Returns</w:t>
+      </w:r>
+    </w:p>
+    <w:p>
+      <w:pPr>
+        <w:pStyle w:val="Paragraphedeliste"/>
+        <w:numPr>
+          <w:ilvl w:val="4"/>
+          <w:numId w:val="1"/>
+        </w:numPr>
+        <w:ind w:left="2448"/>
+        <w:rPr>
+          <w:rFonts w:ascii="Arial" w:eastAsiaTheme="majorEastAsia" w:hAnsi="Arial" w:cs="Arial"/>
+          <w:color w:val="70AD47" w:themeColor="accent6"/>
+          <w:sz w:val="22"/>
+          <w:szCs w:val="22"/>
+          <w:lang w:val="en-US"/>
+        </w:rPr>
+      </w:pPr>
+      <w:r>
+        <w:rPr>
+          <w:rFonts w:ascii="Arial" w:eastAsiaTheme="majorEastAsia" w:hAnsi="Arial" w:cs="Arial"/>
+          <w:color w:val="70AD47" w:themeColor="accent6"/>
+          <w:sz w:val="22"/>
+          <w:szCs w:val="22"/>
+          <w:lang w:val="en-US"/>
+        </w:rPr>
+        <w:t>Mql5 returns</w:t>
+      </w:r>
+    </w:p>
+    <w:p>
+      <w:pPr>
+        <w:pStyle w:val="Paragraphedeliste"/>
+        <w:numPr>
+          <w:ilvl w:val="4"/>
+          <w:numId w:val="1"/>
+        </w:numPr>
+        <w:ind w:left="2448"/>
+        <w:rPr>
+          <w:rFonts w:ascii="Arial" w:eastAsiaTheme="majorEastAsia" w:hAnsi="Arial" w:cs="Arial"/>
+          <w:color w:val="70AD47" w:themeColor="accent6"/>
+          <w:sz w:val="22"/>
+          <w:szCs w:val="22"/>
+          <w:lang w:val="en-US"/>
+        </w:rPr>
+      </w:pPr>
+      <w:r>
+        <w:rPr>
+          <w:rFonts w:ascii="Arial" w:eastAsiaTheme="majorEastAsia" w:hAnsi="Arial" w:cs="Arial"/>
+          <w:color w:val="70AD47" w:themeColor="accent6"/>
+          <w:sz w:val="22"/>
+          <w:szCs w:val="22"/>
+          <w:lang w:val="en-US"/>
+        </w:rPr>
+        <w:t>Python returns</w:t>
+      </w:r>
+    </w:p>
+    <w:p>
+      <w:pPr>
+        <w:pStyle w:val="Paragraphedeliste"/>
+        <w:numPr>
+          <w:ilvl w:val="4"/>
+          <w:numId w:val="1"/>
+        </w:numPr>
+        <w:ind w:left="2448"/>
+        <w:rPr>
+          <w:rFonts w:ascii="Arial" w:eastAsiaTheme="majorEastAsia" w:hAnsi="Arial" w:cs="Arial"/>
+          <w:color w:val="70AD47" w:themeColor="accent6"/>
+          <w:sz w:val="22"/>
+          <w:szCs w:val="22"/>
+          <w:lang w:val="en-US"/>
+        </w:rPr>
+      </w:pPr>
+      <w:r>
+        <w:rPr>
+          <w:rFonts w:ascii="Arial" w:eastAsiaTheme="majorEastAsia" w:hAnsi="Arial" w:cs="Arial"/>
+          <w:color w:val="70AD47" w:themeColor="accent6"/>
+          <w:sz w:val="22"/>
+          <w:szCs w:val="22"/>
+          <w:lang w:val="en-US"/>
+        </w:rPr>
+        <w:t>Python correlations</w:t>
+      </w:r>
+    </w:p>
+    <w:p>
+      <w:pPr>
+        <w:pStyle w:val="Paragraphedeliste"/>
+        <w:numPr>
+          <w:ilvl w:val="4"/>
+          <w:numId w:val="1"/>
+        </w:numPr>
+        <w:ind w:left="2448"/>
+        <w:rPr>
+          <w:rFonts w:ascii="Arial" w:eastAsiaTheme="majorEastAsia" w:hAnsi="Arial" w:cs="Arial"/>
+          <w:color w:val="70AD47" w:themeColor="accent6"/>
+          <w:sz w:val="22"/>
+          <w:szCs w:val="22"/>
+          <w:lang w:val="en-US"/>
+        </w:rPr>
+      </w:pPr>
+      <w:r>
+        <w:rPr>
+          <w:rFonts w:ascii="Arial" w:eastAsiaTheme="majorEastAsia" w:hAnsi="Arial" w:cs="Arial"/>
+          <w:color w:val="70AD47" w:themeColor="accent6"/>
+          <w:sz w:val="22"/>
+          <w:szCs w:val="22"/>
+          <w:lang w:val="en-US"/>
+        </w:rPr>
+        <w:t>Python SL/TP Histogram</w:t>
+      </w:r>
+    </w:p>
+    <w:p>
+      <w:pPr>
+        <w:pStyle w:val="Paragraphedeliste"/>
+        <w:numPr>
+          <w:ilvl w:val="4"/>
+          <w:numId w:val="1"/>
+        </w:numPr>
+        <w:ind w:left="2448"/>
+        <w:rPr>
+          <w:rFonts w:ascii="Arial" w:eastAsiaTheme="majorEastAsia" w:hAnsi="Arial" w:cs="Arial"/>
+          <w:color w:val="70AD47" w:themeColor="accent6"/>
+          <w:sz w:val="22"/>
+          <w:szCs w:val="22"/>
+          <w:lang w:val="en-US"/>
+        </w:rPr>
+      </w:pPr>
+      <w:r>
+        <w:rPr>
+          <w:rFonts w:ascii="Arial" w:eastAsiaTheme="majorEastAsia" w:hAnsi="Arial" w:cs="Arial"/>
+          <w:color w:val="70AD47" w:themeColor="accent6"/>
+          <w:sz w:val="22"/>
+          <w:szCs w:val="22"/>
+          <w:lang w:val="en-US"/>
+        </w:rPr>
+        <w:t>Python trade duration</w:t>
+      </w:r>
+    </w:p>
+    <w:p>
+      <w:pPr>
+        <w:pStyle w:val="Titre4"/>
+        <w:numPr>
+          <w:ilvl w:val="3"/>
+          <w:numId w:val="1"/>
+        </w:numPr>
+        <w:rPr>
+          <w:rFonts w:ascii="Arial" w:hAnsi="Arial" w:cs="Arial"/>
+          <w:lang w:val="en-US"/>
+        </w:rPr>
+      </w:pPr>
+      <w:r>
+        <w:rPr>
+          <w:rFonts w:ascii="Arial" w:hAnsi="Arial" w:cs="Arial"/>
+          <w:lang w:val="en-US"/>
+        </w:rPr>
+        <w:t>H4</w:t>
+      </w:r>
+    </w:p>
+    <w:p>
+      <w:pPr>
+        <w:pStyle w:val="Titre4"/>
+        <w:numPr>
+          <w:ilvl w:val="4"/>
+          <w:numId w:val="1"/>
+        </w:numPr>
+        <w:rPr>
+          <w:rFonts w:ascii="Arial" w:hAnsi="Arial" w:cs="Arial"/>
+          <w:lang w:val="en-US"/>
+        </w:rPr>
+      </w:pPr>
+      <w:r>
+        <w:rPr>
+          <w:rFonts w:ascii="Arial" w:hAnsi="Arial" w:cs="Arial"/>
+          <w:lang w:val="en-US"/>
+        </w:rPr>
+        <w:t>Returns</w:t>
+      </w:r>
+    </w:p>
+    <w:p>
+      <w:pPr>
+        <w:pStyle w:val="Paragraphedeliste"/>
+        <w:numPr>
+          <w:ilvl w:val="4"/>
+          <w:numId w:val="1"/>
+        </w:numPr>
+        <w:ind w:left="2448"/>
+        <w:rPr>
+          <w:rFonts w:ascii="Arial" w:eastAsiaTheme="majorEastAsia" w:hAnsi="Arial" w:cs="Arial"/>
+          <w:color w:val="70AD47" w:themeColor="accent6"/>
+          <w:sz w:val="22"/>
+          <w:szCs w:val="22"/>
+          <w:lang w:val="en-US"/>
+        </w:rPr>
+      </w:pPr>
+      <w:r>
+        <w:rPr>
+          <w:rFonts w:ascii="Arial" w:eastAsiaTheme="majorEastAsia" w:hAnsi="Arial" w:cs="Arial"/>
+          <w:color w:val="70AD47" w:themeColor="accent6"/>
+          <w:sz w:val="22"/>
+          <w:szCs w:val="22"/>
+          <w:lang w:val="en-US"/>
+        </w:rPr>
+        <w:t>Mql5 returns</w:t>
+      </w:r>
+    </w:p>
+    <w:p>
+      <w:pPr>
+        <w:pStyle w:val="Paragraphedeliste"/>
+        <w:numPr>
+          <w:ilvl w:val="4"/>
+          <w:numId w:val="1"/>
+        </w:numPr>
+        <w:ind w:left="2448"/>
+        <w:rPr>
+          <w:rFonts w:ascii="Arial" w:eastAsiaTheme="majorEastAsia" w:hAnsi="Arial" w:cs="Arial"/>
+          <w:color w:val="70AD47" w:themeColor="accent6"/>
+          <w:sz w:val="22"/>
+          <w:szCs w:val="22"/>
+          <w:lang w:val="en-US"/>
+        </w:rPr>
+      </w:pPr>
+      <w:r>
+        <w:rPr>
+          <w:rFonts w:ascii="Arial" w:eastAsiaTheme="majorEastAsia" w:hAnsi="Arial" w:cs="Arial"/>
+          <w:color w:val="70AD47" w:themeColor="accent6"/>
+          <w:sz w:val="22"/>
+          <w:szCs w:val="22"/>
+          <w:lang w:val="en-US"/>
+        </w:rPr>
+        <w:t>Python returns</w:t>
+      </w:r>
+    </w:p>
+    <w:p>
+      <w:pPr>
+        <w:pStyle w:val="Paragraphedeliste"/>
+        <w:numPr>
+          <w:ilvl w:val="4"/>
+          <w:numId w:val="1"/>
+        </w:numPr>
+        <w:ind w:left="2448"/>
+        <w:rPr>
+          <w:rFonts w:ascii="Arial" w:eastAsiaTheme="majorEastAsia" w:hAnsi="Arial" w:cs="Arial"/>
+          <w:color w:val="70AD47" w:themeColor="accent6"/>
+          <w:sz w:val="22"/>
+          <w:szCs w:val="22"/>
+          <w:lang w:val="en-US"/>
+        </w:rPr>
+      </w:pPr>
+      <w:r>
+        <w:rPr>
+          <w:rFonts w:ascii="Arial" w:eastAsiaTheme="majorEastAsia" w:hAnsi="Arial" w:cs="Arial"/>
+          <w:color w:val="70AD47" w:themeColor="accent6"/>
+          <w:sz w:val="22"/>
+          <w:szCs w:val="22"/>
+          <w:lang w:val="en-US"/>
+        </w:rPr>
+        <w:t>Python correlations</w:t>
+      </w:r>
+    </w:p>
+    <w:p>
+      <w:pPr>
+        <w:pStyle w:val="Paragraphedeliste"/>
+        <w:numPr>
+          <w:ilvl w:val="4"/>
+          <w:numId w:val="1"/>
+        </w:numPr>
+        <w:ind w:left="2448"/>
+        <w:rPr>
+          <w:rFonts w:ascii="Arial" w:eastAsiaTheme="majorEastAsia" w:hAnsi="Arial" w:cs="Arial"/>
+          <w:color w:val="70AD47" w:themeColor="accent6"/>
+          <w:sz w:val="22"/>
+          <w:szCs w:val="22"/>
+          <w:lang w:val="en-US"/>
+        </w:rPr>
+      </w:pPr>
+      <w:r>
+        <w:rPr>
+          <w:rFonts w:ascii="Arial" w:eastAsiaTheme="majorEastAsia" w:hAnsi="Arial" w:cs="Arial"/>
+          <w:color w:val="70AD47" w:themeColor="accent6"/>
+          <w:sz w:val="22"/>
+          <w:szCs w:val="22"/>
+          <w:lang w:val="en-US"/>
+        </w:rPr>
+        <w:t>Python SL/TP Histogram</w:t>
+      </w:r>
+    </w:p>
+    <w:p>
+      <w:pPr>
+        <w:pStyle w:val="Paragraphedeliste"/>
+        <w:numPr>
+          <w:ilvl w:val="4"/>
+          <w:numId w:val="1"/>
+        </w:numPr>
+        <w:ind w:left="2448"/>
+        <w:rPr>
+          <w:rFonts w:ascii="Arial" w:eastAsiaTheme="majorEastAsia" w:hAnsi="Arial" w:cs="Arial"/>
+          <w:color w:val="70AD47" w:themeColor="accent6"/>
+          <w:sz w:val="22"/>
+          <w:szCs w:val="22"/>
+          <w:lang w:val="en-US"/>
+        </w:rPr>
+      </w:pPr>
+      <w:r>
+        <w:rPr>
+          <w:rFonts w:ascii="Arial" w:eastAsiaTheme="majorEastAsia" w:hAnsi="Arial" w:cs="Arial"/>
+          <w:color w:val="70AD47" w:themeColor="accent6"/>
+          <w:sz w:val="22"/>
+          <w:szCs w:val="22"/>
+          <w:lang w:val="en-US"/>
+        </w:rPr>
+        <w:t>Python trade duration</w:t>
+      </w:r>
+    </w:p>
+    <w:p>
+      <w:pPr>
+        <w:pStyle w:val="Titre4"/>
+        <w:numPr>
+          <w:ilvl w:val="3"/>
+          <w:numId w:val="1"/>
+        </w:numPr>
+        <w:rPr>
+          <w:rFonts w:ascii="Arial" w:hAnsi="Arial" w:cs="Arial"/>
+          <w:lang w:val="en-US"/>
+        </w:rPr>
+      </w:pPr>
+      <w:r>
+        <w:rPr>
+          <w:rFonts w:ascii="Arial" w:hAnsi="Arial" w:cs="Arial"/>
+          <w:lang w:val="en-US"/>
+        </w:rPr>
+        <w:t>D1</w:t>
+      </w:r>
+    </w:p>
+    <w:p>
+      <w:pPr>
+        <w:pStyle w:val="Titre4"/>
+        <w:numPr>
+          <w:ilvl w:val="4"/>
+          <w:numId w:val="1"/>
+        </w:numPr>
+        <w:rPr>
+          <w:rFonts w:ascii="Arial" w:hAnsi="Arial" w:cs="Arial"/>
+          <w:lang w:val="en-US"/>
+        </w:rPr>
+      </w:pPr>
+      <w:r>
+        <w:rPr>
+          <w:rFonts w:ascii="Arial" w:hAnsi="Arial" w:cs="Arial"/>
+          <w:lang w:val="en-US"/>
+        </w:rPr>
+        <w:t>Returns</w:t>
+      </w:r>
+    </w:p>
+    <w:p>
+      <w:pPr>
+        <w:pStyle w:val="Paragraphedeliste"/>
+        <w:numPr>
+          <w:ilvl w:val="4"/>
+          <w:numId w:val="1"/>
+        </w:numPr>
+        <w:ind w:left="2448"/>
+        <w:rPr>
+          <w:rFonts w:ascii="Arial" w:eastAsiaTheme="majorEastAsia" w:hAnsi="Arial" w:cs="Arial"/>
+          <w:color w:val="70AD47" w:themeColor="accent6"/>
+          <w:sz w:val="22"/>
+          <w:szCs w:val="22"/>
+          <w:lang w:val="en-US"/>
+        </w:rPr>
+      </w:pPr>
+      <w:r>
+        <w:rPr>
+          <w:rFonts w:ascii="Arial" w:eastAsiaTheme="majorEastAsia" w:hAnsi="Arial" w:cs="Arial"/>
+          <w:color w:val="70AD47" w:themeColor="accent6"/>
+          <w:sz w:val="22"/>
+          <w:szCs w:val="22"/>
+          <w:lang w:val="en-US"/>
+        </w:rPr>
+        <w:t>Mql5 returns</w:t>
+      </w:r>
+    </w:p>
+    <w:p>
+      <w:pPr>
+        <w:pStyle w:val="Paragraphedeliste"/>
+        <w:numPr>
+          <w:ilvl w:val="4"/>
+          <w:numId w:val="1"/>
+        </w:numPr>
+        <w:ind w:left="2448"/>
+        <w:rPr>
+          <w:rFonts w:ascii="Arial" w:eastAsiaTheme="majorEastAsia" w:hAnsi="Arial" w:cs="Arial"/>
+          <w:color w:val="70AD47" w:themeColor="accent6"/>
+          <w:sz w:val="22"/>
+          <w:szCs w:val="22"/>
+          <w:lang w:val="en-US"/>
+        </w:rPr>
+      </w:pPr>
+      <w:r>
+        <w:rPr>
+          <w:rFonts w:ascii="Arial" w:eastAsiaTheme="majorEastAsia" w:hAnsi="Arial" w:cs="Arial"/>
+          <w:color w:val="70AD47" w:themeColor="accent6"/>
+          <w:sz w:val="22"/>
+          <w:szCs w:val="22"/>
+          <w:lang w:val="en-US"/>
+        </w:rPr>
+        <w:t>Python returns</w:t>
+      </w:r>
+    </w:p>
+    <w:p>
+      <w:pPr>
+        <w:pStyle w:val="Paragraphedeliste"/>
+        <w:numPr>
+          <w:ilvl w:val="4"/>
+          <w:numId w:val="1"/>
+        </w:numPr>
+        <w:ind w:left="2448"/>
+        <w:rPr>
+          <w:rFonts w:ascii="Arial" w:eastAsiaTheme="majorEastAsia" w:hAnsi="Arial" w:cs="Arial"/>
+          <w:color w:val="70AD47" w:themeColor="accent6"/>
+          <w:sz w:val="22"/>
+          <w:szCs w:val="22"/>
+          <w:lang w:val="en-US"/>
+        </w:rPr>
+      </w:pPr>
+      <w:r>
+        <w:rPr>
+          <w:rFonts w:ascii="Arial" w:eastAsiaTheme="majorEastAsia" w:hAnsi="Arial" w:cs="Arial"/>
+          <w:color w:val="70AD47" w:themeColor="accent6"/>
+          <w:sz w:val="22"/>
+          <w:szCs w:val="22"/>
+          <w:lang w:val="en-US"/>
+        </w:rPr>
+        <w:t>Python correlations</w:t>
+      </w:r>
+    </w:p>
+    <w:p>
+      <w:pPr>
+        <w:pStyle w:val="Paragraphedeliste"/>
+        <w:numPr>
+          <w:ilvl w:val="4"/>
+          <w:numId w:val="1"/>
+        </w:numPr>
+        <w:ind w:left="2448"/>
+        <w:rPr>
+          <w:rFonts w:ascii="Arial" w:eastAsiaTheme="majorEastAsia" w:hAnsi="Arial" w:cs="Arial"/>
+          <w:color w:val="70AD47" w:themeColor="accent6"/>
+          <w:sz w:val="22"/>
+          <w:szCs w:val="22"/>
+          <w:lang w:val="en-US"/>
+        </w:rPr>
+      </w:pPr>
+      <w:r>
+        <w:rPr>
+          <w:rFonts w:ascii="Arial" w:eastAsiaTheme="majorEastAsia" w:hAnsi="Arial" w:cs="Arial"/>
+          <w:color w:val="70AD47" w:themeColor="accent6"/>
+          <w:sz w:val="22"/>
+          <w:szCs w:val="22"/>
+          <w:lang w:val="en-US"/>
+        </w:rPr>
+        <w:t>Python SL/TP Histogram</w:t>
+      </w:r>
+    </w:p>
+    <w:p>
+      <w:pPr>
+        <w:pStyle w:val="Paragraphedeliste"/>
+        <w:numPr>
+          <w:ilvl w:val="4"/>
+          <w:numId w:val="1"/>
+        </w:numPr>
+        <w:ind w:left="2448"/>
+        <w:rPr>
+          <w:rFonts w:ascii="Arial" w:eastAsiaTheme="majorEastAsia" w:hAnsi="Arial" w:cs="Arial"/>
+          <w:color w:val="70AD47" w:themeColor="accent6"/>
+          <w:sz w:val="22"/>
+          <w:szCs w:val="22"/>
+          <w:lang w:val="en-US"/>
+        </w:rPr>
+      </w:pPr>
+      <w:r>
+        <w:rPr>
+          <w:rFonts w:ascii="Arial" w:eastAsiaTheme="majorEastAsia" w:hAnsi="Arial" w:cs="Arial"/>
+          <w:color w:val="70AD47" w:themeColor="accent6"/>
+          <w:sz w:val="22"/>
+          <w:szCs w:val="22"/>
+          <w:lang w:val="en-US"/>
+        </w:rPr>
+        <w:t>Python trade duration</w:t>
+      </w:r>
+    </w:p>
+    <w:p>
+      <w:pPr>
+        <w:pStyle w:val="Titre4"/>
+        <w:numPr>
+          <w:ilvl w:val="3"/>
+          <w:numId w:val="1"/>
+        </w:numPr>
+        <w:rPr>
+          <w:rFonts w:ascii="Arial" w:hAnsi="Arial" w:cs="Arial"/>
+          <w:lang w:val="en-US"/>
+        </w:rPr>
+      </w:pPr>
+      <w:r>
+        <w:rPr>
+          <w:rFonts w:ascii="Arial" w:hAnsi="Arial" w:cs="Arial"/>
+          <w:lang w:val="en-US"/>
+        </w:rPr>
+        <w:t>W1</w:t>
+      </w:r>
+    </w:p>
+    <w:p>
+      <w:pPr>
+        <w:pStyle w:val="Titre4"/>
+        <w:numPr>
+          <w:ilvl w:val="4"/>
+          <w:numId w:val="1"/>
+        </w:numPr>
+        <w:rPr>
+          <w:rFonts w:ascii="Arial" w:hAnsi="Arial" w:cs="Arial"/>
+          <w:lang w:val="en-US"/>
+        </w:rPr>
+      </w:pPr>
+      <w:r>
+        <w:rPr>
+          <w:rFonts w:ascii="Arial" w:hAnsi="Arial" w:cs="Arial"/>
+          <w:lang w:val="en-US"/>
+        </w:rPr>
+        <w:t>Returns</w:t>
+      </w:r>
+    </w:p>
+    <w:p>
+      <w:pPr>
+        <w:pStyle w:val="Paragraphedeliste"/>
+        <w:numPr>
+          <w:ilvl w:val="4"/>
+          <w:numId w:val="1"/>
+        </w:numPr>
+        <w:ind w:left="2448"/>
+        <w:rPr>
+          <w:rFonts w:ascii="Arial" w:eastAsiaTheme="majorEastAsia" w:hAnsi="Arial" w:cs="Arial"/>
+          <w:color w:val="70AD47" w:themeColor="accent6"/>
+          <w:sz w:val="22"/>
+          <w:szCs w:val="22"/>
+          <w:lang w:val="en-US"/>
+        </w:rPr>
+      </w:pPr>
+      <w:r>
+        <w:rPr>
+          <w:rFonts w:ascii="Arial" w:eastAsiaTheme="majorEastAsia" w:hAnsi="Arial" w:cs="Arial"/>
+          <w:color w:val="70AD47" w:themeColor="accent6"/>
+          <w:sz w:val="22"/>
+          <w:szCs w:val="22"/>
+          <w:lang w:val="en-US"/>
+        </w:rPr>
+        <w:t>Mql5 returns</w:t>
+      </w:r>
+    </w:p>
+    <w:p>
+      <w:pPr>
+        <w:pStyle w:val="Paragraphedeliste"/>
+        <w:numPr>
+          <w:ilvl w:val="4"/>
+          <w:numId w:val="1"/>
+        </w:numPr>
+        <w:ind w:left="2448"/>
+        <w:rPr>
+          <w:rFonts w:ascii="Arial" w:eastAsiaTheme="majorEastAsia" w:hAnsi="Arial" w:cs="Arial"/>
+          <w:color w:val="70AD47" w:themeColor="accent6"/>
+          <w:sz w:val="22"/>
+          <w:szCs w:val="22"/>
+          <w:lang w:val="en-US"/>
+        </w:rPr>
+      </w:pPr>
+      <w:r>
+        <w:rPr>
+          <w:rFonts w:ascii="Arial" w:eastAsiaTheme="majorEastAsia" w:hAnsi="Arial" w:cs="Arial"/>
+          <w:color w:val="70AD47" w:themeColor="accent6"/>
+          <w:sz w:val="22"/>
+          <w:szCs w:val="22"/>
+          <w:lang w:val="en-US"/>
+        </w:rPr>
+        <w:t>Python returns</w:t>
+      </w:r>
+    </w:p>
+    <w:p>
+      <w:pPr>
+        <w:pStyle w:val="Paragraphedeliste"/>
+        <w:numPr>
+          <w:ilvl w:val="4"/>
+          <w:numId w:val="1"/>
+        </w:numPr>
+        <w:ind w:left="2448"/>
+        <w:rPr>
+          <w:rFonts w:ascii="Arial" w:eastAsiaTheme="majorEastAsia" w:hAnsi="Arial" w:cs="Arial"/>
+          <w:color w:val="70AD47" w:themeColor="accent6"/>
+          <w:sz w:val="22"/>
+          <w:szCs w:val="22"/>
+          <w:lang w:val="en-US"/>
+        </w:rPr>
+      </w:pPr>
+      <w:r>
+        <w:rPr>
+          <w:rFonts w:ascii="Arial" w:eastAsiaTheme="majorEastAsia" w:hAnsi="Arial" w:cs="Arial"/>
+          <w:color w:val="70AD47" w:themeColor="accent6"/>
+          <w:sz w:val="22"/>
+          <w:szCs w:val="22"/>
+          <w:lang w:val="en-US"/>
+        </w:rPr>
+        <w:t>Python correlations</w:t>
+      </w:r>
+    </w:p>
+    <w:p>
+      <w:pPr>
+        <w:pStyle w:val="Paragraphedeliste"/>
+        <w:numPr>
+          <w:ilvl w:val="4"/>
+          <w:numId w:val="1"/>
+        </w:numPr>
+        <w:ind w:left="2448"/>
+        <w:rPr>
+          <w:rFonts w:ascii="Arial" w:eastAsiaTheme="majorEastAsia" w:hAnsi="Arial" w:cs="Arial"/>
+          <w:color w:val="70AD47" w:themeColor="accent6"/>
+          <w:sz w:val="22"/>
+          <w:szCs w:val="22"/>
+          <w:lang w:val="en-US"/>
+        </w:rPr>
+      </w:pPr>
+      <w:r>
+        <w:rPr>
+          <w:rFonts w:ascii="Arial" w:eastAsiaTheme="majorEastAsia" w:hAnsi="Arial" w:cs="Arial"/>
+          <w:color w:val="70AD47" w:themeColor="accent6"/>
+          <w:sz w:val="22"/>
+          <w:szCs w:val="22"/>
+          <w:lang w:val="en-US"/>
+        </w:rPr>
+        <w:t>Python SL/TP Histogram</w:t>
+      </w:r>
+    </w:p>
+    <w:p>
+      <w:pPr>
+        <w:pStyle w:val="Paragraphedeliste"/>
+        <w:ind w:left="2448"/>
+        <w:rPr>
+          <w:rFonts w:ascii="Arial" w:eastAsiaTheme="majorEastAsia" w:hAnsi="Arial" w:cs="Arial"/>
+          <w:color w:val="70AD47" w:themeColor="accent6"/>
+          <w:sz w:val="22"/>
+          <w:szCs w:val="22"/>
+          <w:lang w:val="en-US"/>
+        </w:rPr>
+      </w:pPr>
+    </w:p>
+    <w:p>
+      <w:pPr>
+        <w:pStyle w:val="Titre4"/>
+        <w:ind w:left="1224"/>
+        <w:rPr>
+          <w:rFonts w:ascii="Arial" w:hAnsi="Arial" w:cs="Arial"/>
+          <w:lang w:val="en-US"/>
+        </w:rPr>
+      </w:pPr>
+    </w:p>
+    <w:p>
+      <w:pPr>
+        <w:pStyle w:val="Titre4"/>
+        <w:numPr>
+          <w:ilvl w:val="2"/>
+          <w:numId w:val="1"/>
+        </w:numPr>
+        <w:rPr>
+          <w:rFonts w:ascii="Arial" w:hAnsi="Arial" w:cs="Arial"/>
+          <w:lang w:val="en-US"/>
+        </w:rPr>
+      </w:pPr>
+      <w:proofErr w:type="spellStart"/>
+      <w:r>
+        <w:rPr>
+          <w:rFonts w:ascii="Arial" w:hAnsi="Arial" w:cs="Arial"/>
+          <w:lang w:val="en-US"/>
+        </w:rPr>
+        <w:t>onclusions</w:t>
+      </w:r>
+      <w:proofErr w:type="spellEnd"/>
+    </w:p>
+    <w:p>
+      <w:pPr>
+        <w:rPr>
+          <w:lang w:val="en-US"/>
+        </w:rPr>
+      </w:pPr>
+    </w:p>
+    <w:p>
+      <w:pPr>
+        <w:ind w:left="1224"/>
+        <w:rPr>
+          <w:rFonts w:ascii="Arial" w:hAnsi="Arial" w:cs="Arial"/>
+          <w:lang w:val="en-US"/>
+        </w:rPr>
+      </w:pPr>
+      <w:r>
+        <w:rPr>
+          <w:rFonts w:ascii="Arial" w:hAnsi="Arial" w:cs="Arial"/>
+          <w:lang w:val="en-US"/>
+        </w:rPr>
+        <w:t xml:space="preserve">Tight stop loss : </w:t>
+      </w:r>
+    </w:p>
+    <w:p>
+      <w:pPr>
+        <w:pStyle w:val="Paragraphedeliste"/>
+        <w:numPr>
+          <w:ilvl w:val="0"/>
+          <w:numId w:val="3"/>
+        </w:numPr>
+        <w:rPr>
+          <w:rFonts w:ascii="Arial" w:hAnsi="Arial" w:cs="Arial"/>
+          <w:lang w:val="en-US"/>
+        </w:rPr>
+      </w:pPr>
+      <w:r>
+        <w:rPr>
+          <w:rFonts w:ascii="Arial" w:hAnsi="Arial" w:cs="Arial"/>
+          <w:lang w:val="en-US"/>
+        </w:rPr>
+        <w:t>allows getting out quickly of unfavorable trade</w:t>
+      </w:r>
+    </w:p>
+    <w:p>
+      <w:pPr>
+        <w:pStyle w:val="Paragraphedeliste"/>
+        <w:numPr>
+          <w:ilvl w:val="0"/>
+          <w:numId w:val="3"/>
+        </w:numPr>
+        <w:rPr>
+          <w:rFonts w:ascii="Arial" w:hAnsi="Arial" w:cs="Arial"/>
+          <w:lang w:val="en-US"/>
+        </w:rPr>
+      </w:pPr>
+      <w:r>
+        <w:rPr>
+          <w:rFonts w:ascii="Arial" w:hAnsi="Arial" w:cs="Arial"/>
+          <w:lang w:val="en-US"/>
+        </w:rPr>
+        <w:t>May get you of a trade too early due to a bad start</w:t>
+      </w:r>
+    </w:p>
+    <w:p>
+      <w:pPr>
+        <w:ind w:left="1224"/>
+        <w:rPr>
+          <w:rFonts w:ascii="Arial" w:hAnsi="Arial" w:cs="Arial"/>
+          <w:lang w:val="en-US"/>
+        </w:rPr>
+      </w:pPr>
+      <w:r>
+        <w:rPr>
+          <w:rFonts w:ascii="Arial" w:hAnsi="Arial" w:cs="Arial"/>
+          <w:lang w:val="en-US"/>
+        </w:rPr>
+        <w:t xml:space="preserve">Tight take profit : </w:t>
+      </w:r>
+    </w:p>
+    <w:p>
+      <w:pPr>
+        <w:pStyle w:val="Paragraphedeliste"/>
+        <w:numPr>
+          <w:ilvl w:val="0"/>
+          <w:numId w:val="3"/>
+        </w:numPr>
+        <w:rPr>
+          <w:rFonts w:ascii="Arial" w:hAnsi="Arial" w:cs="Arial"/>
+          <w:lang w:val="en-US"/>
+        </w:rPr>
+      </w:pPr>
+      <w:r>
+        <w:rPr>
+          <w:rFonts w:ascii="Arial" w:hAnsi="Arial" w:cs="Arial"/>
+          <w:lang w:val="en-US"/>
+        </w:rPr>
+        <w:t>allows you to quickly collect you</w:t>
+      </w:r>
+      <w:r>
+        <w:rPr>
+          <w:rFonts w:ascii="Arial" w:hAnsi="Arial" w:cs="Arial"/>
+          <w:lang w:val="en-US"/>
+        </w:rPr>
+        <w:tab/>
+      </w:r>
+      <w:r>
+        <w:rPr>
+          <w:rFonts w:ascii="Arial" w:hAnsi="Arial" w:cs="Arial"/>
+          <w:lang w:val="en-US"/>
+        </w:rPr>
+        <w:t xml:space="preserve">r profit : </w:t>
+      </w:r>
+      <w:r>
+        <w:rPr>
+          <w:rFonts w:ascii="Arial" w:hAnsi="Arial" w:cs="Arial"/>
+          <w:lang w:val="en-US"/>
+        </w:rPr>
+        <w:fldChar w:fldCharType="begin"/>
+      </w:r>
+      <w:r>
+        <w:rPr>
+          <w:rFonts w:ascii="Arial" w:hAnsi="Arial" w:cs="Arial"/>
+          <w:lang w:val="en-US"/>
+        </w:rPr>
+        <w:instrText xml:space="preserve"> REF _Ref106981817 \h </w:instrText>
+      </w:r>
+      <w:r>
+        <w:rPr>
+          <w:rFonts w:ascii="Arial" w:hAnsi="Arial" w:cs="Arial"/>
+          <w:lang w:val="en-US"/>
+        </w:rPr>
+        <w:instrText xml:space="preserve"> \* MERGEFORMAT </w:instrText>
+      </w:r>
+      <w:r>
+        <w:rPr>
+          <w:rFonts w:ascii="Arial" w:hAnsi="Arial" w:cs="Arial"/>
+          <w:lang w:val="en-US"/>
+        </w:rPr>
+      </w:r>
+      <w:r>
+        <w:rPr>
+          <w:rFonts w:ascii="Arial" w:hAnsi="Arial" w:cs="Arial"/>
+          <w:lang w:val="en-US"/>
+        </w:rPr>
+        <w:fldChar w:fldCharType="separate"/>
+      </w:r>
+      <w:r>
+        <w:rPr>
+          <w:rFonts w:ascii="Arial" w:hAnsi="Arial" w:cs="Arial"/>
+        </w:rPr>
+        <w:t xml:space="preserve">Figure </w:t>
+      </w:r>
+      <w:r>
+        <w:rPr>
+          <w:rFonts w:ascii="Arial" w:hAnsi="Arial" w:cs="Arial"/>
+          <w:noProof/>
+        </w:rPr>
+        <w:t>9</w:t>
+      </w:r>
+      <w:r>
+        <w:rPr>
+          <w:rFonts w:ascii="Arial" w:hAnsi="Arial" w:cs="Arial"/>
+          <w:lang w:val="en-US"/>
+        </w:rPr>
+        <w:fldChar w:fldCharType="end"/>
+      </w:r>
+    </w:p>
+    <w:p>
+      <w:pPr>
+        <w:pStyle w:val="Paragraphedeliste"/>
+        <w:numPr>
+          <w:ilvl w:val="0"/>
+          <w:numId w:val="3"/>
+        </w:numPr>
+        <w:rPr>
+          <w:rFonts w:ascii="Arial" w:hAnsi="Arial" w:cs="Arial"/>
+          <w:lang w:val="en-US"/>
+        </w:rPr>
+      </w:pPr>
+      <w:r>
+        <w:rPr>
+          <w:rFonts w:ascii="Arial" w:hAnsi="Arial" w:cs="Arial"/>
+          <w:lang w:val="en-US"/>
+        </w:rPr>
+        <w:t xml:space="preserve">May you make miss the ‘big trend: </w:t>
+      </w:r>
+      <w:r>
+        <w:rPr>
+          <w:rFonts w:ascii="Arial" w:hAnsi="Arial" w:cs="Arial"/>
+          <w:lang w:val="en-US"/>
+        </w:rPr>
+        <w:fldChar w:fldCharType="begin"/>
+      </w:r>
+      <w:r>
+        <w:rPr>
+          <w:rFonts w:ascii="Arial" w:hAnsi="Arial" w:cs="Arial"/>
+          <w:lang w:val="en-US"/>
+        </w:rPr>
+        <w:instrText xml:space="preserve"> REF _Ref106981786 \h </w:instrText>
+      </w:r>
+      <w:r>
+        <w:rPr>
+          <w:rFonts w:ascii="Arial" w:hAnsi="Arial" w:cs="Arial"/>
+          <w:lang w:val="en-US"/>
+        </w:rPr>
+        <w:instrText xml:space="preserve"> \* MERGEFORMAT </w:instrText>
+      </w:r>
+      <w:r>
+        <w:rPr>
+          <w:rFonts w:ascii="Arial" w:hAnsi="Arial" w:cs="Arial"/>
+          <w:lang w:val="en-US"/>
+        </w:rPr>
+      </w:r>
+      <w:r>
+        <w:rPr>
+          <w:rFonts w:ascii="Arial" w:hAnsi="Arial" w:cs="Arial"/>
+          <w:lang w:val="en-US"/>
+        </w:rPr>
+        <w:fldChar w:fldCharType="separate"/>
+      </w:r>
+      <w:r>
+        <w:rPr>
+          <w:rFonts w:ascii="Arial" w:hAnsi="Arial" w:cs="Arial"/>
+        </w:rPr>
+        <w:t xml:space="preserve">Figure </w:t>
+      </w:r>
+      <w:r>
+        <w:rPr>
+          <w:rFonts w:ascii="Arial" w:hAnsi="Arial" w:cs="Arial"/>
+          <w:noProof/>
+        </w:rPr>
+        <w:t>6</w:t>
+      </w:r>
+      <w:r>
+        <w:rPr>
+          <w:rFonts w:ascii="Arial" w:hAnsi="Arial" w:cs="Arial"/>
+          <w:lang w:val="en-US"/>
+        </w:rPr>
+        <w:fldChar w:fldCharType="end"/>
+      </w:r>
+      <w:r>
+        <w:rPr>
+          <w:rFonts w:ascii="Arial" w:hAnsi="Arial" w:cs="Arial"/>
+          <w:lang w:val="en-US"/>
+        </w:rPr>
+        <w:t>,</w:t>
+      </w:r>
+      <w:r>
+        <w:rPr>
+          <w:rFonts w:ascii="Arial" w:hAnsi="Arial" w:cs="Arial"/>
+          <w:lang w:val="en-US"/>
+        </w:rPr>
+        <w:fldChar w:fldCharType="begin"/>
+      </w:r>
+      <w:r>
+        <w:rPr>
+          <w:rFonts w:ascii="Arial" w:hAnsi="Arial" w:cs="Arial"/>
+          <w:lang w:val="en-US"/>
+        </w:rPr>
+        <w:instrText xml:space="preserve"> REF _Ref106981795 \h </w:instrText>
+      </w:r>
+      <w:r>
+        <w:rPr>
+          <w:rFonts w:ascii="Arial" w:hAnsi="Arial" w:cs="Arial"/>
+          <w:lang w:val="en-US"/>
+        </w:rPr>
+        <w:instrText xml:space="preserve"> \* MERGEFORMAT </w:instrText>
+      </w:r>
+      <w:r>
+        <w:rPr>
+          <w:rFonts w:ascii="Arial" w:hAnsi="Arial" w:cs="Arial"/>
+          <w:lang w:val="en-US"/>
+        </w:rPr>
+      </w:r>
+      <w:r>
+        <w:rPr>
+          <w:rFonts w:ascii="Arial" w:hAnsi="Arial" w:cs="Arial"/>
+          <w:lang w:val="en-US"/>
+        </w:rPr>
+        <w:fldChar w:fldCharType="separate"/>
+      </w:r>
+      <w:r>
+        <w:rPr>
+          <w:rFonts w:ascii="Arial" w:hAnsi="Arial" w:cs="Arial"/>
+        </w:rPr>
+        <w:t xml:space="preserve">Figure </w:t>
+      </w:r>
+      <w:r>
+        <w:rPr>
+          <w:rFonts w:ascii="Arial" w:hAnsi="Arial" w:cs="Arial"/>
+          <w:noProof/>
+        </w:rPr>
+        <w:t>7</w:t>
+      </w:r>
+      <w:r>
+        <w:rPr>
+          <w:rFonts w:ascii="Arial" w:hAnsi="Arial" w:cs="Arial"/>
+          <w:lang w:val="en-US"/>
+        </w:rPr>
+        <w:fldChar w:fldCharType="end"/>
+      </w:r>
+      <w:r>
+        <w:rPr>
+          <w:rFonts w:ascii="Arial" w:hAnsi="Arial" w:cs="Arial"/>
+          <w:lang w:val="en-US"/>
+        </w:rPr>
+        <w:t>,</w:t>
+      </w:r>
+      <w:r>
+        <w:rPr>
+          <w:rFonts w:ascii="Arial" w:hAnsi="Arial" w:cs="Arial"/>
+          <w:lang w:val="en-US"/>
+        </w:rPr>
+        <w:fldChar w:fldCharType="begin"/>
+      </w:r>
+      <w:r>
+        <w:rPr>
+          <w:rFonts w:ascii="Arial" w:hAnsi="Arial" w:cs="Arial"/>
+          <w:lang w:val="en-US"/>
+        </w:rPr>
+        <w:instrText xml:space="preserve"> REF _Ref106981806 \h </w:instrText>
+      </w:r>
+      <w:r>
+        <w:rPr>
+          <w:rFonts w:ascii="Arial" w:hAnsi="Arial" w:cs="Arial"/>
+          <w:lang w:val="en-US"/>
+        </w:rPr>
+        <w:instrText xml:space="preserve"> \* MERGEFORMAT </w:instrText>
+      </w:r>
+      <w:r>
+        <w:rPr>
+          <w:rFonts w:ascii="Arial" w:hAnsi="Arial" w:cs="Arial"/>
+          <w:lang w:val="en-US"/>
+        </w:rPr>
+      </w:r>
+      <w:r>
+        <w:rPr>
+          <w:rFonts w:ascii="Arial" w:hAnsi="Arial" w:cs="Arial"/>
+          <w:lang w:val="en-US"/>
+        </w:rPr>
+        <w:fldChar w:fldCharType="separate"/>
+      </w:r>
+      <w:r>
+        <w:rPr>
+          <w:rFonts w:ascii="Arial" w:hAnsi="Arial" w:cs="Arial"/>
+        </w:rPr>
+        <w:t xml:space="preserve">Figure </w:t>
+      </w:r>
+      <w:r>
+        <w:rPr>
+          <w:rFonts w:ascii="Arial" w:hAnsi="Arial" w:cs="Arial"/>
+          <w:noProof/>
+        </w:rPr>
+        <w:t>8</w:t>
+      </w:r>
+      <w:r>
+        <w:rPr>
+          <w:rFonts w:ascii="Arial" w:hAnsi="Arial" w:cs="Arial"/>
+          <w:lang w:val="en-US"/>
+        </w:rPr>
+        <w:fldChar w:fldCharType="end"/>
+      </w:r>
+    </w:p>
+    <w:p>
+      <w:pPr>
+        <w:pStyle w:val="Titre4"/>
+        <w:numPr>
+          <w:ilvl w:val="3"/>
+          <w:numId w:val="1"/>
+        </w:numPr>
+        <w:rPr>
+          <w:lang w:val="en-US"/>
+        </w:rPr>
+      </w:pPr>
+      <w:r>
+        <w:rPr>
+          <w:lang w:val="en-US"/>
+        </w:rPr>
+        <w:t>Long</w:t>
+      </w:r>
+    </w:p>
+    <w:p>
+      <w:pPr>
+        <w:pStyle w:val="Titre4"/>
+        <w:numPr>
+          <w:ilvl w:val="4"/>
+          <w:numId w:val="1"/>
+        </w:numPr>
+        <w:rPr>
+          <w:lang w:val="en-US"/>
+        </w:rPr>
+      </w:pPr>
+      <w:r>
+        <w:rPr>
+          <w:lang w:val="en-US"/>
+        </w:rPr>
+        <w:t>Open Long</w:t>
+      </w:r>
+    </w:p>
+    <w:p>
+      <w:pPr>
+        <w:ind w:left="1800"/>
+        <w:rPr>
+          <w:rFonts w:ascii="Arial" w:hAnsi="Arial" w:cs="Arial"/>
+          <w:lang w:val="en-US"/>
+        </w:rPr>
+      </w:pPr>
+      <w:r>
+        <w:rPr>
+          <w:rFonts w:ascii="Arial" w:hAnsi="Arial" w:cs="Arial"/>
+          <w:lang w:val="en-US"/>
+        </w:rPr>
+        <w:t>Open long if :</w:t>
+      </w:r>
+      <w:r>
+        <w:rPr>
+          <w:lang w:val="en-US"/>
+        </w:rPr>
+        <w:t xml:space="preserve"> </w:t>
+      </w:r>
+      <m:oMath>
+        <m:r>
+          <w:rPr>
+            <w:rFonts w:ascii="Cambria Math" w:hAnsi="Cambria Math" w:cs="Arial"/>
+            <w:lang w:val="en-US"/>
+          </w:rPr>
+          <m:t>(SM</m:t>
+        </m:r>
+        <m:sSub>
+          <m:sSubPr>
+            <m:ctrlPr>
+              <w:rPr>
+                <w:rFonts w:ascii="Cambria Math" w:hAnsi="Cambria Math" w:cs="Arial"/>
+                <w:i/>
+                <w:lang w:val="en-US"/>
+              </w:rPr>
+            </m:ctrlPr>
+          </m:sSubPr>
+          <m:e>
+            <m:r>
+              <w:rPr>
+                <w:rFonts w:ascii="Cambria Math" w:hAnsi="Cambria Math" w:cs="Arial"/>
+                <w:lang w:val="en-US"/>
+              </w:rPr>
+              <m:t>A</m:t>
+            </m:r>
+          </m:e>
+          <m:sub>
+            <m:r>
+              <w:rPr>
+                <w:rFonts w:ascii="Cambria Math" w:hAnsi="Cambria Math" w:cs="Arial"/>
+                <w:lang w:val="en-US"/>
+              </w:rPr>
+              <m:t xml:space="preserve">short </m:t>
+            </m:r>
+          </m:sub>
+        </m:sSub>
+        <m:r>
+          <w:rPr>
+            <w:rFonts w:ascii="Cambria Math" w:hAnsi="Cambria Math" w:cs="Arial"/>
+            <w:lang w:val="en-US"/>
+          </w:rPr>
+          <m:t>&gt;</m:t>
+        </m:r>
+        <m:d>
+          <m:dPr>
+            <m:ctrlPr>
+              <w:rPr>
+                <w:rFonts w:ascii="Cambria Math" w:hAnsi="Cambria Math" w:cs="Arial"/>
+                <w:i/>
+                <w:lang w:val="en-US"/>
+              </w:rPr>
+            </m:ctrlPr>
+          </m:dPr>
+          <m:e>
+            <m:r>
+              <w:rPr>
+                <w:rFonts w:ascii="Cambria Math" w:hAnsi="Cambria Math" w:cs="Arial"/>
+                <w:lang w:val="en-US"/>
+              </w:rPr>
+              <m:t>SM</m:t>
+            </m:r>
+            <m:sSub>
+              <m:sSubPr>
+                <m:ctrlPr>
+                  <w:rPr>
+                    <w:rFonts w:ascii="Cambria Math" w:hAnsi="Cambria Math" w:cs="Arial"/>
+                    <w:i/>
+                    <w:lang w:val="en-US"/>
+                  </w:rPr>
+                </m:ctrlPr>
+              </m:sSubPr>
+              <m:e>
+                <m:r>
+                  <w:rPr>
+                    <w:rFonts w:ascii="Cambria Math" w:hAnsi="Cambria Math" w:cs="Arial"/>
+                    <w:lang w:val="en-US"/>
+                  </w:rPr>
+                  <m:t>A</m:t>
+                </m:r>
+              </m:e>
+              <m:sub>
+                <m:r>
+                  <w:rPr>
+                    <w:rFonts w:ascii="Cambria Math" w:hAnsi="Cambria Math" w:cs="Arial"/>
+                    <w:lang w:val="en-US"/>
+                  </w:rPr>
+                  <m:t>long</m:t>
+                </m:r>
+              </m:sub>
+            </m:sSub>
+            <m:r>
+              <w:rPr>
+                <w:rFonts w:ascii="Cambria Math" w:hAnsi="Cambria Math" w:cs="Arial"/>
+                <w:lang w:val="en-US"/>
+              </w:rPr>
+              <m:t>+</m:t>
+            </m:r>
+            <m:r>
+              <m:rPr>
+                <m:nor/>
+              </m:rPr>
+              <w:rPr>
+                <w:rFonts w:ascii="Cambria Math" w:hAnsi="Cambria Math" w:cs="Arial"/>
+                <w:lang w:val="en-US"/>
+              </w:rPr>
+              <m:t>hyst</m:t>
+            </m:r>
+          </m:e>
+        </m:d>
+        <m:r>
+          <w:rPr>
+            <w:rFonts w:ascii="Cambria Math" w:hAnsi="Cambria Math" w:cs="Arial"/>
+            <w:lang w:val="en-US"/>
+          </w:rPr>
+          <m:t>)</m:t>
+        </m:r>
+      </m:oMath>
+      <w:r>
+        <w:rPr>
+          <w:rFonts w:ascii="Arial" w:hAnsi="Arial" w:cs="Arial"/>
+          <w:lang w:val="en-US"/>
+        </w:rPr>
+        <w:t xml:space="preserve">  </w:t>
+      </w:r>
+    </w:p>
+    <w:p>
+      <w:pPr>
+        <w:pStyle w:val="Titre4"/>
+        <w:numPr>
+          <w:ilvl w:val="4"/>
+          <w:numId w:val="1"/>
+        </w:numPr>
+        <w:rPr>
+          <w:lang w:val="en-US"/>
+        </w:rPr>
+      </w:pPr>
+      <w:r>
+        <w:rPr>
+          <w:lang w:val="en-US"/>
+        </w:rPr>
+        <w:t>Close Long</w:t>
+      </w:r>
+    </w:p>
+    <w:p>
+      <w:pPr>
+        <w:ind w:left="1440" w:firstLine="288"/>
+        <w:rPr>
+          <w:lang w:val="en-US"/>
+        </w:rPr>
+      </w:pPr>
+      <w:r>
+        <w:rPr>
+          <w:rFonts w:ascii="Arial" w:hAnsi="Arial" w:cs="Arial"/>
+          <w:lang w:val="en-US"/>
+        </w:rPr>
+        <w:t xml:space="preserve">Close Long if </w:t>
+      </w:r>
+      <m:oMath>
+        <m:r>
+          <w:rPr>
+            <w:rFonts w:ascii="Cambria Math" w:hAnsi="Cambria Math" w:cs="Arial"/>
+            <w:lang w:val="en-US"/>
+          </w:rPr>
+          <m:t xml:space="preserve">( </m:t>
+        </m:r>
+        <m:d>
+          <m:dPr>
+            <m:ctrlPr>
+              <w:rPr>
+                <w:rFonts w:ascii="Cambria Math" w:hAnsi="Cambria Math" w:cs="Arial"/>
+                <w:i/>
+                <w:lang w:val="en-US"/>
+              </w:rPr>
+            </m:ctrlPr>
+          </m:dPr>
+          <m:e>
+            <m:r>
+              <w:rPr>
+                <w:rFonts w:ascii="Cambria Math" w:hAnsi="Cambria Math" w:cs="Arial"/>
+                <w:lang w:val="en-US"/>
+              </w:rPr>
+              <m:t>SM</m:t>
+            </m:r>
+            <m:sSub>
+              <m:sSubPr>
+                <m:ctrlPr>
+                  <w:rPr>
+                    <w:rFonts w:ascii="Cambria Math" w:hAnsi="Cambria Math" w:cs="Arial"/>
+                    <w:i/>
+                    <w:lang w:val="en-US"/>
+                  </w:rPr>
+                </m:ctrlPr>
+              </m:sSubPr>
+              <m:e>
+                <m:r>
+                  <w:rPr>
+                    <w:rFonts w:ascii="Cambria Math" w:hAnsi="Cambria Math" w:cs="Arial"/>
+                    <w:lang w:val="en-US"/>
+                  </w:rPr>
+                  <m:t>A</m:t>
+                </m:r>
+              </m:e>
+              <m:sub>
+                <m:r>
+                  <w:rPr>
+                    <w:rFonts w:ascii="Cambria Math" w:hAnsi="Cambria Math" w:cs="Arial"/>
+                    <w:lang w:val="en-US"/>
+                  </w:rPr>
+                  <m:t xml:space="preserve">short </m:t>
+                </m:r>
+              </m:sub>
+            </m:sSub>
+            <m:r>
+              <w:rPr>
+                <w:rFonts w:ascii="Cambria Math" w:hAnsi="Cambria Math" w:cs="Arial"/>
+                <w:lang w:val="en-US"/>
+              </w:rPr>
+              <m:t>+hyst</m:t>
+            </m:r>
+          </m:e>
+        </m:d>
+        <m:r>
+          <w:rPr>
+            <w:rFonts w:ascii="Cambria Math" w:hAnsi="Cambria Math" w:cs="Arial"/>
+            <w:lang w:val="en-US"/>
+          </w:rPr>
+          <m:t>)&lt; SM</m:t>
+        </m:r>
+        <m:sSub>
+          <m:sSubPr>
+            <m:ctrlPr>
+              <w:rPr>
+                <w:rFonts w:ascii="Cambria Math" w:hAnsi="Cambria Math" w:cs="Arial"/>
+                <w:i/>
+                <w:lang w:val="en-US"/>
+              </w:rPr>
+            </m:ctrlPr>
+          </m:sSubPr>
+          <m:e>
+            <m:r>
+              <w:rPr>
+                <w:rFonts w:ascii="Cambria Math" w:hAnsi="Cambria Math" w:cs="Arial"/>
+                <w:lang w:val="en-US"/>
+              </w:rPr>
+              <m:t>A</m:t>
+            </m:r>
+          </m:e>
+          <m:sub>
+            <m:r>
+              <w:rPr>
+                <w:rFonts w:ascii="Cambria Math" w:hAnsi="Cambria Math" w:cs="Arial"/>
+                <w:lang w:val="en-US"/>
+              </w:rPr>
+              <m:t>long</m:t>
+            </m:r>
+          </m:sub>
+        </m:sSub>
+        <m:r>
+          <w:rPr>
+            <w:rFonts w:ascii="Cambria Math" w:hAnsi="Cambria Math" w:cs="Arial"/>
+            <w:lang w:val="en-US"/>
+          </w:rPr>
+          <m:t>)</m:t>
+        </m:r>
+      </m:oMath>
+      <w:r>
+        <w:rPr>
+          <w:rFonts w:ascii="Arial" w:hAnsi="Arial" w:cs="Arial"/>
+          <w:lang w:val="en-US"/>
+        </w:rPr>
+        <w:t xml:space="preserve">  </w:t>
+      </w:r>
+    </w:p>
+    <w:p>
+      <w:pPr>
+        <w:pStyle w:val="Titre4"/>
+        <w:numPr>
+          <w:ilvl w:val="3"/>
+          <w:numId w:val="1"/>
+        </w:numPr>
+        <w:rPr>
+          <w:lang w:val="en-US"/>
+        </w:rPr>
+      </w:pPr>
+      <w:r>
+        <w:rPr>
+          <w:lang w:val="en-US"/>
+        </w:rPr>
+        <w:t>Short</w:t>
+      </w:r>
+    </w:p>
+    <w:p>
+      <w:pPr>
+        <w:pStyle w:val="Paragraphedeliste"/>
+        <w:numPr>
+          <w:ilvl w:val="4"/>
+          <w:numId w:val="1"/>
+        </w:numPr>
+        <w:rPr>
+          <w:rFonts w:asciiTheme="majorHAnsi" w:eastAsiaTheme="majorEastAsia" w:hAnsiTheme="majorHAnsi" w:cstheme="majorBidi"/>
+          <w:color w:val="70AD47" w:themeColor="accent6"/>
+          <w:sz w:val="22"/>
+          <w:szCs w:val="22"/>
+          <w:lang w:val="en-US"/>
+        </w:rPr>
+      </w:pPr>
+      <w:r>
+        <w:rPr>
+          <w:rFonts w:asciiTheme="majorHAnsi" w:eastAsiaTheme="majorEastAsia" w:hAnsiTheme="majorHAnsi" w:cstheme="majorBidi"/>
+          <w:color w:val="70AD47" w:themeColor="accent6"/>
+          <w:sz w:val="22"/>
+          <w:szCs w:val="22"/>
+          <w:lang w:val="en-US"/>
+        </w:rPr>
+        <w:t>Open Short</w:t>
+      </w:r>
+    </w:p>
+    <w:p>
+      <w:pPr>
+        <w:ind w:left="1800"/>
+        <w:rPr>
+          <w:lang w:val="en-US"/>
+        </w:rPr>
+      </w:pPr>
+      <w:r>
+        <w:rPr>
+          <w:lang w:val="en-US"/>
+        </w:rPr>
+        <w:t>Open Short</w:t>
+      </w:r>
+      <w:r>
+        <w:rPr>
+          <w:rFonts w:ascii="Arial" w:hAnsi="Arial" w:cs="Arial"/>
+          <w:lang w:val="en-US"/>
+        </w:rPr>
+        <w:t xml:space="preserve"> if </w:t>
+      </w:r>
+      <m:oMath>
+        <m:r>
+          <w:rPr>
+            <w:rFonts w:ascii="Cambria Math" w:hAnsi="Cambria Math" w:cs="Arial"/>
+            <w:lang w:val="en-US"/>
+          </w:rPr>
+          <m:t xml:space="preserve">( </m:t>
+        </m:r>
+        <m:d>
+          <m:dPr>
+            <m:ctrlPr>
+              <w:rPr>
+                <w:rFonts w:ascii="Cambria Math" w:hAnsi="Cambria Math" w:cs="Arial"/>
+                <w:i/>
+                <w:lang w:val="en-US"/>
+              </w:rPr>
+            </m:ctrlPr>
+          </m:dPr>
+          <m:e>
+            <m:r>
+              <w:rPr>
+                <w:rFonts w:ascii="Cambria Math" w:hAnsi="Cambria Math" w:cs="Arial"/>
+                <w:lang w:val="en-US"/>
+              </w:rPr>
+              <m:t>SM</m:t>
+            </m:r>
+            <m:sSub>
+              <m:sSubPr>
+                <m:ctrlPr>
+                  <w:rPr>
+                    <w:rFonts w:ascii="Cambria Math" w:hAnsi="Cambria Math" w:cs="Arial"/>
+                    <w:i/>
+                    <w:lang w:val="en-US"/>
+                  </w:rPr>
+                </m:ctrlPr>
+              </m:sSubPr>
+              <m:e>
+                <m:r>
+                  <w:rPr>
+                    <w:rFonts w:ascii="Cambria Math" w:hAnsi="Cambria Math" w:cs="Arial"/>
+                    <w:lang w:val="en-US"/>
+                  </w:rPr>
+                  <m:t>A</m:t>
+                </m:r>
+              </m:e>
+              <m:sub>
+                <m:r>
+                  <w:rPr>
+                    <w:rFonts w:ascii="Cambria Math" w:hAnsi="Cambria Math" w:cs="Arial"/>
+                    <w:lang w:val="en-US"/>
+                  </w:rPr>
+                  <m:t xml:space="preserve">short </m:t>
+                </m:r>
+              </m:sub>
+            </m:sSub>
+            <m:r>
+              <w:rPr>
+                <w:rFonts w:ascii="Cambria Math" w:hAnsi="Cambria Math" w:cs="Arial"/>
+                <w:lang w:val="en-US"/>
+              </w:rPr>
+              <m:t>+hyst</m:t>
+            </m:r>
+          </m:e>
+        </m:d>
+        <m:r>
+          <w:rPr>
+            <w:rFonts w:ascii="Cambria Math" w:hAnsi="Cambria Math" w:cs="Arial"/>
+            <w:lang w:val="en-US"/>
+          </w:rPr>
+          <m:t>)&lt; SM</m:t>
+        </m:r>
+        <m:sSub>
+          <m:sSubPr>
+            <m:ctrlPr>
+              <w:rPr>
+                <w:rFonts w:ascii="Cambria Math" w:hAnsi="Cambria Math" w:cs="Arial"/>
+                <w:i/>
+                <w:lang w:val="en-US"/>
+              </w:rPr>
+            </m:ctrlPr>
+          </m:sSubPr>
+          <m:e>
+            <m:r>
+              <w:rPr>
+                <w:rFonts w:ascii="Cambria Math" w:hAnsi="Cambria Math" w:cs="Arial"/>
+                <w:lang w:val="en-US"/>
+              </w:rPr>
+              <m:t>A</m:t>
+            </m:r>
+          </m:e>
+          <m:sub>
+            <m:r>
+              <w:rPr>
+                <w:rFonts w:ascii="Cambria Math" w:hAnsi="Cambria Math" w:cs="Arial"/>
+                <w:lang w:val="en-US"/>
+              </w:rPr>
+              <m:t>long</m:t>
+            </m:r>
+          </m:sub>
+        </m:sSub>
+        <m:r>
+          <w:rPr>
+            <w:rFonts w:ascii="Cambria Math" w:hAnsi="Cambria Math" w:cs="Arial"/>
+            <w:lang w:val="en-US"/>
+          </w:rPr>
+          <m:t>)</m:t>
+        </m:r>
+      </m:oMath>
+      <w:r>
+        <w:rPr>
+          <w:rFonts w:ascii="Arial" w:hAnsi="Arial" w:cs="Arial"/>
+          <w:lang w:val="en-US"/>
+        </w:rPr>
+        <w:t xml:space="preserve">  </w:t>
+      </w:r>
+    </w:p>
+    <w:p>
+      <w:pPr>
+        <w:pStyle w:val="Paragraphedeliste"/>
+        <w:numPr>
+          <w:ilvl w:val="4"/>
+          <w:numId w:val="1"/>
+        </w:numPr>
+        <w:rPr>
+          <w:lang w:val="en-US"/>
+        </w:rPr>
+      </w:pPr>
+      <w:r>
+        <w:rPr>
+          <w:rFonts w:asciiTheme="majorHAnsi" w:eastAsiaTheme="majorEastAsia" w:hAnsiTheme="majorHAnsi" w:cstheme="majorBidi"/>
+          <w:color w:val="70AD47" w:themeColor="accent6"/>
+          <w:sz w:val="22"/>
+          <w:szCs w:val="22"/>
+          <w:lang w:val="en-US"/>
+        </w:rPr>
+        <w:t>Close Short</w:t>
+      </w:r>
+    </w:p>
+    <w:p>
+      <w:pPr>
+        <w:ind w:left="1800"/>
+        <w:rPr>
+          <w:rFonts w:ascii="Arial" w:hAnsi="Arial" w:cs="Arial"/>
+          <w:lang w:val="en-US"/>
+        </w:rPr>
+      </w:pPr>
+      <w:r>
+        <w:rPr>
+          <w:rFonts w:ascii="Arial" w:hAnsi="Arial" w:cs="Arial"/>
+          <w:lang w:val="en-US"/>
+        </w:rPr>
+        <w:t>Close</w:t>
+      </w:r>
+      <w:r>
+        <w:rPr>
+          <w:rFonts w:ascii="Arial" w:hAnsi="Arial" w:cs="Arial"/>
+          <w:lang w:val="en-US"/>
+        </w:rPr>
+        <w:t xml:space="preserve"> </w:t>
+      </w:r>
+      <w:r>
+        <w:rPr>
+          <w:rFonts w:ascii="Arial" w:hAnsi="Arial" w:cs="Arial"/>
+          <w:lang w:val="en-US"/>
+        </w:rPr>
+        <w:t>Short</w:t>
+      </w:r>
+      <w:r>
+        <w:rPr>
+          <w:rFonts w:ascii="Arial" w:hAnsi="Arial" w:cs="Arial"/>
+          <w:lang w:val="en-US"/>
+        </w:rPr>
+        <w:t xml:space="preserve"> if :</w:t>
+      </w:r>
+      <w:r>
+        <w:rPr>
+          <w:lang w:val="en-US"/>
+        </w:rPr>
+        <w:t xml:space="preserve"> </w:t>
+      </w:r>
+      <m:oMath>
+        <m:r>
+          <w:rPr>
+            <w:rFonts w:ascii="Cambria Math" w:hAnsi="Cambria Math" w:cs="Arial"/>
+            <w:lang w:val="en-US"/>
+          </w:rPr>
+          <m:t>(SM</m:t>
+        </m:r>
+        <m:sSub>
+          <m:sSubPr>
+            <m:ctrlPr>
+              <w:rPr>
+                <w:rFonts w:ascii="Cambria Math" w:hAnsi="Cambria Math" w:cs="Arial"/>
+                <w:i/>
+                <w:lang w:val="en-US"/>
+              </w:rPr>
+            </m:ctrlPr>
+          </m:sSubPr>
+          <m:e>
+            <m:r>
+              <w:rPr>
+                <w:rFonts w:ascii="Cambria Math" w:hAnsi="Cambria Math" w:cs="Arial"/>
+                <w:lang w:val="en-US"/>
+              </w:rPr>
+              <m:t>A</m:t>
+            </m:r>
+          </m:e>
+          <m:sub>
+            <m:r>
+              <w:rPr>
+                <w:rFonts w:ascii="Cambria Math" w:hAnsi="Cambria Math" w:cs="Arial"/>
+                <w:lang w:val="en-US"/>
+              </w:rPr>
+              <m:t xml:space="preserve">short </m:t>
+            </m:r>
+          </m:sub>
+        </m:sSub>
+        <m:r>
+          <w:rPr>
+            <w:rFonts w:ascii="Cambria Math" w:hAnsi="Cambria Math" w:cs="Arial"/>
+            <w:lang w:val="en-US"/>
+          </w:rPr>
+          <m:t>&gt;</m:t>
+        </m:r>
+        <m:d>
+          <m:dPr>
+            <m:ctrlPr>
+              <w:rPr>
+                <w:rFonts w:ascii="Cambria Math" w:hAnsi="Cambria Math" w:cs="Arial"/>
+                <w:i/>
+                <w:lang w:val="en-US"/>
+              </w:rPr>
+            </m:ctrlPr>
+          </m:dPr>
+          <m:e>
+            <m:r>
+              <w:rPr>
+                <w:rFonts w:ascii="Cambria Math" w:hAnsi="Cambria Math" w:cs="Arial"/>
+                <w:lang w:val="en-US"/>
+              </w:rPr>
+              <m:t>SM</m:t>
+            </m:r>
+            <m:sSub>
+              <m:sSubPr>
+                <m:ctrlPr>
+                  <w:rPr>
+                    <w:rFonts w:ascii="Cambria Math" w:hAnsi="Cambria Math" w:cs="Arial"/>
+                    <w:i/>
+                    <w:lang w:val="en-US"/>
+                  </w:rPr>
+                </m:ctrlPr>
+              </m:sSubPr>
+              <m:e>
+                <m:r>
+                  <w:rPr>
+                    <w:rFonts w:ascii="Cambria Math" w:hAnsi="Cambria Math" w:cs="Arial"/>
+                    <w:lang w:val="en-US"/>
+                  </w:rPr>
+                  <m:t>A</m:t>
+                </m:r>
+              </m:e>
+              <m:sub>
+                <m:r>
+                  <w:rPr>
+                    <w:rFonts w:ascii="Cambria Math" w:hAnsi="Cambria Math" w:cs="Arial"/>
+                    <w:lang w:val="en-US"/>
+                  </w:rPr>
+                  <m:t>long</m:t>
+                </m:r>
+              </m:sub>
+            </m:sSub>
+            <m:r>
+              <w:rPr>
+                <w:rFonts w:ascii="Cambria Math" w:hAnsi="Cambria Math" w:cs="Arial"/>
+                <w:lang w:val="en-US"/>
+              </w:rPr>
+              <m:t>+</m:t>
+            </m:r>
+            <m:r>
+              <m:rPr>
+                <m:nor/>
+              </m:rPr>
+              <w:rPr>
+                <w:rFonts w:ascii="Cambria Math" w:hAnsi="Cambria Math" w:cs="Arial"/>
+                <w:lang w:val="en-US"/>
+              </w:rPr>
+              <m:t>hyst</m:t>
+            </m:r>
+          </m:e>
+        </m:d>
+        <m:r>
+          <w:rPr>
+            <w:rFonts w:ascii="Cambria Math" w:hAnsi="Cambria Math" w:cs="Arial"/>
+            <w:lang w:val="en-US"/>
+          </w:rPr>
+          <m:t>)</m:t>
+        </m:r>
+      </m:oMath>
+      <w:r>
+        <w:rPr>
+          <w:rFonts w:ascii="Arial" w:hAnsi="Arial" w:cs="Arial"/>
+          <w:lang w:val="en-US"/>
+        </w:rPr>
+        <w:t xml:space="preserve"> </w:t>
+      </w:r>
+    </w:p>
+    <w:p>
+      <w:pPr>
+        <w:pStyle w:val="Titre4"/>
+        <w:numPr>
+          <w:ilvl w:val="3"/>
+          <w:numId w:val="1"/>
+        </w:numPr>
+        <w:rPr>
+          <w:lang w:val="en-US"/>
+        </w:rPr>
+      </w:pPr>
+      <w:r>
+        <w:rPr>
+          <w:lang w:val="en-US"/>
+        </w:rPr>
+        <w:t xml:space="preserve"> </w:t>
+      </w:r>
+      <w:proofErr w:type="spellStart"/>
+      <w:r>
+        <w:rPr>
+          <w:lang w:val="en-US"/>
+        </w:rPr>
+        <w:t>Misc</w:t>
+      </w:r>
+      <w:proofErr w:type="spellEnd"/>
+    </w:p>
+    <w:p>
+      <w:pPr>
+        <w:ind w:left="1440"/>
+        <w:rPr>
+          <w:rFonts w:ascii="Arial" w:hAnsi="Arial" w:cs="Arial"/>
+          <w:lang w:val="en-US"/>
+        </w:rPr>
+      </w:pPr>
+      <w:r>
+        <w:rPr>
+          <w:rFonts w:ascii="Arial" w:hAnsi="Arial" w:cs="Arial"/>
+          <w:lang w:val="en-US"/>
+        </w:rPr>
+        <w:t xml:space="preserve">Always active on the market as : </w:t>
+      </w:r>
+    </w:p>
+    <w:p>
+      <w:pPr>
+        <w:pStyle w:val="Paragraphedeliste"/>
+        <w:numPr>
+          <w:ilvl w:val="0"/>
+          <w:numId w:val="4"/>
+        </w:numPr>
+        <w:rPr>
+          <w:rFonts w:ascii="Arial" w:hAnsi="Arial" w:cs="Arial"/>
+          <w:lang w:val="en-US"/>
+        </w:rPr>
+      </w:pPr>
+      <w:r>
+        <w:rPr>
+          <w:rFonts w:ascii="Arial" w:hAnsi="Arial" w:cs="Arial"/>
+          <w:lang w:val="en-US"/>
+        </w:rPr>
+        <w:t>Close Long =&gt; Open Short</w:t>
+      </w:r>
+    </w:p>
+    <w:p>
+      <w:pPr>
+        <w:pStyle w:val="Paragraphedeliste"/>
+        <w:numPr>
+          <w:ilvl w:val="0"/>
+          <w:numId w:val="4"/>
+        </w:numPr>
+        <w:rPr>
+          <w:rFonts w:ascii="Arial" w:hAnsi="Arial" w:cs="Arial"/>
+          <w:lang w:val="en-US"/>
+        </w:rPr>
+      </w:pPr>
+      <w:r>
+        <w:rPr>
+          <w:rFonts w:ascii="Arial" w:hAnsi="Arial" w:cs="Arial"/>
+          <w:lang w:val="en-US"/>
+        </w:rPr>
+        <w:t>Close Short =&gt; Open Long</w:t>
+      </w:r>
+    </w:p>
+    <w:p>
+      <w:pPr>
+        <w:rPr>
+          <w:rFonts w:ascii="Arial" w:hAnsi="Arial" w:cs="Arial"/>
+          <w:lang w:val="en-US"/>
+        </w:rPr>
+      </w:pPr>
+    </w:p>
+    <w:p>
+      <w:pPr>
+        <w:pStyle w:val="Titre1"/>
+        <w:numPr>
+          <w:ilvl w:val="0"/>
+          <w:numId w:val="1"/>
+        </w:numPr>
+        <w:rPr>
+          <w:rFonts w:ascii="Arial" w:hAnsi="Arial" w:cs="Arial"/>
+          <w:lang w:val="en-US"/>
+        </w:rPr>
+      </w:pPr>
+      <w:r>
+        <w:rPr>
+          <w:rFonts w:ascii="Arial" w:hAnsi="Arial" w:cs="Arial"/>
+          <w:lang w:val="en-US"/>
+        </w:rPr>
+        <w:t>Strategy Three MM crossover</w:t>
+      </w:r>
+    </w:p>
+    <w:p>
+      <w:pPr>
+        <w:rPr>
+          <w:lang w:val="en-US"/>
+        </w:rPr>
+      </w:pPr>
+    </w:p>
+    <w:p>
+      <w:pPr>
+        <w:pStyle w:val="Titre4"/>
+        <w:numPr>
+          <w:ilvl w:val="2"/>
+          <w:numId w:val="1"/>
+        </w:numPr>
+        <w:rPr>
+          <w:rFonts w:ascii="Arial" w:hAnsi="Arial" w:cs="Arial"/>
+          <w:lang w:val="en-US"/>
+        </w:rPr>
+      </w:pPr>
+      <w:r>
+        <w:rPr>
+          <w:rFonts w:ascii="Arial" w:hAnsi="Arial" w:cs="Arial"/>
+          <w:lang w:val="en-US"/>
+        </w:rPr>
         <w:t>Implementation</w:t>
       </w:r>
     </w:p>
     <w:p>
       <w:pPr>
-        <w:ind w:left="216"/>
-        <w:rPr>
-          <w:lang w:val="en-US"/>
-        </w:rPr>
-      </w:pPr>
-      <w:r>
-        <w:rPr>
-          <w:lang w:val="en-US"/>
-        </w:rPr>
-        <w:t>See X</w:t>
-      </w:r>
-    </w:p>
-    <w:p>
-      <w:pPr>
-        <w:ind w:left="216"/>
-        <w:rPr>
-          <w:lang w:val="en-US"/>
-        </w:rPr>
-      </w:pPr>
-    </w:p>
-    <w:p>
-      <w:pPr>
         <w:pStyle w:val="Titre4"/>
         <w:numPr>
+          <w:ilvl w:val="2"/>
+          <w:numId w:val="1"/>
+        </w:numPr>
+        <w:rPr>
+          <w:rFonts w:ascii="Arial" w:hAnsi="Arial" w:cs="Arial"/>
+          <w:lang w:val="en-US"/>
+        </w:rPr>
+      </w:pPr>
+      <w:r>
+        <w:rPr>
+          <w:rFonts w:ascii="Arial" w:hAnsi="Arial" w:cs="Arial"/>
+          <w:lang w:val="en-US"/>
+        </w:rPr>
+        <w:t>H1</w:t>
+      </w:r>
+    </w:p>
+    <w:p>
+      <w:pPr>
+        <w:pStyle w:val="Paragraphedeliste"/>
+        <w:numPr>
           <w:ilvl w:val="3"/>
           <w:numId w:val="1"/>
         </w:numPr>
         <w:rPr>
-          <w:rFonts w:ascii="Arial" w:hAnsi="Arial" w:cs="Arial"/>
-          <w:lang w:val="en-US"/>
-        </w:rPr>
-      </w:pPr>
-      <w:r>
-        <w:rPr>
-          <w:rFonts w:ascii="Arial" w:hAnsi="Arial" w:cs="Arial"/>
-          <w:lang w:val="en-US"/>
-        </w:rPr>
-        <w:t>H1</w:t>
+          <w:rFonts w:ascii="Arial" w:eastAsiaTheme="majorEastAsia" w:hAnsi="Arial" w:cs="Arial"/>
+          <w:color w:val="70AD47" w:themeColor="accent6"/>
+          <w:sz w:val="22"/>
+          <w:szCs w:val="22"/>
+          <w:lang w:val="en-US"/>
+        </w:rPr>
+      </w:pPr>
+      <w:r>
+        <w:rPr>
+          <w:rFonts w:ascii="Arial" w:eastAsiaTheme="majorEastAsia" w:hAnsi="Arial" w:cs="Arial"/>
+          <w:color w:val="70AD47" w:themeColor="accent6"/>
+          <w:sz w:val="22"/>
+          <w:szCs w:val="22"/>
+          <w:lang w:val="en-US"/>
+        </w:rPr>
+        <w:t>Returns</w:t>
       </w:r>
     </w:p>
     <w:p>
       <w:pPr>
         <w:pStyle w:val="Paragraphedeliste"/>
         <w:numPr>
-          <w:ilvl w:val="4"/>
-          <w:numId w:val="1"/>
-        </w:numPr>
-        <w:ind w:left="2448"/>
-        <w:rPr>
-          <w:rFonts w:ascii="Arial" w:eastAsiaTheme="majorEastAsia" w:hAnsi="Arial" w:cs="Arial"/>
-          <w:color w:val="70AD47" w:themeColor="accent6"/>
-          <w:sz w:val="22"/>
-          <w:szCs w:val="22"/>
-          <w:lang w:val="en-US"/>
-        </w:rPr>
-      </w:pPr>
-      <w:r>
-        <w:rPr>
-          <w:rFonts w:ascii="Arial" w:eastAsiaTheme="majorEastAsia" w:hAnsi="Arial" w:cs="Arial"/>
-          <w:color w:val="70AD47" w:themeColor="accent6"/>
-          <w:sz w:val="22"/>
-          <w:szCs w:val="22"/>
-          <w:lang w:val="en-US"/>
-        </w:rPr>
-        <w:t>Returns</w:t>
+          <w:ilvl w:val="3"/>
+          <w:numId w:val="1"/>
+        </w:numPr>
+        <w:rPr>
+          <w:rFonts w:ascii="Arial" w:eastAsiaTheme="majorEastAsia" w:hAnsi="Arial" w:cs="Arial"/>
+          <w:color w:val="70AD47" w:themeColor="accent6"/>
+          <w:sz w:val="22"/>
+          <w:szCs w:val="22"/>
+          <w:lang w:val="en-US"/>
+        </w:rPr>
+      </w:pPr>
+      <w:r>
+        <w:rPr>
+          <w:rFonts w:ascii="Arial" w:eastAsiaTheme="majorEastAsia" w:hAnsi="Arial" w:cs="Arial"/>
+          <w:color w:val="70AD47" w:themeColor="accent6"/>
+          <w:sz w:val="22"/>
+          <w:szCs w:val="22"/>
+          <w:lang w:val="en-US"/>
+        </w:rPr>
+        <w:t>Mql5 returns</w:t>
       </w:r>
     </w:p>
     <w:p>
       <w:pPr>
         <w:pStyle w:val="Paragraphedeliste"/>
         <w:numPr>
-          <w:ilvl w:val="4"/>
-          <w:numId w:val="1"/>
-        </w:numPr>
-        <w:ind w:left="2448"/>
-        <w:rPr>
-          <w:rFonts w:ascii="Arial" w:eastAsiaTheme="majorEastAsia" w:hAnsi="Arial" w:cs="Arial"/>
-          <w:color w:val="70AD47" w:themeColor="accent6"/>
-          <w:sz w:val="22"/>
-          <w:szCs w:val="22"/>
-          <w:lang w:val="en-US"/>
-        </w:rPr>
-      </w:pPr>
-      <w:r>
-        <w:rPr>
-          <w:rFonts w:ascii="Arial" w:eastAsiaTheme="majorEastAsia" w:hAnsi="Arial" w:cs="Arial"/>
-          <w:color w:val="70AD47" w:themeColor="accent6"/>
-          <w:sz w:val="22"/>
-          <w:szCs w:val="22"/>
-          <w:lang w:val="en-US"/>
-        </w:rPr>
-        <w:t>Mql5 returns</w:t>
+          <w:ilvl w:val="3"/>
+          <w:numId w:val="1"/>
+        </w:numPr>
+        <w:rPr>
+          <w:rFonts w:ascii="Arial" w:eastAsiaTheme="majorEastAsia" w:hAnsi="Arial" w:cs="Arial"/>
+          <w:color w:val="70AD47" w:themeColor="accent6"/>
+          <w:sz w:val="22"/>
+          <w:szCs w:val="22"/>
+          <w:lang w:val="en-US"/>
+        </w:rPr>
+      </w:pPr>
+      <w:r>
+        <w:rPr>
+          <w:rFonts w:ascii="Arial" w:eastAsiaTheme="majorEastAsia" w:hAnsi="Arial" w:cs="Arial"/>
+          <w:color w:val="70AD47" w:themeColor="accent6"/>
+          <w:sz w:val="22"/>
+          <w:szCs w:val="22"/>
+          <w:lang w:val="en-US"/>
+        </w:rPr>
+        <w:t>Python returns</w:t>
       </w:r>
     </w:p>
     <w:p>
       <w:pPr>
         <w:pStyle w:val="Paragraphedeliste"/>
         <w:numPr>
-          <w:ilvl w:val="4"/>
-          <w:numId w:val="1"/>
-        </w:numPr>
-        <w:ind w:left="2448"/>
-        <w:rPr>
-          <w:rFonts w:ascii="Arial" w:eastAsiaTheme="majorEastAsia" w:hAnsi="Arial" w:cs="Arial"/>
-          <w:color w:val="70AD47" w:themeColor="accent6"/>
-          <w:sz w:val="22"/>
-          <w:szCs w:val="22"/>
-          <w:lang w:val="en-US"/>
-        </w:rPr>
-      </w:pPr>
-      <w:r>
-        <w:rPr>
-          <w:rFonts w:ascii="Arial" w:eastAsiaTheme="majorEastAsia" w:hAnsi="Arial" w:cs="Arial"/>
-          <w:color w:val="70AD47" w:themeColor="accent6"/>
-          <w:sz w:val="22"/>
-          <w:szCs w:val="22"/>
-          <w:lang w:val="en-US"/>
-        </w:rPr>
-        <w:t>Python returns</w:t>
+          <w:ilvl w:val="3"/>
+          <w:numId w:val="1"/>
+        </w:numPr>
+        <w:rPr>
+          <w:rFonts w:ascii="Arial" w:eastAsiaTheme="majorEastAsia" w:hAnsi="Arial" w:cs="Arial"/>
+          <w:color w:val="70AD47" w:themeColor="accent6"/>
+          <w:sz w:val="22"/>
+          <w:szCs w:val="22"/>
+          <w:lang w:val="en-US"/>
+        </w:rPr>
+      </w:pPr>
+      <w:r>
+        <w:rPr>
+          <w:rFonts w:ascii="Arial" w:eastAsiaTheme="majorEastAsia" w:hAnsi="Arial" w:cs="Arial"/>
+          <w:color w:val="70AD47" w:themeColor="accent6"/>
+          <w:sz w:val="22"/>
+          <w:szCs w:val="22"/>
+          <w:lang w:val="en-US"/>
+        </w:rPr>
+        <w:t>Python correlations</w:t>
       </w:r>
     </w:p>
     <w:p>
       <w:pPr>
         <w:pStyle w:val="Paragraphedeliste"/>
         <w:numPr>
-          <w:ilvl w:val="4"/>
-          <w:numId w:val="1"/>
-        </w:numPr>
-        <w:ind w:left="2448"/>
-        <w:rPr>
-          <w:rFonts w:ascii="Arial" w:eastAsiaTheme="majorEastAsia" w:hAnsi="Arial" w:cs="Arial"/>
-          <w:color w:val="70AD47" w:themeColor="accent6"/>
-          <w:sz w:val="22"/>
-          <w:szCs w:val="22"/>
-          <w:lang w:val="en-US"/>
-        </w:rPr>
-      </w:pPr>
-      <w:r>
-        <w:rPr>
-          <w:rFonts w:ascii="Arial" w:eastAsiaTheme="majorEastAsia" w:hAnsi="Arial" w:cs="Arial"/>
-          <w:color w:val="70AD47" w:themeColor="accent6"/>
-          <w:sz w:val="22"/>
-          <w:szCs w:val="22"/>
-          <w:lang w:val="en-US"/>
-        </w:rPr>
-        <w:t>Python correlations</w:t>
+          <w:ilvl w:val="3"/>
+          <w:numId w:val="1"/>
+        </w:numPr>
+        <w:rPr>
+          <w:rFonts w:ascii="Arial" w:eastAsiaTheme="majorEastAsia" w:hAnsi="Arial" w:cs="Arial"/>
+          <w:color w:val="70AD47" w:themeColor="accent6"/>
+          <w:sz w:val="22"/>
+          <w:szCs w:val="22"/>
+          <w:lang w:val="en-US"/>
+        </w:rPr>
+      </w:pPr>
+      <w:r>
+        <w:rPr>
+          <w:rFonts w:ascii="Arial" w:eastAsiaTheme="majorEastAsia" w:hAnsi="Arial" w:cs="Arial"/>
+          <w:color w:val="70AD47" w:themeColor="accent6"/>
+          <w:sz w:val="22"/>
+          <w:szCs w:val="22"/>
+          <w:lang w:val="en-US"/>
+        </w:rPr>
+        <w:t>Python SL/TP Histogram</w:t>
       </w:r>
     </w:p>
     <w:p>
       <w:pPr>
         <w:pStyle w:val="Paragraphedeliste"/>
         <w:numPr>
-          <w:ilvl w:val="4"/>
-          <w:numId w:val="1"/>
-        </w:numPr>
-        <w:ind w:left="2448"/>
-        <w:rPr>
-          <w:rFonts w:ascii="Arial" w:eastAsiaTheme="majorEastAsia" w:hAnsi="Arial" w:cs="Arial"/>
-          <w:color w:val="70AD47" w:themeColor="accent6"/>
-          <w:sz w:val="22"/>
-          <w:szCs w:val="22"/>
-          <w:lang w:val="en-US"/>
-        </w:rPr>
-      </w:pPr>
-      <w:r>
-        <w:rPr>
-          <w:rFonts w:ascii="Arial" w:eastAsiaTheme="majorEastAsia" w:hAnsi="Arial" w:cs="Arial"/>
-          <w:color w:val="70AD47" w:themeColor="accent6"/>
-          <w:sz w:val="22"/>
-          <w:szCs w:val="22"/>
-          <w:lang w:val="en-US"/>
-        </w:rPr>
-        <w:t>Python SL/TP Histogram</w:t>
-      </w:r>
-    </w:p>
-    <w:p>
-      <w:pPr>
-        <w:pStyle w:val="Paragraphedeliste"/>
-        <w:numPr>
-          <w:ilvl w:val="4"/>
-          <w:numId w:val="1"/>
-        </w:numPr>
-        <w:ind w:left="2448"/>
-        <w:rPr>
-          <w:rFonts w:ascii="Arial" w:eastAsiaTheme="majorEastAsia" w:hAnsi="Arial" w:cs="Arial"/>
-          <w:color w:val="70AD47" w:themeColor="accent6"/>
-          <w:sz w:val="22"/>
-          <w:szCs w:val="22"/>
-          <w:lang w:val="en-US"/>
-        </w:rPr>
-      </w:pPr>
-      <w:r>
-        <w:rPr>
-          <w:rFonts w:ascii="Arial" w:eastAsiaTheme="majorEastAsia" w:hAnsi="Arial" w:cs="Arial"/>
-          <w:color w:val="70AD47" w:themeColor="accent6"/>
-          <w:sz w:val="22"/>
-          <w:szCs w:val="22"/>
-          <w:lang w:val="en-US"/>
-        </w:rPr>
-        <w:t>Python trade duration</w:t>
-      </w:r>
-    </w:p>
-    <w:p>
-      <w:pPr>
-        <w:pStyle w:val="Titre4"/>
-        <w:numPr>
           <w:ilvl w:val="3"/>
           <w:numId w:val="1"/>
         </w:numPr>
-        <w:rPr>
-          <w:rFonts w:ascii="Arial" w:hAnsi="Arial" w:cs="Arial"/>
-          <w:lang w:val="en-US"/>
-        </w:rPr>
-      </w:pPr>
-      <w:r>
-        <w:rPr>
-          <w:rFonts w:ascii="Arial" w:hAnsi="Arial" w:cs="Arial"/>
-          <w:lang w:val="en-US"/>
-        </w:rPr>
-        <w:t>H4</w:t>
-      </w:r>
-    </w:p>
-    <w:p>
-      <w:pPr>
-        <w:pStyle w:val="Titre4"/>
-        <w:numPr>
-          <w:ilvl w:val="4"/>
-          <w:numId w:val="1"/>
-        </w:numPr>
-        <w:rPr>
-          <w:rFonts w:ascii="Arial" w:hAnsi="Arial" w:cs="Arial"/>
-          <w:lang w:val="en-US"/>
-        </w:rPr>
-      </w:pPr>
-      <w:r>
-        <w:rPr>
-          <w:rFonts w:ascii="Arial" w:hAnsi="Arial" w:cs="Arial"/>
-          <w:lang w:val="en-US"/>
-        </w:rPr>
-        <w:t>Returns</w:t>
-      </w:r>
-    </w:p>
-    <w:p>
-      <w:pPr>
-        <w:pStyle w:val="Paragraphedeliste"/>
-        <w:numPr>
-          <w:ilvl w:val="4"/>
-          <w:numId w:val="1"/>
-        </w:numPr>
-        <w:ind w:left="2448"/>
-        <w:rPr>
-          <w:rFonts w:ascii="Arial" w:eastAsiaTheme="majorEastAsia" w:hAnsi="Arial" w:cs="Arial"/>
-          <w:color w:val="70AD47" w:themeColor="accent6"/>
-          <w:sz w:val="22"/>
-          <w:szCs w:val="22"/>
-          <w:lang w:val="en-US"/>
-        </w:rPr>
-      </w:pPr>
-      <w:r>
-        <w:rPr>
-          <w:rFonts w:ascii="Arial" w:eastAsiaTheme="majorEastAsia" w:hAnsi="Arial" w:cs="Arial"/>
-          <w:color w:val="70AD47" w:themeColor="accent6"/>
-          <w:sz w:val="22"/>
-          <w:szCs w:val="22"/>
-          <w:lang w:val="en-US"/>
-        </w:rPr>
-        <w:t>Mql5 returns</w:t>
-      </w:r>
-    </w:p>
-    <w:p>
-      <w:pPr>
-        <w:pStyle w:val="Paragraphedeliste"/>
-        <w:numPr>
-          <w:ilvl w:val="4"/>
-          <w:numId w:val="1"/>
-        </w:numPr>
-        <w:ind w:left="2448"/>
-        <w:rPr>
-          <w:rFonts w:ascii="Arial" w:eastAsiaTheme="majorEastAsia" w:hAnsi="Arial" w:cs="Arial"/>
-          <w:color w:val="70AD47" w:themeColor="accent6"/>
-          <w:sz w:val="22"/>
-          <w:szCs w:val="22"/>
-          <w:lang w:val="en-US"/>
-        </w:rPr>
-      </w:pPr>
-      <w:r>
-        <w:rPr>
-          <w:rFonts w:ascii="Arial" w:eastAsiaTheme="majorEastAsia" w:hAnsi="Arial" w:cs="Arial"/>
-          <w:color w:val="70AD47" w:themeColor="accent6"/>
-          <w:sz w:val="22"/>
-          <w:szCs w:val="22"/>
-          <w:lang w:val="en-US"/>
-        </w:rPr>
-        <w:t>Python returns</w:t>
-      </w:r>
-    </w:p>
-    <w:p>
-      <w:pPr>
-        <w:pStyle w:val="Paragraphedeliste"/>
-        <w:numPr>
-          <w:ilvl w:val="4"/>
-          <w:numId w:val="1"/>
-        </w:numPr>
-        <w:ind w:left="2448"/>
-        <w:rPr>
-          <w:rFonts w:ascii="Arial" w:eastAsiaTheme="majorEastAsia" w:hAnsi="Arial" w:cs="Arial"/>
-          <w:color w:val="70AD47" w:themeColor="accent6"/>
-          <w:sz w:val="22"/>
-          <w:szCs w:val="22"/>
-          <w:lang w:val="en-US"/>
-        </w:rPr>
-      </w:pPr>
-      <w:r>
-        <w:rPr>
-          <w:rFonts w:ascii="Arial" w:eastAsiaTheme="majorEastAsia" w:hAnsi="Arial" w:cs="Arial"/>
-          <w:color w:val="70AD47" w:themeColor="accent6"/>
-          <w:sz w:val="22"/>
-          <w:szCs w:val="22"/>
-          <w:lang w:val="en-US"/>
-        </w:rPr>
-        <w:t>Python correlations</w:t>
-      </w:r>
-    </w:p>
-    <w:p>
-      <w:pPr>
-        <w:pStyle w:val="Paragraphedeliste"/>
-        <w:numPr>
-          <w:ilvl w:val="4"/>
-          <w:numId w:val="1"/>
-        </w:numPr>
-        <w:ind w:left="2448"/>
-        <w:rPr>
-          <w:rFonts w:ascii="Arial" w:eastAsiaTheme="majorEastAsia" w:hAnsi="Arial" w:cs="Arial"/>
-          <w:color w:val="70AD47" w:themeColor="accent6"/>
-          <w:sz w:val="22"/>
-          <w:szCs w:val="22"/>
-          <w:lang w:val="en-US"/>
-        </w:rPr>
-      </w:pPr>
-      <w:r>
-        <w:rPr>
-          <w:rFonts w:ascii="Arial" w:eastAsiaTheme="majorEastAsia" w:hAnsi="Arial" w:cs="Arial"/>
-          <w:color w:val="70AD47" w:themeColor="accent6"/>
-          <w:sz w:val="22"/>
-          <w:szCs w:val="22"/>
-          <w:lang w:val="en-US"/>
-        </w:rPr>
-        <w:t>Python SL/TP Histogram</w:t>
-      </w:r>
-    </w:p>
-    <w:p>
-      <w:pPr>
-        <w:pStyle w:val="Paragraphedeliste"/>
-        <w:numPr>
-          <w:ilvl w:val="4"/>
-          <w:numId w:val="1"/>
-        </w:numPr>
-        <w:ind w:left="2448"/>
-        <w:rPr>
-          <w:rFonts w:ascii="Arial" w:eastAsiaTheme="majorEastAsia" w:hAnsi="Arial" w:cs="Arial"/>
-          <w:color w:val="70AD47" w:themeColor="accent6"/>
-          <w:sz w:val="22"/>
-          <w:szCs w:val="22"/>
-          <w:lang w:val="en-US"/>
-        </w:rPr>
-      </w:pPr>
-      <w:r>
-        <w:rPr>
-          <w:rFonts w:ascii="Arial" w:eastAsiaTheme="majorEastAsia" w:hAnsi="Arial" w:cs="Arial"/>
-          <w:color w:val="70AD47" w:themeColor="accent6"/>
-          <w:sz w:val="22"/>
-          <w:szCs w:val="22"/>
-          <w:lang w:val="en-US"/>
-        </w:rPr>
-        <w:t>Python trade duration</w:t>
-      </w:r>
-    </w:p>
-    <w:p>
-      <w:pPr>
-        <w:pStyle w:val="Titre4"/>
-        <w:numPr>
-          <w:ilvl w:val="3"/>
-          <w:numId w:val="1"/>
-        </w:numPr>
-        <w:rPr>
-          <w:rFonts w:ascii="Arial" w:hAnsi="Arial" w:cs="Arial"/>
-          <w:lang w:val="en-US"/>
-        </w:rPr>
-      </w:pPr>
-      <w:r>
-        <w:rPr>
-          <w:rFonts w:ascii="Arial" w:hAnsi="Arial" w:cs="Arial"/>
-          <w:lang w:val="en-US"/>
-        </w:rPr>
-        <w:t>D1</w:t>
-      </w:r>
-    </w:p>
-    <w:p>
-      <w:pPr>
-        <w:pStyle w:val="Titre4"/>
-        <w:numPr>
-          <w:ilvl w:val="4"/>
-          <w:numId w:val="1"/>
-        </w:numPr>
-        <w:rPr>
-          <w:rFonts w:ascii="Arial" w:hAnsi="Arial" w:cs="Arial"/>
-          <w:lang w:val="en-US"/>
-        </w:rPr>
-      </w:pPr>
-      <w:r>
-        <w:rPr>
-          <w:rFonts w:ascii="Arial" w:hAnsi="Arial" w:cs="Arial"/>
-          <w:lang w:val="en-US"/>
-        </w:rPr>
-        <w:t>Returns</w:t>
-      </w:r>
-    </w:p>
-    <w:p>
-      <w:pPr>
-        <w:pStyle w:val="Paragraphedeliste"/>
-        <w:numPr>
-          <w:ilvl w:val="4"/>
-          <w:numId w:val="1"/>
-        </w:numPr>
-        <w:ind w:left="2448"/>
-        <w:rPr>
-          <w:rFonts w:ascii="Arial" w:eastAsiaTheme="majorEastAsia" w:hAnsi="Arial" w:cs="Arial"/>
-          <w:color w:val="70AD47" w:themeColor="accent6"/>
-          <w:sz w:val="22"/>
-          <w:szCs w:val="22"/>
-          <w:lang w:val="en-US"/>
-        </w:rPr>
-      </w:pPr>
-      <w:r>
-        <w:rPr>
-          <w:rFonts w:ascii="Arial" w:eastAsiaTheme="majorEastAsia" w:hAnsi="Arial" w:cs="Arial"/>
-          <w:color w:val="70AD47" w:themeColor="accent6"/>
-          <w:sz w:val="22"/>
-          <w:szCs w:val="22"/>
-          <w:lang w:val="en-US"/>
-        </w:rPr>
-        <w:t>Mql5 returns</w:t>
-      </w:r>
-    </w:p>
-    <w:p>
-      <w:pPr>
-        <w:pStyle w:val="Paragraphedeliste"/>
-        <w:numPr>
-          <w:ilvl w:val="4"/>
-          <w:numId w:val="1"/>
-        </w:numPr>
-        <w:ind w:left="2448"/>
-        <w:rPr>
-          <w:rFonts w:ascii="Arial" w:eastAsiaTheme="majorEastAsia" w:hAnsi="Arial" w:cs="Arial"/>
-          <w:color w:val="70AD47" w:themeColor="accent6"/>
-          <w:sz w:val="22"/>
-          <w:szCs w:val="22"/>
-          <w:lang w:val="en-US"/>
-        </w:rPr>
-      </w:pPr>
-      <w:r>
-        <w:rPr>
-          <w:rFonts w:ascii="Arial" w:eastAsiaTheme="majorEastAsia" w:hAnsi="Arial" w:cs="Arial"/>
-          <w:color w:val="70AD47" w:themeColor="accent6"/>
-          <w:sz w:val="22"/>
-          <w:szCs w:val="22"/>
-          <w:lang w:val="en-US"/>
-        </w:rPr>
-        <w:t>Python returns</w:t>
-      </w:r>
-    </w:p>
-    <w:p>
-      <w:pPr>
-        <w:pStyle w:val="Paragraphedeliste"/>
-        <w:numPr>
-          <w:ilvl w:val="4"/>
-          <w:numId w:val="1"/>
-        </w:numPr>
-        <w:ind w:left="2448"/>
-        <w:rPr>
-          <w:rFonts w:ascii="Arial" w:eastAsiaTheme="majorEastAsia" w:hAnsi="Arial" w:cs="Arial"/>
-          <w:color w:val="70AD47" w:themeColor="accent6"/>
-          <w:sz w:val="22"/>
-          <w:szCs w:val="22"/>
-          <w:lang w:val="en-US"/>
-        </w:rPr>
-      </w:pPr>
-      <w:r>
-        <w:rPr>
-          <w:rFonts w:ascii="Arial" w:eastAsiaTheme="majorEastAsia" w:hAnsi="Arial" w:cs="Arial"/>
-          <w:color w:val="70AD47" w:themeColor="accent6"/>
-          <w:sz w:val="22"/>
-          <w:szCs w:val="22"/>
-          <w:lang w:val="en-US"/>
-        </w:rPr>
-        <w:t>Python correlations</w:t>
-      </w:r>
-    </w:p>
-    <w:p>
-      <w:pPr>
-        <w:pStyle w:val="Paragraphedeliste"/>
-        <w:numPr>
-          <w:ilvl w:val="4"/>
-          <w:numId w:val="1"/>
-        </w:numPr>
-        <w:ind w:left="2448"/>
-        <w:rPr>
-          <w:rFonts w:ascii="Arial" w:eastAsiaTheme="majorEastAsia" w:hAnsi="Arial" w:cs="Arial"/>
-          <w:color w:val="70AD47" w:themeColor="accent6"/>
-          <w:sz w:val="22"/>
-          <w:szCs w:val="22"/>
-          <w:lang w:val="en-US"/>
-        </w:rPr>
-      </w:pPr>
-      <w:r>
-        <w:rPr>
-          <w:rFonts w:ascii="Arial" w:eastAsiaTheme="majorEastAsia" w:hAnsi="Arial" w:cs="Arial"/>
-          <w:color w:val="70AD47" w:themeColor="accent6"/>
-          <w:sz w:val="22"/>
-          <w:szCs w:val="22"/>
-          <w:lang w:val="en-US"/>
-        </w:rPr>
-        <w:t>Python SL/TP Histogram</w:t>
-      </w:r>
-    </w:p>
-    <w:p>
-      <w:pPr>
-        <w:pStyle w:val="Paragraphedeliste"/>
-        <w:numPr>
-          <w:ilvl w:val="4"/>
-          <w:numId w:val="1"/>
-        </w:numPr>
-        <w:ind w:left="2448"/>
-        <w:rPr>
-          <w:rFonts w:ascii="Arial" w:eastAsiaTheme="majorEastAsia" w:hAnsi="Arial" w:cs="Arial"/>
-          <w:color w:val="70AD47" w:themeColor="accent6"/>
-          <w:sz w:val="22"/>
-          <w:szCs w:val="22"/>
-          <w:lang w:val="en-US"/>
-        </w:rPr>
-      </w:pPr>
-      <w:r>
-        <w:rPr>
-          <w:rFonts w:ascii="Arial" w:eastAsiaTheme="majorEastAsia" w:hAnsi="Arial" w:cs="Arial"/>
-          <w:color w:val="70AD47" w:themeColor="accent6"/>
-          <w:sz w:val="22"/>
-          <w:szCs w:val="22"/>
-          <w:lang w:val="en-US"/>
-        </w:rPr>
-        <w:t>Python trade duration</w:t>
-      </w:r>
-    </w:p>
-    <w:p>
-      <w:pPr>
-        <w:pStyle w:val="Titre4"/>
-        <w:numPr>
-          <w:ilvl w:val="3"/>
-          <w:numId w:val="1"/>
-        </w:numPr>
-        <w:rPr>
-          <w:rFonts w:ascii="Arial" w:hAnsi="Arial" w:cs="Arial"/>
-          <w:lang w:val="en-US"/>
-        </w:rPr>
-      </w:pPr>
-      <w:r>
-        <w:rPr>
-          <w:rFonts w:ascii="Arial" w:hAnsi="Arial" w:cs="Arial"/>
-          <w:lang w:val="en-US"/>
-        </w:rPr>
-        <w:t>W1</w:t>
-      </w:r>
-    </w:p>
-    <w:p>
-      <w:pPr>
-        <w:pStyle w:val="Titre4"/>
-        <w:numPr>
-          <w:ilvl w:val="4"/>
-          <w:numId w:val="1"/>
-        </w:numPr>
-        <w:rPr>
-          <w:rFonts w:ascii="Arial" w:hAnsi="Arial" w:cs="Arial"/>
-          <w:lang w:val="en-US"/>
-        </w:rPr>
-      </w:pPr>
-      <w:r>
-        <w:rPr>
-          <w:rFonts w:ascii="Arial" w:hAnsi="Arial" w:cs="Arial"/>
-          <w:lang w:val="en-US"/>
-        </w:rPr>
-        <w:t>Returns</w:t>
-      </w:r>
-    </w:p>
-    <w:p>
-      <w:pPr>
-        <w:pStyle w:val="Paragraphedeliste"/>
-        <w:numPr>
-          <w:ilvl w:val="4"/>
-          <w:numId w:val="1"/>
-        </w:numPr>
-        <w:ind w:left="2448"/>
-        <w:rPr>
-          <w:rFonts w:ascii="Arial" w:eastAsiaTheme="majorEastAsia" w:hAnsi="Arial" w:cs="Arial"/>
-          <w:color w:val="70AD47" w:themeColor="accent6"/>
-          <w:sz w:val="22"/>
-          <w:szCs w:val="22"/>
-          <w:lang w:val="en-US"/>
-        </w:rPr>
-      </w:pPr>
-      <w:r>
-        <w:rPr>
-          <w:rFonts w:ascii="Arial" w:eastAsiaTheme="majorEastAsia" w:hAnsi="Arial" w:cs="Arial"/>
-          <w:color w:val="70AD47" w:themeColor="accent6"/>
-          <w:sz w:val="22"/>
-          <w:szCs w:val="22"/>
-          <w:lang w:val="en-US"/>
-        </w:rPr>
-        <w:t>Mql5 returns</w:t>
-      </w:r>
-    </w:p>
-    <w:p>
-      <w:pPr>
-        <w:pStyle w:val="Paragraphedeliste"/>
-        <w:numPr>
-          <w:ilvl w:val="4"/>
-          <w:numId w:val="1"/>
-        </w:numPr>
-        <w:ind w:left="2448"/>
-        <w:rPr>
-          <w:rFonts w:ascii="Arial" w:eastAsiaTheme="majorEastAsia" w:hAnsi="Arial" w:cs="Arial"/>
-          <w:color w:val="70AD47" w:themeColor="accent6"/>
-          <w:sz w:val="22"/>
-          <w:szCs w:val="22"/>
-          <w:lang w:val="en-US"/>
-        </w:rPr>
-      </w:pPr>
-      <w:r>
-        <w:rPr>
-          <w:rFonts w:ascii="Arial" w:eastAsiaTheme="majorEastAsia" w:hAnsi="Arial" w:cs="Arial"/>
-          <w:color w:val="70AD47" w:themeColor="accent6"/>
-          <w:sz w:val="22"/>
-          <w:szCs w:val="22"/>
-          <w:lang w:val="en-US"/>
-        </w:rPr>
-        <w:t>Python returns</w:t>
-      </w:r>
-    </w:p>
-    <w:p>
-      <w:pPr>
-        <w:pStyle w:val="Paragraphedeliste"/>
-        <w:numPr>
-          <w:ilvl w:val="4"/>
-          <w:numId w:val="1"/>
-        </w:numPr>
-        <w:ind w:left="2448"/>
-        <w:rPr>
-          <w:rFonts w:ascii="Arial" w:eastAsiaTheme="majorEastAsia" w:hAnsi="Arial" w:cs="Arial"/>
-          <w:color w:val="70AD47" w:themeColor="accent6"/>
-          <w:sz w:val="22"/>
-          <w:szCs w:val="22"/>
-          <w:lang w:val="en-US"/>
-        </w:rPr>
-      </w:pPr>
-      <w:r>
-        <w:rPr>
-          <w:rFonts w:ascii="Arial" w:eastAsiaTheme="majorEastAsia" w:hAnsi="Arial" w:cs="Arial"/>
-          <w:color w:val="70AD47" w:themeColor="accent6"/>
-          <w:sz w:val="22"/>
-          <w:szCs w:val="22"/>
-          <w:lang w:val="en-US"/>
-        </w:rPr>
-        <w:t>Python correlations</w:t>
-      </w:r>
-    </w:p>
-    <w:p>
-      <w:pPr>
-        <w:pStyle w:val="Paragraphedeliste"/>
-        <w:numPr>
-          <w:ilvl w:val="4"/>
-          <w:numId w:val="1"/>
-        </w:numPr>
-        <w:ind w:left="2448"/>
-        <w:rPr>
-          <w:rFonts w:ascii="Arial" w:eastAsiaTheme="majorEastAsia" w:hAnsi="Arial" w:cs="Arial"/>
-          <w:color w:val="70AD47" w:themeColor="accent6"/>
-          <w:sz w:val="22"/>
-          <w:szCs w:val="22"/>
-          <w:lang w:val="en-US"/>
-        </w:rPr>
-      </w:pPr>
-      <w:r>
-        <w:rPr>
-          <w:rFonts w:ascii="Arial" w:eastAsiaTheme="majorEastAsia" w:hAnsi="Arial" w:cs="Arial"/>
-          <w:color w:val="70AD47" w:themeColor="accent6"/>
-          <w:sz w:val="22"/>
-          <w:szCs w:val="22"/>
-          <w:lang w:val="en-US"/>
-        </w:rPr>
-        <w:t>Python SL/TP Histogram</w:t>
-      </w:r>
-    </w:p>
-    <w:p>
-      <w:pPr>
-        <w:pStyle w:val="Paragraphedeliste"/>
-        <w:numPr>
-          <w:ilvl w:val="4"/>
-          <w:numId w:val="1"/>
-        </w:numPr>
-        <w:ind w:left="2448"/>
         <w:rPr>
           <w:rFonts w:ascii="Arial" w:eastAsiaTheme="majorEastAsia" w:hAnsi="Arial" w:cs="Arial"/>
           <w:color w:val="70AD47" w:themeColor="accent6"/>
@@ -10897,12 +13387,155 @@
     </w:p>
     <w:p>
       <w:pPr>
+        <w:pStyle w:val="Titre4"/>
+        <w:numPr>
+          <w:ilvl w:val="2"/>
+          <w:numId w:val="1"/>
+        </w:numPr>
+        <w:rPr>
+          <w:rFonts w:ascii="Arial" w:hAnsi="Arial" w:cs="Arial"/>
+          <w:lang w:val="en-US"/>
+        </w:rPr>
+      </w:pPr>
+      <w:r>
+        <w:rPr>
+          <w:rFonts w:ascii="Arial" w:hAnsi="Arial" w:cs="Arial"/>
+          <w:lang w:val="en-US"/>
+        </w:rPr>
+        <w:t>H4</w:t>
+      </w:r>
+    </w:p>
+    <w:p>
+      <w:pPr>
+        <w:pStyle w:val="Titre4"/>
+        <w:numPr>
+          <w:ilvl w:val="3"/>
+          <w:numId w:val="1"/>
+        </w:numPr>
+        <w:rPr>
+          <w:rFonts w:ascii="Arial" w:hAnsi="Arial" w:cs="Arial"/>
+          <w:lang w:val="en-US"/>
+        </w:rPr>
+      </w:pPr>
+      <w:r>
+        <w:rPr>
+          <w:rFonts w:ascii="Arial" w:hAnsi="Arial" w:cs="Arial"/>
+          <w:lang w:val="en-US"/>
+        </w:rPr>
+        <w:t>Returns</w:t>
+      </w:r>
+    </w:p>
+    <w:p>
+      <w:pPr>
         <w:pStyle w:val="Paragraphedeliste"/>
         <w:numPr>
-          <w:ilvl w:val="4"/>
-          <w:numId w:val="1"/>
-        </w:numPr>
-        <w:ind w:left="2448"/>
+          <w:ilvl w:val="3"/>
+          <w:numId w:val="1"/>
+        </w:numPr>
+        <w:rPr>
+          <w:rFonts w:ascii="Arial" w:eastAsiaTheme="majorEastAsia" w:hAnsi="Arial" w:cs="Arial"/>
+          <w:color w:val="70AD47" w:themeColor="accent6"/>
+          <w:sz w:val="22"/>
+          <w:szCs w:val="22"/>
+          <w:lang w:val="en-US"/>
+        </w:rPr>
+      </w:pPr>
+      <w:r>
+        <w:rPr>
+          <w:rFonts w:ascii="Arial" w:eastAsiaTheme="majorEastAsia" w:hAnsi="Arial" w:cs="Arial"/>
+          <w:color w:val="70AD47" w:themeColor="accent6"/>
+          <w:sz w:val="22"/>
+          <w:szCs w:val="22"/>
+          <w:lang w:val="en-US"/>
+        </w:rPr>
+        <w:t>Mql5 returns</w:t>
+      </w:r>
+    </w:p>
+    <w:p>
+      <w:pPr>
+        <w:pStyle w:val="Paragraphedeliste"/>
+        <w:numPr>
+          <w:ilvl w:val="3"/>
+          <w:numId w:val="1"/>
+        </w:numPr>
+        <w:rPr>
+          <w:rFonts w:ascii="Arial" w:eastAsiaTheme="majorEastAsia" w:hAnsi="Arial" w:cs="Arial"/>
+          <w:color w:val="70AD47" w:themeColor="accent6"/>
+          <w:sz w:val="22"/>
+          <w:szCs w:val="22"/>
+          <w:lang w:val="en-US"/>
+        </w:rPr>
+      </w:pPr>
+      <w:r>
+        <w:rPr>
+          <w:rFonts w:ascii="Arial" w:eastAsiaTheme="majorEastAsia" w:hAnsi="Arial" w:cs="Arial"/>
+          <w:color w:val="70AD47" w:themeColor="accent6"/>
+          <w:sz w:val="22"/>
+          <w:szCs w:val="22"/>
+          <w:lang w:val="en-US"/>
+        </w:rPr>
+        <w:t>Python returns</w:t>
+      </w:r>
+    </w:p>
+    <w:p>
+      <w:pPr>
+        <w:pStyle w:val="Paragraphedeliste"/>
+        <w:numPr>
+          <w:ilvl w:val="3"/>
+          <w:numId w:val="1"/>
+        </w:numPr>
+        <w:rPr>
+          <w:rFonts w:ascii="Arial" w:eastAsiaTheme="majorEastAsia" w:hAnsi="Arial" w:cs="Arial"/>
+          <w:color w:val="70AD47" w:themeColor="accent6"/>
+          <w:sz w:val="22"/>
+          <w:szCs w:val="22"/>
+          <w:lang w:val="en-US"/>
+        </w:rPr>
+      </w:pPr>
+      <w:r>
+        <w:rPr>
+          <w:rFonts w:ascii="Arial" w:eastAsiaTheme="majorEastAsia" w:hAnsi="Arial" w:cs="Arial"/>
+          <w:color w:val="70AD47" w:themeColor="accent6"/>
+          <w:sz w:val="22"/>
+          <w:szCs w:val="22"/>
+          <w:lang w:val="en-US"/>
+        </w:rPr>
+        <w:t>Python correlations</w:t>
+      </w:r>
+    </w:p>
+    <w:p>
+      <w:pPr>
+        <w:pStyle w:val="Paragraphedeliste"/>
+        <w:numPr>
+          <w:ilvl w:val="3"/>
+          <w:numId w:val="1"/>
+        </w:numPr>
+        <w:rPr>
+          <w:rFonts w:ascii="Arial" w:eastAsiaTheme="majorEastAsia" w:hAnsi="Arial" w:cs="Arial"/>
+          <w:color w:val="70AD47" w:themeColor="accent6"/>
+          <w:sz w:val="22"/>
+          <w:szCs w:val="22"/>
+          <w:lang w:val="en-US"/>
+        </w:rPr>
+      </w:pPr>
+      <w:r>
+        <w:rPr>
+          <w:rFonts w:ascii="Arial" w:eastAsiaTheme="majorEastAsia" w:hAnsi="Arial" w:cs="Arial"/>
+          <w:color w:val="70AD47" w:themeColor="accent6"/>
+          <w:sz w:val="22"/>
+          <w:szCs w:val="22"/>
+          <w:lang w:val="en-US"/>
+        </w:rPr>
+        <w:t>Python SL/TP Histogram</w:t>
+      </w:r>
+    </w:p>
+    <w:p>
+      <w:pPr>
+        <w:pStyle w:val="Paragraphedeliste"/>
+        <w:numPr>
+          <w:ilvl w:val="3"/>
+          <w:numId w:val="1"/>
+        </w:numPr>
         <w:rPr>
           <w:rFonts w:ascii="Arial" w:eastAsiaTheme="majorEastAsia" w:hAnsi="Arial" w:cs="Arial"/>
           <w:color w:val="70AD47" w:themeColor="accent6"/>
@@ -10925,17 +13558,177 @@
     <w:p>
       <w:pPr>
         <w:pStyle w:val="Titre4"/>
-        <w:ind w:left="1224"/>
-        <w:rPr>
-          <w:rFonts w:ascii="Arial" w:hAnsi="Arial" w:cs="Arial"/>
-          <w:lang w:val="en-US"/>
-        </w:rPr>
-      </w:pPr>
+        <w:numPr>
+          <w:ilvl w:val="2"/>
+          <w:numId w:val="1"/>
+        </w:numPr>
+        <w:rPr>
+          <w:rFonts w:ascii="Arial" w:hAnsi="Arial" w:cs="Arial"/>
+          <w:lang w:val="en-US"/>
+        </w:rPr>
+      </w:pPr>
+      <w:r>
+        <w:rPr>
+          <w:rFonts w:ascii="Arial" w:hAnsi="Arial" w:cs="Arial"/>
+          <w:lang w:val="en-US"/>
+        </w:rPr>
+        <w:t>D1</w:t>
+      </w:r>
     </w:p>
     <w:p>
       <w:pPr>
         <w:pStyle w:val="Titre4"/>
         <w:numPr>
+          <w:ilvl w:val="3"/>
+          <w:numId w:val="1"/>
+        </w:numPr>
+        <w:rPr>
+          <w:rFonts w:ascii="Arial" w:hAnsi="Arial" w:cs="Arial"/>
+          <w:lang w:val="en-US"/>
+        </w:rPr>
+      </w:pPr>
+      <w:r>
+        <w:rPr>
+          <w:rFonts w:ascii="Arial" w:hAnsi="Arial" w:cs="Arial"/>
+          <w:lang w:val="en-US"/>
+        </w:rPr>
+        <w:t>Returns</w:t>
+      </w:r>
+    </w:p>
+    <w:p>
+      <w:pPr>
+        <w:pStyle w:val="Paragraphedeliste"/>
+        <w:numPr>
+          <w:ilvl w:val="3"/>
+          <w:numId w:val="1"/>
+        </w:numPr>
+        <w:rPr>
+          <w:rFonts w:ascii="Arial" w:eastAsiaTheme="majorEastAsia" w:hAnsi="Arial" w:cs="Arial"/>
+          <w:color w:val="70AD47" w:themeColor="accent6"/>
+          <w:sz w:val="22"/>
+          <w:szCs w:val="22"/>
+          <w:lang w:val="en-US"/>
+        </w:rPr>
+      </w:pPr>
+      <w:r>
+        <w:rPr>
+          <w:rFonts w:ascii="Arial" w:eastAsiaTheme="majorEastAsia" w:hAnsi="Arial" w:cs="Arial"/>
+          <w:color w:val="70AD47" w:themeColor="accent6"/>
+          <w:sz w:val="22"/>
+          <w:szCs w:val="22"/>
+          <w:lang w:val="en-US"/>
+        </w:rPr>
+        <w:t>Mql5 returns</w:t>
+      </w:r>
+    </w:p>
+    <w:p>
+      <w:pPr>
+        <w:pStyle w:val="Paragraphedeliste"/>
+        <w:numPr>
+          <w:ilvl w:val="3"/>
+          <w:numId w:val="1"/>
+        </w:numPr>
+        <w:rPr>
+          <w:rFonts w:ascii="Arial" w:eastAsiaTheme="majorEastAsia" w:hAnsi="Arial" w:cs="Arial"/>
+          <w:color w:val="70AD47" w:themeColor="accent6"/>
+          <w:sz w:val="22"/>
+          <w:szCs w:val="22"/>
+          <w:lang w:val="en-US"/>
+        </w:rPr>
+      </w:pPr>
+      <w:r>
+        <w:rPr>
+          <w:rFonts w:ascii="Arial" w:eastAsiaTheme="majorEastAsia" w:hAnsi="Arial" w:cs="Arial"/>
+          <w:color w:val="70AD47" w:themeColor="accent6"/>
+          <w:sz w:val="22"/>
+          <w:szCs w:val="22"/>
+          <w:lang w:val="en-US"/>
+        </w:rPr>
+        <w:t>Python returns</w:t>
+      </w:r>
+    </w:p>
+    <w:p>
+      <w:pPr>
+        <w:pStyle w:val="Paragraphedeliste"/>
+        <w:numPr>
+          <w:ilvl w:val="3"/>
+          <w:numId w:val="1"/>
+        </w:numPr>
+        <w:rPr>
+          <w:rFonts w:ascii="Arial" w:eastAsiaTheme="majorEastAsia" w:hAnsi="Arial" w:cs="Arial"/>
+          <w:color w:val="70AD47" w:themeColor="accent6"/>
+          <w:sz w:val="22"/>
+          <w:szCs w:val="22"/>
+          <w:lang w:val="en-US"/>
+        </w:rPr>
+      </w:pPr>
+      <w:r>
+        <w:rPr>
+          <w:rFonts w:ascii="Arial" w:eastAsiaTheme="majorEastAsia" w:hAnsi="Arial" w:cs="Arial"/>
+          <w:color w:val="70AD47" w:themeColor="accent6"/>
+          <w:sz w:val="22"/>
+          <w:szCs w:val="22"/>
+          <w:lang w:val="en-US"/>
+        </w:rPr>
+        <w:t>Python correlations</w:t>
+      </w:r>
+    </w:p>
+    <w:p>
+      <w:pPr>
+        <w:pStyle w:val="Paragraphedeliste"/>
+        <w:numPr>
+          <w:ilvl w:val="3"/>
+          <w:numId w:val="1"/>
+        </w:numPr>
+        <w:rPr>
+          <w:rFonts w:ascii="Arial" w:eastAsiaTheme="majorEastAsia" w:hAnsi="Arial" w:cs="Arial"/>
+          <w:color w:val="70AD47" w:themeColor="accent6"/>
+          <w:sz w:val="22"/>
+          <w:szCs w:val="22"/>
+          <w:lang w:val="en-US"/>
+        </w:rPr>
+      </w:pPr>
+      <w:r>
+        <w:rPr>
+          <w:rFonts w:ascii="Arial" w:eastAsiaTheme="majorEastAsia" w:hAnsi="Arial" w:cs="Arial"/>
+          <w:color w:val="70AD47" w:themeColor="accent6"/>
+          <w:sz w:val="22"/>
+          <w:szCs w:val="22"/>
+          <w:lang w:val="en-US"/>
+        </w:rPr>
+        <w:t>Python SL/TP Histogram</w:t>
+      </w:r>
+    </w:p>
+    <w:p>
+      <w:pPr>
+        <w:pStyle w:val="Paragraphedeliste"/>
+        <w:numPr>
+          <w:ilvl w:val="3"/>
+          <w:numId w:val="1"/>
+        </w:numPr>
+        <w:rPr>
+          <w:rFonts w:ascii="Arial" w:eastAsiaTheme="majorEastAsia" w:hAnsi="Arial" w:cs="Arial"/>
+          <w:color w:val="70AD47" w:themeColor="accent6"/>
+          <w:sz w:val="22"/>
+          <w:szCs w:val="22"/>
+          <w:lang w:val="en-US"/>
+        </w:rPr>
+      </w:pPr>
+      <w:r>
+        <w:rPr>
+          <w:rFonts w:ascii="Arial" w:eastAsiaTheme="majorEastAsia" w:hAnsi="Arial" w:cs="Arial"/>
+          <w:color w:val="70AD47" w:themeColor="accent6"/>
+          <w:sz w:val="22"/>
+          <w:szCs w:val="22"/>
+          <w:lang w:val="en-US"/>
+        </w:rPr>
+        <w:t>Python trade duration</w:t>
+      </w:r>
+    </w:p>
+    <w:p>
+      <w:pPr>
+        <w:pStyle w:val="Titre4"/>
+        <w:numPr>
           <w:ilvl w:val="2"/>
           <w:numId w:val="1"/>
         </w:numPr>
@@ -10949,393 +13742,198 @@
           <w:rFonts w:ascii="Arial" w:hAnsi="Arial" w:cs="Arial"/>
           <w:lang w:val="en-US"/>
         </w:rPr>
-        <w:t>onclusions</w:t>
-      </w:r>
-    </w:p>
-    <w:p>
-      <w:pPr>
-        <w:rPr>
-          <w:lang w:val="en-US"/>
-        </w:rPr>
-      </w:pPr>
-    </w:p>
-    <w:p>
-      <w:pPr>
-        <w:ind w:left="1224"/>
-        <w:rPr>
-          <w:rFonts w:ascii="Arial" w:hAnsi="Arial" w:cs="Arial"/>
-          <w:lang w:val="en-US"/>
-        </w:rPr>
-      </w:pPr>
-      <w:r>
-        <w:rPr>
-          <w:rFonts w:ascii="Arial" w:hAnsi="Arial" w:cs="Arial"/>
-          <w:lang w:val="en-US"/>
-        </w:rPr>
-        <w:t xml:space="preserve">Tight stop loss : </w:t>
+        <w:t>W1</w:t>
+      </w:r>
+    </w:p>
+    <w:p>
+      <w:pPr>
+        <w:pStyle w:val="Titre4"/>
+        <w:numPr>
+          <w:ilvl w:val="3"/>
+          <w:numId w:val="1"/>
+        </w:numPr>
+        <w:rPr>
+          <w:rFonts w:ascii="Arial" w:hAnsi="Arial" w:cs="Arial"/>
+          <w:lang w:val="en-US"/>
+        </w:rPr>
+      </w:pPr>
+      <w:r>
+        <w:rPr>
+          <w:rFonts w:ascii="Arial" w:hAnsi="Arial" w:cs="Arial"/>
+          <w:lang w:val="en-US"/>
+        </w:rPr>
+        <w:t>Returns</w:t>
       </w:r>
     </w:p>
     <w:p>
       <w:pPr>
         <w:pStyle w:val="Paragraphedeliste"/>
         <w:numPr>
+          <w:ilvl w:val="3"/>
+          <w:numId w:val="1"/>
+        </w:numPr>
+        <w:rPr>
+          <w:rFonts w:ascii="Arial" w:eastAsiaTheme="majorEastAsia" w:hAnsi="Arial" w:cs="Arial"/>
+          <w:color w:val="70AD47" w:themeColor="accent6"/>
+          <w:sz w:val="22"/>
+          <w:szCs w:val="22"/>
+          <w:lang w:val="en-US"/>
+        </w:rPr>
+      </w:pPr>
+      <w:r>
+        <w:rPr>
+          <w:rFonts w:ascii="Arial" w:eastAsiaTheme="majorEastAsia" w:hAnsi="Arial" w:cs="Arial"/>
+          <w:color w:val="70AD47" w:themeColor="accent6"/>
+          <w:sz w:val="22"/>
+          <w:szCs w:val="22"/>
+          <w:lang w:val="en-US"/>
+        </w:rPr>
+        <w:t>Mql5 returns</w:t>
+      </w:r>
+    </w:p>
+    <w:p>
+      <w:pPr>
+        <w:pStyle w:val="Paragraphedeliste"/>
+        <w:numPr>
+          <w:ilvl w:val="3"/>
+          <w:numId w:val="1"/>
+        </w:numPr>
+        <w:rPr>
+          <w:rFonts w:ascii="Arial" w:eastAsiaTheme="majorEastAsia" w:hAnsi="Arial" w:cs="Arial"/>
+          <w:color w:val="70AD47" w:themeColor="accent6"/>
+          <w:sz w:val="22"/>
+          <w:szCs w:val="22"/>
+          <w:lang w:val="en-US"/>
+        </w:rPr>
+      </w:pPr>
+      <w:r>
+        <w:rPr>
+          <w:rFonts w:ascii="Arial" w:eastAsiaTheme="majorEastAsia" w:hAnsi="Arial" w:cs="Arial"/>
+          <w:color w:val="70AD47" w:themeColor="accent6"/>
+          <w:sz w:val="22"/>
+          <w:szCs w:val="22"/>
+          <w:lang w:val="en-US"/>
+        </w:rPr>
+        <w:t>Python returns</w:t>
+      </w:r>
+    </w:p>
+    <w:p>
+      <w:pPr>
+        <w:pStyle w:val="Paragraphedeliste"/>
+        <w:numPr>
+          <w:ilvl w:val="3"/>
+          <w:numId w:val="1"/>
+        </w:numPr>
+        <w:rPr>
+          <w:rFonts w:ascii="Arial" w:eastAsiaTheme="majorEastAsia" w:hAnsi="Arial" w:cs="Arial"/>
+          <w:color w:val="70AD47" w:themeColor="accent6"/>
+          <w:sz w:val="22"/>
+          <w:szCs w:val="22"/>
+          <w:lang w:val="en-US"/>
+        </w:rPr>
+      </w:pPr>
+      <w:r>
+        <w:rPr>
+          <w:rFonts w:ascii="Arial" w:eastAsiaTheme="majorEastAsia" w:hAnsi="Arial" w:cs="Arial"/>
+          <w:color w:val="70AD47" w:themeColor="accent6"/>
+          <w:sz w:val="22"/>
+          <w:szCs w:val="22"/>
+          <w:lang w:val="en-US"/>
+        </w:rPr>
+        <w:t>Python correlations</w:t>
+      </w:r>
+    </w:p>
+    <w:p>
+      <w:pPr>
+        <w:pStyle w:val="Paragraphedeliste"/>
+        <w:numPr>
+          <w:ilvl w:val="3"/>
+          <w:numId w:val="1"/>
+        </w:numPr>
+        <w:rPr>
+          <w:rFonts w:ascii="Arial" w:eastAsiaTheme="majorEastAsia" w:hAnsi="Arial" w:cs="Arial"/>
+          <w:color w:val="70AD47" w:themeColor="accent6"/>
+          <w:sz w:val="22"/>
+          <w:szCs w:val="22"/>
+          <w:lang w:val="en-US"/>
+        </w:rPr>
+      </w:pPr>
+      <w:r>
+        <w:rPr>
+          <w:rFonts w:ascii="Arial" w:eastAsiaTheme="majorEastAsia" w:hAnsi="Arial" w:cs="Arial"/>
+          <w:color w:val="70AD47" w:themeColor="accent6"/>
+          <w:sz w:val="22"/>
+          <w:szCs w:val="22"/>
+          <w:lang w:val="en-US"/>
+        </w:rPr>
+        <w:t>Python SL/TP Histogram</w:t>
+      </w:r>
+    </w:p>
+    <w:p>
+      <w:pPr>
+        <w:pStyle w:val="Paragraphedeliste"/>
+        <w:numPr>
+          <w:ilvl w:val="3"/>
+          <w:numId w:val="1"/>
+        </w:numPr>
+        <w:rPr>
+          <w:rFonts w:ascii="Arial" w:eastAsiaTheme="majorEastAsia" w:hAnsi="Arial" w:cs="Arial"/>
+          <w:color w:val="70AD47" w:themeColor="accent6"/>
+          <w:sz w:val="22"/>
+          <w:szCs w:val="22"/>
+          <w:lang w:val="en-US"/>
+        </w:rPr>
+      </w:pPr>
+      <w:r>
+        <w:rPr>
+          <w:rFonts w:ascii="Arial" w:eastAsiaTheme="majorEastAsia" w:hAnsi="Arial" w:cs="Arial"/>
+          <w:color w:val="70AD47" w:themeColor="accent6"/>
+          <w:sz w:val="22"/>
+          <w:szCs w:val="22"/>
+          <w:lang w:val="en-US"/>
+        </w:rPr>
+        <w:t>Python trade duration</w:t>
+      </w:r>
+    </w:p>
+    <w:p>
+      <w:pPr>
+        <w:pStyle w:val="Paragraphedeliste"/>
+        <w:numPr>
+          <w:ilvl w:val="3"/>
+          <w:numId w:val="1"/>
+        </w:numPr>
+        <w:rPr>
+          <w:rFonts w:ascii="Arial" w:eastAsiaTheme="majorEastAsia" w:hAnsi="Arial" w:cs="Arial"/>
+          <w:color w:val="70AD47" w:themeColor="accent6"/>
+          <w:sz w:val="22"/>
+          <w:szCs w:val="22"/>
+          <w:lang w:val="en-US"/>
+        </w:rPr>
+      </w:pPr>
+      <w:r>
+        <w:rPr>
+          <w:rFonts w:ascii="Arial" w:eastAsiaTheme="majorEastAsia" w:hAnsi="Arial" w:cs="Arial"/>
+          <w:color w:val="70AD47" w:themeColor="accent6"/>
+          <w:sz w:val="22"/>
+          <w:szCs w:val="22"/>
+          <w:lang w:val="en-US"/>
+        </w:rPr>
+        <w:t>Python trade duration</w:t>
+      </w:r>
+    </w:p>
+    <w:p>
+      <w:pPr>
+        <w:rPr>
+          <w:rFonts w:ascii="Arial" w:hAnsi="Arial" w:cs="Arial"/>
+          <w:lang w:val="en-US"/>
+        </w:rPr>
+      </w:pPr>
+    </w:p>
+    <w:p>
+      <w:pPr>
+        <w:pStyle w:val="Titre1"/>
+        <w:numPr>
           <w:ilvl w:val="0"/>
-          <w:numId w:val="3"/>
-        </w:numPr>
-        <w:rPr>
-          <w:rFonts w:ascii="Arial" w:hAnsi="Arial" w:cs="Arial"/>
-          <w:lang w:val="en-US"/>
-        </w:rPr>
-      </w:pPr>
-      <w:r>
-        <w:rPr>
-          <w:rFonts w:ascii="Arial" w:hAnsi="Arial" w:cs="Arial"/>
-          <w:lang w:val="en-US"/>
-        </w:rPr>
-        <w:t>allows getting out quickly of unfavorable trade</w:t>
-      </w:r>
-    </w:p>
-    <w:p>
-      <w:pPr>
-        <w:pStyle w:val="Paragraphedeliste"/>
-        <w:numPr>
-          <w:ilvl w:val="0"/>
-          <w:numId w:val="3"/>
-        </w:numPr>
-        <w:rPr>
-          <w:rFonts w:ascii="Arial" w:hAnsi="Arial" w:cs="Arial"/>
-          <w:lang w:val="en-US"/>
-        </w:rPr>
-      </w:pPr>
-      <w:r>
-        <w:rPr>
-          <w:rFonts w:ascii="Arial" w:hAnsi="Arial" w:cs="Arial"/>
-          <w:lang w:val="en-US"/>
-        </w:rPr>
-        <w:t>May get you of a trade too early due to a bad start</w:t>
-      </w:r>
-    </w:p>
-    <w:p>
-      <w:pPr>
-        <w:ind w:left="1224"/>
-        <w:rPr>
-          <w:rFonts w:ascii="Arial" w:hAnsi="Arial" w:cs="Arial"/>
-          <w:lang w:val="en-US"/>
-        </w:rPr>
-      </w:pPr>
-      <w:r>
-        <w:rPr>
-          <w:rFonts w:ascii="Arial" w:hAnsi="Arial" w:cs="Arial"/>
-          <w:lang w:val="en-US"/>
-        </w:rPr>
-        <w:t xml:space="preserve">Tight take profit : </w:t>
-      </w:r>
-    </w:p>
-    <w:p>
-      <w:pPr>
-        <w:pStyle w:val="Paragraphedeliste"/>
-        <w:numPr>
-          <w:ilvl w:val="0"/>
-          <w:numId w:val="3"/>
-        </w:numPr>
-        <w:rPr>
-          <w:rFonts w:ascii="Arial" w:hAnsi="Arial" w:cs="Arial"/>
-          <w:lang w:val="en-US"/>
-        </w:rPr>
-      </w:pPr>
-      <w:r>
-        <w:rPr>
-          <w:rFonts w:ascii="Arial" w:hAnsi="Arial" w:cs="Arial"/>
-          <w:lang w:val="en-US"/>
-        </w:rPr>
-        <w:t>allows you to quickly collect you</w:t>
-      </w:r>
-      <w:r>
-        <w:rPr>
-          <w:rFonts w:ascii="Arial" w:hAnsi="Arial" w:cs="Arial"/>
-          <w:lang w:val="en-US"/>
-        </w:rPr>
-        <w:tab/>
-      </w:r>
-      <w:r>
-        <w:rPr>
-          <w:rFonts w:ascii="Arial" w:hAnsi="Arial" w:cs="Arial"/>
-          <w:lang w:val="en-US"/>
-        </w:rPr>
-        <w:t xml:space="preserve">r profit : </w:t>
-      </w:r>
-      <w:r>
-        <w:rPr>
-          <w:rFonts w:ascii="Arial" w:hAnsi="Arial" w:cs="Arial"/>
-          <w:lang w:val="en-US"/>
-        </w:rPr>
-        <w:fldChar w:fldCharType="begin"/>
-      </w:r>
-      <w:r>
-        <w:rPr>
-          <w:rFonts w:ascii="Arial" w:hAnsi="Arial" w:cs="Arial"/>
-          <w:lang w:val="en-US"/>
-        </w:rPr>
-        <w:instrText xml:space="preserve"> REF _Ref106981817 \h </w:instrText>
-      </w:r>
-      <w:r>
-        <w:rPr>
-          <w:rFonts w:ascii="Arial" w:hAnsi="Arial" w:cs="Arial"/>
-          <w:lang w:val="en-US"/>
-        </w:rPr>
-      </w:r>
-      <w:r>
-        <w:rPr>
-          <w:rFonts w:ascii="Arial" w:hAnsi="Arial" w:cs="Arial"/>
-          <w:lang w:val="en-US"/>
-        </w:rPr>
-        <w:instrText xml:space="preserve"> \* MERGEFORMAT </w:instrText>
-      </w:r>
-      <w:r>
-        <w:rPr>
-          <w:rFonts w:ascii="Arial" w:hAnsi="Arial" w:cs="Arial"/>
-          <w:lang w:val="en-US"/>
-        </w:rPr>
-        <w:fldChar w:fldCharType="separate"/>
-      </w:r>
-      <w:r>
-        <w:rPr>
-          <w:rFonts w:ascii="Arial" w:hAnsi="Arial" w:cs="Arial"/>
-        </w:rPr>
-        <w:t xml:space="preserve">Figure </w:t>
-      </w:r>
-      <w:r>
-        <w:rPr>
-          <w:rFonts w:ascii="Arial" w:hAnsi="Arial" w:cs="Arial"/>
-          <w:noProof/>
-        </w:rPr>
-        <w:t>9</w:t>
-      </w:r>
-      <w:r>
-        <w:rPr>
-          <w:rFonts w:ascii="Arial" w:hAnsi="Arial" w:cs="Arial"/>
-          <w:lang w:val="en-US"/>
-        </w:rPr>
-        <w:fldChar w:fldCharType="end"/>
-      </w:r>
-    </w:p>
-    <w:p>
-      <w:pPr>
-        <w:pStyle w:val="Paragraphedeliste"/>
-        <w:numPr>
-          <w:ilvl w:val="0"/>
-          <w:numId w:val="3"/>
-        </w:numPr>
-        <w:rPr>
-          <w:rFonts w:ascii="Arial" w:hAnsi="Arial" w:cs="Arial"/>
-          <w:lang w:val="en-US"/>
-        </w:rPr>
-      </w:pPr>
-      <w:r>
-        <w:rPr>
-          <w:rFonts w:ascii="Arial" w:hAnsi="Arial" w:cs="Arial"/>
-          <w:lang w:val="en-US"/>
-        </w:rPr>
-        <w:t xml:space="preserve">May you make miss the ‘big trend: </w:t>
-      </w:r>
-      <w:r>
-        <w:rPr>
-          <w:rFonts w:ascii="Arial" w:hAnsi="Arial" w:cs="Arial"/>
-          <w:lang w:val="en-US"/>
-        </w:rPr>
-        <w:fldChar w:fldCharType="begin"/>
-      </w:r>
-      <w:r>
-        <w:rPr>
-          <w:rFonts w:ascii="Arial" w:hAnsi="Arial" w:cs="Arial"/>
-          <w:lang w:val="en-US"/>
-        </w:rPr>
-        <w:instrText xml:space="preserve"> REF _Ref106981786 \h </w:instrText>
-      </w:r>
-      <w:r>
-        <w:rPr>
-          <w:rFonts w:ascii="Arial" w:hAnsi="Arial" w:cs="Arial"/>
-          <w:lang w:val="en-US"/>
-        </w:rPr>
-      </w:r>
-      <w:r>
-        <w:rPr>
-          <w:rFonts w:ascii="Arial" w:hAnsi="Arial" w:cs="Arial"/>
-          <w:lang w:val="en-US"/>
-        </w:rPr>
-        <w:instrText xml:space="preserve"> \* MERGEFORMAT </w:instrText>
-      </w:r>
-      <w:r>
-        <w:rPr>
-          <w:rFonts w:ascii="Arial" w:hAnsi="Arial" w:cs="Arial"/>
-          <w:lang w:val="en-US"/>
-        </w:rPr>
-        <w:fldChar w:fldCharType="separate"/>
-      </w:r>
-      <w:r>
-        <w:rPr>
-          <w:rFonts w:ascii="Arial" w:hAnsi="Arial" w:cs="Arial"/>
-        </w:rPr>
-        <w:t xml:space="preserve">Figure </w:t>
-      </w:r>
-      <w:r>
-        <w:rPr>
-          <w:rFonts w:ascii="Arial" w:hAnsi="Arial" w:cs="Arial"/>
-          <w:noProof/>
-        </w:rPr>
-        <w:t>6</w:t>
-      </w:r>
-      <w:r>
-        <w:rPr>
-          <w:rFonts w:ascii="Arial" w:hAnsi="Arial" w:cs="Arial"/>
-          <w:lang w:val="en-US"/>
-        </w:rPr>
-        <w:fldChar w:fldCharType="end"/>
-      </w:r>
-      <w:r>
-        <w:rPr>
-          <w:rFonts w:ascii="Arial" w:hAnsi="Arial" w:cs="Arial"/>
-          <w:lang w:val="en-US"/>
-        </w:rPr>
-        <w:t>,</w:t>
-      </w:r>
-      <w:r>
-        <w:rPr>
-          <w:rFonts w:ascii="Arial" w:hAnsi="Arial" w:cs="Arial"/>
-          <w:lang w:val="en-US"/>
-        </w:rPr>
-        <w:fldChar w:fldCharType="begin"/>
-      </w:r>
-      <w:r>
-        <w:rPr>
-          <w:rFonts w:ascii="Arial" w:hAnsi="Arial" w:cs="Arial"/>
-          <w:lang w:val="en-US"/>
-        </w:rPr>
-        <w:instrText xml:space="preserve"> REF _Ref106981795 \h </w:instrText>
-      </w:r>
-      <w:r>
-        <w:rPr>
-          <w:rFonts w:ascii="Arial" w:hAnsi="Arial" w:cs="Arial"/>
-          <w:lang w:val="en-US"/>
-        </w:rPr>
-      </w:r>
-      <w:r>
-        <w:rPr>
-          <w:rFonts w:ascii="Arial" w:hAnsi="Arial" w:cs="Arial"/>
-          <w:lang w:val="en-US"/>
-        </w:rPr>
-        <w:instrText xml:space="preserve"> \* MERGEFORMAT </w:instrText>
-      </w:r>
-      <w:r>
-        <w:rPr>
-          <w:rFonts w:ascii="Arial" w:hAnsi="Arial" w:cs="Arial"/>
-          <w:lang w:val="en-US"/>
-        </w:rPr>
-        <w:fldChar w:fldCharType="separate"/>
-      </w:r>
-      <w:r>
-        <w:rPr>
-          <w:rFonts w:ascii="Arial" w:hAnsi="Arial" w:cs="Arial"/>
-        </w:rPr>
-        <w:t xml:space="preserve">Figure </w:t>
-      </w:r>
-      <w:r>
-        <w:rPr>
-          <w:rFonts w:ascii="Arial" w:hAnsi="Arial" w:cs="Arial"/>
-          <w:noProof/>
-        </w:rPr>
-        <w:t>7</w:t>
-      </w:r>
-      <w:r>
-        <w:rPr>
-          <w:rFonts w:ascii="Arial" w:hAnsi="Arial" w:cs="Arial"/>
-          <w:lang w:val="en-US"/>
-        </w:rPr>
-        <w:fldChar w:fldCharType="end"/>
-      </w:r>
-      <w:r>
-        <w:rPr>
-          <w:rFonts w:ascii="Arial" w:hAnsi="Arial" w:cs="Arial"/>
-          <w:lang w:val="en-US"/>
-        </w:rPr>
-        <w:t>,</w:t>
-      </w:r>
-      <w:r>
-        <w:rPr>
-          <w:rFonts w:ascii="Arial" w:hAnsi="Arial" w:cs="Arial"/>
-          <w:lang w:val="en-US"/>
-        </w:rPr>
-        <w:fldChar w:fldCharType="begin"/>
-      </w:r>
-      <w:r>
-        <w:rPr>
-          <w:rFonts w:ascii="Arial" w:hAnsi="Arial" w:cs="Arial"/>
-          <w:lang w:val="en-US"/>
-        </w:rPr>
-        <w:instrText xml:space="preserve"> REF _Ref106981806 \h </w:instrText>
-      </w:r>
-      <w:r>
-        <w:rPr>
-          <w:rFonts w:ascii="Arial" w:hAnsi="Arial" w:cs="Arial"/>
-          <w:lang w:val="en-US"/>
-        </w:rPr>
-      </w:r>
-      <w:r>
-        <w:rPr>
-          <w:rFonts w:ascii="Arial" w:hAnsi="Arial" w:cs="Arial"/>
-          <w:lang w:val="en-US"/>
-        </w:rPr>
-        <w:instrText xml:space="preserve"> \* MERGEFORMAT </w:instrText>
-      </w:r>
-      <w:r>
-        <w:rPr>
-          <w:rFonts w:ascii="Arial" w:hAnsi="Arial" w:cs="Arial"/>
-          <w:lang w:val="en-US"/>
-        </w:rPr>
-        <w:fldChar w:fldCharType="separate"/>
-      </w:r>
-      <w:r>
-        <w:rPr>
-          <w:rFonts w:ascii="Arial" w:hAnsi="Arial" w:cs="Arial"/>
-        </w:rPr>
-        <w:t xml:space="preserve">Figure </w:t>
-      </w:r>
-      <w:r>
-        <w:rPr>
-          <w:rFonts w:ascii="Arial" w:hAnsi="Arial" w:cs="Arial"/>
-          <w:noProof/>
-        </w:rPr>
-        <w:t>8</w:t>
-      </w:r>
-      <w:r>
-        <w:rPr>
-          <w:rFonts w:ascii="Arial" w:hAnsi="Arial" w:cs="Arial"/>
-          <w:lang w:val="en-US"/>
-        </w:rPr>
-        <w:fldChar w:fldCharType="end"/>
-      </w:r>
-    </w:p>
-    <w:p>
-      <w:pPr>
-        <w:rPr>
-          <w:rFonts w:ascii="Arial" w:hAnsi="Arial" w:cs="Arial"/>
-          <w:lang w:val="en-US"/>
-        </w:rPr>
-      </w:pPr>
-    </w:p>
-    <w:p>
-      <w:pPr>
-        <w:rPr>
-          <w:rFonts w:ascii="Arial" w:hAnsi="Arial" w:cs="Arial"/>
-          <w:lang w:val="en-US"/>
-        </w:rPr>
-      </w:pPr>
-    </w:p>
-    <w:p>
-      <w:pPr>
-        <w:pStyle w:val="Titre1"/>
-        <w:numPr>
-          <w:ilvl w:val="0"/>
           <w:numId w:val="1"/>
         </w:numPr>
         <w:rPr>
@@ -11350,6 +13948,13 @@
         </w:rPr>
         <w:t>Conclusions</w:t>
       </w:r>
+    </w:p>
+    <w:p>
+      <w:pPr>
+        <w:rPr>
+          <w:lang w:val="en-US"/>
+        </w:rPr>
+      </w:pPr>
     </w:p>
     <w:p>
       <w:pPr>
@@ -13858,6 +16463,50 @@
       <w:outlineLvl w:val="9"/>
     </w:pPr>
   </w:style>
+  <w:style w:type="paragraph" w:styleId="En-tte">
+    <w:name w:val="header"/>
+    <w:basedOn w:val="Normal"/>
+    <w:link w:val="En-tteCar"/>
+    <w:uiPriority w:val="99"/>
+    <w:unhideWhenUsed/>
+    <w:rsid w:val="00E51654"/>
+    <w:pPr>
+      <w:tabs>
+        <w:tab w:val="center" w:pos="4513"/>
+        <w:tab w:val="right" w:pos="9026"/>
+      </w:tabs>
+      <w:spacing w:after="0" w:line="240" w:lineRule="auto"/>
+    </w:pPr>
+  </w:style>
+  <w:style w:type="character" w:customStyle="1" w:styleId="En-tteCar">
+    <w:name w:val="En-tête Car"/>
+    <w:basedOn w:val="Policepardfaut"/>
+    <w:link w:val="En-tte"/>
+    <w:uiPriority w:val="99"/>
+    <w:rsid w:val="00E51654"/>
+  </w:style>
+  <w:style w:type="paragraph" w:styleId="Pieddepage">
+    <w:name w:val="footer"/>
+    <w:basedOn w:val="Normal"/>
+    <w:link w:val="PieddepageCar"/>
+    <w:uiPriority w:val="99"/>
+    <w:unhideWhenUsed/>
+    <w:rsid w:val="00E51654"/>
+    <w:pPr>
+      <w:tabs>
+        <w:tab w:val="center" w:pos="4513"/>
+        <w:tab w:val="right" w:pos="9026"/>
+      </w:tabs>
+      <w:spacing w:after="0" w:line="240" w:lineRule="auto"/>
+    </w:pPr>
+  </w:style>
+  <w:style w:type="character" w:customStyle="1" w:styleId="PieddepageCar">
+    <w:name w:val="Pied de page Car"/>
+    <w:basedOn w:val="Policepardfaut"/>
+    <w:link w:val="Pieddepage"/>
+    <w:uiPriority w:val="99"/>
+    <w:rsid w:val="00E51654"/>
+  </w:style>
 </w:styles>
 </file>
 
@@ -14161,7 +16810,7 @@
 </file>
 
 <file path=customXml/itemProps1.xml><?xml version="1.0" encoding="utf-8"?>
-<ds:datastoreItem xmlns:ds="http://schemas.openxmlformats.org/officeDocument/2006/customXml" ds:itemID="{37575926-C0C2-4E60-BAA6-C7A193F98165}">
+<ds:datastoreItem xmlns:ds="http://schemas.openxmlformats.org/officeDocument/2006/customXml" ds:itemID="{E7BF1F26-0C14-43A8-BE54-1B25E67D9637}">
   <ds:schemaRefs>
     <ds:schemaRef ds:uri="http://schemas.openxmlformats.org/officeDocument/2006/bibliography"/>
   </ds:schemaRefs>

--- a/Strategies/Report_Strategy_1_MM_Hysteresis.docx
+++ b/Strategies/Report_Strategy_1_MM_Hysteresis.docx
@@ -196,7 +196,6 @@
         </w:rPr>
         <w:t xml:space="preserve">o </w:t>
       </w:r>
-      <w:proofErr w:type="spellStart"/>
       <w:r>
         <w:rPr>
           <w:rFonts w:ascii="Arial" w:hAnsi="Arial" w:cs="Arial"/>
@@ -207,7 +206,6 @@
         </w:rPr>
         <w:t>whispays</w:t>
       </w:r>
-      <w:proofErr w:type="spellEnd"/>
       <w:r>
         <w:rPr>
           <w:rFonts w:ascii="Arial" w:hAnsi="Arial" w:cs="Arial"/>
@@ -251,19 +249,23 @@
           <w:szCs w:val="18"/>
           <w:lang w:val="en-US"/>
         </w:rPr>
-        <w:t xml:space="preserve"> at reducing </w:t>
-      </w:r>
-      <w:proofErr w:type="spellStart"/>
-      <w:r>
+        <w:t xml:space="preserve"> at reducing whispays. The reasoning is the following : </w:t>
+      </w:r>
+    </w:p>
+    <w:p>
+      <w:pPr>
+        <w:pStyle w:val="Paragraphedeliste"/>
+        <w:numPr>
+          <w:ilvl w:val="0"/>
+          <w:numId w:val="2"/>
+        </w:numPr>
         <w:rPr>
           <w:rFonts w:ascii="Arial" w:hAnsi="Arial" w:cs="Arial"/>
           <w:sz w:val="18"/>
           <w:szCs w:val="18"/>
           <w:lang w:val="en-US"/>
         </w:rPr>
-        <w:t>whispays</w:t>
-      </w:r>
-      <w:proofErr w:type="spellEnd"/>
+      </w:pPr>
       <w:r>
         <w:rPr>
           <w:rFonts w:ascii="Arial" w:hAnsi="Arial" w:cs="Arial"/>
@@ -271,42 +273,7 @@
           <w:szCs w:val="18"/>
           <w:lang w:val="en-US"/>
         </w:rPr>
-        <w:t xml:space="preserve">. The reasoning is the following : </w:t>
-      </w:r>
-    </w:p>
-    <w:p>
-      <w:pPr>
-        <w:pStyle w:val="Paragraphedeliste"/>
-        <w:numPr>
-          <w:ilvl w:val="0"/>
-          <w:numId w:val="2"/>
-        </w:numPr>
-        <w:rPr>
-          <w:rFonts w:ascii="Arial" w:hAnsi="Arial" w:cs="Arial"/>
-          <w:sz w:val="18"/>
-          <w:szCs w:val="18"/>
-          <w:lang w:val="en-US"/>
-        </w:rPr>
-      </w:pPr>
-      <w:proofErr w:type="spellStart"/>
-      <w:r>
-        <w:rPr>
-          <w:rFonts w:ascii="Arial" w:hAnsi="Arial" w:cs="Arial"/>
-          <w:sz w:val="18"/>
-          <w:szCs w:val="18"/>
-          <w:lang w:val="en-US"/>
-        </w:rPr>
-        <w:t>Whispay</w:t>
-      </w:r>
-      <w:proofErr w:type="spellEnd"/>
-      <w:r>
-        <w:rPr>
-          <w:rFonts w:ascii="Arial" w:hAnsi="Arial" w:cs="Arial"/>
-          <w:sz w:val="18"/>
-          <w:szCs w:val="18"/>
-          <w:lang w:val="en-US"/>
-        </w:rPr>
-        <w:t xml:space="preserve"> are indicative of not really strong trend, easily reversible leading to fast signal</w:t>
+        <w:t>Whispay are indicative of not really strong trend, easily reversible leading to fast signal</w:t>
       </w:r>
     </w:p>
     <w:p>
@@ -1136,7 +1103,6 @@
               </w:rPr>
               <w:t>Hysteresis</w:t>
             </w:r>
-            <w:proofErr w:type="spellStart"/>
             <w:r>
               <w:rPr>
                 <w:rFonts w:ascii="Arial" w:hAnsi="Arial" w:cs="Arial"/>
@@ -1147,7 +1113,6 @@
               </w:rPr>
               <w:t>MaxBackWardUse</w:t>
             </w:r>
-            <w:proofErr w:type="spellEnd"/>
           </w:p>
         </w:tc>
         <w:tc>
@@ -1392,33 +1357,9 @@
     </w:p>
     <w:p>
       <w:pPr>
-        <w:pStyle w:val="Paragraphedeliste"/>
+        <w:pStyle w:val="Titre1"/>
         <w:numPr>
           <w:ilvl w:val="0"/>
-          <w:numId w:val="7"/>
-        </w:numPr>
-        <w:rPr>
-          <w:rFonts w:ascii="Arial" w:hAnsi="Arial" w:cs="Arial"/>
-          <w:sz w:val="18"/>
-          <w:szCs w:val="18"/>
-          <w:lang w:val="en-US"/>
-        </w:rPr>
-      </w:pPr>
-      <w:r>
-        <w:rPr>
-          <w:rFonts w:ascii="Arial" w:hAnsi="Arial" w:cs="Arial"/>
-          <w:sz w:val="18"/>
-          <w:szCs w:val="18"/>
-          <w:lang w:val="en-US"/>
-        </w:rPr>
-        <w:t>EURUSD;GBPUSD;AUDUSD;AUDJPY;GBPAUD;GBPJPY</w:t>
-      </w:r>
-    </w:p>
-    <w:p>
-      <w:pPr>
-        <w:pStyle w:val="Titre1"/>
-        <w:numPr>
-          <w:ilvl w:val="0"/>
           <w:numId w:val="1"/>
         </w:numPr>
         <w:rPr>
@@ -1478,7 +1419,6 @@
         </w:rPr>
         <w:t xml:space="preserve">as </w:t>
       </w:r>
-      <w:proofErr w:type="spellStart"/>
       <m:oMath>
         <m:r>
           <m:rPr>
@@ -1488,18 +1428,7 @@
             <w:rFonts w:ascii="Arial" w:hAnsi="Arial" w:cs="Arial"/>
             <w:lang w:val="en-US"/>
           </w:rPr>
-          <m:t>Hyst</m:t>
-        </m:r>
-        <w:proofErr w:type="spellEnd"/>
-        <m:r>
-          <m:rPr>
-            <m:nor/>
-          </m:rPr>
-          <w:rPr>
-            <w:rFonts w:ascii="Arial" w:hAnsi="Arial" w:cs="Arial"/>
-            <w:lang w:val="en-US"/>
-          </w:rPr>
-          <m:t>(t)</m:t>
+          <m:t>Hyst(t)</m:t>
         </m:r>
         <m:r>
           <w:rPr>
@@ -1714,7 +1643,6 @@
         </w:rPr>
         <w:t>Hysteresis</w:t>
       </w:r>
-      <w:proofErr w:type="spellStart"/>
       <w:r>
         <w:rPr>
           <w:rFonts w:ascii="Arial" w:hAnsi="Arial" w:cs="Arial"/>
@@ -1727,7 +1655,6 @@
         </w:rPr>
         <w:t>MaxBackWardUse</w:t>
       </w:r>
-      <w:proofErr w:type="spellEnd"/>
       <w:r>
         <w:rPr>
           <w:rFonts w:ascii="Arial" w:hAnsi="Arial" w:cs="Arial"/>
@@ -2527,16 +2454,8 @@
         <w:rPr>
           <w:lang w:val="en-US"/>
         </w:rPr>
-        <w:t xml:space="preserve"> </w:t>
-      </w:r>
-      <w:proofErr w:type="spellStart"/>
-      <w:r>
-        <w:rPr>
-          <w:lang w:val="en-US"/>
-        </w:rPr>
-        <w:t>Misc</w:t>
-      </w:r>
-      <w:proofErr w:type="spellEnd"/>
+        <w:t xml:space="preserve"> Misc</w:t>
+      </w:r>
     </w:p>
     <w:p>
       <w:pPr>
@@ -2900,23 +2819,7 @@
           <w:rFonts w:ascii="Arial" w:hAnsi="Arial" w:cs="Arial"/>
           <w:lang w:val="en-US"/>
         </w:rPr>
-        <w:t xml:space="preserve">Leaving too early due to </w:t>
-      </w:r>
-      <w:proofErr w:type="spellStart"/>
-      <w:r>
-        <w:rPr>
-          <w:rFonts w:ascii="Arial" w:hAnsi="Arial" w:cs="Arial"/>
-          <w:lang w:val="en-US"/>
-        </w:rPr>
-        <w:t>prie</w:t>
-      </w:r>
-      <w:proofErr w:type="spellEnd"/>
-      <w:r>
-        <w:rPr>
-          <w:rFonts w:ascii="Arial" w:hAnsi="Arial" w:cs="Arial"/>
-          <w:lang w:val="en-US"/>
-        </w:rPr>
-        <w:t xml:space="preserve"> compression</w:t>
+        <w:t>Leaving too early due to prie compression</w:t>
       </w:r>
     </w:p>
     <w:p>
@@ -4045,29 +3948,7 @@
                 <w:szCs w:val="16"/>
                 <w:lang w:val="en-US"/>
               </w:rPr>
-              <w:t>Correlation (</w:t>
-            </w:r>
-            <w:proofErr w:type="spellStart"/>
-            <w:r>
-              <w:rPr>
-                <w:rFonts w:ascii="Arial" w:eastAsia="Times New Roman" w:hAnsi="Arial" w:cs="Arial"/>
-                <w:color w:val="000000"/>
-                <w:sz w:val="16"/>
-                <w:szCs w:val="16"/>
-                <w:lang w:val="en-US"/>
-              </w:rPr>
-              <w:t>Profits,MFE</w:t>
-            </w:r>
-            <w:proofErr w:type="spellEnd"/>
-            <w:r>
-              <w:rPr>
-                <w:rFonts w:ascii="Arial" w:eastAsia="Times New Roman" w:hAnsi="Arial" w:cs="Arial"/>
-                <w:color w:val="000000"/>
-                <w:sz w:val="16"/>
-                <w:szCs w:val="16"/>
-                <w:lang w:val="en-US"/>
-              </w:rPr>
-              <w:t>):</w:t>
+              <w:t>Correlation (Profits,MFE):</w:t>
             </w:r>
           </w:p>
         </w:tc>
@@ -4130,29 +4011,7 @@
                 <w:szCs w:val="16"/>
                 <w:lang w:val="en-US"/>
               </w:rPr>
-              <w:t>Correlation (</w:t>
-            </w:r>
-            <w:proofErr w:type="spellStart"/>
-            <w:r>
-              <w:rPr>
-                <w:rFonts w:ascii="Arial" w:eastAsia="Times New Roman" w:hAnsi="Arial" w:cs="Arial"/>
-                <w:color w:val="000000"/>
-                <w:sz w:val="16"/>
-                <w:szCs w:val="16"/>
-                <w:lang w:val="en-US"/>
-              </w:rPr>
-              <w:t>Profits,MAE</w:t>
-            </w:r>
-            <w:proofErr w:type="spellEnd"/>
-            <w:r>
-              <w:rPr>
-                <w:rFonts w:ascii="Arial" w:eastAsia="Times New Roman" w:hAnsi="Arial" w:cs="Arial"/>
-                <w:color w:val="000000"/>
-                <w:sz w:val="16"/>
-                <w:szCs w:val="16"/>
-                <w:lang w:val="en-US"/>
-              </w:rPr>
-              <w:t>):</w:t>
+              <w:t>Correlation (Profits,MAE):</w:t>
             </w:r>
           </w:p>
         </w:tc>
@@ -5221,29 +5080,7 @@
                 <w:szCs w:val="16"/>
                 <w:lang w:val="en-US"/>
               </w:rPr>
-              <w:t>Correlation (</w:t>
-            </w:r>
-            <w:proofErr w:type="spellStart"/>
-            <w:r>
-              <w:rPr>
-                <w:rFonts w:ascii="Arial" w:eastAsia="Times New Roman" w:hAnsi="Arial" w:cs="Arial"/>
-                <w:color w:val="000000"/>
-                <w:sz w:val="16"/>
-                <w:szCs w:val="16"/>
-                <w:lang w:val="en-US"/>
-              </w:rPr>
-              <w:t>Profits,MFE</w:t>
-            </w:r>
-            <w:proofErr w:type="spellEnd"/>
-            <w:r>
-              <w:rPr>
-                <w:rFonts w:ascii="Arial" w:eastAsia="Times New Roman" w:hAnsi="Arial" w:cs="Arial"/>
-                <w:color w:val="000000"/>
-                <w:sz w:val="16"/>
-                <w:szCs w:val="16"/>
-                <w:lang w:val="en-US"/>
-              </w:rPr>
-              <w:t>):</w:t>
+              <w:t>Correlation (Profits,MFE):</w:t>
             </w:r>
           </w:p>
         </w:tc>
@@ -5307,29 +5144,7 @@
                 <w:szCs w:val="16"/>
                 <w:lang w:val="en-US"/>
               </w:rPr>
-              <w:t>Correlation (</w:t>
-            </w:r>
-            <w:proofErr w:type="spellStart"/>
-            <w:r>
-              <w:rPr>
-                <w:rFonts w:ascii="Arial" w:eastAsia="Times New Roman" w:hAnsi="Arial" w:cs="Arial"/>
-                <w:color w:val="000000"/>
-                <w:sz w:val="16"/>
-                <w:szCs w:val="16"/>
-                <w:lang w:val="en-US"/>
-              </w:rPr>
-              <w:t>Profits,MAE</w:t>
-            </w:r>
-            <w:proofErr w:type="spellEnd"/>
-            <w:r>
-              <w:rPr>
-                <w:rFonts w:ascii="Arial" w:eastAsia="Times New Roman" w:hAnsi="Arial" w:cs="Arial"/>
-                <w:color w:val="000000"/>
-                <w:sz w:val="16"/>
-                <w:szCs w:val="16"/>
-                <w:lang w:val="en-US"/>
-              </w:rPr>
-              <w:t>):</w:t>
+              <w:t>Correlation (Profits,MAE):</w:t>
             </w:r>
           </w:p>
         </w:tc>
@@ -6778,23 +6593,7 @@
           <w:rFonts w:ascii="Arial" w:hAnsi="Arial" w:cs="Arial"/>
           <w:lang w:val="en-US"/>
         </w:rPr>
-        <w:t xml:space="preserve">Catches </w:t>
-      </w:r>
-      <w:proofErr w:type="spellStart"/>
-      <w:r>
-        <w:rPr>
-          <w:rFonts w:ascii="Arial" w:hAnsi="Arial" w:cs="Arial"/>
-          <w:lang w:val="en-US"/>
-        </w:rPr>
-        <w:t>trendes</w:t>
-      </w:r>
-      <w:proofErr w:type="spellEnd"/>
-      <w:r>
-        <w:rPr>
-          <w:rFonts w:ascii="Arial" w:hAnsi="Arial" w:cs="Arial"/>
-          <w:lang w:val="en-US"/>
-        </w:rPr>
-        <w:t xml:space="preserve"> and can stay up on it</w:t>
+        <w:t>Catches trendes and can stay up on it</w:t>
       </w:r>
     </w:p>
     <w:p>
@@ -6814,23 +6613,7 @@
           <w:rFonts w:ascii="Arial" w:hAnsi="Arial" w:cs="Arial"/>
           <w:lang w:val="en-US"/>
         </w:rPr>
-        <w:t xml:space="preserve">Not enough big </w:t>
-      </w:r>
-      <w:proofErr w:type="spellStart"/>
-      <w:r>
-        <w:rPr>
-          <w:rFonts w:ascii="Arial" w:hAnsi="Arial" w:cs="Arial"/>
-          <w:lang w:val="en-US"/>
-        </w:rPr>
-        <w:t>trendes</w:t>
-      </w:r>
-      <w:proofErr w:type="spellEnd"/>
-      <w:r>
-        <w:rPr>
-          <w:rFonts w:ascii="Arial" w:hAnsi="Arial" w:cs="Arial"/>
-          <w:lang w:val="en-US"/>
-        </w:rPr>
-        <w:t xml:space="preserve"> in H1, too many range periods</w:t>
+        <w:t>Not enough big trendes in H1, too many range periods</w:t>
       </w:r>
     </w:p>
     <w:p>
@@ -6870,23 +6653,7 @@
           <w:rFonts w:ascii="Arial" w:hAnsi="Arial" w:cs="Arial"/>
           <w:lang w:val="en-US"/>
         </w:rPr>
-        <w:t>Usable for high period (D1 ,</w:t>
-      </w:r>
-      <w:proofErr w:type="spellStart"/>
-      <w:r>
-        <w:rPr>
-          <w:rFonts w:ascii="Arial" w:hAnsi="Arial" w:cs="Arial"/>
-          <w:lang w:val="en-US"/>
-        </w:rPr>
-        <w:t>etc</w:t>
-      </w:r>
-      <w:proofErr w:type="spellEnd"/>
-      <w:r>
-        <w:rPr>
-          <w:rFonts w:ascii="Arial" w:hAnsi="Arial" w:cs="Arial"/>
-          <w:lang w:val="en-US"/>
-        </w:rPr>
-        <w:t>)</w:t>
+        <w:t>Usable for high period (D1 ,etc)</w:t>
       </w:r>
     </w:p>
     <w:p>
@@ -7288,27 +7055,7 @@
           <w:szCs w:val="28"/>
           <w:lang w:val="en-US"/>
         </w:rPr>
-        <w:t xml:space="preserve">30 </w:t>
-      </w:r>
-      <w:proofErr w:type="spellStart"/>
-      <w:r>
-        <w:rPr>
-          <w:rFonts w:ascii="Arial" w:hAnsi="Arial" w:cs="Arial"/>
-          <w:sz w:val="28"/>
-          <w:szCs w:val="28"/>
-          <w:lang w:val="en-US"/>
-        </w:rPr>
-        <w:t>procent</w:t>
-      </w:r>
-      <w:proofErr w:type="spellEnd"/>
-      <w:r>
-        <w:rPr>
-          <w:rFonts w:ascii="Arial" w:hAnsi="Arial" w:cs="Arial"/>
-          <w:sz w:val="28"/>
-          <w:szCs w:val="28"/>
-          <w:lang w:val="en-US"/>
-        </w:rPr>
-        <w:t xml:space="preserve"> reject with previous year</w:t>
+        <w:t>30 procent reject with previous year</w:t>
       </w:r>
     </w:p>
     <w:p>
@@ -7358,30 +7105,8 @@
         <w:rPr>
           <w:lang w:val="en-US"/>
         </w:rPr>
-        <w:t>n the previous section, we saw dynamic hysteresis (</w:t>
-      </w:r>
-      <w:proofErr w:type="spellStart"/>
-      <w:r>
-        <w:rPr>
-          <w:lang w:val="en-US"/>
-        </w:rPr>
-        <w:t>i.e</w:t>
-      </w:r>
-      <w:proofErr w:type="spellEnd"/>
-      <w:r>
-        <w:rPr>
-          <w:lang w:val="en-US"/>
-        </w:rPr>
-        <w:t xml:space="preserve"> based on the maximum of MA differences) is often not enough to avoid </w:t>
-      </w:r>
-      <w:proofErr w:type="spellStart"/>
-      <w:r>
-        <w:rPr>
-          <w:lang w:val="en-US"/>
-        </w:rPr>
-        <w:t>whispays</w:t>
-      </w:r>
-      <w:proofErr w:type="spellEnd"/>
+        <w:t>n the previous section, we saw dynamic hysteresis (i.e based on the maximum of MA differences) is often not enough to avoid whispays</w:t>
+      </w:r>
     </w:p>
     <w:p>
       <w:pPr>
@@ -7552,7 +7277,6 @@
           <w:lang w:val="en-US"/>
         </w:rPr>
       </w:pPr>
-      <w:proofErr w:type="spellStart"/>
       <m:oMath>
         <m:r>
           <m:rPr>
@@ -7562,18 +7286,7 @@
             <w:rFonts w:ascii="Arial" w:hAnsi="Arial" w:cs="Arial"/>
             <w:lang w:val="en-US"/>
           </w:rPr>
-          <m:t>Hyst</m:t>
-        </m:r>
-        <w:proofErr w:type="spellEnd"/>
-        <m:r>
-          <m:rPr>
-            <m:nor/>
-          </m:rPr>
-          <w:rPr>
-            <w:rFonts w:ascii="Arial" w:hAnsi="Arial" w:cs="Arial"/>
-            <w:lang w:val="en-US"/>
-          </w:rPr>
-          <m:t>(t)</m:t>
+          <m:t>Hyst(t)</m:t>
         </m:r>
         <m:r>
           <w:rPr>
@@ -7627,7 +7340,49 @@
                     <w:rFonts w:ascii="Cambria Math" w:hAnsi="Cambria Math" w:cs="Arial"/>
                     <w:lang w:val="en-US"/>
                   </w:rPr>
-                  <m:t>i=t-1,…,t-N</m:t>
+                  <m:t>i</m:t>
+                </m:r>
+                <m:r>
+                  <w:rPr>
+                    <w:rFonts w:ascii="Cambria Math" w:hAnsi="Cambria Math" w:cs="Arial"/>
+                    <w:lang w:val="en-US"/>
+                  </w:rPr>
+                  <m:t>=</m:t>
+                </m:r>
+                <m:r>
+                  <w:rPr>
+                    <w:rFonts w:ascii="Cambria Math" w:hAnsi="Cambria Math" w:cs="Arial"/>
+                    <w:lang w:val="en-US"/>
+                  </w:rPr>
+                  <m:t>t</m:t>
+                </m:r>
+                <m:r>
+                  <w:rPr>
+                    <w:rFonts w:ascii="Cambria Math" w:hAnsi="Cambria Math" w:cs="Arial"/>
+                    <w:lang w:val="en-US"/>
+                  </w:rPr>
+                  <m:t>-1,…,</m:t>
+                </m:r>
+                <m:r>
+                  <w:rPr>
+                    <w:rFonts w:ascii="Cambria Math" w:hAnsi="Cambria Math" w:cs="Arial"/>
+                    <w:lang w:val="en-US"/>
+                  </w:rPr>
+                  <m:t>t</m:t>
+                </m:r>
+                <m:r>
+                  <w:rPr>
+                    <w:rFonts w:ascii="Cambria Math" w:hAnsi="Cambria Math" w:cs="Arial"/>
+                    <w:lang w:val="en-US"/>
+                  </w:rPr>
+                  <m:t>-</m:t>
+                </m:r>
+                <m:r>
+                  <w:rPr>
+                    <w:rFonts w:ascii="Cambria Math" w:hAnsi="Cambria Math" w:cs="Arial"/>
+                    <w:lang w:val="en-US"/>
+                  </w:rPr>
+                  <m:t>N</m:t>
                 </m:r>
                 <m:ctrlPr>
                   <w:rPr>
@@ -7687,7 +7442,28 @@
                 <w:rFonts w:ascii="Cambria Math" w:hAnsi="Cambria Math" w:cs="Arial"/>
                 <w:lang w:val="en-US"/>
               </w:rPr>
-              <m:t>(i)-M</m:t>
+              <m:t>(</m:t>
+            </m:r>
+            <m:r>
+              <w:rPr>
+                <w:rFonts w:ascii="Cambria Math" w:hAnsi="Cambria Math" w:cs="Arial"/>
+                <w:lang w:val="en-US"/>
+              </w:rPr>
+              <m:t>i</m:t>
+            </m:r>
+            <m:r>
+              <w:rPr>
+                <w:rFonts w:ascii="Cambria Math" w:hAnsi="Cambria Math" w:cs="Arial"/>
+                <w:lang w:val="en-US"/>
+              </w:rPr>
+              <m:t>)-</m:t>
+            </m:r>
+            <m:r>
+              <w:rPr>
+                <w:rFonts w:ascii="Cambria Math" w:hAnsi="Cambria Math" w:cs="Arial"/>
+                <w:lang w:val="en-US"/>
+              </w:rPr>
+              <m:t>M</m:t>
             </m:r>
             <m:sSub>
               <m:sSubPr>
@@ -8002,27 +7778,7 @@
         <w:rPr>
           <w:lang w:val="en-US"/>
         </w:rPr>
-        <w:t>6</w:t>
-      </w:r>
-      <w:r>
-        <w:rPr>
-          <w:lang w:val="en-US"/>
-        </w:rPr>
-        <w:t xml:space="preserve">0 </w:t>
-      </w:r>
-      <w:proofErr w:type="spellStart"/>
-      <w:r>
-        <w:rPr>
-          <w:lang w:val="en-US"/>
-        </w:rPr>
-        <w:t>procent</w:t>
-      </w:r>
-      <w:proofErr w:type="spellEnd"/>
-      <w:r>
-        <w:rPr>
-          <w:lang w:val="en-US"/>
-        </w:rPr>
-        <w:t xml:space="preserve"> reject with previous year</w:t>
+        <w:t>30 procent reject with previous year</w:t>
       </w:r>
     </w:p>
     <w:p>
@@ -8404,7 +8160,796 @@
           <w:szCs w:val="22"/>
           <w:lang w:val="en-US"/>
         </w:rPr>
+        <w:t>Python SL/TP Histogram</w:t>
+      </w:r>
+    </w:p>
+    <w:p>
+      <w:pPr>
+        <w:pStyle w:val="Paragraphedeliste"/>
+        <w:numPr>
+          <w:ilvl w:val="4"/>
+          <w:numId w:val="1"/>
+        </w:numPr>
+        <w:ind w:left="2448"/>
+        <w:rPr>
+          <w:rFonts w:ascii="Arial" w:eastAsiaTheme="majorEastAsia" w:hAnsi="Arial" w:cs="Arial"/>
+          <w:color w:val="70AD47" w:themeColor="accent6"/>
+          <w:sz w:val="22"/>
+          <w:szCs w:val="22"/>
+          <w:lang w:val="en-US"/>
+        </w:rPr>
+      </w:pPr>
+      <w:r>
+        <w:rPr>
+          <w:rFonts w:ascii="Arial" w:eastAsiaTheme="majorEastAsia" w:hAnsi="Arial" w:cs="Arial"/>
+          <w:color w:val="70AD47" w:themeColor="accent6"/>
+          <w:sz w:val="22"/>
+          <w:szCs w:val="22"/>
+          <w:lang w:val="en-US"/>
+        </w:rPr>
+        <w:t>Python trade duration</w:t>
+      </w:r>
+    </w:p>
+    <w:p>
+      <w:pPr>
+        <w:pStyle w:val="Titre4"/>
+        <w:numPr>
+          <w:ilvl w:val="3"/>
+          <w:numId w:val="1"/>
+        </w:numPr>
+        <w:rPr>
+          <w:rFonts w:ascii="Arial" w:hAnsi="Arial" w:cs="Arial"/>
+          <w:lang w:val="en-US"/>
+        </w:rPr>
+      </w:pPr>
+      <w:r>
+        <w:rPr>
+          <w:rFonts w:ascii="Arial" w:hAnsi="Arial" w:cs="Arial"/>
+          <w:lang w:val="en-US"/>
+        </w:rPr>
+        <w:t>D1</w:t>
+      </w:r>
+    </w:p>
+    <w:p>
+      <w:pPr>
+        <w:pStyle w:val="Titre4"/>
+        <w:numPr>
+          <w:ilvl w:val="4"/>
+          <w:numId w:val="1"/>
+        </w:numPr>
+        <w:rPr>
+          <w:rFonts w:ascii="Arial" w:hAnsi="Arial" w:cs="Arial"/>
+          <w:lang w:val="en-US"/>
+        </w:rPr>
+      </w:pPr>
+      <w:r>
+        <w:rPr>
+          <w:rFonts w:ascii="Arial" w:hAnsi="Arial" w:cs="Arial"/>
+          <w:lang w:val="en-US"/>
+        </w:rPr>
+        <w:t>Returns</w:t>
+      </w:r>
+    </w:p>
+    <w:p>
+      <w:pPr>
+        <w:pStyle w:val="Paragraphedeliste"/>
+        <w:numPr>
+          <w:ilvl w:val="4"/>
+          <w:numId w:val="1"/>
+        </w:numPr>
+        <w:ind w:left="2448"/>
+        <w:rPr>
+          <w:rFonts w:ascii="Arial" w:eastAsiaTheme="majorEastAsia" w:hAnsi="Arial" w:cs="Arial"/>
+          <w:color w:val="70AD47" w:themeColor="accent6"/>
+          <w:sz w:val="22"/>
+          <w:szCs w:val="22"/>
+          <w:lang w:val="en-US"/>
+        </w:rPr>
+      </w:pPr>
+      <w:r>
+        <w:rPr>
+          <w:rFonts w:ascii="Arial" w:eastAsiaTheme="majorEastAsia" w:hAnsi="Arial" w:cs="Arial"/>
+          <w:color w:val="70AD47" w:themeColor="accent6"/>
+          <w:sz w:val="22"/>
+          <w:szCs w:val="22"/>
+          <w:lang w:val="en-US"/>
+        </w:rPr>
+        <w:t>Mql5 returns</w:t>
+      </w:r>
+    </w:p>
+    <w:p>
+      <w:pPr>
+        <w:pStyle w:val="Paragraphedeliste"/>
+        <w:numPr>
+          <w:ilvl w:val="4"/>
+          <w:numId w:val="1"/>
+        </w:numPr>
+        <w:ind w:left="2448"/>
+        <w:rPr>
+          <w:rFonts w:ascii="Arial" w:eastAsiaTheme="majorEastAsia" w:hAnsi="Arial" w:cs="Arial"/>
+          <w:color w:val="70AD47" w:themeColor="accent6"/>
+          <w:sz w:val="22"/>
+          <w:szCs w:val="22"/>
+          <w:lang w:val="en-US"/>
+        </w:rPr>
+      </w:pPr>
+      <w:r>
+        <w:rPr>
+          <w:rFonts w:ascii="Arial" w:eastAsiaTheme="majorEastAsia" w:hAnsi="Arial" w:cs="Arial"/>
+          <w:color w:val="70AD47" w:themeColor="accent6"/>
+          <w:sz w:val="22"/>
+          <w:szCs w:val="22"/>
+          <w:lang w:val="en-US"/>
+        </w:rPr>
+        <w:t>Python returns</w:t>
+      </w:r>
+    </w:p>
+    <w:p>
+      <w:pPr>
+        <w:pStyle w:val="Paragraphedeliste"/>
+        <w:numPr>
+          <w:ilvl w:val="4"/>
+          <w:numId w:val="1"/>
+        </w:numPr>
+        <w:ind w:left="2448"/>
+        <w:rPr>
+          <w:rFonts w:ascii="Arial" w:eastAsiaTheme="majorEastAsia" w:hAnsi="Arial" w:cs="Arial"/>
+          <w:color w:val="70AD47" w:themeColor="accent6"/>
+          <w:sz w:val="22"/>
+          <w:szCs w:val="22"/>
+          <w:lang w:val="en-US"/>
+        </w:rPr>
+      </w:pPr>
+      <w:r>
+        <w:rPr>
+          <w:rFonts w:ascii="Arial" w:eastAsiaTheme="majorEastAsia" w:hAnsi="Arial" w:cs="Arial"/>
+          <w:color w:val="70AD47" w:themeColor="accent6"/>
+          <w:sz w:val="22"/>
+          <w:szCs w:val="22"/>
+          <w:lang w:val="en-US"/>
+        </w:rPr>
+        <w:t>Python correlations</w:t>
+      </w:r>
+    </w:p>
+    <w:p>
+      <w:pPr>
+        <w:pStyle w:val="Paragraphedeliste"/>
+        <w:numPr>
+          <w:ilvl w:val="4"/>
+          <w:numId w:val="1"/>
+        </w:numPr>
+        <w:ind w:left="2448"/>
+        <w:rPr>
+          <w:rFonts w:ascii="Arial" w:eastAsiaTheme="majorEastAsia" w:hAnsi="Arial" w:cs="Arial"/>
+          <w:color w:val="70AD47" w:themeColor="accent6"/>
+          <w:sz w:val="22"/>
+          <w:szCs w:val="22"/>
+          <w:lang w:val="en-US"/>
+        </w:rPr>
+      </w:pPr>
+      <w:r>
+        <w:rPr>
+          <w:rFonts w:ascii="Arial" w:eastAsiaTheme="majorEastAsia" w:hAnsi="Arial" w:cs="Arial"/>
+          <w:color w:val="70AD47" w:themeColor="accent6"/>
+          <w:sz w:val="22"/>
+          <w:szCs w:val="22"/>
+          <w:lang w:val="en-US"/>
+        </w:rPr>
+        <w:t>Python SL/TP Histogram</w:t>
+      </w:r>
+    </w:p>
+    <w:p>
+      <w:pPr>
+        <w:pStyle w:val="Paragraphedeliste"/>
+        <w:numPr>
+          <w:ilvl w:val="4"/>
+          <w:numId w:val="1"/>
+        </w:numPr>
+        <w:ind w:left="2448"/>
+        <w:rPr>
+          <w:rFonts w:ascii="Arial" w:eastAsiaTheme="majorEastAsia" w:hAnsi="Arial" w:cs="Arial"/>
+          <w:color w:val="70AD47" w:themeColor="accent6"/>
+          <w:sz w:val="22"/>
+          <w:szCs w:val="22"/>
+          <w:lang w:val="en-US"/>
+        </w:rPr>
+      </w:pPr>
+      <w:r>
+        <w:rPr>
+          <w:rFonts w:ascii="Arial" w:eastAsiaTheme="majorEastAsia" w:hAnsi="Arial" w:cs="Arial"/>
+          <w:color w:val="70AD47" w:themeColor="accent6"/>
+          <w:sz w:val="22"/>
+          <w:szCs w:val="22"/>
+          <w:lang w:val="en-US"/>
+        </w:rPr>
+        <w:t>Python trade duration</w:t>
+      </w:r>
+    </w:p>
+    <w:p>
+      <w:pPr>
+        <w:pStyle w:val="Titre4"/>
+        <w:numPr>
+          <w:ilvl w:val="3"/>
+          <w:numId w:val="1"/>
+        </w:numPr>
+        <w:rPr>
+          <w:rFonts w:ascii="Arial" w:hAnsi="Arial" w:cs="Arial"/>
+          <w:lang w:val="en-US"/>
+        </w:rPr>
+      </w:pPr>
+      <w:r>
+        <w:rPr>
+          <w:rFonts w:ascii="Arial" w:hAnsi="Arial" w:cs="Arial"/>
+          <w:lang w:val="en-US"/>
+        </w:rPr>
         <w:lastRenderedPageBreak/>
+        <w:t>W1</w:t>
+      </w:r>
+    </w:p>
+    <w:p>
+      <w:pPr>
+        <w:pStyle w:val="Titre4"/>
+        <w:numPr>
+          <w:ilvl w:val="4"/>
+          <w:numId w:val="1"/>
+        </w:numPr>
+        <w:rPr>
+          <w:rFonts w:ascii="Arial" w:hAnsi="Arial" w:cs="Arial"/>
+          <w:lang w:val="en-US"/>
+        </w:rPr>
+      </w:pPr>
+      <w:r>
+        <w:rPr>
+          <w:rFonts w:ascii="Arial" w:hAnsi="Arial" w:cs="Arial"/>
+          <w:lang w:val="en-US"/>
+        </w:rPr>
+        <w:t>Returns</w:t>
+      </w:r>
+    </w:p>
+    <w:p>
+      <w:pPr>
+        <w:pStyle w:val="Paragraphedeliste"/>
+        <w:numPr>
+          <w:ilvl w:val="4"/>
+          <w:numId w:val="1"/>
+        </w:numPr>
+        <w:ind w:left="2448"/>
+        <w:rPr>
+          <w:rFonts w:ascii="Arial" w:eastAsiaTheme="majorEastAsia" w:hAnsi="Arial" w:cs="Arial"/>
+          <w:color w:val="70AD47" w:themeColor="accent6"/>
+          <w:sz w:val="22"/>
+          <w:szCs w:val="22"/>
+          <w:lang w:val="en-US"/>
+        </w:rPr>
+      </w:pPr>
+      <w:r>
+        <w:rPr>
+          <w:rFonts w:ascii="Arial" w:eastAsiaTheme="majorEastAsia" w:hAnsi="Arial" w:cs="Arial"/>
+          <w:color w:val="70AD47" w:themeColor="accent6"/>
+          <w:sz w:val="22"/>
+          <w:szCs w:val="22"/>
+          <w:lang w:val="en-US"/>
+        </w:rPr>
+        <w:t>Mql5 returns</w:t>
+      </w:r>
+    </w:p>
+    <w:p>
+      <w:pPr>
+        <w:pStyle w:val="Paragraphedeliste"/>
+        <w:numPr>
+          <w:ilvl w:val="4"/>
+          <w:numId w:val="1"/>
+        </w:numPr>
+        <w:ind w:left="2448"/>
+        <w:rPr>
+          <w:rFonts w:ascii="Arial" w:eastAsiaTheme="majorEastAsia" w:hAnsi="Arial" w:cs="Arial"/>
+          <w:color w:val="70AD47" w:themeColor="accent6"/>
+          <w:sz w:val="22"/>
+          <w:szCs w:val="22"/>
+          <w:lang w:val="en-US"/>
+        </w:rPr>
+      </w:pPr>
+      <w:r>
+        <w:rPr>
+          <w:rFonts w:ascii="Arial" w:eastAsiaTheme="majorEastAsia" w:hAnsi="Arial" w:cs="Arial"/>
+          <w:color w:val="70AD47" w:themeColor="accent6"/>
+          <w:sz w:val="22"/>
+          <w:szCs w:val="22"/>
+          <w:lang w:val="en-US"/>
+        </w:rPr>
+        <w:t>Python returns</w:t>
+      </w:r>
+    </w:p>
+    <w:p>
+      <w:pPr>
+        <w:pStyle w:val="Paragraphedeliste"/>
+        <w:numPr>
+          <w:ilvl w:val="4"/>
+          <w:numId w:val="1"/>
+        </w:numPr>
+        <w:ind w:left="2448"/>
+        <w:rPr>
+          <w:rFonts w:ascii="Arial" w:eastAsiaTheme="majorEastAsia" w:hAnsi="Arial" w:cs="Arial"/>
+          <w:color w:val="70AD47" w:themeColor="accent6"/>
+          <w:sz w:val="22"/>
+          <w:szCs w:val="22"/>
+          <w:lang w:val="en-US"/>
+        </w:rPr>
+      </w:pPr>
+      <w:r>
+        <w:rPr>
+          <w:rFonts w:ascii="Arial" w:eastAsiaTheme="majorEastAsia" w:hAnsi="Arial" w:cs="Arial"/>
+          <w:color w:val="70AD47" w:themeColor="accent6"/>
+          <w:sz w:val="22"/>
+          <w:szCs w:val="22"/>
+          <w:lang w:val="en-US"/>
+        </w:rPr>
+        <w:t>Python correlations</w:t>
+      </w:r>
+    </w:p>
+    <w:p>
+      <w:pPr>
+        <w:pStyle w:val="Paragraphedeliste"/>
+        <w:numPr>
+          <w:ilvl w:val="4"/>
+          <w:numId w:val="1"/>
+        </w:numPr>
+        <w:ind w:left="2448"/>
+        <w:rPr>
+          <w:rFonts w:ascii="Arial" w:eastAsiaTheme="majorEastAsia" w:hAnsi="Arial" w:cs="Arial"/>
+          <w:color w:val="70AD47" w:themeColor="accent6"/>
+          <w:sz w:val="22"/>
+          <w:szCs w:val="22"/>
+          <w:lang w:val="en-US"/>
+        </w:rPr>
+      </w:pPr>
+      <w:r>
+        <w:rPr>
+          <w:rFonts w:ascii="Arial" w:eastAsiaTheme="majorEastAsia" w:hAnsi="Arial" w:cs="Arial"/>
+          <w:color w:val="70AD47" w:themeColor="accent6"/>
+          <w:sz w:val="22"/>
+          <w:szCs w:val="22"/>
+          <w:lang w:val="en-US"/>
+        </w:rPr>
+        <w:t>Python SL/TP Histogram</w:t>
+      </w:r>
+    </w:p>
+    <w:p>
+      <w:pPr>
+        <w:pStyle w:val="Paragraphedeliste"/>
+        <w:numPr>
+          <w:ilvl w:val="4"/>
+          <w:numId w:val="1"/>
+        </w:numPr>
+        <w:ind w:left="2448"/>
+        <w:rPr>
+          <w:rFonts w:ascii="Arial" w:eastAsiaTheme="majorEastAsia" w:hAnsi="Arial" w:cs="Arial"/>
+          <w:color w:val="70AD47" w:themeColor="accent6"/>
+          <w:sz w:val="22"/>
+          <w:szCs w:val="22"/>
+          <w:lang w:val="en-US"/>
+        </w:rPr>
+      </w:pPr>
+      <w:r>
+        <w:rPr>
+          <w:rFonts w:ascii="Arial" w:eastAsiaTheme="majorEastAsia" w:hAnsi="Arial" w:cs="Arial"/>
+          <w:color w:val="70AD47" w:themeColor="accent6"/>
+          <w:sz w:val="22"/>
+          <w:szCs w:val="22"/>
+          <w:lang w:val="en-US"/>
+        </w:rPr>
+        <w:t>Python trade duration</w:t>
+      </w:r>
+    </w:p>
+    <w:p>
+      <w:pPr>
+        <w:pStyle w:val="Titre3"/>
+        <w:numPr>
+          <w:ilvl w:val="2"/>
+          <w:numId w:val="1"/>
+        </w:numPr>
+        <w:rPr>
+          <w:lang w:val="en-US"/>
+        </w:rPr>
+      </w:pPr>
+      <w:r>
+        <w:rPr>
+          <w:lang w:val="en-US"/>
+        </w:rPr>
+        <w:t xml:space="preserve">30 procent reject with </w:t>
+      </w:r>
+      <w:r>
+        <w:rPr>
+          <w:lang w:val="en-US"/>
+        </w:rPr>
+        <w:t>all</w:t>
+      </w:r>
+      <w:r>
+        <w:rPr>
+          <w:lang w:val="en-US"/>
+        </w:rPr>
+        <w:t xml:space="preserve"> year</w:t>
+      </w:r>
+    </w:p>
+    <w:p>
+      <w:pPr>
+        <w:pStyle w:val="Titre4"/>
+        <w:ind w:left="2232"/>
+        <w:rPr>
+          <w:rFonts w:ascii="Arial" w:hAnsi="Arial" w:cs="Arial"/>
+          <w:lang w:val="en-US"/>
+        </w:rPr>
+      </w:pPr>
+    </w:p>
+    <w:p>
+      <w:pPr>
+        <w:pStyle w:val="Titre4"/>
+        <w:numPr>
+          <w:ilvl w:val="3"/>
+          <w:numId w:val="1"/>
+        </w:numPr>
+        <w:rPr>
+          <w:rFonts w:ascii="Arial" w:hAnsi="Arial" w:cs="Arial"/>
+          <w:lang w:val="en-US"/>
+        </w:rPr>
+      </w:pPr>
+      <w:r>
+        <w:rPr>
+          <w:rFonts w:ascii="Arial" w:hAnsi="Arial" w:cs="Arial"/>
+          <w:lang w:val="en-US"/>
+        </w:rPr>
+        <w:t>Implementation</w:t>
+      </w:r>
+    </w:p>
+    <w:p>
+      <w:pPr>
+        <w:ind w:left="216"/>
+        <w:rPr>
+          <w:lang w:val="en-US"/>
+        </w:rPr>
+      </w:pPr>
+      <w:r>
+        <w:rPr>
+          <w:lang w:val="en-US"/>
+        </w:rPr>
+        <w:t>See X</w:t>
+      </w:r>
+    </w:p>
+    <w:p>
+      <w:pPr>
+        <w:ind w:left="216"/>
+        <w:rPr>
+          <w:lang w:val="en-US"/>
+        </w:rPr>
+      </w:pPr>
+    </w:p>
+    <w:p>
+      <w:pPr>
+        <w:pStyle w:val="Titre4"/>
+        <w:numPr>
+          <w:ilvl w:val="3"/>
+          <w:numId w:val="1"/>
+        </w:numPr>
+        <w:rPr>
+          <w:rFonts w:ascii="Arial" w:hAnsi="Arial" w:cs="Arial"/>
+          <w:lang w:val="en-US"/>
+        </w:rPr>
+      </w:pPr>
+      <w:r>
+        <w:rPr>
+          <w:rFonts w:ascii="Arial" w:hAnsi="Arial" w:cs="Arial"/>
+          <w:lang w:val="en-US"/>
+        </w:rPr>
+        <w:t>H1</w:t>
+      </w:r>
+    </w:p>
+    <w:p>
+      <w:pPr>
+        <w:pStyle w:val="Paragraphedeliste"/>
+        <w:numPr>
+          <w:ilvl w:val="4"/>
+          <w:numId w:val="1"/>
+        </w:numPr>
+        <w:ind w:left="2448"/>
+        <w:rPr>
+          <w:rFonts w:ascii="Arial" w:eastAsiaTheme="majorEastAsia" w:hAnsi="Arial" w:cs="Arial"/>
+          <w:color w:val="70AD47" w:themeColor="accent6"/>
+          <w:sz w:val="22"/>
+          <w:szCs w:val="22"/>
+          <w:lang w:val="en-US"/>
+        </w:rPr>
+      </w:pPr>
+      <w:r>
+        <w:rPr>
+          <w:rFonts w:ascii="Arial" w:eastAsiaTheme="majorEastAsia" w:hAnsi="Arial" w:cs="Arial"/>
+          <w:color w:val="70AD47" w:themeColor="accent6"/>
+          <w:sz w:val="22"/>
+          <w:szCs w:val="22"/>
+          <w:lang w:val="en-US"/>
+        </w:rPr>
+        <w:t>Returns</w:t>
+      </w:r>
+    </w:p>
+    <w:p>
+      <w:pPr>
+        <w:pStyle w:val="Paragraphedeliste"/>
+        <w:numPr>
+          <w:ilvl w:val="4"/>
+          <w:numId w:val="1"/>
+        </w:numPr>
+        <w:ind w:left="2448"/>
+        <w:rPr>
+          <w:rFonts w:ascii="Arial" w:eastAsiaTheme="majorEastAsia" w:hAnsi="Arial" w:cs="Arial"/>
+          <w:color w:val="70AD47" w:themeColor="accent6"/>
+          <w:sz w:val="22"/>
+          <w:szCs w:val="22"/>
+          <w:lang w:val="en-US"/>
+        </w:rPr>
+      </w:pPr>
+      <w:r>
+        <w:rPr>
+          <w:rFonts w:ascii="Arial" w:eastAsiaTheme="majorEastAsia" w:hAnsi="Arial" w:cs="Arial"/>
+          <w:color w:val="70AD47" w:themeColor="accent6"/>
+          <w:sz w:val="22"/>
+          <w:szCs w:val="22"/>
+          <w:lang w:val="en-US"/>
+        </w:rPr>
+        <w:t>Mql5 returns</w:t>
+      </w:r>
+    </w:p>
+    <w:p>
+      <w:pPr>
+        <w:pStyle w:val="Paragraphedeliste"/>
+        <w:numPr>
+          <w:ilvl w:val="4"/>
+          <w:numId w:val="1"/>
+        </w:numPr>
+        <w:ind w:left="2448"/>
+        <w:rPr>
+          <w:rFonts w:ascii="Arial" w:eastAsiaTheme="majorEastAsia" w:hAnsi="Arial" w:cs="Arial"/>
+          <w:color w:val="70AD47" w:themeColor="accent6"/>
+          <w:sz w:val="22"/>
+          <w:szCs w:val="22"/>
+          <w:lang w:val="en-US"/>
+        </w:rPr>
+      </w:pPr>
+      <w:r>
+        <w:rPr>
+          <w:rFonts w:ascii="Arial" w:eastAsiaTheme="majorEastAsia" w:hAnsi="Arial" w:cs="Arial"/>
+          <w:color w:val="70AD47" w:themeColor="accent6"/>
+          <w:sz w:val="22"/>
+          <w:szCs w:val="22"/>
+          <w:lang w:val="en-US"/>
+        </w:rPr>
+        <w:t>Python returns</w:t>
+      </w:r>
+    </w:p>
+    <w:p>
+      <w:pPr>
+        <w:pStyle w:val="Paragraphedeliste"/>
+        <w:numPr>
+          <w:ilvl w:val="4"/>
+          <w:numId w:val="1"/>
+        </w:numPr>
+        <w:ind w:left="2448"/>
+        <w:rPr>
+          <w:rFonts w:ascii="Arial" w:eastAsiaTheme="majorEastAsia" w:hAnsi="Arial" w:cs="Arial"/>
+          <w:color w:val="70AD47" w:themeColor="accent6"/>
+          <w:sz w:val="22"/>
+          <w:szCs w:val="22"/>
+          <w:lang w:val="en-US"/>
+        </w:rPr>
+      </w:pPr>
+      <w:r>
+        <w:rPr>
+          <w:rFonts w:ascii="Arial" w:eastAsiaTheme="majorEastAsia" w:hAnsi="Arial" w:cs="Arial"/>
+          <w:color w:val="70AD47" w:themeColor="accent6"/>
+          <w:sz w:val="22"/>
+          <w:szCs w:val="22"/>
+          <w:lang w:val="en-US"/>
+        </w:rPr>
+        <w:t>Python correlations</w:t>
+      </w:r>
+    </w:p>
+    <w:p>
+      <w:pPr>
+        <w:pStyle w:val="Paragraphedeliste"/>
+        <w:numPr>
+          <w:ilvl w:val="4"/>
+          <w:numId w:val="1"/>
+        </w:numPr>
+        <w:ind w:left="2448"/>
+        <w:rPr>
+          <w:rFonts w:ascii="Arial" w:eastAsiaTheme="majorEastAsia" w:hAnsi="Arial" w:cs="Arial"/>
+          <w:color w:val="70AD47" w:themeColor="accent6"/>
+          <w:sz w:val="22"/>
+          <w:szCs w:val="22"/>
+          <w:lang w:val="en-US"/>
+        </w:rPr>
+      </w:pPr>
+      <w:r>
+        <w:rPr>
+          <w:rFonts w:ascii="Arial" w:eastAsiaTheme="majorEastAsia" w:hAnsi="Arial" w:cs="Arial"/>
+          <w:color w:val="70AD47" w:themeColor="accent6"/>
+          <w:sz w:val="22"/>
+          <w:szCs w:val="22"/>
+          <w:lang w:val="en-US"/>
+        </w:rPr>
+        <w:t>Python SL/TP Histogram</w:t>
+      </w:r>
+    </w:p>
+    <w:p>
+      <w:pPr>
+        <w:pStyle w:val="Paragraphedeliste"/>
+        <w:numPr>
+          <w:ilvl w:val="4"/>
+          <w:numId w:val="1"/>
+        </w:numPr>
+        <w:ind w:left="2448"/>
+        <w:rPr>
+          <w:rFonts w:ascii="Arial" w:eastAsiaTheme="majorEastAsia" w:hAnsi="Arial" w:cs="Arial"/>
+          <w:color w:val="70AD47" w:themeColor="accent6"/>
+          <w:sz w:val="22"/>
+          <w:szCs w:val="22"/>
+          <w:lang w:val="en-US"/>
+        </w:rPr>
+      </w:pPr>
+      <w:r>
+        <w:rPr>
+          <w:rFonts w:ascii="Arial" w:eastAsiaTheme="majorEastAsia" w:hAnsi="Arial" w:cs="Arial"/>
+          <w:color w:val="70AD47" w:themeColor="accent6"/>
+          <w:sz w:val="22"/>
+          <w:szCs w:val="22"/>
+          <w:lang w:val="en-US"/>
+        </w:rPr>
+        <w:t>Python trade duration</w:t>
+      </w:r>
+    </w:p>
+    <w:p>
+      <w:pPr>
+        <w:pStyle w:val="Titre4"/>
+        <w:numPr>
+          <w:ilvl w:val="3"/>
+          <w:numId w:val="1"/>
+        </w:numPr>
+        <w:rPr>
+          <w:rFonts w:ascii="Arial" w:hAnsi="Arial" w:cs="Arial"/>
+          <w:lang w:val="en-US"/>
+        </w:rPr>
+      </w:pPr>
+      <w:r>
+        <w:rPr>
+          <w:rFonts w:ascii="Arial" w:hAnsi="Arial" w:cs="Arial"/>
+          <w:lang w:val="en-US"/>
+        </w:rPr>
+        <w:t>H4</w:t>
+      </w:r>
+    </w:p>
+    <w:p>
+      <w:pPr>
+        <w:pStyle w:val="Titre4"/>
+        <w:numPr>
+          <w:ilvl w:val="4"/>
+          <w:numId w:val="1"/>
+        </w:numPr>
+        <w:rPr>
+          <w:rFonts w:ascii="Arial" w:hAnsi="Arial" w:cs="Arial"/>
+          <w:lang w:val="en-US"/>
+        </w:rPr>
+      </w:pPr>
+      <w:r>
+        <w:rPr>
+          <w:rFonts w:ascii="Arial" w:hAnsi="Arial" w:cs="Arial"/>
+          <w:lang w:val="en-US"/>
+        </w:rPr>
+        <w:t>Returns</w:t>
+      </w:r>
+    </w:p>
+    <w:p>
+      <w:pPr>
+        <w:pStyle w:val="Paragraphedeliste"/>
+        <w:numPr>
+          <w:ilvl w:val="4"/>
+          <w:numId w:val="1"/>
+        </w:numPr>
+        <w:ind w:left="2448"/>
+        <w:rPr>
+          <w:rFonts w:ascii="Arial" w:eastAsiaTheme="majorEastAsia" w:hAnsi="Arial" w:cs="Arial"/>
+          <w:color w:val="70AD47" w:themeColor="accent6"/>
+          <w:sz w:val="22"/>
+          <w:szCs w:val="22"/>
+          <w:lang w:val="en-US"/>
+        </w:rPr>
+      </w:pPr>
+      <w:r>
+        <w:rPr>
+          <w:rFonts w:ascii="Arial" w:eastAsiaTheme="majorEastAsia" w:hAnsi="Arial" w:cs="Arial"/>
+          <w:color w:val="70AD47" w:themeColor="accent6"/>
+          <w:sz w:val="22"/>
+          <w:szCs w:val="22"/>
+          <w:lang w:val="en-US"/>
+        </w:rPr>
+        <w:t>Mql5 returns</w:t>
+      </w:r>
+    </w:p>
+    <w:p>
+      <w:pPr>
+        <w:pStyle w:val="Paragraphedeliste"/>
+        <w:numPr>
+          <w:ilvl w:val="4"/>
+          <w:numId w:val="1"/>
+        </w:numPr>
+        <w:ind w:left="2448"/>
+        <w:rPr>
+          <w:rFonts w:ascii="Arial" w:eastAsiaTheme="majorEastAsia" w:hAnsi="Arial" w:cs="Arial"/>
+          <w:color w:val="70AD47" w:themeColor="accent6"/>
+          <w:sz w:val="22"/>
+          <w:szCs w:val="22"/>
+          <w:lang w:val="en-US"/>
+        </w:rPr>
+      </w:pPr>
+      <w:r>
+        <w:rPr>
+          <w:rFonts w:ascii="Arial" w:eastAsiaTheme="majorEastAsia" w:hAnsi="Arial" w:cs="Arial"/>
+          <w:color w:val="70AD47" w:themeColor="accent6"/>
+          <w:sz w:val="22"/>
+          <w:szCs w:val="22"/>
+          <w:lang w:val="en-US"/>
+        </w:rPr>
+        <w:t>Python returns</w:t>
+      </w:r>
+    </w:p>
+    <w:p>
+      <w:pPr>
+        <w:pStyle w:val="Paragraphedeliste"/>
+        <w:numPr>
+          <w:ilvl w:val="4"/>
+          <w:numId w:val="1"/>
+        </w:numPr>
+        <w:ind w:left="2448"/>
+        <w:rPr>
+          <w:rFonts w:ascii="Arial" w:eastAsiaTheme="majorEastAsia" w:hAnsi="Arial" w:cs="Arial"/>
+          <w:color w:val="70AD47" w:themeColor="accent6"/>
+          <w:sz w:val="22"/>
+          <w:szCs w:val="22"/>
+          <w:lang w:val="en-US"/>
+        </w:rPr>
+      </w:pPr>
+      <w:r>
+        <w:rPr>
+          <w:rFonts w:ascii="Arial" w:eastAsiaTheme="majorEastAsia" w:hAnsi="Arial" w:cs="Arial"/>
+          <w:color w:val="70AD47" w:themeColor="accent6"/>
+          <w:sz w:val="22"/>
+          <w:szCs w:val="22"/>
+          <w:lang w:val="en-US"/>
+        </w:rPr>
+        <w:t>Python correlations</w:t>
+      </w:r>
+    </w:p>
+    <w:p>
+      <w:pPr>
+        <w:pStyle w:val="Paragraphedeliste"/>
+        <w:numPr>
+          <w:ilvl w:val="4"/>
+          <w:numId w:val="1"/>
+        </w:numPr>
+        <w:ind w:left="2448"/>
+        <w:rPr>
+          <w:rFonts w:ascii="Arial" w:eastAsiaTheme="majorEastAsia" w:hAnsi="Arial" w:cs="Arial"/>
+          <w:color w:val="70AD47" w:themeColor="accent6"/>
+          <w:sz w:val="22"/>
+          <w:szCs w:val="22"/>
+          <w:lang w:val="en-US"/>
+        </w:rPr>
+      </w:pPr>
+      <w:r>
+        <w:rPr>
+          <w:rFonts w:ascii="Arial" w:eastAsiaTheme="majorEastAsia" w:hAnsi="Arial" w:cs="Arial"/>
+          <w:color w:val="70AD47" w:themeColor="accent6"/>
+          <w:sz w:val="22"/>
+          <w:szCs w:val="22"/>
+          <w:lang w:val="en-US"/>
+        </w:rPr>
         <w:t>Python SL/TP Histogram</w:t>
       </w:r>
     </w:p>
@@ -8810,27 +9355,13 @@
         <w:rPr>
           <w:lang w:val="en-US"/>
         </w:rPr>
-        <w:t xml:space="preserve">60  </w:t>
-      </w:r>
-      <w:proofErr w:type="spellStart"/>
-      <w:r>
-        <w:rPr>
-          <w:lang w:val="en-US"/>
-        </w:rPr>
-        <w:t>procent</w:t>
-      </w:r>
-      <w:proofErr w:type="spellEnd"/>
-      <w:r>
-        <w:rPr>
-          <w:lang w:val="en-US"/>
-        </w:rPr>
-        <w:t xml:space="preserve"> reject with </w:t>
-      </w:r>
-      <w:r>
-        <w:rPr>
-          <w:lang w:val="en-US"/>
-        </w:rPr>
-        <w:t>cumulative</w:t>
+        <w:t xml:space="preserve">60 </w:t>
+      </w:r>
+      <w:r>
+        <w:rPr>
+          <w:lang w:val="en-US"/>
+        </w:rPr>
+        <w:t xml:space="preserve"> procent reject with previous year</w:t>
       </w:r>
     </w:p>
     <w:p>
@@ -9158,181 +9689,6 @@
           <w:szCs w:val="22"/>
           <w:lang w:val="en-US"/>
         </w:rPr>
-        <w:t>Python returns</w:t>
-      </w:r>
-    </w:p>
-    <w:p>
-      <w:pPr>
-        <w:pStyle w:val="Paragraphedeliste"/>
-        <w:numPr>
-          <w:ilvl w:val="4"/>
-          <w:numId w:val="1"/>
-        </w:numPr>
-        <w:ind w:left="2448"/>
-        <w:rPr>
-          <w:rFonts w:ascii="Arial" w:eastAsiaTheme="majorEastAsia" w:hAnsi="Arial" w:cs="Arial"/>
-          <w:color w:val="70AD47" w:themeColor="accent6"/>
-          <w:sz w:val="22"/>
-          <w:szCs w:val="22"/>
-          <w:lang w:val="en-US"/>
-        </w:rPr>
-      </w:pPr>
-      <w:r>
-        <w:rPr>
-          <w:rFonts w:ascii="Arial" w:eastAsiaTheme="majorEastAsia" w:hAnsi="Arial" w:cs="Arial"/>
-          <w:color w:val="70AD47" w:themeColor="accent6"/>
-          <w:sz w:val="22"/>
-          <w:szCs w:val="22"/>
-          <w:lang w:val="en-US"/>
-        </w:rPr>
-        <w:t>Python correlations</w:t>
-      </w:r>
-    </w:p>
-    <w:p>
-      <w:pPr>
-        <w:pStyle w:val="Paragraphedeliste"/>
-        <w:numPr>
-          <w:ilvl w:val="4"/>
-          <w:numId w:val="1"/>
-        </w:numPr>
-        <w:ind w:left="2448"/>
-        <w:rPr>
-          <w:rFonts w:ascii="Arial" w:eastAsiaTheme="majorEastAsia" w:hAnsi="Arial" w:cs="Arial"/>
-          <w:color w:val="70AD47" w:themeColor="accent6"/>
-          <w:sz w:val="22"/>
-          <w:szCs w:val="22"/>
-          <w:lang w:val="en-US"/>
-        </w:rPr>
-      </w:pPr>
-      <w:r>
-        <w:rPr>
-          <w:rFonts w:ascii="Arial" w:eastAsiaTheme="majorEastAsia" w:hAnsi="Arial" w:cs="Arial"/>
-          <w:color w:val="70AD47" w:themeColor="accent6"/>
-          <w:sz w:val="22"/>
-          <w:szCs w:val="22"/>
-          <w:lang w:val="en-US"/>
-        </w:rPr>
-        <w:t>Python SL/TP Histogram</w:t>
-      </w:r>
-    </w:p>
-    <w:p>
-      <w:pPr>
-        <w:pStyle w:val="Paragraphedeliste"/>
-        <w:numPr>
-          <w:ilvl w:val="4"/>
-          <w:numId w:val="1"/>
-        </w:numPr>
-        <w:ind w:left="2448"/>
-        <w:rPr>
-          <w:rFonts w:ascii="Arial" w:eastAsiaTheme="majorEastAsia" w:hAnsi="Arial" w:cs="Arial"/>
-          <w:color w:val="70AD47" w:themeColor="accent6"/>
-          <w:sz w:val="22"/>
-          <w:szCs w:val="22"/>
-          <w:lang w:val="en-US"/>
-        </w:rPr>
-      </w:pPr>
-      <w:r>
-        <w:rPr>
-          <w:rFonts w:ascii="Arial" w:eastAsiaTheme="majorEastAsia" w:hAnsi="Arial" w:cs="Arial"/>
-          <w:color w:val="70AD47" w:themeColor="accent6"/>
-          <w:sz w:val="22"/>
-          <w:szCs w:val="22"/>
-          <w:lang w:val="en-US"/>
-        </w:rPr>
-        <w:t>Python trade duration</w:t>
-      </w:r>
-    </w:p>
-    <w:p>
-      <w:pPr>
-        <w:pStyle w:val="Titre4"/>
-        <w:numPr>
-          <w:ilvl w:val="3"/>
-          <w:numId w:val="1"/>
-        </w:numPr>
-        <w:rPr>
-          <w:rFonts w:ascii="Arial" w:hAnsi="Arial" w:cs="Arial"/>
-          <w:lang w:val="en-US"/>
-        </w:rPr>
-      </w:pPr>
-      <w:r>
-        <w:rPr>
-          <w:rFonts w:ascii="Arial" w:hAnsi="Arial" w:cs="Arial"/>
-          <w:lang w:val="en-US"/>
-        </w:rPr>
-        <w:t>D1</w:t>
-      </w:r>
-    </w:p>
-    <w:p>
-      <w:pPr>
-        <w:pStyle w:val="Titre4"/>
-        <w:numPr>
-          <w:ilvl w:val="4"/>
-          <w:numId w:val="1"/>
-        </w:numPr>
-        <w:rPr>
-          <w:rFonts w:ascii="Arial" w:hAnsi="Arial" w:cs="Arial"/>
-          <w:lang w:val="en-US"/>
-        </w:rPr>
-      </w:pPr>
-      <w:r>
-        <w:rPr>
-          <w:rFonts w:ascii="Arial" w:hAnsi="Arial" w:cs="Arial"/>
-          <w:lang w:val="en-US"/>
-        </w:rPr>
-        <w:t>Returns</w:t>
-      </w:r>
-    </w:p>
-    <w:p>
-      <w:pPr>
-        <w:pStyle w:val="Paragraphedeliste"/>
-        <w:numPr>
-          <w:ilvl w:val="4"/>
-          <w:numId w:val="1"/>
-        </w:numPr>
-        <w:ind w:left="2448"/>
-        <w:rPr>
-          <w:rFonts w:ascii="Arial" w:eastAsiaTheme="majorEastAsia" w:hAnsi="Arial" w:cs="Arial"/>
-          <w:color w:val="70AD47" w:themeColor="accent6"/>
-          <w:sz w:val="22"/>
-          <w:szCs w:val="22"/>
-          <w:lang w:val="en-US"/>
-        </w:rPr>
-      </w:pPr>
-      <w:r>
-        <w:rPr>
-          <w:rFonts w:ascii="Arial" w:eastAsiaTheme="majorEastAsia" w:hAnsi="Arial" w:cs="Arial"/>
-          <w:color w:val="70AD47" w:themeColor="accent6"/>
-          <w:sz w:val="22"/>
-          <w:szCs w:val="22"/>
-          <w:lang w:val="en-US"/>
-        </w:rPr>
-        <w:t>Mql5 returns</w:t>
-      </w:r>
-    </w:p>
-    <w:p>
-      <w:pPr>
-        <w:pStyle w:val="Paragraphedeliste"/>
-        <w:numPr>
-          <w:ilvl w:val="4"/>
-          <w:numId w:val="1"/>
-        </w:numPr>
-        <w:ind w:left="2448"/>
-        <w:rPr>
-          <w:rFonts w:ascii="Arial" w:eastAsiaTheme="majorEastAsia" w:hAnsi="Arial" w:cs="Arial"/>
-          <w:color w:val="70AD47" w:themeColor="accent6"/>
-          <w:sz w:val="22"/>
-          <w:szCs w:val="22"/>
-          <w:lang w:val="en-US"/>
-        </w:rPr>
-      </w:pPr>
-      <w:r>
-        <w:rPr>
-          <w:rFonts w:ascii="Arial" w:eastAsiaTheme="majorEastAsia" w:hAnsi="Arial" w:cs="Arial"/>
-          <w:color w:val="70AD47" w:themeColor="accent6"/>
-          <w:sz w:val="22"/>
-          <w:szCs w:val="22"/>
-          <w:lang w:val="en-US"/>
-        </w:rPr>
         <w:lastRenderedPageBreak/>
         <w:t>Python returns</w:t>
       </w:r>
@@ -9435,6 +9791,181 @@
           <w:rFonts w:ascii="Arial" w:hAnsi="Arial" w:cs="Arial"/>
           <w:lang w:val="en-US"/>
         </w:rPr>
+        <w:t>D1</w:t>
+      </w:r>
+    </w:p>
+    <w:p>
+      <w:pPr>
+        <w:pStyle w:val="Titre4"/>
+        <w:numPr>
+          <w:ilvl w:val="4"/>
+          <w:numId w:val="1"/>
+        </w:numPr>
+        <w:rPr>
+          <w:rFonts w:ascii="Arial" w:hAnsi="Arial" w:cs="Arial"/>
+          <w:lang w:val="en-US"/>
+        </w:rPr>
+      </w:pPr>
+      <w:r>
+        <w:rPr>
+          <w:rFonts w:ascii="Arial" w:hAnsi="Arial" w:cs="Arial"/>
+          <w:lang w:val="en-US"/>
+        </w:rPr>
+        <w:t>Returns</w:t>
+      </w:r>
+    </w:p>
+    <w:p>
+      <w:pPr>
+        <w:pStyle w:val="Paragraphedeliste"/>
+        <w:numPr>
+          <w:ilvl w:val="4"/>
+          <w:numId w:val="1"/>
+        </w:numPr>
+        <w:ind w:left="2448"/>
+        <w:rPr>
+          <w:rFonts w:ascii="Arial" w:eastAsiaTheme="majorEastAsia" w:hAnsi="Arial" w:cs="Arial"/>
+          <w:color w:val="70AD47" w:themeColor="accent6"/>
+          <w:sz w:val="22"/>
+          <w:szCs w:val="22"/>
+          <w:lang w:val="en-US"/>
+        </w:rPr>
+      </w:pPr>
+      <w:r>
+        <w:rPr>
+          <w:rFonts w:ascii="Arial" w:eastAsiaTheme="majorEastAsia" w:hAnsi="Arial" w:cs="Arial"/>
+          <w:color w:val="70AD47" w:themeColor="accent6"/>
+          <w:sz w:val="22"/>
+          <w:szCs w:val="22"/>
+          <w:lang w:val="en-US"/>
+        </w:rPr>
+        <w:t>Mql5 returns</w:t>
+      </w:r>
+    </w:p>
+    <w:p>
+      <w:pPr>
+        <w:pStyle w:val="Paragraphedeliste"/>
+        <w:numPr>
+          <w:ilvl w:val="4"/>
+          <w:numId w:val="1"/>
+        </w:numPr>
+        <w:ind w:left="2448"/>
+        <w:rPr>
+          <w:rFonts w:ascii="Arial" w:eastAsiaTheme="majorEastAsia" w:hAnsi="Arial" w:cs="Arial"/>
+          <w:color w:val="70AD47" w:themeColor="accent6"/>
+          <w:sz w:val="22"/>
+          <w:szCs w:val="22"/>
+          <w:lang w:val="en-US"/>
+        </w:rPr>
+      </w:pPr>
+      <w:r>
+        <w:rPr>
+          <w:rFonts w:ascii="Arial" w:eastAsiaTheme="majorEastAsia" w:hAnsi="Arial" w:cs="Arial"/>
+          <w:color w:val="70AD47" w:themeColor="accent6"/>
+          <w:sz w:val="22"/>
+          <w:szCs w:val="22"/>
+          <w:lang w:val="en-US"/>
+        </w:rPr>
+        <w:t>Python returns</w:t>
+      </w:r>
+    </w:p>
+    <w:p>
+      <w:pPr>
+        <w:pStyle w:val="Paragraphedeliste"/>
+        <w:numPr>
+          <w:ilvl w:val="4"/>
+          <w:numId w:val="1"/>
+        </w:numPr>
+        <w:ind w:left="2448"/>
+        <w:rPr>
+          <w:rFonts w:ascii="Arial" w:eastAsiaTheme="majorEastAsia" w:hAnsi="Arial" w:cs="Arial"/>
+          <w:color w:val="70AD47" w:themeColor="accent6"/>
+          <w:sz w:val="22"/>
+          <w:szCs w:val="22"/>
+          <w:lang w:val="en-US"/>
+        </w:rPr>
+      </w:pPr>
+      <w:r>
+        <w:rPr>
+          <w:rFonts w:ascii="Arial" w:eastAsiaTheme="majorEastAsia" w:hAnsi="Arial" w:cs="Arial"/>
+          <w:color w:val="70AD47" w:themeColor="accent6"/>
+          <w:sz w:val="22"/>
+          <w:szCs w:val="22"/>
+          <w:lang w:val="en-US"/>
+        </w:rPr>
+        <w:t>Python correlations</w:t>
+      </w:r>
+    </w:p>
+    <w:p>
+      <w:pPr>
+        <w:pStyle w:val="Paragraphedeliste"/>
+        <w:numPr>
+          <w:ilvl w:val="4"/>
+          <w:numId w:val="1"/>
+        </w:numPr>
+        <w:ind w:left="2448"/>
+        <w:rPr>
+          <w:rFonts w:ascii="Arial" w:eastAsiaTheme="majorEastAsia" w:hAnsi="Arial" w:cs="Arial"/>
+          <w:color w:val="70AD47" w:themeColor="accent6"/>
+          <w:sz w:val="22"/>
+          <w:szCs w:val="22"/>
+          <w:lang w:val="en-US"/>
+        </w:rPr>
+      </w:pPr>
+      <w:r>
+        <w:rPr>
+          <w:rFonts w:ascii="Arial" w:eastAsiaTheme="majorEastAsia" w:hAnsi="Arial" w:cs="Arial"/>
+          <w:color w:val="70AD47" w:themeColor="accent6"/>
+          <w:sz w:val="22"/>
+          <w:szCs w:val="22"/>
+          <w:lang w:val="en-US"/>
+        </w:rPr>
+        <w:t>Python SL/TP Histogram</w:t>
+      </w:r>
+    </w:p>
+    <w:p>
+      <w:pPr>
+        <w:pStyle w:val="Paragraphedeliste"/>
+        <w:numPr>
+          <w:ilvl w:val="4"/>
+          <w:numId w:val="1"/>
+        </w:numPr>
+        <w:ind w:left="2448"/>
+        <w:rPr>
+          <w:rFonts w:ascii="Arial" w:eastAsiaTheme="majorEastAsia" w:hAnsi="Arial" w:cs="Arial"/>
+          <w:color w:val="70AD47" w:themeColor="accent6"/>
+          <w:sz w:val="22"/>
+          <w:szCs w:val="22"/>
+          <w:lang w:val="en-US"/>
+        </w:rPr>
+      </w:pPr>
+      <w:r>
+        <w:rPr>
+          <w:rFonts w:ascii="Arial" w:eastAsiaTheme="majorEastAsia" w:hAnsi="Arial" w:cs="Arial"/>
+          <w:color w:val="70AD47" w:themeColor="accent6"/>
+          <w:sz w:val="22"/>
+          <w:szCs w:val="22"/>
+          <w:lang w:val="en-US"/>
+        </w:rPr>
+        <w:t>Python trade duration</w:t>
+      </w:r>
+    </w:p>
+    <w:p>
+      <w:pPr>
+        <w:pStyle w:val="Titre4"/>
+        <w:numPr>
+          <w:ilvl w:val="3"/>
+          <w:numId w:val="1"/>
+        </w:numPr>
+        <w:rPr>
+          <w:rFonts w:ascii="Arial" w:hAnsi="Arial" w:cs="Arial"/>
+          <w:lang w:val="en-US"/>
+        </w:rPr>
+      </w:pPr>
+      <w:r>
+        <w:rPr>
+          <w:rFonts w:ascii="Arial" w:hAnsi="Arial" w:cs="Arial"/>
+          <w:lang w:val="en-US"/>
+        </w:rPr>
         <w:t>W1</w:t>
       </w:r>
     </w:p>
@@ -9581,21 +10112,27 @@
         <w:rPr>
           <w:lang w:val="en-US"/>
         </w:rPr>
-        <w:t xml:space="preserve">30 </w:t>
-      </w:r>
-      <w:proofErr w:type="spellStart"/>
-      <w:r>
-        <w:rPr>
-          <w:lang w:val="en-US"/>
-        </w:rPr>
-        <w:t>procent</w:t>
-      </w:r>
-      <w:proofErr w:type="spellEnd"/>
-      <w:r>
-        <w:rPr>
-          <w:lang w:val="en-US"/>
-        </w:rPr>
-        <w:t xml:space="preserve"> cumulative with SL/TP</w:t>
+        <w:t xml:space="preserve">60 </w:t>
+      </w:r>
+      <w:r>
+        <w:rPr>
+          <w:lang w:val="en-US"/>
+        </w:rPr>
+        <w:t xml:space="preserve"> procent reject with </w:t>
+      </w:r>
+      <w:r>
+        <w:rPr>
+          <w:lang w:val="en-US"/>
+        </w:rPr>
+        <w:t>all previous</w:t>
+      </w:r>
+      <w:bookmarkStart w:id="0" w:name="_GoBack"/>
+      <w:bookmarkEnd w:id="0"/>
+      <w:r>
+        <w:rPr>
+          <w:lang w:val="en-US"/>
+        </w:rPr>
+        <w:t xml:space="preserve"> year</w:t>
       </w:r>
     </w:p>
     <w:p>
@@ -10273,8 +10810,89 @@
           <w:szCs w:val="22"/>
           <w:lang w:val="en-US"/>
         </w:rPr>
+        <w:t>Python returns</w:t>
+      </w:r>
+    </w:p>
+    <w:p>
+      <w:pPr>
+        <w:pStyle w:val="Paragraphedeliste"/>
+        <w:numPr>
+          <w:ilvl w:val="4"/>
+          <w:numId w:val="1"/>
+        </w:numPr>
+        <w:ind w:left="2448"/>
+        <w:rPr>
+          <w:rFonts w:ascii="Arial" w:eastAsiaTheme="majorEastAsia" w:hAnsi="Arial" w:cs="Arial"/>
+          <w:color w:val="70AD47" w:themeColor="accent6"/>
+          <w:sz w:val="22"/>
+          <w:szCs w:val="22"/>
+          <w:lang w:val="en-US"/>
+        </w:rPr>
+      </w:pPr>
+      <w:r>
+        <w:rPr>
+          <w:rFonts w:ascii="Arial" w:eastAsiaTheme="majorEastAsia" w:hAnsi="Arial" w:cs="Arial"/>
+          <w:color w:val="70AD47" w:themeColor="accent6"/>
+          <w:sz w:val="22"/>
+          <w:szCs w:val="22"/>
+          <w:lang w:val="en-US"/>
+        </w:rPr>
+        <w:t>Python correlations</w:t>
+      </w:r>
+    </w:p>
+    <w:p>
+      <w:pPr>
+        <w:pStyle w:val="Paragraphedeliste"/>
+        <w:numPr>
+          <w:ilvl w:val="4"/>
+          <w:numId w:val="1"/>
+        </w:numPr>
+        <w:ind w:left="2448"/>
+        <w:rPr>
+          <w:rFonts w:ascii="Arial" w:eastAsiaTheme="majorEastAsia" w:hAnsi="Arial" w:cs="Arial"/>
+          <w:color w:val="70AD47" w:themeColor="accent6"/>
+          <w:sz w:val="22"/>
+          <w:szCs w:val="22"/>
+          <w:lang w:val="en-US"/>
+        </w:rPr>
+      </w:pPr>
+      <w:r>
+        <w:rPr>
+          <w:rFonts w:ascii="Arial" w:eastAsiaTheme="majorEastAsia" w:hAnsi="Arial" w:cs="Arial"/>
+          <w:color w:val="70AD47" w:themeColor="accent6"/>
+          <w:sz w:val="22"/>
+          <w:szCs w:val="22"/>
+          <w:lang w:val="en-US"/>
+        </w:rPr>
+        <w:t>Python SL/TP Histogram</w:t>
+      </w:r>
+    </w:p>
+    <w:p>
+      <w:pPr>
+        <w:pStyle w:val="Paragraphedeliste"/>
+        <w:numPr>
+          <w:ilvl w:val="4"/>
+          <w:numId w:val="1"/>
+        </w:numPr>
+        <w:ind w:left="2448"/>
+        <w:rPr>
+          <w:rFonts w:ascii="Arial" w:eastAsiaTheme="majorEastAsia" w:hAnsi="Arial" w:cs="Arial"/>
+          <w:color w:val="70AD47" w:themeColor="accent6"/>
+          <w:sz w:val="22"/>
+          <w:szCs w:val="22"/>
+          <w:lang w:val="en-US"/>
+        </w:rPr>
+      </w:pPr>
+      <w:r>
+        <w:rPr>
+          <w:rFonts w:ascii="Arial" w:eastAsiaTheme="majorEastAsia" w:hAnsi="Arial" w:cs="Arial"/>
+          <w:color w:val="70AD47" w:themeColor="accent6"/>
+          <w:sz w:val="22"/>
+          <w:szCs w:val="22"/>
+          <w:lang w:val="en-US"/>
+        </w:rPr>
         <w:lastRenderedPageBreak/>
-        <w:t>Python returns</w:t>
+        <w:t>Python trade duration</w:t>
       </w:r>
     </w:p>
     <w:p>
@@ -10301,1679 +10919,8 @@
           <w:szCs w:val="22"/>
           <w:lang w:val="en-US"/>
         </w:rPr>
-        <w:t>Python correlations</w:t>
-      </w:r>
-    </w:p>
-    <w:p>
-      <w:pPr>
-        <w:pStyle w:val="Paragraphedeliste"/>
-        <w:numPr>
-          <w:ilvl w:val="4"/>
-          <w:numId w:val="1"/>
-        </w:numPr>
-        <w:ind w:left="2448"/>
-        <w:rPr>
-          <w:rFonts w:ascii="Arial" w:eastAsiaTheme="majorEastAsia" w:hAnsi="Arial" w:cs="Arial"/>
-          <w:color w:val="70AD47" w:themeColor="accent6"/>
-          <w:sz w:val="22"/>
-          <w:szCs w:val="22"/>
-          <w:lang w:val="en-US"/>
-        </w:rPr>
-      </w:pPr>
-      <w:r>
-        <w:rPr>
-          <w:rFonts w:ascii="Arial" w:eastAsiaTheme="majorEastAsia" w:hAnsi="Arial" w:cs="Arial"/>
-          <w:color w:val="70AD47" w:themeColor="accent6"/>
-          <w:sz w:val="22"/>
-          <w:szCs w:val="22"/>
-          <w:lang w:val="en-US"/>
-        </w:rPr>
-        <w:t>Python SL/TP Histogram</w:t>
-      </w:r>
-    </w:p>
-    <w:p>
-      <w:pPr>
-        <w:pStyle w:val="Titre3"/>
-        <w:numPr>
-          <w:ilvl w:val="2"/>
-          <w:numId w:val="1"/>
-        </w:numPr>
-        <w:rPr>
-          <w:lang w:val="en-US"/>
-        </w:rPr>
-      </w:pPr>
-      <w:r>
-        <w:rPr>
-          <w:lang w:val="en-US"/>
-        </w:rPr>
-        <w:t xml:space="preserve">30 </w:t>
-      </w:r>
-      <w:proofErr w:type="spellStart"/>
-      <w:r>
-        <w:rPr>
-          <w:lang w:val="en-US"/>
-        </w:rPr>
-        <w:t>procent</w:t>
-      </w:r>
-      <w:proofErr w:type="spellEnd"/>
-      <w:r>
-        <w:rPr>
-          <w:lang w:val="en-US"/>
-        </w:rPr>
-        <w:t xml:space="preserve"> cumulative with SL/</w:t>
-      </w:r>
-      <w:r>
-        <w:rPr>
-          <w:lang w:val="en-US"/>
-        </w:rPr>
-        <w:t>no TP</w:t>
-      </w:r>
-    </w:p>
-    <w:p>
-      <w:pPr>
-        <w:pStyle w:val="Titre4"/>
-        <w:ind w:left="2232"/>
-        <w:rPr>
-          <w:rFonts w:ascii="Arial" w:hAnsi="Arial" w:cs="Arial"/>
-          <w:lang w:val="en-US"/>
-        </w:rPr>
-      </w:pPr>
-      <w:r>
-        <w:rPr>
-          <w:rFonts w:ascii="Arial" w:hAnsi="Arial" w:cs="Arial"/>
-          <w:lang w:val="en-US"/>
-        </w:rPr>
-        <w:t>PLOT Profits vs Maximum excursion</w:t>
-      </w:r>
-    </w:p>
-    <w:p>
-      <w:pPr>
-        <w:rPr>
-          <w:lang w:val="en-US"/>
-        </w:rPr>
-      </w:pPr>
-    </w:p>
-    <w:p>
-      <w:pPr>
-        <w:rPr>
-          <w:lang w:val="en-US"/>
-        </w:rPr>
-      </w:pPr>
-    </w:p>
-    <w:p>
-      <w:pPr>
-        <w:rPr>
-          <w:lang w:val="en-US"/>
-        </w:rPr>
-      </w:pPr>
-    </w:p>
-    <w:p>
-      <w:pPr>
-        <w:pStyle w:val="Titre4"/>
-        <w:numPr>
-          <w:ilvl w:val="3"/>
-          <w:numId w:val="1"/>
-        </w:numPr>
-        <w:rPr>
-          <w:rFonts w:ascii="Arial" w:hAnsi="Arial" w:cs="Arial"/>
-          <w:lang w:val="en-US"/>
-        </w:rPr>
-      </w:pPr>
-      <w:r>
-        <w:rPr>
-          <w:rFonts w:ascii="Arial" w:hAnsi="Arial" w:cs="Arial"/>
-          <w:lang w:val="en-US"/>
-        </w:rPr>
-        <w:t>Implementation</w:t>
-      </w:r>
-    </w:p>
-    <w:p>
-      <w:pPr>
-        <w:ind w:left="216"/>
-        <w:rPr>
-          <w:lang w:val="en-US"/>
-        </w:rPr>
-      </w:pPr>
-      <w:r>
-        <w:rPr>
-          <w:lang w:val="en-US"/>
-        </w:rPr>
-        <w:t>See X</w:t>
-      </w:r>
-    </w:p>
-    <w:p>
-      <w:pPr>
-        <w:ind w:left="216"/>
-        <w:rPr>
-          <w:lang w:val="en-US"/>
-        </w:rPr>
-      </w:pPr>
-    </w:p>
-    <w:p>
-      <w:pPr>
-        <w:pStyle w:val="Titre4"/>
-        <w:numPr>
-          <w:ilvl w:val="3"/>
-          <w:numId w:val="1"/>
-        </w:numPr>
-        <w:rPr>
-          <w:rFonts w:ascii="Arial" w:hAnsi="Arial" w:cs="Arial"/>
-          <w:lang w:val="en-US"/>
-        </w:rPr>
-      </w:pPr>
-      <w:r>
-        <w:rPr>
-          <w:rFonts w:ascii="Arial" w:hAnsi="Arial" w:cs="Arial"/>
-          <w:lang w:val="en-US"/>
-        </w:rPr>
-        <w:t>H1</w:t>
-      </w:r>
-    </w:p>
-    <w:p>
-      <w:pPr>
-        <w:pStyle w:val="Paragraphedeliste"/>
-        <w:numPr>
-          <w:ilvl w:val="4"/>
-          <w:numId w:val="1"/>
-        </w:numPr>
-        <w:ind w:left="2448"/>
-        <w:rPr>
-          <w:rFonts w:ascii="Arial" w:eastAsiaTheme="majorEastAsia" w:hAnsi="Arial" w:cs="Arial"/>
-          <w:color w:val="70AD47" w:themeColor="accent6"/>
-          <w:sz w:val="22"/>
-          <w:szCs w:val="22"/>
-          <w:lang w:val="en-US"/>
-        </w:rPr>
-      </w:pPr>
-      <w:r>
-        <w:rPr>
-          <w:rFonts w:ascii="Arial" w:eastAsiaTheme="majorEastAsia" w:hAnsi="Arial" w:cs="Arial"/>
-          <w:color w:val="70AD47" w:themeColor="accent6"/>
-          <w:sz w:val="22"/>
-          <w:szCs w:val="22"/>
-          <w:lang w:val="en-US"/>
-        </w:rPr>
-        <w:t>Returns</w:t>
-      </w:r>
-    </w:p>
-    <w:p>
-      <w:pPr>
-        <w:pStyle w:val="Paragraphedeliste"/>
-        <w:numPr>
-          <w:ilvl w:val="4"/>
-          <w:numId w:val="1"/>
-        </w:numPr>
-        <w:ind w:left="2448"/>
-        <w:rPr>
-          <w:rFonts w:ascii="Arial" w:eastAsiaTheme="majorEastAsia" w:hAnsi="Arial" w:cs="Arial"/>
-          <w:color w:val="70AD47" w:themeColor="accent6"/>
-          <w:sz w:val="22"/>
-          <w:szCs w:val="22"/>
-          <w:lang w:val="en-US"/>
-        </w:rPr>
-      </w:pPr>
-      <w:r>
-        <w:rPr>
-          <w:rFonts w:ascii="Arial" w:eastAsiaTheme="majorEastAsia" w:hAnsi="Arial" w:cs="Arial"/>
-          <w:color w:val="70AD47" w:themeColor="accent6"/>
-          <w:sz w:val="22"/>
-          <w:szCs w:val="22"/>
-          <w:lang w:val="en-US"/>
-        </w:rPr>
-        <w:t>Mql5 returns</w:t>
-      </w:r>
-    </w:p>
-    <w:p>
-      <w:pPr>
-        <w:pStyle w:val="Paragraphedeliste"/>
-        <w:numPr>
-          <w:ilvl w:val="4"/>
-          <w:numId w:val="1"/>
-        </w:numPr>
-        <w:ind w:left="2448"/>
-        <w:rPr>
-          <w:rFonts w:ascii="Arial" w:eastAsiaTheme="majorEastAsia" w:hAnsi="Arial" w:cs="Arial"/>
-          <w:color w:val="70AD47" w:themeColor="accent6"/>
-          <w:sz w:val="22"/>
-          <w:szCs w:val="22"/>
-          <w:lang w:val="en-US"/>
-        </w:rPr>
-      </w:pPr>
-      <w:r>
-        <w:rPr>
-          <w:rFonts w:ascii="Arial" w:eastAsiaTheme="majorEastAsia" w:hAnsi="Arial" w:cs="Arial"/>
-          <w:color w:val="70AD47" w:themeColor="accent6"/>
-          <w:sz w:val="22"/>
-          <w:szCs w:val="22"/>
-          <w:lang w:val="en-US"/>
-        </w:rPr>
-        <w:t>Python returns</w:t>
-      </w:r>
-    </w:p>
-    <w:p>
-      <w:pPr>
-        <w:pStyle w:val="Paragraphedeliste"/>
-        <w:numPr>
-          <w:ilvl w:val="4"/>
-          <w:numId w:val="1"/>
-        </w:numPr>
-        <w:ind w:left="2448"/>
-        <w:rPr>
-          <w:rFonts w:ascii="Arial" w:eastAsiaTheme="majorEastAsia" w:hAnsi="Arial" w:cs="Arial"/>
-          <w:color w:val="70AD47" w:themeColor="accent6"/>
-          <w:sz w:val="22"/>
-          <w:szCs w:val="22"/>
-          <w:lang w:val="en-US"/>
-        </w:rPr>
-      </w:pPr>
-      <w:r>
-        <w:rPr>
-          <w:rFonts w:ascii="Arial" w:eastAsiaTheme="majorEastAsia" w:hAnsi="Arial" w:cs="Arial"/>
-          <w:color w:val="70AD47" w:themeColor="accent6"/>
-          <w:sz w:val="22"/>
-          <w:szCs w:val="22"/>
-          <w:lang w:val="en-US"/>
-        </w:rPr>
-        <w:t>Python correlations</w:t>
-      </w:r>
-    </w:p>
-    <w:p>
-      <w:pPr>
-        <w:pStyle w:val="Paragraphedeliste"/>
-        <w:numPr>
-          <w:ilvl w:val="4"/>
-          <w:numId w:val="1"/>
-        </w:numPr>
-        <w:ind w:left="2448"/>
-        <w:rPr>
-          <w:rFonts w:ascii="Arial" w:eastAsiaTheme="majorEastAsia" w:hAnsi="Arial" w:cs="Arial"/>
-          <w:color w:val="70AD47" w:themeColor="accent6"/>
-          <w:sz w:val="22"/>
-          <w:szCs w:val="22"/>
-          <w:lang w:val="en-US"/>
-        </w:rPr>
-      </w:pPr>
-      <w:r>
-        <w:rPr>
-          <w:rFonts w:ascii="Arial" w:eastAsiaTheme="majorEastAsia" w:hAnsi="Arial" w:cs="Arial"/>
-          <w:color w:val="70AD47" w:themeColor="accent6"/>
-          <w:sz w:val="22"/>
-          <w:szCs w:val="22"/>
-          <w:lang w:val="en-US"/>
-        </w:rPr>
-        <w:t>Python SL/TP Histogram</w:t>
-      </w:r>
-    </w:p>
-    <w:p>
-      <w:pPr>
-        <w:pStyle w:val="Paragraphedeliste"/>
-        <w:numPr>
-          <w:ilvl w:val="4"/>
-          <w:numId w:val="1"/>
-        </w:numPr>
-        <w:ind w:left="2448"/>
-        <w:rPr>
-          <w:rFonts w:ascii="Arial" w:eastAsiaTheme="majorEastAsia" w:hAnsi="Arial" w:cs="Arial"/>
-          <w:color w:val="70AD47" w:themeColor="accent6"/>
-          <w:sz w:val="22"/>
-          <w:szCs w:val="22"/>
-          <w:lang w:val="en-US"/>
-        </w:rPr>
-      </w:pPr>
-      <w:r>
-        <w:rPr>
-          <w:rFonts w:ascii="Arial" w:eastAsiaTheme="majorEastAsia" w:hAnsi="Arial" w:cs="Arial"/>
-          <w:color w:val="70AD47" w:themeColor="accent6"/>
-          <w:sz w:val="22"/>
-          <w:szCs w:val="22"/>
-          <w:lang w:val="en-US"/>
-        </w:rPr>
         <w:t>Python trade duration</w:t>
       </w:r>
-    </w:p>
-    <w:p>
-      <w:pPr>
-        <w:pStyle w:val="Titre4"/>
-        <w:numPr>
-          <w:ilvl w:val="3"/>
-          <w:numId w:val="1"/>
-        </w:numPr>
-        <w:rPr>
-          <w:rFonts w:ascii="Arial" w:hAnsi="Arial" w:cs="Arial"/>
-          <w:lang w:val="en-US"/>
-        </w:rPr>
-      </w:pPr>
-      <w:r>
-        <w:rPr>
-          <w:rFonts w:ascii="Arial" w:hAnsi="Arial" w:cs="Arial"/>
-          <w:lang w:val="en-US"/>
-        </w:rPr>
-        <w:t>H4</w:t>
-      </w:r>
-    </w:p>
-    <w:p>
-      <w:pPr>
-        <w:pStyle w:val="Titre4"/>
-        <w:numPr>
-          <w:ilvl w:val="4"/>
-          <w:numId w:val="1"/>
-        </w:numPr>
-        <w:rPr>
-          <w:rFonts w:ascii="Arial" w:hAnsi="Arial" w:cs="Arial"/>
-          <w:lang w:val="en-US"/>
-        </w:rPr>
-      </w:pPr>
-      <w:r>
-        <w:rPr>
-          <w:rFonts w:ascii="Arial" w:hAnsi="Arial" w:cs="Arial"/>
-          <w:lang w:val="en-US"/>
-        </w:rPr>
-        <w:t>Returns</w:t>
-      </w:r>
-    </w:p>
-    <w:p>
-      <w:pPr>
-        <w:pStyle w:val="Paragraphedeliste"/>
-        <w:numPr>
-          <w:ilvl w:val="4"/>
-          <w:numId w:val="1"/>
-        </w:numPr>
-        <w:ind w:left="2448"/>
-        <w:rPr>
-          <w:rFonts w:ascii="Arial" w:eastAsiaTheme="majorEastAsia" w:hAnsi="Arial" w:cs="Arial"/>
-          <w:color w:val="70AD47" w:themeColor="accent6"/>
-          <w:sz w:val="22"/>
-          <w:szCs w:val="22"/>
-          <w:lang w:val="en-US"/>
-        </w:rPr>
-      </w:pPr>
-      <w:r>
-        <w:rPr>
-          <w:rFonts w:ascii="Arial" w:eastAsiaTheme="majorEastAsia" w:hAnsi="Arial" w:cs="Arial"/>
-          <w:color w:val="70AD47" w:themeColor="accent6"/>
-          <w:sz w:val="22"/>
-          <w:szCs w:val="22"/>
-          <w:lang w:val="en-US"/>
-        </w:rPr>
-        <w:t>Mql5 returns</w:t>
-      </w:r>
-    </w:p>
-    <w:p>
-      <w:pPr>
-        <w:pStyle w:val="Paragraphedeliste"/>
-        <w:numPr>
-          <w:ilvl w:val="4"/>
-          <w:numId w:val="1"/>
-        </w:numPr>
-        <w:ind w:left="2448"/>
-        <w:rPr>
-          <w:rFonts w:ascii="Arial" w:eastAsiaTheme="majorEastAsia" w:hAnsi="Arial" w:cs="Arial"/>
-          <w:color w:val="70AD47" w:themeColor="accent6"/>
-          <w:sz w:val="22"/>
-          <w:szCs w:val="22"/>
-          <w:lang w:val="en-US"/>
-        </w:rPr>
-      </w:pPr>
-      <w:r>
-        <w:rPr>
-          <w:rFonts w:ascii="Arial" w:eastAsiaTheme="majorEastAsia" w:hAnsi="Arial" w:cs="Arial"/>
-          <w:color w:val="70AD47" w:themeColor="accent6"/>
-          <w:sz w:val="22"/>
-          <w:szCs w:val="22"/>
-          <w:lang w:val="en-US"/>
-        </w:rPr>
-        <w:t>Python returns</w:t>
-      </w:r>
-    </w:p>
-    <w:p>
-      <w:pPr>
-        <w:pStyle w:val="Paragraphedeliste"/>
-        <w:numPr>
-          <w:ilvl w:val="4"/>
-          <w:numId w:val="1"/>
-        </w:numPr>
-        <w:ind w:left="2448"/>
-        <w:rPr>
-          <w:rFonts w:ascii="Arial" w:eastAsiaTheme="majorEastAsia" w:hAnsi="Arial" w:cs="Arial"/>
-          <w:color w:val="70AD47" w:themeColor="accent6"/>
-          <w:sz w:val="22"/>
-          <w:szCs w:val="22"/>
-          <w:lang w:val="en-US"/>
-        </w:rPr>
-      </w:pPr>
-      <w:r>
-        <w:rPr>
-          <w:rFonts w:ascii="Arial" w:eastAsiaTheme="majorEastAsia" w:hAnsi="Arial" w:cs="Arial"/>
-          <w:color w:val="70AD47" w:themeColor="accent6"/>
-          <w:sz w:val="22"/>
-          <w:szCs w:val="22"/>
-          <w:lang w:val="en-US"/>
-        </w:rPr>
-        <w:t>Python correlations</w:t>
-      </w:r>
-    </w:p>
-    <w:p>
-      <w:pPr>
-        <w:pStyle w:val="Paragraphedeliste"/>
-        <w:numPr>
-          <w:ilvl w:val="4"/>
-          <w:numId w:val="1"/>
-        </w:numPr>
-        <w:ind w:left="2448"/>
-        <w:rPr>
-          <w:rFonts w:ascii="Arial" w:eastAsiaTheme="majorEastAsia" w:hAnsi="Arial" w:cs="Arial"/>
-          <w:color w:val="70AD47" w:themeColor="accent6"/>
-          <w:sz w:val="22"/>
-          <w:szCs w:val="22"/>
-          <w:lang w:val="en-US"/>
-        </w:rPr>
-      </w:pPr>
-      <w:r>
-        <w:rPr>
-          <w:rFonts w:ascii="Arial" w:eastAsiaTheme="majorEastAsia" w:hAnsi="Arial" w:cs="Arial"/>
-          <w:color w:val="70AD47" w:themeColor="accent6"/>
-          <w:sz w:val="22"/>
-          <w:szCs w:val="22"/>
-          <w:lang w:val="en-US"/>
-        </w:rPr>
-        <w:t>Python SL/TP Histogram</w:t>
-      </w:r>
-    </w:p>
-    <w:p>
-      <w:pPr>
-        <w:pStyle w:val="Paragraphedeliste"/>
-        <w:numPr>
-          <w:ilvl w:val="4"/>
-          <w:numId w:val="1"/>
-        </w:numPr>
-        <w:ind w:left="2448"/>
-        <w:rPr>
-          <w:rFonts w:ascii="Arial" w:eastAsiaTheme="majorEastAsia" w:hAnsi="Arial" w:cs="Arial"/>
-          <w:color w:val="70AD47" w:themeColor="accent6"/>
-          <w:sz w:val="22"/>
-          <w:szCs w:val="22"/>
-          <w:lang w:val="en-US"/>
-        </w:rPr>
-      </w:pPr>
-      <w:r>
-        <w:rPr>
-          <w:rFonts w:ascii="Arial" w:eastAsiaTheme="majorEastAsia" w:hAnsi="Arial" w:cs="Arial"/>
-          <w:color w:val="70AD47" w:themeColor="accent6"/>
-          <w:sz w:val="22"/>
-          <w:szCs w:val="22"/>
-          <w:lang w:val="en-US"/>
-        </w:rPr>
-        <w:t>Python trade duration</w:t>
-      </w:r>
-    </w:p>
-    <w:p>
-      <w:pPr>
-        <w:pStyle w:val="Titre4"/>
-        <w:numPr>
-          <w:ilvl w:val="3"/>
-          <w:numId w:val="1"/>
-        </w:numPr>
-        <w:rPr>
-          <w:rFonts w:ascii="Arial" w:hAnsi="Arial" w:cs="Arial"/>
-          <w:lang w:val="en-US"/>
-        </w:rPr>
-      </w:pPr>
-      <w:r>
-        <w:rPr>
-          <w:rFonts w:ascii="Arial" w:hAnsi="Arial" w:cs="Arial"/>
-          <w:lang w:val="en-US"/>
-        </w:rPr>
-        <w:t>D1</w:t>
-      </w:r>
-    </w:p>
-    <w:p>
-      <w:pPr>
-        <w:pStyle w:val="Titre4"/>
-        <w:numPr>
-          <w:ilvl w:val="4"/>
-          <w:numId w:val="1"/>
-        </w:numPr>
-        <w:rPr>
-          <w:rFonts w:ascii="Arial" w:hAnsi="Arial" w:cs="Arial"/>
-          <w:lang w:val="en-US"/>
-        </w:rPr>
-      </w:pPr>
-      <w:r>
-        <w:rPr>
-          <w:rFonts w:ascii="Arial" w:hAnsi="Arial" w:cs="Arial"/>
-          <w:lang w:val="en-US"/>
-        </w:rPr>
-        <w:t>Returns</w:t>
-      </w:r>
-    </w:p>
-    <w:p>
-      <w:pPr>
-        <w:pStyle w:val="Paragraphedeliste"/>
-        <w:numPr>
-          <w:ilvl w:val="4"/>
-          <w:numId w:val="1"/>
-        </w:numPr>
-        <w:ind w:left="2448"/>
-        <w:rPr>
-          <w:rFonts w:ascii="Arial" w:eastAsiaTheme="majorEastAsia" w:hAnsi="Arial" w:cs="Arial"/>
-          <w:color w:val="70AD47" w:themeColor="accent6"/>
-          <w:sz w:val="22"/>
-          <w:szCs w:val="22"/>
-          <w:lang w:val="en-US"/>
-        </w:rPr>
-      </w:pPr>
-      <w:r>
-        <w:rPr>
-          <w:rFonts w:ascii="Arial" w:eastAsiaTheme="majorEastAsia" w:hAnsi="Arial" w:cs="Arial"/>
-          <w:color w:val="70AD47" w:themeColor="accent6"/>
-          <w:sz w:val="22"/>
-          <w:szCs w:val="22"/>
-          <w:lang w:val="en-US"/>
-        </w:rPr>
-        <w:t>Mql5 returns</w:t>
-      </w:r>
-    </w:p>
-    <w:p>
-      <w:pPr>
-        <w:pStyle w:val="Paragraphedeliste"/>
-        <w:numPr>
-          <w:ilvl w:val="4"/>
-          <w:numId w:val="1"/>
-        </w:numPr>
-        <w:ind w:left="2448"/>
-        <w:rPr>
-          <w:rFonts w:ascii="Arial" w:eastAsiaTheme="majorEastAsia" w:hAnsi="Arial" w:cs="Arial"/>
-          <w:color w:val="70AD47" w:themeColor="accent6"/>
-          <w:sz w:val="22"/>
-          <w:szCs w:val="22"/>
-          <w:lang w:val="en-US"/>
-        </w:rPr>
-      </w:pPr>
-      <w:r>
-        <w:rPr>
-          <w:rFonts w:ascii="Arial" w:eastAsiaTheme="majorEastAsia" w:hAnsi="Arial" w:cs="Arial"/>
-          <w:color w:val="70AD47" w:themeColor="accent6"/>
-          <w:sz w:val="22"/>
-          <w:szCs w:val="22"/>
-          <w:lang w:val="en-US"/>
-        </w:rPr>
-        <w:t>Python returns</w:t>
-      </w:r>
-    </w:p>
-    <w:p>
-      <w:pPr>
-        <w:pStyle w:val="Paragraphedeliste"/>
-        <w:numPr>
-          <w:ilvl w:val="4"/>
-          <w:numId w:val="1"/>
-        </w:numPr>
-        <w:ind w:left="2448"/>
-        <w:rPr>
-          <w:rFonts w:ascii="Arial" w:eastAsiaTheme="majorEastAsia" w:hAnsi="Arial" w:cs="Arial"/>
-          <w:color w:val="70AD47" w:themeColor="accent6"/>
-          <w:sz w:val="22"/>
-          <w:szCs w:val="22"/>
-          <w:lang w:val="en-US"/>
-        </w:rPr>
-      </w:pPr>
-      <w:r>
-        <w:rPr>
-          <w:rFonts w:ascii="Arial" w:eastAsiaTheme="majorEastAsia" w:hAnsi="Arial" w:cs="Arial"/>
-          <w:color w:val="70AD47" w:themeColor="accent6"/>
-          <w:sz w:val="22"/>
-          <w:szCs w:val="22"/>
-          <w:lang w:val="en-US"/>
-        </w:rPr>
-        <w:t>Python correlations</w:t>
-      </w:r>
-    </w:p>
-    <w:p>
-      <w:pPr>
-        <w:pStyle w:val="Paragraphedeliste"/>
-        <w:numPr>
-          <w:ilvl w:val="4"/>
-          <w:numId w:val="1"/>
-        </w:numPr>
-        <w:ind w:left="2448"/>
-        <w:rPr>
-          <w:rFonts w:ascii="Arial" w:eastAsiaTheme="majorEastAsia" w:hAnsi="Arial" w:cs="Arial"/>
-          <w:color w:val="70AD47" w:themeColor="accent6"/>
-          <w:sz w:val="22"/>
-          <w:szCs w:val="22"/>
-          <w:lang w:val="en-US"/>
-        </w:rPr>
-      </w:pPr>
-      <w:r>
-        <w:rPr>
-          <w:rFonts w:ascii="Arial" w:eastAsiaTheme="majorEastAsia" w:hAnsi="Arial" w:cs="Arial"/>
-          <w:color w:val="70AD47" w:themeColor="accent6"/>
-          <w:sz w:val="22"/>
-          <w:szCs w:val="22"/>
-          <w:lang w:val="en-US"/>
-        </w:rPr>
-        <w:t>Python SL/TP Histogram</w:t>
-      </w:r>
-    </w:p>
-    <w:p>
-      <w:pPr>
-        <w:pStyle w:val="Paragraphedeliste"/>
-        <w:numPr>
-          <w:ilvl w:val="4"/>
-          <w:numId w:val="1"/>
-        </w:numPr>
-        <w:ind w:left="2448"/>
-        <w:rPr>
-          <w:rFonts w:ascii="Arial" w:eastAsiaTheme="majorEastAsia" w:hAnsi="Arial" w:cs="Arial"/>
-          <w:color w:val="70AD47" w:themeColor="accent6"/>
-          <w:sz w:val="22"/>
-          <w:szCs w:val="22"/>
-          <w:lang w:val="en-US"/>
-        </w:rPr>
-      </w:pPr>
-      <w:r>
-        <w:rPr>
-          <w:rFonts w:ascii="Arial" w:eastAsiaTheme="majorEastAsia" w:hAnsi="Arial" w:cs="Arial"/>
-          <w:color w:val="70AD47" w:themeColor="accent6"/>
-          <w:sz w:val="22"/>
-          <w:szCs w:val="22"/>
-          <w:lang w:val="en-US"/>
-        </w:rPr>
-        <w:t>Python trade duration</w:t>
-      </w:r>
-    </w:p>
-    <w:p>
-      <w:pPr>
-        <w:pStyle w:val="Titre4"/>
-        <w:numPr>
-          <w:ilvl w:val="3"/>
-          <w:numId w:val="1"/>
-        </w:numPr>
-        <w:rPr>
-          <w:rFonts w:ascii="Arial" w:hAnsi="Arial" w:cs="Arial"/>
-          <w:lang w:val="en-US"/>
-        </w:rPr>
-      </w:pPr>
-      <w:r>
-        <w:rPr>
-          <w:rFonts w:ascii="Arial" w:hAnsi="Arial" w:cs="Arial"/>
-          <w:lang w:val="en-US"/>
-        </w:rPr>
-        <w:t>W1</w:t>
-      </w:r>
-    </w:p>
-    <w:p>
-      <w:pPr>
-        <w:pStyle w:val="Titre4"/>
-        <w:numPr>
-          <w:ilvl w:val="4"/>
-          <w:numId w:val="1"/>
-        </w:numPr>
-        <w:rPr>
-          <w:rFonts w:ascii="Arial" w:hAnsi="Arial" w:cs="Arial"/>
-          <w:lang w:val="en-US"/>
-        </w:rPr>
-      </w:pPr>
-      <w:r>
-        <w:rPr>
-          <w:rFonts w:ascii="Arial" w:hAnsi="Arial" w:cs="Arial"/>
-          <w:lang w:val="en-US"/>
-        </w:rPr>
-        <w:t>Returns</w:t>
-      </w:r>
-    </w:p>
-    <w:p>
-      <w:pPr>
-        <w:pStyle w:val="Paragraphedeliste"/>
-        <w:numPr>
-          <w:ilvl w:val="4"/>
-          <w:numId w:val="1"/>
-        </w:numPr>
-        <w:ind w:left="2448"/>
-        <w:rPr>
-          <w:rFonts w:ascii="Arial" w:eastAsiaTheme="majorEastAsia" w:hAnsi="Arial" w:cs="Arial"/>
-          <w:color w:val="70AD47" w:themeColor="accent6"/>
-          <w:sz w:val="22"/>
-          <w:szCs w:val="22"/>
-          <w:lang w:val="en-US"/>
-        </w:rPr>
-      </w:pPr>
-      <w:r>
-        <w:rPr>
-          <w:rFonts w:ascii="Arial" w:eastAsiaTheme="majorEastAsia" w:hAnsi="Arial" w:cs="Arial"/>
-          <w:color w:val="70AD47" w:themeColor="accent6"/>
-          <w:sz w:val="22"/>
-          <w:szCs w:val="22"/>
-          <w:lang w:val="en-US"/>
-        </w:rPr>
-        <w:t>Mql5 returns</w:t>
-      </w:r>
-    </w:p>
-    <w:p>
-      <w:pPr>
-        <w:pStyle w:val="Paragraphedeliste"/>
-        <w:numPr>
-          <w:ilvl w:val="4"/>
-          <w:numId w:val="1"/>
-        </w:numPr>
-        <w:ind w:left="2448"/>
-        <w:rPr>
-          <w:rFonts w:ascii="Arial" w:eastAsiaTheme="majorEastAsia" w:hAnsi="Arial" w:cs="Arial"/>
-          <w:color w:val="70AD47" w:themeColor="accent6"/>
-          <w:sz w:val="22"/>
-          <w:szCs w:val="22"/>
-          <w:lang w:val="en-US"/>
-        </w:rPr>
-      </w:pPr>
-      <w:r>
-        <w:rPr>
-          <w:rFonts w:ascii="Arial" w:eastAsiaTheme="majorEastAsia" w:hAnsi="Arial" w:cs="Arial"/>
-          <w:color w:val="70AD47" w:themeColor="accent6"/>
-          <w:sz w:val="22"/>
-          <w:szCs w:val="22"/>
-          <w:lang w:val="en-US"/>
-        </w:rPr>
-        <w:t>Python returns</w:t>
-      </w:r>
-    </w:p>
-    <w:p>
-      <w:pPr>
-        <w:pStyle w:val="Paragraphedeliste"/>
-        <w:numPr>
-          <w:ilvl w:val="4"/>
-          <w:numId w:val="1"/>
-        </w:numPr>
-        <w:ind w:left="2448"/>
-        <w:rPr>
-          <w:rFonts w:ascii="Arial" w:eastAsiaTheme="majorEastAsia" w:hAnsi="Arial" w:cs="Arial"/>
-          <w:color w:val="70AD47" w:themeColor="accent6"/>
-          <w:sz w:val="22"/>
-          <w:szCs w:val="22"/>
-          <w:lang w:val="en-US"/>
-        </w:rPr>
-      </w:pPr>
-      <w:r>
-        <w:rPr>
-          <w:rFonts w:ascii="Arial" w:eastAsiaTheme="majorEastAsia" w:hAnsi="Arial" w:cs="Arial"/>
-          <w:color w:val="70AD47" w:themeColor="accent6"/>
-          <w:sz w:val="22"/>
-          <w:szCs w:val="22"/>
-          <w:lang w:val="en-US"/>
-        </w:rPr>
-        <w:t>Python correlations</w:t>
-      </w:r>
-    </w:p>
-    <w:p>
-      <w:pPr>
-        <w:pStyle w:val="Paragraphedeliste"/>
-        <w:numPr>
-          <w:ilvl w:val="4"/>
-          <w:numId w:val="1"/>
-        </w:numPr>
-        <w:ind w:left="2448"/>
-        <w:rPr>
-          <w:rFonts w:ascii="Arial" w:eastAsiaTheme="majorEastAsia" w:hAnsi="Arial" w:cs="Arial"/>
-          <w:color w:val="70AD47" w:themeColor="accent6"/>
-          <w:sz w:val="22"/>
-          <w:szCs w:val="22"/>
-          <w:lang w:val="en-US"/>
-        </w:rPr>
-      </w:pPr>
-      <w:r>
-        <w:rPr>
-          <w:rFonts w:ascii="Arial" w:eastAsiaTheme="majorEastAsia" w:hAnsi="Arial" w:cs="Arial"/>
-          <w:color w:val="70AD47" w:themeColor="accent6"/>
-          <w:sz w:val="22"/>
-          <w:szCs w:val="22"/>
-          <w:lang w:val="en-US"/>
-        </w:rPr>
-        <w:t>Python SL/TP Histogram</w:t>
-      </w:r>
-    </w:p>
-    <w:p>
-      <w:pPr>
-        <w:pStyle w:val="Titre3"/>
-        <w:numPr>
-          <w:ilvl w:val="2"/>
-          <w:numId w:val="1"/>
-        </w:numPr>
-        <w:rPr>
-          <w:lang w:val="en-US"/>
-        </w:rPr>
-      </w:pPr>
-      <w:r>
-        <w:rPr>
-          <w:lang w:val="en-US"/>
-        </w:rPr>
-        <w:lastRenderedPageBreak/>
-        <w:t xml:space="preserve">30 </w:t>
-      </w:r>
-      <w:proofErr w:type="spellStart"/>
-      <w:r>
-        <w:rPr>
-          <w:lang w:val="en-US"/>
-        </w:rPr>
-        <w:t>procent</w:t>
-      </w:r>
-      <w:proofErr w:type="spellEnd"/>
-      <w:r>
-        <w:rPr>
-          <w:lang w:val="en-US"/>
-        </w:rPr>
-        <w:t xml:space="preserve"> cumulative with SL/</w:t>
-      </w:r>
-      <w:r>
-        <w:rPr>
-          <w:lang w:val="en-US"/>
-        </w:rPr>
-        <w:t>wide</w:t>
-      </w:r>
-      <w:r>
-        <w:rPr>
-          <w:lang w:val="en-US"/>
-        </w:rPr>
-        <w:t xml:space="preserve"> TP</w:t>
-      </w:r>
-    </w:p>
-    <w:p>
-      <w:pPr>
-        <w:pStyle w:val="Titre4"/>
-        <w:ind w:left="2232"/>
-        <w:rPr>
-          <w:rFonts w:ascii="Arial" w:hAnsi="Arial" w:cs="Arial"/>
-          <w:lang w:val="en-US"/>
-        </w:rPr>
-      </w:pPr>
-      <w:r>
-        <w:rPr>
-          <w:rFonts w:ascii="Arial" w:hAnsi="Arial" w:cs="Arial"/>
-          <w:lang w:val="en-US"/>
-        </w:rPr>
-        <w:t>PLOT Profits vs Maximum excursion</w:t>
-      </w:r>
-    </w:p>
-    <w:p>
-      <w:pPr>
-        <w:rPr>
-          <w:lang w:val="en-US"/>
-        </w:rPr>
-      </w:pPr>
-      <w:r>
-        <w:rPr>
-          <w:lang w:val="en-US"/>
-        </w:rPr>
-        <w:tab/>
-      </w:r>
-      <w:r>
-        <w:rPr>
-          <w:lang w:val="en-US"/>
-        </w:rPr>
-        <w:tab/>
-      </w:r>
-      <w:r>
-        <w:rPr>
-          <w:lang w:val="en-US"/>
-        </w:rPr>
-        <w:tab/>
-        <w:t>Sensitivity analysis how to ?</w:t>
-      </w:r>
-    </w:p>
-    <w:p>
-      <w:pPr>
-        <w:rPr>
-          <w:lang w:val="en-US"/>
-        </w:rPr>
-      </w:pPr>
-    </w:p>
-    <w:p>
-      <w:pPr>
-        <w:rPr>
-          <w:lang w:val="en-US"/>
-        </w:rPr>
-      </w:pPr>
-      <w:bookmarkStart w:id="0" w:name="_GoBack"/>
-      <w:bookmarkEnd w:id="0"/>
-    </w:p>
-    <w:p>
-      <w:pPr>
-        <w:rPr>
-          <w:lang w:val="en-US"/>
-        </w:rPr>
-      </w:pPr>
-    </w:p>
-    <w:p>
-      <w:pPr>
-        <w:pStyle w:val="Titre4"/>
-        <w:numPr>
-          <w:ilvl w:val="3"/>
-          <w:numId w:val="1"/>
-        </w:numPr>
-        <w:rPr>
-          <w:rFonts w:ascii="Arial" w:hAnsi="Arial" w:cs="Arial"/>
-          <w:lang w:val="en-US"/>
-        </w:rPr>
-      </w:pPr>
-      <w:r>
-        <w:rPr>
-          <w:rFonts w:ascii="Arial" w:hAnsi="Arial" w:cs="Arial"/>
-          <w:lang w:val="en-US"/>
-        </w:rPr>
-        <w:t>Implementation</w:t>
-      </w:r>
-    </w:p>
-    <w:p>
-      <w:pPr>
-        <w:ind w:left="216"/>
-        <w:rPr>
-          <w:lang w:val="en-US"/>
-        </w:rPr>
-      </w:pPr>
-      <w:r>
-        <w:rPr>
-          <w:lang w:val="en-US"/>
-        </w:rPr>
-        <w:t>See X</w:t>
-      </w:r>
-    </w:p>
-    <w:p>
-      <w:pPr>
-        <w:ind w:left="216"/>
-        <w:rPr>
-          <w:lang w:val="en-US"/>
-        </w:rPr>
-      </w:pPr>
-    </w:p>
-    <w:p>
-      <w:pPr>
-        <w:pStyle w:val="Titre4"/>
-        <w:numPr>
-          <w:ilvl w:val="3"/>
-          <w:numId w:val="1"/>
-        </w:numPr>
-        <w:rPr>
-          <w:rFonts w:ascii="Arial" w:hAnsi="Arial" w:cs="Arial"/>
-          <w:lang w:val="en-US"/>
-        </w:rPr>
-      </w:pPr>
-      <w:r>
-        <w:rPr>
-          <w:rFonts w:ascii="Arial" w:hAnsi="Arial" w:cs="Arial"/>
-          <w:lang w:val="en-US"/>
-        </w:rPr>
-        <w:t>H1</w:t>
-      </w:r>
-    </w:p>
-    <w:p>
-      <w:pPr>
-        <w:pStyle w:val="Paragraphedeliste"/>
-        <w:numPr>
-          <w:ilvl w:val="4"/>
-          <w:numId w:val="1"/>
-        </w:numPr>
-        <w:ind w:left="2448"/>
-        <w:rPr>
-          <w:rFonts w:ascii="Arial" w:eastAsiaTheme="majorEastAsia" w:hAnsi="Arial" w:cs="Arial"/>
-          <w:color w:val="70AD47" w:themeColor="accent6"/>
-          <w:sz w:val="22"/>
-          <w:szCs w:val="22"/>
-          <w:lang w:val="en-US"/>
-        </w:rPr>
-      </w:pPr>
-      <w:r>
-        <w:rPr>
-          <w:rFonts w:ascii="Arial" w:eastAsiaTheme="majorEastAsia" w:hAnsi="Arial" w:cs="Arial"/>
-          <w:color w:val="70AD47" w:themeColor="accent6"/>
-          <w:sz w:val="22"/>
-          <w:szCs w:val="22"/>
-          <w:lang w:val="en-US"/>
-        </w:rPr>
-        <w:t>Returns</w:t>
-      </w:r>
-    </w:p>
-    <w:p>
-      <w:pPr>
-        <w:pStyle w:val="Paragraphedeliste"/>
-        <w:numPr>
-          <w:ilvl w:val="4"/>
-          <w:numId w:val="1"/>
-        </w:numPr>
-        <w:ind w:left="2448"/>
-        <w:rPr>
-          <w:rFonts w:ascii="Arial" w:eastAsiaTheme="majorEastAsia" w:hAnsi="Arial" w:cs="Arial"/>
-          <w:color w:val="70AD47" w:themeColor="accent6"/>
-          <w:sz w:val="22"/>
-          <w:szCs w:val="22"/>
-          <w:lang w:val="en-US"/>
-        </w:rPr>
-      </w:pPr>
-      <w:r>
-        <w:rPr>
-          <w:rFonts w:ascii="Arial" w:eastAsiaTheme="majorEastAsia" w:hAnsi="Arial" w:cs="Arial"/>
-          <w:color w:val="70AD47" w:themeColor="accent6"/>
-          <w:sz w:val="22"/>
-          <w:szCs w:val="22"/>
-          <w:lang w:val="en-US"/>
-        </w:rPr>
-        <w:t>Mql5 returns</w:t>
-      </w:r>
-    </w:p>
-    <w:p>
-      <w:pPr>
-        <w:pStyle w:val="Paragraphedeliste"/>
-        <w:numPr>
-          <w:ilvl w:val="4"/>
-          <w:numId w:val="1"/>
-        </w:numPr>
-        <w:ind w:left="2448"/>
-        <w:rPr>
-          <w:rFonts w:ascii="Arial" w:eastAsiaTheme="majorEastAsia" w:hAnsi="Arial" w:cs="Arial"/>
-          <w:color w:val="70AD47" w:themeColor="accent6"/>
-          <w:sz w:val="22"/>
-          <w:szCs w:val="22"/>
-          <w:lang w:val="en-US"/>
-        </w:rPr>
-      </w:pPr>
-      <w:r>
-        <w:rPr>
-          <w:rFonts w:ascii="Arial" w:eastAsiaTheme="majorEastAsia" w:hAnsi="Arial" w:cs="Arial"/>
-          <w:color w:val="70AD47" w:themeColor="accent6"/>
-          <w:sz w:val="22"/>
-          <w:szCs w:val="22"/>
-          <w:lang w:val="en-US"/>
-        </w:rPr>
-        <w:t>Python returns</w:t>
-      </w:r>
-    </w:p>
-    <w:p>
-      <w:pPr>
-        <w:pStyle w:val="Paragraphedeliste"/>
-        <w:numPr>
-          <w:ilvl w:val="4"/>
-          <w:numId w:val="1"/>
-        </w:numPr>
-        <w:ind w:left="2448"/>
-        <w:rPr>
-          <w:rFonts w:ascii="Arial" w:eastAsiaTheme="majorEastAsia" w:hAnsi="Arial" w:cs="Arial"/>
-          <w:color w:val="70AD47" w:themeColor="accent6"/>
-          <w:sz w:val="22"/>
-          <w:szCs w:val="22"/>
-          <w:lang w:val="en-US"/>
-        </w:rPr>
-      </w:pPr>
-      <w:r>
-        <w:rPr>
-          <w:rFonts w:ascii="Arial" w:eastAsiaTheme="majorEastAsia" w:hAnsi="Arial" w:cs="Arial"/>
-          <w:color w:val="70AD47" w:themeColor="accent6"/>
-          <w:sz w:val="22"/>
-          <w:szCs w:val="22"/>
-          <w:lang w:val="en-US"/>
-        </w:rPr>
-        <w:t>Python correlations</w:t>
-      </w:r>
-    </w:p>
-    <w:p>
-      <w:pPr>
-        <w:pStyle w:val="Paragraphedeliste"/>
-        <w:numPr>
-          <w:ilvl w:val="4"/>
-          <w:numId w:val="1"/>
-        </w:numPr>
-        <w:ind w:left="2448"/>
-        <w:rPr>
-          <w:rFonts w:ascii="Arial" w:eastAsiaTheme="majorEastAsia" w:hAnsi="Arial" w:cs="Arial"/>
-          <w:color w:val="70AD47" w:themeColor="accent6"/>
-          <w:sz w:val="22"/>
-          <w:szCs w:val="22"/>
-          <w:lang w:val="en-US"/>
-        </w:rPr>
-      </w:pPr>
-      <w:r>
-        <w:rPr>
-          <w:rFonts w:ascii="Arial" w:eastAsiaTheme="majorEastAsia" w:hAnsi="Arial" w:cs="Arial"/>
-          <w:color w:val="70AD47" w:themeColor="accent6"/>
-          <w:sz w:val="22"/>
-          <w:szCs w:val="22"/>
-          <w:lang w:val="en-US"/>
-        </w:rPr>
-        <w:t>Python SL/TP Histogram</w:t>
-      </w:r>
-    </w:p>
-    <w:p>
-      <w:pPr>
-        <w:pStyle w:val="Paragraphedeliste"/>
-        <w:numPr>
-          <w:ilvl w:val="4"/>
-          <w:numId w:val="1"/>
-        </w:numPr>
-        <w:ind w:left="2448"/>
-        <w:rPr>
-          <w:rFonts w:ascii="Arial" w:eastAsiaTheme="majorEastAsia" w:hAnsi="Arial" w:cs="Arial"/>
-          <w:color w:val="70AD47" w:themeColor="accent6"/>
-          <w:sz w:val="22"/>
-          <w:szCs w:val="22"/>
-          <w:lang w:val="en-US"/>
-        </w:rPr>
-      </w:pPr>
-      <w:r>
-        <w:rPr>
-          <w:rFonts w:ascii="Arial" w:eastAsiaTheme="majorEastAsia" w:hAnsi="Arial" w:cs="Arial"/>
-          <w:color w:val="70AD47" w:themeColor="accent6"/>
-          <w:sz w:val="22"/>
-          <w:szCs w:val="22"/>
-          <w:lang w:val="en-US"/>
-        </w:rPr>
-        <w:t>Python trade duration</w:t>
-      </w:r>
-    </w:p>
-    <w:p>
-      <w:pPr>
-        <w:pStyle w:val="Titre4"/>
-        <w:numPr>
-          <w:ilvl w:val="3"/>
-          <w:numId w:val="1"/>
-        </w:numPr>
-        <w:rPr>
-          <w:rFonts w:ascii="Arial" w:hAnsi="Arial" w:cs="Arial"/>
-          <w:lang w:val="en-US"/>
-        </w:rPr>
-      </w:pPr>
-      <w:r>
-        <w:rPr>
-          <w:rFonts w:ascii="Arial" w:hAnsi="Arial" w:cs="Arial"/>
-          <w:lang w:val="en-US"/>
-        </w:rPr>
-        <w:t>H4</w:t>
-      </w:r>
-    </w:p>
-    <w:p>
-      <w:pPr>
-        <w:pStyle w:val="Titre4"/>
-        <w:numPr>
-          <w:ilvl w:val="4"/>
-          <w:numId w:val="1"/>
-        </w:numPr>
-        <w:rPr>
-          <w:rFonts w:ascii="Arial" w:hAnsi="Arial" w:cs="Arial"/>
-          <w:lang w:val="en-US"/>
-        </w:rPr>
-      </w:pPr>
-      <w:r>
-        <w:rPr>
-          <w:rFonts w:ascii="Arial" w:hAnsi="Arial" w:cs="Arial"/>
-          <w:lang w:val="en-US"/>
-        </w:rPr>
-        <w:t>Returns</w:t>
-      </w:r>
-    </w:p>
-    <w:p>
-      <w:pPr>
-        <w:pStyle w:val="Paragraphedeliste"/>
-        <w:numPr>
-          <w:ilvl w:val="4"/>
-          <w:numId w:val="1"/>
-        </w:numPr>
-        <w:ind w:left="2448"/>
-        <w:rPr>
-          <w:rFonts w:ascii="Arial" w:eastAsiaTheme="majorEastAsia" w:hAnsi="Arial" w:cs="Arial"/>
-          <w:color w:val="70AD47" w:themeColor="accent6"/>
-          <w:sz w:val="22"/>
-          <w:szCs w:val="22"/>
-          <w:lang w:val="en-US"/>
-        </w:rPr>
-      </w:pPr>
-      <w:r>
-        <w:rPr>
-          <w:rFonts w:ascii="Arial" w:eastAsiaTheme="majorEastAsia" w:hAnsi="Arial" w:cs="Arial"/>
-          <w:color w:val="70AD47" w:themeColor="accent6"/>
-          <w:sz w:val="22"/>
-          <w:szCs w:val="22"/>
-          <w:lang w:val="en-US"/>
-        </w:rPr>
-        <w:t>Mql5 returns</w:t>
-      </w:r>
-    </w:p>
-    <w:p>
-      <w:pPr>
-        <w:pStyle w:val="Paragraphedeliste"/>
-        <w:numPr>
-          <w:ilvl w:val="4"/>
-          <w:numId w:val="1"/>
-        </w:numPr>
-        <w:ind w:left="2448"/>
-        <w:rPr>
-          <w:rFonts w:ascii="Arial" w:eastAsiaTheme="majorEastAsia" w:hAnsi="Arial" w:cs="Arial"/>
-          <w:color w:val="70AD47" w:themeColor="accent6"/>
-          <w:sz w:val="22"/>
-          <w:szCs w:val="22"/>
-          <w:lang w:val="en-US"/>
-        </w:rPr>
-      </w:pPr>
-      <w:r>
-        <w:rPr>
-          <w:rFonts w:ascii="Arial" w:eastAsiaTheme="majorEastAsia" w:hAnsi="Arial" w:cs="Arial"/>
-          <w:color w:val="70AD47" w:themeColor="accent6"/>
-          <w:sz w:val="22"/>
-          <w:szCs w:val="22"/>
-          <w:lang w:val="en-US"/>
-        </w:rPr>
-        <w:t>Python returns</w:t>
-      </w:r>
-    </w:p>
-    <w:p>
-      <w:pPr>
-        <w:pStyle w:val="Paragraphedeliste"/>
-        <w:numPr>
-          <w:ilvl w:val="4"/>
-          <w:numId w:val="1"/>
-        </w:numPr>
-        <w:ind w:left="2448"/>
-        <w:rPr>
-          <w:rFonts w:ascii="Arial" w:eastAsiaTheme="majorEastAsia" w:hAnsi="Arial" w:cs="Arial"/>
-          <w:color w:val="70AD47" w:themeColor="accent6"/>
-          <w:sz w:val="22"/>
-          <w:szCs w:val="22"/>
-          <w:lang w:val="en-US"/>
-        </w:rPr>
-      </w:pPr>
-      <w:r>
-        <w:rPr>
-          <w:rFonts w:ascii="Arial" w:eastAsiaTheme="majorEastAsia" w:hAnsi="Arial" w:cs="Arial"/>
-          <w:color w:val="70AD47" w:themeColor="accent6"/>
-          <w:sz w:val="22"/>
-          <w:szCs w:val="22"/>
-          <w:lang w:val="en-US"/>
-        </w:rPr>
-        <w:t>Python correlations</w:t>
-      </w:r>
-    </w:p>
-    <w:p>
-      <w:pPr>
-        <w:pStyle w:val="Paragraphedeliste"/>
-        <w:numPr>
-          <w:ilvl w:val="4"/>
-          <w:numId w:val="1"/>
-        </w:numPr>
-        <w:ind w:left="2448"/>
-        <w:rPr>
-          <w:rFonts w:ascii="Arial" w:eastAsiaTheme="majorEastAsia" w:hAnsi="Arial" w:cs="Arial"/>
-          <w:color w:val="70AD47" w:themeColor="accent6"/>
-          <w:sz w:val="22"/>
-          <w:szCs w:val="22"/>
-          <w:lang w:val="en-US"/>
-        </w:rPr>
-      </w:pPr>
-      <w:r>
-        <w:rPr>
-          <w:rFonts w:ascii="Arial" w:eastAsiaTheme="majorEastAsia" w:hAnsi="Arial" w:cs="Arial"/>
-          <w:color w:val="70AD47" w:themeColor="accent6"/>
-          <w:sz w:val="22"/>
-          <w:szCs w:val="22"/>
-          <w:lang w:val="en-US"/>
-        </w:rPr>
-        <w:t>Python SL/TP Histogram</w:t>
-      </w:r>
-    </w:p>
-    <w:p>
-      <w:pPr>
-        <w:pStyle w:val="Paragraphedeliste"/>
-        <w:numPr>
-          <w:ilvl w:val="4"/>
-          <w:numId w:val="1"/>
-        </w:numPr>
-        <w:ind w:left="2448"/>
-        <w:rPr>
-          <w:rFonts w:ascii="Arial" w:eastAsiaTheme="majorEastAsia" w:hAnsi="Arial" w:cs="Arial"/>
-          <w:color w:val="70AD47" w:themeColor="accent6"/>
-          <w:sz w:val="22"/>
-          <w:szCs w:val="22"/>
-          <w:lang w:val="en-US"/>
-        </w:rPr>
-      </w:pPr>
-      <w:r>
-        <w:rPr>
-          <w:rFonts w:ascii="Arial" w:eastAsiaTheme="majorEastAsia" w:hAnsi="Arial" w:cs="Arial"/>
-          <w:color w:val="70AD47" w:themeColor="accent6"/>
-          <w:sz w:val="22"/>
-          <w:szCs w:val="22"/>
-          <w:lang w:val="en-US"/>
-        </w:rPr>
-        <w:t>Python trade duration</w:t>
-      </w:r>
-    </w:p>
-    <w:p>
-      <w:pPr>
-        <w:pStyle w:val="Titre4"/>
-        <w:numPr>
-          <w:ilvl w:val="3"/>
-          <w:numId w:val="1"/>
-        </w:numPr>
-        <w:rPr>
-          <w:rFonts w:ascii="Arial" w:hAnsi="Arial" w:cs="Arial"/>
-          <w:lang w:val="en-US"/>
-        </w:rPr>
-      </w:pPr>
-      <w:r>
-        <w:rPr>
-          <w:rFonts w:ascii="Arial" w:hAnsi="Arial" w:cs="Arial"/>
-          <w:lang w:val="en-US"/>
-        </w:rPr>
-        <w:t>D1</w:t>
-      </w:r>
-    </w:p>
-    <w:p>
-      <w:pPr>
-        <w:pStyle w:val="Titre4"/>
-        <w:numPr>
-          <w:ilvl w:val="4"/>
-          <w:numId w:val="1"/>
-        </w:numPr>
-        <w:rPr>
-          <w:rFonts w:ascii="Arial" w:hAnsi="Arial" w:cs="Arial"/>
-          <w:lang w:val="en-US"/>
-        </w:rPr>
-      </w:pPr>
-      <w:r>
-        <w:rPr>
-          <w:rFonts w:ascii="Arial" w:hAnsi="Arial" w:cs="Arial"/>
-          <w:lang w:val="en-US"/>
-        </w:rPr>
-        <w:t>Returns</w:t>
-      </w:r>
-    </w:p>
-    <w:p>
-      <w:pPr>
-        <w:pStyle w:val="Paragraphedeliste"/>
-        <w:numPr>
-          <w:ilvl w:val="4"/>
-          <w:numId w:val="1"/>
-        </w:numPr>
-        <w:ind w:left="2448"/>
-        <w:rPr>
-          <w:rFonts w:ascii="Arial" w:eastAsiaTheme="majorEastAsia" w:hAnsi="Arial" w:cs="Arial"/>
-          <w:color w:val="70AD47" w:themeColor="accent6"/>
-          <w:sz w:val="22"/>
-          <w:szCs w:val="22"/>
-          <w:lang w:val="en-US"/>
-        </w:rPr>
-      </w:pPr>
-      <w:r>
-        <w:rPr>
-          <w:rFonts w:ascii="Arial" w:eastAsiaTheme="majorEastAsia" w:hAnsi="Arial" w:cs="Arial"/>
-          <w:color w:val="70AD47" w:themeColor="accent6"/>
-          <w:sz w:val="22"/>
-          <w:szCs w:val="22"/>
-          <w:lang w:val="en-US"/>
-        </w:rPr>
-        <w:t>Mql5 returns</w:t>
-      </w:r>
-    </w:p>
-    <w:p>
-      <w:pPr>
-        <w:pStyle w:val="Paragraphedeliste"/>
-        <w:numPr>
-          <w:ilvl w:val="4"/>
-          <w:numId w:val="1"/>
-        </w:numPr>
-        <w:ind w:left="2448"/>
-        <w:rPr>
-          <w:rFonts w:ascii="Arial" w:eastAsiaTheme="majorEastAsia" w:hAnsi="Arial" w:cs="Arial"/>
-          <w:color w:val="70AD47" w:themeColor="accent6"/>
-          <w:sz w:val="22"/>
-          <w:szCs w:val="22"/>
-          <w:lang w:val="en-US"/>
-        </w:rPr>
-      </w:pPr>
-      <w:r>
-        <w:rPr>
-          <w:rFonts w:ascii="Arial" w:eastAsiaTheme="majorEastAsia" w:hAnsi="Arial" w:cs="Arial"/>
-          <w:color w:val="70AD47" w:themeColor="accent6"/>
-          <w:sz w:val="22"/>
-          <w:szCs w:val="22"/>
-          <w:lang w:val="en-US"/>
-        </w:rPr>
-        <w:t>Python returns</w:t>
-      </w:r>
-    </w:p>
-    <w:p>
-      <w:pPr>
-        <w:pStyle w:val="Paragraphedeliste"/>
-        <w:numPr>
-          <w:ilvl w:val="4"/>
-          <w:numId w:val="1"/>
-        </w:numPr>
-        <w:ind w:left="2448"/>
-        <w:rPr>
-          <w:rFonts w:ascii="Arial" w:eastAsiaTheme="majorEastAsia" w:hAnsi="Arial" w:cs="Arial"/>
-          <w:color w:val="70AD47" w:themeColor="accent6"/>
-          <w:sz w:val="22"/>
-          <w:szCs w:val="22"/>
-          <w:lang w:val="en-US"/>
-        </w:rPr>
-      </w:pPr>
-      <w:r>
-        <w:rPr>
-          <w:rFonts w:ascii="Arial" w:eastAsiaTheme="majorEastAsia" w:hAnsi="Arial" w:cs="Arial"/>
-          <w:color w:val="70AD47" w:themeColor="accent6"/>
-          <w:sz w:val="22"/>
-          <w:szCs w:val="22"/>
-          <w:lang w:val="en-US"/>
-        </w:rPr>
-        <w:t>Python correlations</w:t>
-      </w:r>
-    </w:p>
-    <w:p>
-      <w:pPr>
-        <w:pStyle w:val="Paragraphedeliste"/>
-        <w:numPr>
-          <w:ilvl w:val="4"/>
-          <w:numId w:val="1"/>
-        </w:numPr>
-        <w:ind w:left="2448"/>
-        <w:rPr>
-          <w:rFonts w:ascii="Arial" w:eastAsiaTheme="majorEastAsia" w:hAnsi="Arial" w:cs="Arial"/>
-          <w:color w:val="70AD47" w:themeColor="accent6"/>
-          <w:sz w:val="22"/>
-          <w:szCs w:val="22"/>
-          <w:lang w:val="en-US"/>
-        </w:rPr>
-      </w:pPr>
-      <w:r>
-        <w:rPr>
-          <w:rFonts w:ascii="Arial" w:eastAsiaTheme="majorEastAsia" w:hAnsi="Arial" w:cs="Arial"/>
-          <w:color w:val="70AD47" w:themeColor="accent6"/>
-          <w:sz w:val="22"/>
-          <w:szCs w:val="22"/>
-          <w:lang w:val="en-US"/>
-        </w:rPr>
-        <w:t>Python SL/TP Histogram</w:t>
-      </w:r>
-    </w:p>
-    <w:p>
-      <w:pPr>
-        <w:pStyle w:val="Paragraphedeliste"/>
-        <w:numPr>
-          <w:ilvl w:val="4"/>
-          <w:numId w:val="1"/>
-        </w:numPr>
-        <w:ind w:left="2448"/>
-        <w:rPr>
-          <w:rFonts w:ascii="Arial" w:eastAsiaTheme="majorEastAsia" w:hAnsi="Arial" w:cs="Arial"/>
-          <w:color w:val="70AD47" w:themeColor="accent6"/>
-          <w:sz w:val="22"/>
-          <w:szCs w:val="22"/>
-          <w:lang w:val="en-US"/>
-        </w:rPr>
-      </w:pPr>
-      <w:r>
-        <w:rPr>
-          <w:rFonts w:ascii="Arial" w:eastAsiaTheme="majorEastAsia" w:hAnsi="Arial" w:cs="Arial"/>
-          <w:color w:val="70AD47" w:themeColor="accent6"/>
-          <w:sz w:val="22"/>
-          <w:szCs w:val="22"/>
-          <w:lang w:val="en-US"/>
-        </w:rPr>
-        <w:t>Python trade duration</w:t>
-      </w:r>
-    </w:p>
-    <w:p>
-      <w:pPr>
-        <w:pStyle w:val="Titre4"/>
-        <w:numPr>
-          <w:ilvl w:val="3"/>
-          <w:numId w:val="1"/>
-        </w:numPr>
-        <w:rPr>
-          <w:rFonts w:ascii="Arial" w:hAnsi="Arial" w:cs="Arial"/>
-          <w:lang w:val="en-US"/>
-        </w:rPr>
-      </w:pPr>
-      <w:r>
-        <w:rPr>
-          <w:rFonts w:ascii="Arial" w:hAnsi="Arial" w:cs="Arial"/>
-          <w:lang w:val="en-US"/>
-        </w:rPr>
-        <w:t>W1</w:t>
-      </w:r>
-    </w:p>
-    <w:p>
-      <w:pPr>
-        <w:pStyle w:val="Titre4"/>
-        <w:numPr>
-          <w:ilvl w:val="4"/>
-          <w:numId w:val="1"/>
-        </w:numPr>
-        <w:rPr>
-          <w:rFonts w:ascii="Arial" w:hAnsi="Arial" w:cs="Arial"/>
-          <w:lang w:val="en-US"/>
-        </w:rPr>
-      </w:pPr>
-      <w:r>
-        <w:rPr>
-          <w:rFonts w:ascii="Arial" w:hAnsi="Arial" w:cs="Arial"/>
-          <w:lang w:val="en-US"/>
-        </w:rPr>
-        <w:t>Returns</w:t>
-      </w:r>
-    </w:p>
-    <w:p>
-      <w:pPr>
-        <w:pStyle w:val="Paragraphedeliste"/>
-        <w:numPr>
-          <w:ilvl w:val="4"/>
-          <w:numId w:val="1"/>
-        </w:numPr>
-        <w:ind w:left="2448"/>
-        <w:rPr>
-          <w:rFonts w:ascii="Arial" w:eastAsiaTheme="majorEastAsia" w:hAnsi="Arial" w:cs="Arial"/>
-          <w:color w:val="70AD47" w:themeColor="accent6"/>
-          <w:sz w:val="22"/>
-          <w:szCs w:val="22"/>
-          <w:lang w:val="en-US"/>
-        </w:rPr>
-      </w:pPr>
-      <w:r>
-        <w:rPr>
-          <w:rFonts w:ascii="Arial" w:eastAsiaTheme="majorEastAsia" w:hAnsi="Arial" w:cs="Arial"/>
-          <w:color w:val="70AD47" w:themeColor="accent6"/>
-          <w:sz w:val="22"/>
-          <w:szCs w:val="22"/>
-          <w:lang w:val="en-US"/>
-        </w:rPr>
-        <w:t>Mql5 returns</w:t>
-      </w:r>
-    </w:p>
-    <w:p>
-      <w:pPr>
-        <w:pStyle w:val="Paragraphedeliste"/>
-        <w:numPr>
-          <w:ilvl w:val="4"/>
-          <w:numId w:val="1"/>
-        </w:numPr>
-        <w:ind w:left="2448"/>
-        <w:rPr>
-          <w:rFonts w:ascii="Arial" w:eastAsiaTheme="majorEastAsia" w:hAnsi="Arial" w:cs="Arial"/>
-          <w:color w:val="70AD47" w:themeColor="accent6"/>
-          <w:sz w:val="22"/>
-          <w:szCs w:val="22"/>
-          <w:lang w:val="en-US"/>
-        </w:rPr>
-      </w:pPr>
-      <w:r>
-        <w:rPr>
-          <w:rFonts w:ascii="Arial" w:eastAsiaTheme="majorEastAsia" w:hAnsi="Arial" w:cs="Arial"/>
-          <w:color w:val="70AD47" w:themeColor="accent6"/>
-          <w:sz w:val="22"/>
-          <w:szCs w:val="22"/>
-          <w:lang w:val="en-US"/>
-        </w:rPr>
-        <w:t>Python returns</w:t>
-      </w:r>
-    </w:p>
-    <w:p>
-      <w:pPr>
-        <w:pStyle w:val="Paragraphedeliste"/>
-        <w:numPr>
-          <w:ilvl w:val="4"/>
-          <w:numId w:val="1"/>
-        </w:numPr>
-        <w:ind w:left="2448"/>
-        <w:rPr>
-          <w:rFonts w:ascii="Arial" w:eastAsiaTheme="majorEastAsia" w:hAnsi="Arial" w:cs="Arial"/>
-          <w:color w:val="70AD47" w:themeColor="accent6"/>
-          <w:sz w:val="22"/>
-          <w:szCs w:val="22"/>
-          <w:lang w:val="en-US"/>
-        </w:rPr>
-      </w:pPr>
-      <w:r>
-        <w:rPr>
-          <w:rFonts w:ascii="Arial" w:eastAsiaTheme="majorEastAsia" w:hAnsi="Arial" w:cs="Arial"/>
-          <w:color w:val="70AD47" w:themeColor="accent6"/>
-          <w:sz w:val="22"/>
-          <w:szCs w:val="22"/>
-          <w:lang w:val="en-US"/>
-        </w:rPr>
-        <w:t>Python correlations</w:t>
-      </w:r>
-    </w:p>
-    <w:p>
-      <w:pPr>
-        <w:pStyle w:val="Paragraphedeliste"/>
-        <w:numPr>
-          <w:ilvl w:val="4"/>
-          <w:numId w:val="1"/>
-        </w:numPr>
-        <w:ind w:left="2448"/>
-        <w:rPr>
-          <w:rFonts w:ascii="Arial" w:eastAsiaTheme="majorEastAsia" w:hAnsi="Arial" w:cs="Arial"/>
-          <w:color w:val="70AD47" w:themeColor="accent6"/>
-          <w:sz w:val="22"/>
-          <w:szCs w:val="22"/>
-          <w:lang w:val="en-US"/>
-        </w:rPr>
-      </w:pPr>
-      <w:r>
-        <w:rPr>
-          <w:rFonts w:ascii="Arial" w:eastAsiaTheme="majorEastAsia" w:hAnsi="Arial" w:cs="Arial"/>
-          <w:color w:val="70AD47" w:themeColor="accent6"/>
-          <w:sz w:val="22"/>
-          <w:szCs w:val="22"/>
-          <w:lang w:val="en-US"/>
-        </w:rPr>
-        <w:t>Python SL/TP Histogram</w:t>
-      </w:r>
-    </w:p>
-    <w:p>
-      <w:pPr>
-        <w:pStyle w:val="Paragraphedeliste"/>
-        <w:ind w:left="2448"/>
-        <w:rPr>
-          <w:rFonts w:ascii="Arial" w:eastAsiaTheme="majorEastAsia" w:hAnsi="Arial" w:cs="Arial"/>
-          <w:color w:val="70AD47" w:themeColor="accent6"/>
-          <w:sz w:val="22"/>
-          <w:szCs w:val="22"/>
-          <w:lang w:val="en-US"/>
-        </w:rPr>
-      </w:pPr>
     </w:p>
     <w:p>
       <w:pPr>
@@ -11997,7 +10944,6 @@
           <w:lang w:val="en-US"/>
         </w:rPr>
       </w:pPr>
-      <w:proofErr w:type="spellStart"/>
       <w:r>
         <w:rPr>
           <w:rFonts w:ascii="Arial" w:hAnsi="Arial" w:cs="Arial"/>
@@ -12005,7 +10951,6 @@
         </w:rPr>
         <w:t>onclusions</w:t>
       </w:r>
-      <w:proofErr w:type="spellEnd"/>
     </w:p>
     <w:p>
       <w:pPr>
@@ -12138,13 +11083,13 @@
           <w:rFonts w:ascii="Arial" w:hAnsi="Arial" w:cs="Arial"/>
           <w:lang w:val="en-US"/>
         </w:rPr>
+      </w:r>
+      <w:r>
+        <w:rPr>
+          <w:rFonts w:ascii="Arial" w:hAnsi="Arial" w:cs="Arial"/>
+          <w:lang w:val="en-US"/>
+        </w:rPr>
         <w:instrText xml:space="preserve"> \* MERGEFORMAT </w:instrText>
-      </w:r>
-      <w:r>
-        <w:rPr>
-          <w:rFonts w:ascii="Arial" w:hAnsi="Arial" w:cs="Arial"/>
-          <w:lang w:val="en-US"/>
-        </w:rPr>
       </w:r>
       <w:r>
         <w:rPr>
@@ -12212,6 +11157,12 @@
           <w:rFonts w:ascii="Arial" w:hAnsi="Arial" w:cs="Arial"/>
           <w:lang w:val="en-US"/>
         </w:rPr>
+      </w:r>
+      <w:r>
+        <w:rPr>
+          <w:rFonts w:ascii="Arial" w:hAnsi="Arial" w:cs="Arial"/>
+          <w:lang w:val="en-US"/>
+        </w:rPr>
         <w:instrText xml:space="preserve"> \* MERGEFORMAT </w:instrText>
       </w:r>
       <w:r>
@@ -12219,12 +11170,6 @@
           <w:rFonts w:ascii="Arial" w:hAnsi="Arial" w:cs="Arial"/>
           <w:lang w:val="en-US"/>
         </w:rPr>
-      </w:r>
-      <w:r>
-        <w:rPr>
-          <w:rFonts w:ascii="Arial" w:hAnsi="Arial" w:cs="Arial"/>
-          <w:lang w:val="en-US"/>
-        </w:rPr>
         <w:fldChar w:fldCharType="separate"/>
       </w:r>
       <w:r>
@@ -12273,6 +11218,12 @@
           <w:rFonts w:ascii="Arial" w:hAnsi="Arial" w:cs="Arial"/>
           <w:lang w:val="en-US"/>
         </w:rPr>
+      </w:r>
+      <w:r>
+        <w:rPr>
+          <w:rFonts w:ascii="Arial" w:hAnsi="Arial" w:cs="Arial"/>
+          <w:lang w:val="en-US"/>
+        </w:rPr>
         <w:instrText xml:space="preserve"> \* MERGEFORMAT </w:instrText>
       </w:r>
       <w:r>
@@ -12280,12 +11231,6 @@
           <w:rFonts w:ascii="Arial" w:hAnsi="Arial" w:cs="Arial"/>
           <w:lang w:val="en-US"/>
         </w:rPr>
-      </w:r>
-      <w:r>
-        <w:rPr>
-          <w:rFonts w:ascii="Arial" w:hAnsi="Arial" w:cs="Arial"/>
-          <w:lang w:val="en-US"/>
-        </w:rPr>
         <w:fldChar w:fldCharType="separate"/>
       </w:r>
       <w:r>
@@ -12334,6 +11279,12 @@
           <w:rFonts w:ascii="Arial" w:hAnsi="Arial" w:cs="Arial"/>
           <w:lang w:val="en-US"/>
         </w:rPr>
+      </w:r>
+      <w:r>
+        <w:rPr>
+          <w:rFonts w:ascii="Arial" w:hAnsi="Arial" w:cs="Arial"/>
+          <w:lang w:val="en-US"/>
+        </w:rPr>
         <w:instrText xml:space="preserve"> \* MERGEFORMAT </w:instrText>
       </w:r>
       <w:r>
@@ -12341,12 +11292,6 @@
           <w:rFonts w:ascii="Arial" w:hAnsi="Arial" w:cs="Arial"/>
           <w:lang w:val="en-US"/>
         </w:rPr>
-      </w:r>
-      <w:r>
-        <w:rPr>
-          <w:rFonts w:ascii="Arial" w:hAnsi="Arial" w:cs="Arial"/>
-          <w:lang w:val="en-US"/>
-        </w:rPr>
         <w:fldChar w:fldCharType="separate"/>
       </w:r>
       <w:r>
@@ -12372,1568 +11317,25 @@
     </w:p>
     <w:p>
       <w:pPr>
-        <w:pStyle w:val="Titre4"/>
-        <w:numPr>
-          <w:ilvl w:val="3"/>
-          <w:numId w:val="1"/>
-        </w:numPr>
-        <w:rPr>
-          <w:lang w:val="en-US"/>
-        </w:rPr>
-      </w:pPr>
-      <w:r>
-        <w:rPr>
-          <w:lang w:val="en-US"/>
-        </w:rPr>
-        <w:t>Long</w:t>
-      </w:r>
-    </w:p>
-    <w:p>
-      <w:pPr>
-        <w:pStyle w:val="Titre4"/>
-        <w:numPr>
-          <w:ilvl w:val="4"/>
-          <w:numId w:val="1"/>
-        </w:numPr>
-        <w:rPr>
-          <w:lang w:val="en-US"/>
-        </w:rPr>
-      </w:pPr>
-      <w:r>
-        <w:rPr>
-          <w:lang w:val="en-US"/>
-        </w:rPr>
-        <w:t>Open Long</w:t>
-      </w:r>
-    </w:p>
-    <w:p>
-      <w:pPr>
-        <w:ind w:left="1800"/>
-        <w:rPr>
-          <w:rFonts w:ascii="Arial" w:hAnsi="Arial" w:cs="Arial"/>
-          <w:lang w:val="en-US"/>
-        </w:rPr>
-      </w:pPr>
-      <w:r>
-        <w:rPr>
-          <w:rFonts w:ascii="Arial" w:hAnsi="Arial" w:cs="Arial"/>
-          <w:lang w:val="en-US"/>
-        </w:rPr>
-        <w:t>Open long if :</w:t>
-      </w:r>
-      <w:r>
-        <w:rPr>
-          <w:lang w:val="en-US"/>
-        </w:rPr>
-        <w:t xml:space="preserve"> </w:t>
-      </w:r>
-      <m:oMath>
-        <m:r>
-          <w:rPr>
-            <w:rFonts w:ascii="Cambria Math" w:hAnsi="Cambria Math" w:cs="Arial"/>
-            <w:lang w:val="en-US"/>
-          </w:rPr>
-          <m:t>(SM</m:t>
-        </m:r>
-        <m:sSub>
-          <m:sSubPr>
-            <m:ctrlPr>
-              <w:rPr>
-                <w:rFonts w:ascii="Cambria Math" w:hAnsi="Cambria Math" w:cs="Arial"/>
-                <w:i/>
-                <w:lang w:val="en-US"/>
-              </w:rPr>
-            </m:ctrlPr>
-          </m:sSubPr>
-          <m:e>
-            <m:r>
-              <w:rPr>
-                <w:rFonts w:ascii="Cambria Math" w:hAnsi="Cambria Math" w:cs="Arial"/>
-                <w:lang w:val="en-US"/>
-              </w:rPr>
-              <m:t>A</m:t>
-            </m:r>
-          </m:e>
-          <m:sub>
-            <m:r>
-              <w:rPr>
-                <w:rFonts w:ascii="Cambria Math" w:hAnsi="Cambria Math" w:cs="Arial"/>
-                <w:lang w:val="en-US"/>
-              </w:rPr>
-              <m:t xml:space="preserve">short </m:t>
-            </m:r>
-          </m:sub>
-        </m:sSub>
-        <m:r>
-          <w:rPr>
-            <w:rFonts w:ascii="Cambria Math" w:hAnsi="Cambria Math" w:cs="Arial"/>
-            <w:lang w:val="en-US"/>
-          </w:rPr>
-          <m:t>&gt;</m:t>
-        </m:r>
-        <m:d>
-          <m:dPr>
-            <m:ctrlPr>
-              <w:rPr>
-                <w:rFonts w:ascii="Cambria Math" w:hAnsi="Cambria Math" w:cs="Arial"/>
-                <w:i/>
-                <w:lang w:val="en-US"/>
-              </w:rPr>
-            </m:ctrlPr>
-          </m:dPr>
-          <m:e>
-            <m:r>
-              <w:rPr>
-                <w:rFonts w:ascii="Cambria Math" w:hAnsi="Cambria Math" w:cs="Arial"/>
-                <w:lang w:val="en-US"/>
-              </w:rPr>
-              <m:t>SM</m:t>
-            </m:r>
-            <m:sSub>
-              <m:sSubPr>
-                <m:ctrlPr>
-                  <w:rPr>
-                    <w:rFonts w:ascii="Cambria Math" w:hAnsi="Cambria Math" w:cs="Arial"/>
-                    <w:i/>
-                    <w:lang w:val="en-US"/>
-                  </w:rPr>
-                </m:ctrlPr>
-              </m:sSubPr>
-              <m:e>
-                <m:r>
-                  <w:rPr>
-                    <w:rFonts w:ascii="Cambria Math" w:hAnsi="Cambria Math" w:cs="Arial"/>
-                    <w:lang w:val="en-US"/>
-                  </w:rPr>
-                  <m:t>A</m:t>
-                </m:r>
-              </m:e>
-              <m:sub>
-                <m:r>
-                  <w:rPr>
-                    <w:rFonts w:ascii="Cambria Math" w:hAnsi="Cambria Math" w:cs="Arial"/>
-                    <w:lang w:val="en-US"/>
-                  </w:rPr>
-                  <m:t>long</m:t>
-                </m:r>
-              </m:sub>
-            </m:sSub>
-            <m:r>
-              <w:rPr>
-                <w:rFonts w:ascii="Cambria Math" w:hAnsi="Cambria Math" w:cs="Arial"/>
-                <w:lang w:val="en-US"/>
-              </w:rPr>
-              <m:t>+</m:t>
-            </m:r>
-            <m:r>
-              <m:rPr>
-                <m:nor/>
-              </m:rPr>
-              <w:rPr>
-                <w:rFonts w:ascii="Cambria Math" w:hAnsi="Cambria Math" w:cs="Arial"/>
-                <w:lang w:val="en-US"/>
-              </w:rPr>
-              <m:t>hyst</m:t>
-            </m:r>
-          </m:e>
-        </m:d>
-        <m:r>
-          <w:rPr>
-            <w:rFonts w:ascii="Cambria Math" w:hAnsi="Cambria Math" w:cs="Arial"/>
-            <w:lang w:val="en-US"/>
-          </w:rPr>
-          <m:t>)</m:t>
-        </m:r>
-      </m:oMath>
-      <w:r>
-        <w:rPr>
-          <w:rFonts w:ascii="Arial" w:hAnsi="Arial" w:cs="Arial"/>
-          <w:lang w:val="en-US"/>
-        </w:rPr>
-        <w:t xml:space="preserve">  </w:t>
-      </w:r>
-    </w:p>
-    <w:p>
-      <w:pPr>
-        <w:pStyle w:val="Titre4"/>
-        <w:numPr>
-          <w:ilvl w:val="4"/>
-          <w:numId w:val="1"/>
-        </w:numPr>
-        <w:rPr>
-          <w:lang w:val="en-US"/>
-        </w:rPr>
-      </w:pPr>
-      <w:r>
-        <w:rPr>
-          <w:lang w:val="en-US"/>
-        </w:rPr>
-        <w:t>Close Long</w:t>
-      </w:r>
-    </w:p>
-    <w:p>
-      <w:pPr>
-        <w:ind w:left="1440" w:firstLine="288"/>
-        <w:rPr>
-          <w:lang w:val="en-US"/>
-        </w:rPr>
-      </w:pPr>
-      <w:r>
-        <w:rPr>
-          <w:rFonts w:ascii="Arial" w:hAnsi="Arial" w:cs="Arial"/>
-          <w:lang w:val="en-US"/>
-        </w:rPr>
-        <w:t xml:space="preserve">Close Long if </w:t>
-      </w:r>
-      <m:oMath>
-        <m:r>
-          <w:rPr>
-            <w:rFonts w:ascii="Cambria Math" w:hAnsi="Cambria Math" w:cs="Arial"/>
-            <w:lang w:val="en-US"/>
-          </w:rPr>
-          <m:t xml:space="preserve">( </m:t>
-        </m:r>
-        <m:d>
-          <m:dPr>
-            <m:ctrlPr>
-              <w:rPr>
-                <w:rFonts w:ascii="Cambria Math" w:hAnsi="Cambria Math" w:cs="Arial"/>
-                <w:i/>
-                <w:lang w:val="en-US"/>
-              </w:rPr>
-            </m:ctrlPr>
-          </m:dPr>
-          <m:e>
-            <m:r>
-              <w:rPr>
-                <w:rFonts w:ascii="Cambria Math" w:hAnsi="Cambria Math" w:cs="Arial"/>
-                <w:lang w:val="en-US"/>
-              </w:rPr>
-              <m:t>SM</m:t>
-            </m:r>
-            <m:sSub>
-              <m:sSubPr>
-                <m:ctrlPr>
-                  <w:rPr>
-                    <w:rFonts w:ascii="Cambria Math" w:hAnsi="Cambria Math" w:cs="Arial"/>
-                    <w:i/>
-                    <w:lang w:val="en-US"/>
-                  </w:rPr>
-                </m:ctrlPr>
-              </m:sSubPr>
-              <m:e>
-                <m:r>
-                  <w:rPr>
-                    <w:rFonts w:ascii="Cambria Math" w:hAnsi="Cambria Math" w:cs="Arial"/>
-                    <w:lang w:val="en-US"/>
-                  </w:rPr>
-                  <m:t>A</m:t>
-                </m:r>
-              </m:e>
-              <m:sub>
-                <m:r>
-                  <w:rPr>
-                    <w:rFonts w:ascii="Cambria Math" w:hAnsi="Cambria Math" w:cs="Arial"/>
-                    <w:lang w:val="en-US"/>
-                  </w:rPr>
-                  <m:t xml:space="preserve">short </m:t>
-                </m:r>
-              </m:sub>
-            </m:sSub>
-            <m:r>
-              <w:rPr>
-                <w:rFonts w:ascii="Cambria Math" w:hAnsi="Cambria Math" w:cs="Arial"/>
-                <w:lang w:val="en-US"/>
-              </w:rPr>
-              <m:t>+hyst</m:t>
-            </m:r>
-          </m:e>
-        </m:d>
-        <m:r>
-          <w:rPr>
-            <w:rFonts w:ascii="Cambria Math" w:hAnsi="Cambria Math" w:cs="Arial"/>
-            <w:lang w:val="en-US"/>
-          </w:rPr>
-          <m:t>)&lt; SM</m:t>
-        </m:r>
-        <m:sSub>
-          <m:sSubPr>
-            <m:ctrlPr>
-              <w:rPr>
-                <w:rFonts w:ascii="Cambria Math" w:hAnsi="Cambria Math" w:cs="Arial"/>
-                <w:i/>
-                <w:lang w:val="en-US"/>
-              </w:rPr>
-            </m:ctrlPr>
-          </m:sSubPr>
-          <m:e>
-            <m:r>
-              <w:rPr>
-                <w:rFonts w:ascii="Cambria Math" w:hAnsi="Cambria Math" w:cs="Arial"/>
-                <w:lang w:val="en-US"/>
-              </w:rPr>
-              <m:t>A</m:t>
-            </m:r>
-          </m:e>
-          <m:sub>
-            <m:r>
-              <w:rPr>
-                <w:rFonts w:ascii="Cambria Math" w:hAnsi="Cambria Math" w:cs="Arial"/>
-                <w:lang w:val="en-US"/>
-              </w:rPr>
-              <m:t>long</m:t>
-            </m:r>
-          </m:sub>
-        </m:sSub>
-        <m:r>
-          <w:rPr>
-            <w:rFonts w:ascii="Cambria Math" w:hAnsi="Cambria Math" w:cs="Arial"/>
-            <w:lang w:val="en-US"/>
-          </w:rPr>
-          <m:t>)</m:t>
-        </m:r>
-      </m:oMath>
-      <w:r>
-        <w:rPr>
-          <w:rFonts w:ascii="Arial" w:hAnsi="Arial" w:cs="Arial"/>
-          <w:lang w:val="en-US"/>
-        </w:rPr>
-        <w:t xml:space="preserve">  </w:t>
-      </w:r>
-    </w:p>
-    <w:p>
-      <w:pPr>
-        <w:pStyle w:val="Titre4"/>
-        <w:numPr>
-          <w:ilvl w:val="3"/>
-          <w:numId w:val="1"/>
-        </w:numPr>
-        <w:rPr>
-          <w:lang w:val="en-US"/>
-        </w:rPr>
-      </w:pPr>
-      <w:r>
-        <w:rPr>
-          <w:lang w:val="en-US"/>
-        </w:rPr>
-        <w:t>Short</w:t>
-      </w:r>
-    </w:p>
-    <w:p>
-      <w:pPr>
-        <w:pStyle w:val="Paragraphedeliste"/>
-        <w:numPr>
-          <w:ilvl w:val="4"/>
-          <w:numId w:val="1"/>
-        </w:numPr>
-        <w:rPr>
-          <w:rFonts w:asciiTheme="majorHAnsi" w:eastAsiaTheme="majorEastAsia" w:hAnsiTheme="majorHAnsi" w:cstheme="majorBidi"/>
-          <w:color w:val="70AD47" w:themeColor="accent6"/>
-          <w:sz w:val="22"/>
-          <w:szCs w:val="22"/>
-          <w:lang w:val="en-US"/>
-        </w:rPr>
-      </w:pPr>
-      <w:r>
-        <w:rPr>
-          <w:rFonts w:asciiTheme="majorHAnsi" w:eastAsiaTheme="majorEastAsia" w:hAnsiTheme="majorHAnsi" w:cstheme="majorBidi"/>
-          <w:color w:val="70AD47" w:themeColor="accent6"/>
-          <w:sz w:val="22"/>
-          <w:szCs w:val="22"/>
-          <w:lang w:val="en-US"/>
-        </w:rPr>
-        <w:t>Open Short</w:t>
-      </w:r>
-    </w:p>
-    <w:p>
-      <w:pPr>
-        <w:ind w:left="1800"/>
-        <w:rPr>
-          <w:lang w:val="en-US"/>
-        </w:rPr>
-      </w:pPr>
-      <w:r>
-        <w:rPr>
-          <w:lang w:val="en-US"/>
-        </w:rPr>
-        <w:t>Open Short</w:t>
-      </w:r>
-      <w:r>
-        <w:rPr>
-          <w:rFonts w:ascii="Arial" w:hAnsi="Arial" w:cs="Arial"/>
-          <w:lang w:val="en-US"/>
-        </w:rPr>
-        <w:t xml:space="preserve"> if </w:t>
-      </w:r>
-      <m:oMath>
-        <m:r>
-          <w:rPr>
-            <w:rFonts w:ascii="Cambria Math" w:hAnsi="Cambria Math" w:cs="Arial"/>
-            <w:lang w:val="en-US"/>
-          </w:rPr>
-          <m:t xml:space="preserve">( </m:t>
-        </m:r>
-        <m:d>
-          <m:dPr>
-            <m:ctrlPr>
-              <w:rPr>
-                <w:rFonts w:ascii="Cambria Math" w:hAnsi="Cambria Math" w:cs="Arial"/>
-                <w:i/>
-                <w:lang w:val="en-US"/>
-              </w:rPr>
-            </m:ctrlPr>
-          </m:dPr>
-          <m:e>
-            <m:r>
-              <w:rPr>
-                <w:rFonts w:ascii="Cambria Math" w:hAnsi="Cambria Math" w:cs="Arial"/>
-                <w:lang w:val="en-US"/>
-              </w:rPr>
-              <m:t>SM</m:t>
-            </m:r>
-            <m:sSub>
-              <m:sSubPr>
-                <m:ctrlPr>
-                  <w:rPr>
-                    <w:rFonts w:ascii="Cambria Math" w:hAnsi="Cambria Math" w:cs="Arial"/>
-                    <w:i/>
-                    <w:lang w:val="en-US"/>
-                  </w:rPr>
-                </m:ctrlPr>
-              </m:sSubPr>
-              <m:e>
-                <m:r>
-                  <w:rPr>
-                    <w:rFonts w:ascii="Cambria Math" w:hAnsi="Cambria Math" w:cs="Arial"/>
-                    <w:lang w:val="en-US"/>
-                  </w:rPr>
-                  <m:t>A</m:t>
-                </m:r>
-              </m:e>
-              <m:sub>
-                <m:r>
-                  <w:rPr>
-                    <w:rFonts w:ascii="Cambria Math" w:hAnsi="Cambria Math" w:cs="Arial"/>
-                    <w:lang w:val="en-US"/>
-                  </w:rPr>
-                  <m:t xml:space="preserve">short </m:t>
-                </m:r>
-              </m:sub>
-            </m:sSub>
-            <m:r>
-              <w:rPr>
-                <w:rFonts w:ascii="Cambria Math" w:hAnsi="Cambria Math" w:cs="Arial"/>
-                <w:lang w:val="en-US"/>
-              </w:rPr>
-              <m:t>+hyst</m:t>
-            </m:r>
-          </m:e>
-        </m:d>
-        <m:r>
-          <w:rPr>
-            <w:rFonts w:ascii="Cambria Math" w:hAnsi="Cambria Math" w:cs="Arial"/>
-            <w:lang w:val="en-US"/>
-          </w:rPr>
-          <m:t>)&lt; SM</m:t>
-        </m:r>
-        <m:sSub>
-          <m:sSubPr>
-            <m:ctrlPr>
-              <w:rPr>
-                <w:rFonts w:ascii="Cambria Math" w:hAnsi="Cambria Math" w:cs="Arial"/>
-                <w:i/>
-                <w:lang w:val="en-US"/>
-              </w:rPr>
-            </m:ctrlPr>
-          </m:sSubPr>
-          <m:e>
-            <m:r>
-              <w:rPr>
-                <w:rFonts w:ascii="Cambria Math" w:hAnsi="Cambria Math" w:cs="Arial"/>
-                <w:lang w:val="en-US"/>
-              </w:rPr>
-              <m:t>A</m:t>
-            </m:r>
-          </m:e>
-          <m:sub>
-            <m:r>
-              <w:rPr>
-                <w:rFonts w:ascii="Cambria Math" w:hAnsi="Cambria Math" w:cs="Arial"/>
-                <w:lang w:val="en-US"/>
-              </w:rPr>
-              <m:t>long</m:t>
-            </m:r>
-          </m:sub>
-        </m:sSub>
-        <m:r>
-          <w:rPr>
-            <w:rFonts w:ascii="Cambria Math" w:hAnsi="Cambria Math" w:cs="Arial"/>
-            <w:lang w:val="en-US"/>
-          </w:rPr>
-          <m:t>)</m:t>
-        </m:r>
-      </m:oMath>
-      <w:r>
-        <w:rPr>
-          <w:rFonts w:ascii="Arial" w:hAnsi="Arial" w:cs="Arial"/>
-          <w:lang w:val="en-US"/>
-        </w:rPr>
-        <w:t xml:space="preserve">  </w:t>
-      </w:r>
-    </w:p>
-    <w:p>
-      <w:pPr>
-        <w:pStyle w:val="Paragraphedeliste"/>
-        <w:numPr>
-          <w:ilvl w:val="4"/>
-          <w:numId w:val="1"/>
-        </w:numPr>
-        <w:rPr>
-          <w:lang w:val="en-US"/>
-        </w:rPr>
-      </w:pPr>
-      <w:r>
-        <w:rPr>
-          <w:rFonts w:asciiTheme="majorHAnsi" w:eastAsiaTheme="majorEastAsia" w:hAnsiTheme="majorHAnsi" w:cstheme="majorBidi"/>
-          <w:color w:val="70AD47" w:themeColor="accent6"/>
-          <w:sz w:val="22"/>
-          <w:szCs w:val="22"/>
-          <w:lang w:val="en-US"/>
-        </w:rPr>
-        <w:t>Close Short</w:t>
-      </w:r>
-    </w:p>
-    <w:p>
-      <w:pPr>
-        <w:ind w:left="1800"/>
-        <w:rPr>
-          <w:rFonts w:ascii="Arial" w:hAnsi="Arial" w:cs="Arial"/>
-          <w:lang w:val="en-US"/>
-        </w:rPr>
-      </w:pPr>
-      <w:r>
-        <w:rPr>
-          <w:rFonts w:ascii="Arial" w:hAnsi="Arial" w:cs="Arial"/>
-          <w:lang w:val="en-US"/>
-        </w:rPr>
-        <w:t>Close</w:t>
-      </w:r>
-      <w:r>
-        <w:rPr>
-          <w:rFonts w:ascii="Arial" w:hAnsi="Arial" w:cs="Arial"/>
-          <w:lang w:val="en-US"/>
-        </w:rPr>
-        <w:t xml:space="preserve"> </w:t>
-      </w:r>
-      <w:r>
-        <w:rPr>
-          <w:rFonts w:ascii="Arial" w:hAnsi="Arial" w:cs="Arial"/>
-          <w:lang w:val="en-US"/>
-        </w:rPr>
-        <w:t>Short</w:t>
-      </w:r>
-      <w:r>
-        <w:rPr>
-          <w:rFonts w:ascii="Arial" w:hAnsi="Arial" w:cs="Arial"/>
-          <w:lang w:val="en-US"/>
-        </w:rPr>
-        <w:t xml:space="preserve"> if :</w:t>
-      </w:r>
-      <w:r>
-        <w:rPr>
-          <w:lang w:val="en-US"/>
-        </w:rPr>
-        <w:t xml:space="preserve"> </w:t>
-      </w:r>
-      <m:oMath>
-        <m:r>
-          <w:rPr>
-            <w:rFonts w:ascii="Cambria Math" w:hAnsi="Cambria Math" w:cs="Arial"/>
-            <w:lang w:val="en-US"/>
-          </w:rPr>
-          <m:t>(SM</m:t>
-        </m:r>
-        <m:sSub>
-          <m:sSubPr>
-            <m:ctrlPr>
-              <w:rPr>
-                <w:rFonts w:ascii="Cambria Math" w:hAnsi="Cambria Math" w:cs="Arial"/>
-                <w:i/>
-                <w:lang w:val="en-US"/>
-              </w:rPr>
-            </m:ctrlPr>
-          </m:sSubPr>
-          <m:e>
-            <m:r>
-              <w:rPr>
-                <w:rFonts w:ascii="Cambria Math" w:hAnsi="Cambria Math" w:cs="Arial"/>
-                <w:lang w:val="en-US"/>
-              </w:rPr>
-              <m:t>A</m:t>
-            </m:r>
-          </m:e>
-          <m:sub>
-            <m:r>
-              <w:rPr>
-                <w:rFonts w:ascii="Cambria Math" w:hAnsi="Cambria Math" w:cs="Arial"/>
-                <w:lang w:val="en-US"/>
-              </w:rPr>
-              <m:t xml:space="preserve">short </m:t>
-            </m:r>
-          </m:sub>
-        </m:sSub>
-        <m:r>
-          <w:rPr>
-            <w:rFonts w:ascii="Cambria Math" w:hAnsi="Cambria Math" w:cs="Arial"/>
-            <w:lang w:val="en-US"/>
-          </w:rPr>
-          <m:t>&gt;</m:t>
-        </m:r>
-        <m:d>
-          <m:dPr>
-            <m:ctrlPr>
-              <w:rPr>
-                <w:rFonts w:ascii="Cambria Math" w:hAnsi="Cambria Math" w:cs="Arial"/>
-                <w:i/>
-                <w:lang w:val="en-US"/>
-              </w:rPr>
-            </m:ctrlPr>
-          </m:dPr>
-          <m:e>
-            <m:r>
-              <w:rPr>
-                <w:rFonts w:ascii="Cambria Math" w:hAnsi="Cambria Math" w:cs="Arial"/>
-                <w:lang w:val="en-US"/>
-              </w:rPr>
-              <m:t>SM</m:t>
-            </m:r>
-            <m:sSub>
-              <m:sSubPr>
-                <m:ctrlPr>
-                  <w:rPr>
-                    <w:rFonts w:ascii="Cambria Math" w:hAnsi="Cambria Math" w:cs="Arial"/>
-                    <w:i/>
-                    <w:lang w:val="en-US"/>
-                  </w:rPr>
-                </m:ctrlPr>
-              </m:sSubPr>
-              <m:e>
-                <m:r>
-                  <w:rPr>
-                    <w:rFonts w:ascii="Cambria Math" w:hAnsi="Cambria Math" w:cs="Arial"/>
-                    <w:lang w:val="en-US"/>
-                  </w:rPr>
-                  <m:t>A</m:t>
-                </m:r>
-              </m:e>
-              <m:sub>
-                <m:r>
-                  <w:rPr>
-                    <w:rFonts w:ascii="Cambria Math" w:hAnsi="Cambria Math" w:cs="Arial"/>
-                    <w:lang w:val="en-US"/>
-                  </w:rPr>
-                  <m:t>long</m:t>
-                </m:r>
-              </m:sub>
-            </m:sSub>
-            <m:r>
-              <w:rPr>
-                <w:rFonts w:ascii="Cambria Math" w:hAnsi="Cambria Math" w:cs="Arial"/>
-                <w:lang w:val="en-US"/>
-              </w:rPr>
-              <m:t>+</m:t>
-            </m:r>
-            <m:r>
-              <m:rPr>
-                <m:nor/>
-              </m:rPr>
-              <w:rPr>
-                <w:rFonts w:ascii="Cambria Math" w:hAnsi="Cambria Math" w:cs="Arial"/>
-                <w:lang w:val="en-US"/>
-              </w:rPr>
-              <m:t>hyst</m:t>
-            </m:r>
-          </m:e>
-        </m:d>
-        <m:r>
-          <w:rPr>
-            <w:rFonts w:ascii="Cambria Math" w:hAnsi="Cambria Math" w:cs="Arial"/>
-            <w:lang w:val="en-US"/>
-          </w:rPr>
-          <m:t>)</m:t>
-        </m:r>
-      </m:oMath>
-      <w:r>
-        <w:rPr>
-          <w:rFonts w:ascii="Arial" w:hAnsi="Arial" w:cs="Arial"/>
-          <w:lang w:val="en-US"/>
-        </w:rPr>
-        <w:t xml:space="preserve"> </w:t>
-      </w:r>
-    </w:p>
-    <w:p>
-      <w:pPr>
-        <w:pStyle w:val="Titre4"/>
-        <w:numPr>
-          <w:ilvl w:val="3"/>
-          <w:numId w:val="1"/>
-        </w:numPr>
-        <w:rPr>
-          <w:lang w:val="en-US"/>
-        </w:rPr>
-      </w:pPr>
-      <w:r>
-        <w:rPr>
-          <w:lang w:val="en-US"/>
-        </w:rPr>
-        <w:t xml:space="preserve"> </w:t>
-      </w:r>
-      <w:proofErr w:type="spellStart"/>
-      <w:r>
-        <w:rPr>
-          <w:lang w:val="en-US"/>
-        </w:rPr>
-        <w:t>Misc</w:t>
-      </w:r>
-      <w:proofErr w:type="spellEnd"/>
-    </w:p>
-    <w:p>
-      <w:pPr>
-        <w:ind w:left="1440"/>
-        <w:rPr>
-          <w:rFonts w:ascii="Arial" w:hAnsi="Arial" w:cs="Arial"/>
-          <w:lang w:val="en-US"/>
-        </w:rPr>
-      </w:pPr>
-      <w:r>
-        <w:rPr>
-          <w:rFonts w:ascii="Arial" w:hAnsi="Arial" w:cs="Arial"/>
-          <w:lang w:val="en-US"/>
-        </w:rPr>
-        <w:t xml:space="preserve">Always active on the market as : </w:t>
-      </w:r>
-    </w:p>
-    <w:p>
-      <w:pPr>
-        <w:pStyle w:val="Paragraphedeliste"/>
+        <w:rPr>
+          <w:rFonts w:ascii="Arial" w:hAnsi="Arial" w:cs="Arial"/>
+          <w:lang w:val="en-US"/>
+        </w:rPr>
+      </w:pPr>
+    </w:p>
+    <w:p>
+      <w:pPr>
+        <w:rPr>
+          <w:rFonts w:ascii="Arial" w:hAnsi="Arial" w:cs="Arial"/>
+          <w:lang w:val="en-US"/>
+        </w:rPr>
+      </w:pPr>
+    </w:p>
+    <w:p>
+      <w:pPr>
+        <w:pStyle w:val="Titre1"/>
         <w:numPr>
           <w:ilvl w:val="0"/>
-          <w:numId w:val="4"/>
-        </w:numPr>
-        <w:rPr>
-          <w:rFonts w:ascii="Arial" w:hAnsi="Arial" w:cs="Arial"/>
-          <w:lang w:val="en-US"/>
-        </w:rPr>
-      </w:pPr>
-      <w:r>
-        <w:rPr>
-          <w:rFonts w:ascii="Arial" w:hAnsi="Arial" w:cs="Arial"/>
-          <w:lang w:val="en-US"/>
-        </w:rPr>
-        <w:t>Close Long =&gt; Open Short</w:t>
-      </w:r>
-    </w:p>
-    <w:p>
-      <w:pPr>
-        <w:pStyle w:val="Paragraphedeliste"/>
-        <w:numPr>
-          <w:ilvl w:val="0"/>
-          <w:numId w:val="4"/>
-        </w:numPr>
-        <w:rPr>
-          <w:rFonts w:ascii="Arial" w:hAnsi="Arial" w:cs="Arial"/>
-          <w:lang w:val="en-US"/>
-        </w:rPr>
-      </w:pPr>
-      <w:r>
-        <w:rPr>
-          <w:rFonts w:ascii="Arial" w:hAnsi="Arial" w:cs="Arial"/>
-          <w:lang w:val="en-US"/>
-        </w:rPr>
-        <w:t>Close Short =&gt; Open Long</w:t>
-      </w:r>
-    </w:p>
-    <w:p>
-      <w:pPr>
-        <w:rPr>
-          <w:rFonts w:ascii="Arial" w:hAnsi="Arial" w:cs="Arial"/>
-          <w:lang w:val="en-US"/>
-        </w:rPr>
-      </w:pPr>
-    </w:p>
-    <w:p>
-      <w:pPr>
-        <w:pStyle w:val="Titre1"/>
-        <w:numPr>
-          <w:ilvl w:val="0"/>
-          <w:numId w:val="1"/>
-        </w:numPr>
-        <w:rPr>
-          <w:rFonts w:ascii="Arial" w:hAnsi="Arial" w:cs="Arial"/>
-          <w:lang w:val="en-US"/>
-        </w:rPr>
-      </w:pPr>
-      <w:r>
-        <w:rPr>
-          <w:rFonts w:ascii="Arial" w:hAnsi="Arial" w:cs="Arial"/>
-          <w:lang w:val="en-US"/>
-        </w:rPr>
-        <w:t>Strategy Three MM crossover</w:t>
-      </w:r>
-    </w:p>
-    <w:p>
-      <w:pPr>
-        <w:rPr>
-          <w:lang w:val="en-US"/>
-        </w:rPr>
-      </w:pPr>
-    </w:p>
-    <w:p>
-      <w:pPr>
-        <w:pStyle w:val="Titre4"/>
-        <w:numPr>
-          <w:ilvl w:val="2"/>
-          <w:numId w:val="1"/>
-        </w:numPr>
-        <w:rPr>
-          <w:rFonts w:ascii="Arial" w:hAnsi="Arial" w:cs="Arial"/>
-          <w:lang w:val="en-US"/>
-        </w:rPr>
-      </w:pPr>
-      <w:r>
-        <w:rPr>
-          <w:rFonts w:ascii="Arial" w:hAnsi="Arial" w:cs="Arial"/>
-          <w:lang w:val="en-US"/>
-        </w:rPr>
-        <w:t>Implementation</w:t>
-      </w:r>
-    </w:p>
-    <w:p>
-      <w:pPr>
-        <w:pStyle w:val="Titre4"/>
-        <w:numPr>
-          <w:ilvl w:val="2"/>
-          <w:numId w:val="1"/>
-        </w:numPr>
-        <w:rPr>
-          <w:rFonts w:ascii="Arial" w:hAnsi="Arial" w:cs="Arial"/>
-          <w:lang w:val="en-US"/>
-        </w:rPr>
-      </w:pPr>
-      <w:r>
-        <w:rPr>
-          <w:rFonts w:ascii="Arial" w:hAnsi="Arial" w:cs="Arial"/>
-          <w:lang w:val="en-US"/>
-        </w:rPr>
-        <w:t>H1</w:t>
-      </w:r>
-    </w:p>
-    <w:p>
-      <w:pPr>
-        <w:pStyle w:val="Paragraphedeliste"/>
-        <w:numPr>
-          <w:ilvl w:val="3"/>
-          <w:numId w:val="1"/>
-        </w:numPr>
-        <w:rPr>
-          <w:rFonts w:ascii="Arial" w:eastAsiaTheme="majorEastAsia" w:hAnsi="Arial" w:cs="Arial"/>
-          <w:color w:val="70AD47" w:themeColor="accent6"/>
-          <w:sz w:val="22"/>
-          <w:szCs w:val="22"/>
-          <w:lang w:val="en-US"/>
-        </w:rPr>
-      </w:pPr>
-      <w:r>
-        <w:rPr>
-          <w:rFonts w:ascii="Arial" w:eastAsiaTheme="majorEastAsia" w:hAnsi="Arial" w:cs="Arial"/>
-          <w:color w:val="70AD47" w:themeColor="accent6"/>
-          <w:sz w:val="22"/>
-          <w:szCs w:val="22"/>
-          <w:lang w:val="en-US"/>
-        </w:rPr>
-        <w:t>Returns</w:t>
-      </w:r>
-    </w:p>
-    <w:p>
-      <w:pPr>
-        <w:pStyle w:val="Paragraphedeliste"/>
-        <w:numPr>
-          <w:ilvl w:val="3"/>
-          <w:numId w:val="1"/>
-        </w:numPr>
-        <w:rPr>
-          <w:rFonts w:ascii="Arial" w:eastAsiaTheme="majorEastAsia" w:hAnsi="Arial" w:cs="Arial"/>
-          <w:color w:val="70AD47" w:themeColor="accent6"/>
-          <w:sz w:val="22"/>
-          <w:szCs w:val="22"/>
-          <w:lang w:val="en-US"/>
-        </w:rPr>
-      </w:pPr>
-      <w:r>
-        <w:rPr>
-          <w:rFonts w:ascii="Arial" w:eastAsiaTheme="majorEastAsia" w:hAnsi="Arial" w:cs="Arial"/>
-          <w:color w:val="70AD47" w:themeColor="accent6"/>
-          <w:sz w:val="22"/>
-          <w:szCs w:val="22"/>
-          <w:lang w:val="en-US"/>
-        </w:rPr>
-        <w:t>Mql5 returns</w:t>
-      </w:r>
-    </w:p>
-    <w:p>
-      <w:pPr>
-        <w:pStyle w:val="Paragraphedeliste"/>
-        <w:numPr>
-          <w:ilvl w:val="3"/>
-          <w:numId w:val="1"/>
-        </w:numPr>
-        <w:rPr>
-          <w:rFonts w:ascii="Arial" w:eastAsiaTheme="majorEastAsia" w:hAnsi="Arial" w:cs="Arial"/>
-          <w:color w:val="70AD47" w:themeColor="accent6"/>
-          <w:sz w:val="22"/>
-          <w:szCs w:val="22"/>
-          <w:lang w:val="en-US"/>
-        </w:rPr>
-      </w:pPr>
-      <w:r>
-        <w:rPr>
-          <w:rFonts w:ascii="Arial" w:eastAsiaTheme="majorEastAsia" w:hAnsi="Arial" w:cs="Arial"/>
-          <w:color w:val="70AD47" w:themeColor="accent6"/>
-          <w:sz w:val="22"/>
-          <w:szCs w:val="22"/>
-          <w:lang w:val="en-US"/>
-        </w:rPr>
-        <w:t>Python returns</w:t>
-      </w:r>
-    </w:p>
-    <w:p>
-      <w:pPr>
-        <w:pStyle w:val="Paragraphedeliste"/>
-        <w:numPr>
-          <w:ilvl w:val="3"/>
-          <w:numId w:val="1"/>
-        </w:numPr>
-        <w:rPr>
-          <w:rFonts w:ascii="Arial" w:eastAsiaTheme="majorEastAsia" w:hAnsi="Arial" w:cs="Arial"/>
-          <w:color w:val="70AD47" w:themeColor="accent6"/>
-          <w:sz w:val="22"/>
-          <w:szCs w:val="22"/>
-          <w:lang w:val="en-US"/>
-        </w:rPr>
-      </w:pPr>
-      <w:r>
-        <w:rPr>
-          <w:rFonts w:ascii="Arial" w:eastAsiaTheme="majorEastAsia" w:hAnsi="Arial" w:cs="Arial"/>
-          <w:color w:val="70AD47" w:themeColor="accent6"/>
-          <w:sz w:val="22"/>
-          <w:szCs w:val="22"/>
-          <w:lang w:val="en-US"/>
-        </w:rPr>
-        <w:t>Python correlations</w:t>
-      </w:r>
-    </w:p>
-    <w:p>
-      <w:pPr>
-        <w:pStyle w:val="Paragraphedeliste"/>
-        <w:numPr>
-          <w:ilvl w:val="3"/>
-          <w:numId w:val="1"/>
-        </w:numPr>
-        <w:rPr>
-          <w:rFonts w:ascii="Arial" w:eastAsiaTheme="majorEastAsia" w:hAnsi="Arial" w:cs="Arial"/>
-          <w:color w:val="70AD47" w:themeColor="accent6"/>
-          <w:sz w:val="22"/>
-          <w:szCs w:val="22"/>
-          <w:lang w:val="en-US"/>
-        </w:rPr>
-      </w:pPr>
-      <w:r>
-        <w:rPr>
-          <w:rFonts w:ascii="Arial" w:eastAsiaTheme="majorEastAsia" w:hAnsi="Arial" w:cs="Arial"/>
-          <w:color w:val="70AD47" w:themeColor="accent6"/>
-          <w:sz w:val="22"/>
-          <w:szCs w:val="22"/>
-          <w:lang w:val="en-US"/>
-        </w:rPr>
-        <w:t>Python SL/TP Histogram</w:t>
-      </w:r>
-    </w:p>
-    <w:p>
-      <w:pPr>
-        <w:pStyle w:val="Paragraphedeliste"/>
-        <w:numPr>
-          <w:ilvl w:val="3"/>
-          <w:numId w:val="1"/>
-        </w:numPr>
-        <w:rPr>
-          <w:rFonts w:ascii="Arial" w:eastAsiaTheme="majorEastAsia" w:hAnsi="Arial" w:cs="Arial"/>
-          <w:color w:val="70AD47" w:themeColor="accent6"/>
-          <w:sz w:val="22"/>
-          <w:szCs w:val="22"/>
-          <w:lang w:val="en-US"/>
-        </w:rPr>
-      </w:pPr>
-      <w:r>
-        <w:rPr>
-          <w:rFonts w:ascii="Arial" w:eastAsiaTheme="majorEastAsia" w:hAnsi="Arial" w:cs="Arial"/>
-          <w:color w:val="70AD47" w:themeColor="accent6"/>
-          <w:sz w:val="22"/>
-          <w:szCs w:val="22"/>
-          <w:lang w:val="en-US"/>
-        </w:rPr>
-        <w:lastRenderedPageBreak/>
-        <w:t>Python trade duration</w:t>
-      </w:r>
-    </w:p>
-    <w:p>
-      <w:pPr>
-        <w:pStyle w:val="Titre4"/>
-        <w:numPr>
-          <w:ilvl w:val="2"/>
-          <w:numId w:val="1"/>
-        </w:numPr>
-        <w:rPr>
-          <w:rFonts w:ascii="Arial" w:hAnsi="Arial" w:cs="Arial"/>
-          <w:lang w:val="en-US"/>
-        </w:rPr>
-      </w:pPr>
-      <w:r>
-        <w:rPr>
-          <w:rFonts w:ascii="Arial" w:hAnsi="Arial" w:cs="Arial"/>
-          <w:lang w:val="en-US"/>
-        </w:rPr>
-        <w:t>H4</w:t>
-      </w:r>
-    </w:p>
-    <w:p>
-      <w:pPr>
-        <w:pStyle w:val="Titre4"/>
-        <w:numPr>
-          <w:ilvl w:val="3"/>
-          <w:numId w:val="1"/>
-        </w:numPr>
-        <w:rPr>
-          <w:rFonts w:ascii="Arial" w:hAnsi="Arial" w:cs="Arial"/>
-          <w:lang w:val="en-US"/>
-        </w:rPr>
-      </w:pPr>
-      <w:r>
-        <w:rPr>
-          <w:rFonts w:ascii="Arial" w:hAnsi="Arial" w:cs="Arial"/>
-          <w:lang w:val="en-US"/>
-        </w:rPr>
-        <w:t>Returns</w:t>
-      </w:r>
-    </w:p>
-    <w:p>
-      <w:pPr>
-        <w:pStyle w:val="Paragraphedeliste"/>
-        <w:numPr>
-          <w:ilvl w:val="3"/>
-          <w:numId w:val="1"/>
-        </w:numPr>
-        <w:rPr>
-          <w:rFonts w:ascii="Arial" w:eastAsiaTheme="majorEastAsia" w:hAnsi="Arial" w:cs="Arial"/>
-          <w:color w:val="70AD47" w:themeColor="accent6"/>
-          <w:sz w:val="22"/>
-          <w:szCs w:val="22"/>
-          <w:lang w:val="en-US"/>
-        </w:rPr>
-      </w:pPr>
-      <w:r>
-        <w:rPr>
-          <w:rFonts w:ascii="Arial" w:eastAsiaTheme="majorEastAsia" w:hAnsi="Arial" w:cs="Arial"/>
-          <w:color w:val="70AD47" w:themeColor="accent6"/>
-          <w:sz w:val="22"/>
-          <w:szCs w:val="22"/>
-          <w:lang w:val="en-US"/>
-        </w:rPr>
-        <w:t>Mql5 returns</w:t>
-      </w:r>
-    </w:p>
-    <w:p>
-      <w:pPr>
-        <w:pStyle w:val="Paragraphedeliste"/>
-        <w:numPr>
-          <w:ilvl w:val="3"/>
-          <w:numId w:val="1"/>
-        </w:numPr>
-        <w:rPr>
-          <w:rFonts w:ascii="Arial" w:eastAsiaTheme="majorEastAsia" w:hAnsi="Arial" w:cs="Arial"/>
-          <w:color w:val="70AD47" w:themeColor="accent6"/>
-          <w:sz w:val="22"/>
-          <w:szCs w:val="22"/>
-          <w:lang w:val="en-US"/>
-        </w:rPr>
-      </w:pPr>
-      <w:r>
-        <w:rPr>
-          <w:rFonts w:ascii="Arial" w:eastAsiaTheme="majorEastAsia" w:hAnsi="Arial" w:cs="Arial"/>
-          <w:color w:val="70AD47" w:themeColor="accent6"/>
-          <w:sz w:val="22"/>
-          <w:szCs w:val="22"/>
-          <w:lang w:val="en-US"/>
-        </w:rPr>
-        <w:t>Python returns</w:t>
-      </w:r>
-    </w:p>
-    <w:p>
-      <w:pPr>
-        <w:pStyle w:val="Paragraphedeliste"/>
-        <w:numPr>
-          <w:ilvl w:val="3"/>
-          <w:numId w:val="1"/>
-        </w:numPr>
-        <w:rPr>
-          <w:rFonts w:ascii="Arial" w:eastAsiaTheme="majorEastAsia" w:hAnsi="Arial" w:cs="Arial"/>
-          <w:color w:val="70AD47" w:themeColor="accent6"/>
-          <w:sz w:val="22"/>
-          <w:szCs w:val="22"/>
-          <w:lang w:val="en-US"/>
-        </w:rPr>
-      </w:pPr>
-      <w:r>
-        <w:rPr>
-          <w:rFonts w:ascii="Arial" w:eastAsiaTheme="majorEastAsia" w:hAnsi="Arial" w:cs="Arial"/>
-          <w:color w:val="70AD47" w:themeColor="accent6"/>
-          <w:sz w:val="22"/>
-          <w:szCs w:val="22"/>
-          <w:lang w:val="en-US"/>
-        </w:rPr>
-        <w:t>Python correlations</w:t>
-      </w:r>
-    </w:p>
-    <w:p>
-      <w:pPr>
-        <w:pStyle w:val="Paragraphedeliste"/>
-        <w:numPr>
-          <w:ilvl w:val="3"/>
-          <w:numId w:val="1"/>
-        </w:numPr>
-        <w:rPr>
-          <w:rFonts w:ascii="Arial" w:eastAsiaTheme="majorEastAsia" w:hAnsi="Arial" w:cs="Arial"/>
-          <w:color w:val="70AD47" w:themeColor="accent6"/>
-          <w:sz w:val="22"/>
-          <w:szCs w:val="22"/>
-          <w:lang w:val="en-US"/>
-        </w:rPr>
-      </w:pPr>
-      <w:r>
-        <w:rPr>
-          <w:rFonts w:ascii="Arial" w:eastAsiaTheme="majorEastAsia" w:hAnsi="Arial" w:cs="Arial"/>
-          <w:color w:val="70AD47" w:themeColor="accent6"/>
-          <w:sz w:val="22"/>
-          <w:szCs w:val="22"/>
-          <w:lang w:val="en-US"/>
-        </w:rPr>
-        <w:t>Python SL/TP Histogram</w:t>
-      </w:r>
-    </w:p>
-    <w:p>
-      <w:pPr>
-        <w:pStyle w:val="Paragraphedeliste"/>
-        <w:numPr>
-          <w:ilvl w:val="3"/>
-          <w:numId w:val="1"/>
-        </w:numPr>
-        <w:rPr>
-          <w:rFonts w:ascii="Arial" w:eastAsiaTheme="majorEastAsia" w:hAnsi="Arial" w:cs="Arial"/>
-          <w:color w:val="70AD47" w:themeColor="accent6"/>
-          <w:sz w:val="22"/>
-          <w:szCs w:val="22"/>
-          <w:lang w:val="en-US"/>
-        </w:rPr>
-      </w:pPr>
-      <w:r>
-        <w:rPr>
-          <w:rFonts w:ascii="Arial" w:eastAsiaTheme="majorEastAsia" w:hAnsi="Arial" w:cs="Arial"/>
-          <w:color w:val="70AD47" w:themeColor="accent6"/>
-          <w:sz w:val="22"/>
-          <w:szCs w:val="22"/>
-          <w:lang w:val="en-US"/>
-        </w:rPr>
-        <w:t>Python trade duration</w:t>
-      </w:r>
-    </w:p>
-    <w:p>
-      <w:pPr>
-        <w:pStyle w:val="Titre4"/>
-        <w:numPr>
-          <w:ilvl w:val="2"/>
-          <w:numId w:val="1"/>
-        </w:numPr>
-        <w:rPr>
-          <w:rFonts w:ascii="Arial" w:hAnsi="Arial" w:cs="Arial"/>
-          <w:lang w:val="en-US"/>
-        </w:rPr>
-      </w:pPr>
-      <w:r>
-        <w:rPr>
-          <w:rFonts w:ascii="Arial" w:hAnsi="Arial" w:cs="Arial"/>
-          <w:lang w:val="en-US"/>
-        </w:rPr>
-        <w:t>D1</w:t>
-      </w:r>
-    </w:p>
-    <w:p>
-      <w:pPr>
-        <w:pStyle w:val="Titre4"/>
-        <w:numPr>
-          <w:ilvl w:val="3"/>
-          <w:numId w:val="1"/>
-        </w:numPr>
-        <w:rPr>
-          <w:rFonts w:ascii="Arial" w:hAnsi="Arial" w:cs="Arial"/>
-          <w:lang w:val="en-US"/>
-        </w:rPr>
-      </w:pPr>
-      <w:r>
-        <w:rPr>
-          <w:rFonts w:ascii="Arial" w:hAnsi="Arial" w:cs="Arial"/>
-          <w:lang w:val="en-US"/>
-        </w:rPr>
-        <w:t>Returns</w:t>
-      </w:r>
-    </w:p>
-    <w:p>
-      <w:pPr>
-        <w:pStyle w:val="Paragraphedeliste"/>
-        <w:numPr>
-          <w:ilvl w:val="3"/>
-          <w:numId w:val="1"/>
-        </w:numPr>
-        <w:rPr>
-          <w:rFonts w:ascii="Arial" w:eastAsiaTheme="majorEastAsia" w:hAnsi="Arial" w:cs="Arial"/>
-          <w:color w:val="70AD47" w:themeColor="accent6"/>
-          <w:sz w:val="22"/>
-          <w:szCs w:val="22"/>
-          <w:lang w:val="en-US"/>
-        </w:rPr>
-      </w:pPr>
-      <w:r>
-        <w:rPr>
-          <w:rFonts w:ascii="Arial" w:eastAsiaTheme="majorEastAsia" w:hAnsi="Arial" w:cs="Arial"/>
-          <w:color w:val="70AD47" w:themeColor="accent6"/>
-          <w:sz w:val="22"/>
-          <w:szCs w:val="22"/>
-          <w:lang w:val="en-US"/>
-        </w:rPr>
-        <w:t>Mql5 returns</w:t>
-      </w:r>
-    </w:p>
-    <w:p>
-      <w:pPr>
-        <w:pStyle w:val="Paragraphedeliste"/>
-        <w:numPr>
-          <w:ilvl w:val="3"/>
-          <w:numId w:val="1"/>
-        </w:numPr>
-        <w:rPr>
-          <w:rFonts w:ascii="Arial" w:eastAsiaTheme="majorEastAsia" w:hAnsi="Arial" w:cs="Arial"/>
-          <w:color w:val="70AD47" w:themeColor="accent6"/>
-          <w:sz w:val="22"/>
-          <w:szCs w:val="22"/>
-          <w:lang w:val="en-US"/>
-        </w:rPr>
-      </w:pPr>
-      <w:r>
-        <w:rPr>
-          <w:rFonts w:ascii="Arial" w:eastAsiaTheme="majorEastAsia" w:hAnsi="Arial" w:cs="Arial"/>
-          <w:color w:val="70AD47" w:themeColor="accent6"/>
-          <w:sz w:val="22"/>
-          <w:szCs w:val="22"/>
-          <w:lang w:val="en-US"/>
-        </w:rPr>
-        <w:t>Python returns</w:t>
-      </w:r>
-    </w:p>
-    <w:p>
-      <w:pPr>
-        <w:pStyle w:val="Paragraphedeliste"/>
-        <w:numPr>
-          <w:ilvl w:val="3"/>
-          <w:numId w:val="1"/>
-        </w:numPr>
-        <w:rPr>
-          <w:rFonts w:ascii="Arial" w:eastAsiaTheme="majorEastAsia" w:hAnsi="Arial" w:cs="Arial"/>
-          <w:color w:val="70AD47" w:themeColor="accent6"/>
-          <w:sz w:val="22"/>
-          <w:szCs w:val="22"/>
-          <w:lang w:val="en-US"/>
-        </w:rPr>
-      </w:pPr>
-      <w:r>
-        <w:rPr>
-          <w:rFonts w:ascii="Arial" w:eastAsiaTheme="majorEastAsia" w:hAnsi="Arial" w:cs="Arial"/>
-          <w:color w:val="70AD47" w:themeColor="accent6"/>
-          <w:sz w:val="22"/>
-          <w:szCs w:val="22"/>
-          <w:lang w:val="en-US"/>
-        </w:rPr>
-        <w:t>Python correlations</w:t>
-      </w:r>
-    </w:p>
-    <w:p>
-      <w:pPr>
-        <w:pStyle w:val="Paragraphedeliste"/>
-        <w:numPr>
-          <w:ilvl w:val="3"/>
-          <w:numId w:val="1"/>
-        </w:numPr>
-        <w:rPr>
-          <w:rFonts w:ascii="Arial" w:eastAsiaTheme="majorEastAsia" w:hAnsi="Arial" w:cs="Arial"/>
-          <w:color w:val="70AD47" w:themeColor="accent6"/>
-          <w:sz w:val="22"/>
-          <w:szCs w:val="22"/>
-          <w:lang w:val="en-US"/>
-        </w:rPr>
-      </w:pPr>
-      <w:r>
-        <w:rPr>
-          <w:rFonts w:ascii="Arial" w:eastAsiaTheme="majorEastAsia" w:hAnsi="Arial" w:cs="Arial"/>
-          <w:color w:val="70AD47" w:themeColor="accent6"/>
-          <w:sz w:val="22"/>
-          <w:szCs w:val="22"/>
-          <w:lang w:val="en-US"/>
-        </w:rPr>
-        <w:t>Python SL/TP Histogram</w:t>
-      </w:r>
-    </w:p>
-    <w:p>
-      <w:pPr>
-        <w:pStyle w:val="Paragraphedeliste"/>
-        <w:numPr>
-          <w:ilvl w:val="3"/>
-          <w:numId w:val="1"/>
-        </w:numPr>
-        <w:rPr>
-          <w:rFonts w:ascii="Arial" w:eastAsiaTheme="majorEastAsia" w:hAnsi="Arial" w:cs="Arial"/>
-          <w:color w:val="70AD47" w:themeColor="accent6"/>
-          <w:sz w:val="22"/>
-          <w:szCs w:val="22"/>
-          <w:lang w:val="en-US"/>
-        </w:rPr>
-      </w:pPr>
-      <w:r>
-        <w:rPr>
-          <w:rFonts w:ascii="Arial" w:eastAsiaTheme="majorEastAsia" w:hAnsi="Arial" w:cs="Arial"/>
-          <w:color w:val="70AD47" w:themeColor="accent6"/>
-          <w:sz w:val="22"/>
-          <w:szCs w:val="22"/>
-          <w:lang w:val="en-US"/>
-        </w:rPr>
-        <w:t>Python trade duration</w:t>
-      </w:r>
-    </w:p>
-    <w:p>
-      <w:pPr>
-        <w:pStyle w:val="Titre4"/>
-        <w:numPr>
-          <w:ilvl w:val="2"/>
-          <w:numId w:val="1"/>
-        </w:numPr>
-        <w:rPr>
-          <w:rFonts w:ascii="Arial" w:hAnsi="Arial" w:cs="Arial"/>
-          <w:lang w:val="en-US"/>
-        </w:rPr>
-      </w:pPr>
-      <w:r>
-        <w:rPr>
-          <w:rFonts w:ascii="Arial" w:hAnsi="Arial" w:cs="Arial"/>
-          <w:lang w:val="en-US"/>
-        </w:rPr>
-        <w:t>W1</w:t>
-      </w:r>
-    </w:p>
-    <w:p>
-      <w:pPr>
-        <w:pStyle w:val="Titre4"/>
-        <w:numPr>
-          <w:ilvl w:val="3"/>
-          <w:numId w:val="1"/>
-        </w:numPr>
-        <w:rPr>
-          <w:rFonts w:ascii="Arial" w:hAnsi="Arial" w:cs="Arial"/>
-          <w:lang w:val="en-US"/>
-        </w:rPr>
-      </w:pPr>
-      <w:r>
-        <w:rPr>
-          <w:rFonts w:ascii="Arial" w:hAnsi="Arial" w:cs="Arial"/>
-          <w:lang w:val="en-US"/>
-        </w:rPr>
-        <w:t>Returns</w:t>
-      </w:r>
-    </w:p>
-    <w:p>
-      <w:pPr>
-        <w:pStyle w:val="Paragraphedeliste"/>
-        <w:numPr>
-          <w:ilvl w:val="3"/>
-          <w:numId w:val="1"/>
-        </w:numPr>
-        <w:rPr>
-          <w:rFonts w:ascii="Arial" w:eastAsiaTheme="majorEastAsia" w:hAnsi="Arial" w:cs="Arial"/>
-          <w:color w:val="70AD47" w:themeColor="accent6"/>
-          <w:sz w:val="22"/>
-          <w:szCs w:val="22"/>
-          <w:lang w:val="en-US"/>
-        </w:rPr>
-      </w:pPr>
-      <w:r>
-        <w:rPr>
-          <w:rFonts w:ascii="Arial" w:eastAsiaTheme="majorEastAsia" w:hAnsi="Arial" w:cs="Arial"/>
-          <w:color w:val="70AD47" w:themeColor="accent6"/>
-          <w:sz w:val="22"/>
-          <w:szCs w:val="22"/>
-          <w:lang w:val="en-US"/>
-        </w:rPr>
-        <w:t>Mql5 returns</w:t>
-      </w:r>
-    </w:p>
-    <w:p>
-      <w:pPr>
-        <w:pStyle w:val="Paragraphedeliste"/>
-        <w:numPr>
-          <w:ilvl w:val="3"/>
-          <w:numId w:val="1"/>
-        </w:numPr>
-        <w:rPr>
-          <w:rFonts w:ascii="Arial" w:eastAsiaTheme="majorEastAsia" w:hAnsi="Arial" w:cs="Arial"/>
-          <w:color w:val="70AD47" w:themeColor="accent6"/>
-          <w:sz w:val="22"/>
-          <w:szCs w:val="22"/>
-          <w:lang w:val="en-US"/>
-        </w:rPr>
-      </w:pPr>
-      <w:r>
-        <w:rPr>
-          <w:rFonts w:ascii="Arial" w:eastAsiaTheme="majorEastAsia" w:hAnsi="Arial" w:cs="Arial"/>
-          <w:color w:val="70AD47" w:themeColor="accent6"/>
-          <w:sz w:val="22"/>
-          <w:szCs w:val="22"/>
-          <w:lang w:val="en-US"/>
-        </w:rPr>
-        <w:t>Python returns</w:t>
-      </w:r>
-    </w:p>
-    <w:p>
-      <w:pPr>
-        <w:pStyle w:val="Paragraphedeliste"/>
-        <w:numPr>
-          <w:ilvl w:val="3"/>
-          <w:numId w:val="1"/>
-        </w:numPr>
-        <w:rPr>
-          <w:rFonts w:ascii="Arial" w:eastAsiaTheme="majorEastAsia" w:hAnsi="Arial" w:cs="Arial"/>
-          <w:color w:val="70AD47" w:themeColor="accent6"/>
-          <w:sz w:val="22"/>
-          <w:szCs w:val="22"/>
-          <w:lang w:val="en-US"/>
-        </w:rPr>
-      </w:pPr>
-      <w:r>
-        <w:rPr>
-          <w:rFonts w:ascii="Arial" w:eastAsiaTheme="majorEastAsia" w:hAnsi="Arial" w:cs="Arial"/>
-          <w:color w:val="70AD47" w:themeColor="accent6"/>
-          <w:sz w:val="22"/>
-          <w:szCs w:val="22"/>
-          <w:lang w:val="en-US"/>
-        </w:rPr>
-        <w:t>Python correlations</w:t>
-      </w:r>
-    </w:p>
-    <w:p>
-      <w:pPr>
-        <w:pStyle w:val="Paragraphedeliste"/>
-        <w:numPr>
-          <w:ilvl w:val="3"/>
-          <w:numId w:val="1"/>
-        </w:numPr>
-        <w:rPr>
-          <w:rFonts w:ascii="Arial" w:eastAsiaTheme="majorEastAsia" w:hAnsi="Arial" w:cs="Arial"/>
-          <w:color w:val="70AD47" w:themeColor="accent6"/>
-          <w:sz w:val="22"/>
-          <w:szCs w:val="22"/>
-          <w:lang w:val="en-US"/>
-        </w:rPr>
-      </w:pPr>
-      <w:r>
-        <w:rPr>
-          <w:rFonts w:ascii="Arial" w:eastAsiaTheme="majorEastAsia" w:hAnsi="Arial" w:cs="Arial"/>
-          <w:color w:val="70AD47" w:themeColor="accent6"/>
-          <w:sz w:val="22"/>
-          <w:szCs w:val="22"/>
-          <w:lang w:val="en-US"/>
-        </w:rPr>
-        <w:t>Python SL/TP Histogram</w:t>
-      </w:r>
-    </w:p>
-    <w:p>
-      <w:pPr>
-        <w:pStyle w:val="Paragraphedeliste"/>
-        <w:numPr>
-          <w:ilvl w:val="3"/>
-          <w:numId w:val="1"/>
-        </w:numPr>
-        <w:rPr>
-          <w:rFonts w:ascii="Arial" w:eastAsiaTheme="majorEastAsia" w:hAnsi="Arial" w:cs="Arial"/>
-          <w:color w:val="70AD47" w:themeColor="accent6"/>
-          <w:sz w:val="22"/>
-          <w:szCs w:val="22"/>
-          <w:lang w:val="en-US"/>
-        </w:rPr>
-      </w:pPr>
-      <w:r>
-        <w:rPr>
-          <w:rFonts w:ascii="Arial" w:eastAsiaTheme="majorEastAsia" w:hAnsi="Arial" w:cs="Arial"/>
-          <w:color w:val="70AD47" w:themeColor="accent6"/>
-          <w:sz w:val="22"/>
-          <w:szCs w:val="22"/>
-          <w:lang w:val="en-US"/>
-        </w:rPr>
-        <w:t>Python trade duration</w:t>
-      </w:r>
-    </w:p>
-    <w:p>
-      <w:pPr>
-        <w:pStyle w:val="Paragraphedeliste"/>
-        <w:numPr>
-          <w:ilvl w:val="3"/>
-          <w:numId w:val="1"/>
-        </w:numPr>
-        <w:rPr>
-          <w:rFonts w:ascii="Arial" w:eastAsiaTheme="majorEastAsia" w:hAnsi="Arial" w:cs="Arial"/>
-          <w:color w:val="70AD47" w:themeColor="accent6"/>
-          <w:sz w:val="22"/>
-          <w:szCs w:val="22"/>
-          <w:lang w:val="en-US"/>
-        </w:rPr>
-      </w:pPr>
-      <w:r>
-        <w:rPr>
-          <w:rFonts w:ascii="Arial" w:eastAsiaTheme="majorEastAsia" w:hAnsi="Arial" w:cs="Arial"/>
-          <w:color w:val="70AD47" w:themeColor="accent6"/>
-          <w:sz w:val="22"/>
-          <w:szCs w:val="22"/>
-          <w:lang w:val="en-US"/>
-        </w:rPr>
-        <w:t>Python trade duration</w:t>
-      </w:r>
-    </w:p>
-    <w:p>
-      <w:pPr>
-        <w:rPr>
-          <w:rFonts w:ascii="Arial" w:hAnsi="Arial" w:cs="Arial"/>
-          <w:lang w:val="en-US"/>
-        </w:rPr>
-      </w:pPr>
-    </w:p>
-    <w:p>
-      <w:pPr>
-        <w:pStyle w:val="Titre1"/>
-        <w:numPr>
-          <w:ilvl w:val="0"/>
           <w:numId w:val="1"/>
         </w:numPr>
         <w:rPr>
@@ -13948,13 +11350,6 @@
         </w:rPr>
         <w:t>Conclusions</w:t>
       </w:r>
-    </w:p>
-    <w:p>
-      <w:pPr>
-        <w:rPr>
-          <w:lang w:val="en-US"/>
-        </w:rPr>
-      </w:pPr>
     </w:p>
     <w:p>
       <w:pPr>
@@ -16463,50 +13858,6 @@
       <w:outlineLvl w:val="9"/>
     </w:pPr>
   </w:style>
-  <w:style w:type="paragraph" w:styleId="En-tte">
-    <w:name w:val="header"/>
-    <w:basedOn w:val="Normal"/>
-    <w:link w:val="En-tteCar"/>
-    <w:uiPriority w:val="99"/>
-    <w:unhideWhenUsed/>
-    <w:rsid w:val="00E51654"/>
-    <w:pPr>
-      <w:tabs>
-        <w:tab w:val="center" w:pos="4513"/>
-        <w:tab w:val="right" w:pos="9026"/>
-      </w:tabs>
-      <w:spacing w:after="0" w:line="240" w:lineRule="auto"/>
-    </w:pPr>
-  </w:style>
-  <w:style w:type="character" w:customStyle="1" w:styleId="En-tteCar">
-    <w:name w:val="En-tête Car"/>
-    <w:basedOn w:val="Policepardfaut"/>
-    <w:link w:val="En-tte"/>
-    <w:uiPriority w:val="99"/>
-    <w:rsid w:val="00E51654"/>
-  </w:style>
-  <w:style w:type="paragraph" w:styleId="Pieddepage">
-    <w:name w:val="footer"/>
-    <w:basedOn w:val="Normal"/>
-    <w:link w:val="PieddepageCar"/>
-    <w:uiPriority w:val="99"/>
-    <w:unhideWhenUsed/>
-    <w:rsid w:val="00E51654"/>
-    <w:pPr>
-      <w:tabs>
-        <w:tab w:val="center" w:pos="4513"/>
-        <w:tab w:val="right" w:pos="9026"/>
-      </w:tabs>
-      <w:spacing w:after="0" w:line="240" w:lineRule="auto"/>
-    </w:pPr>
-  </w:style>
-  <w:style w:type="character" w:customStyle="1" w:styleId="PieddepageCar">
-    <w:name w:val="Pied de page Car"/>
-    <w:basedOn w:val="Policepardfaut"/>
-    <w:link w:val="Pieddepage"/>
-    <w:uiPriority w:val="99"/>
-    <w:rsid w:val="00E51654"/>
-  </w:style>
 </w:styles>
 </file>
 
@@ -16810,7 +14161,7 @@
 </file>
 
 <file path=customXml/itemProps1.xml><?xml version="1.0" encoding="utf-8"?>
-<ds:datastoreItem xmlns:ds="http://schemas.openxmlformats.org/officeDocument/2006/customXml" ds:itemID="{E7BF1F26-0C14-43A8-BE54-1B25E67D9637}">
+<ds:datastoreItem xmlns:ds="http://schemas.openxmlformats.org/officeDocument/2006/customXml" ds:itemID="{37575926-C0C2-4E60-BAA6-C7A193F98165}">
   <ds:schemaRefs>
     <ds:schemaRef ds:uri="http://schemas.openxmlformats.org/officeDocument/2006/bibliography"/>
   </ds:schemaRefs>
